--- a/public/templates/bulletin-template.docx
+++ b/public/templates/bulletin-template.docx
@@ -5169,27 +5169,7 @@
                 <w:szCs w:val="32"/>
                 <w:lang w:eastAsia="zh-CN"/>
               </w:rPr>
-              <w:t>1</w:t>
-            </w:r>
-            <w:r>
-              <w:rPr>
-                <w:rFonts w:eastAsia="楷体" w:hint="eastAsia"/>
-                <w:spacing w:val="-23"/>
-                <w:sz w:val="32"/>
-                <w:szCs w:val="32"/>
-                <w:lang w:eastAsia="zh-CN"/>
-              </w:rPr>
               <w:t>0</w:t>
-            </w:r>
-            <w:r>
-              <w:rPr>
-                <w:rFonts w:eastAsia="楷体"/>
-                <w:spacing w:val="-23"/>
-                <w:sz w:val="32"/>
-                <w:szCs w:val="32"/>
-                <w:lang w:eastAsia="zh-CN"/>
-              </w:rPr>
-              <w:t>5</w:t>
             </w:r>
             <w:r>
               <w:rPr>
@@ -5278,7 +5258,7 @@
                 <w:szCs w:val="32"/>
                 <w:lang w:eastAsia="zh-CN"/>
               </w:rPr>
-              <w:t>9</w:t>
+              <w:t>0</w:t>
             </w:r>
             <w:r>
               <w:rPr>
@@ -5374,17 +5354,7 @@
                 <w:szCs w:val="32"/>
                 <w:lang w:eastAsia="zh-CN"/>
               </w:rPr>
-              <w:t>1</w:t>
-            </w:r>
-            <w:r>
-              <w:rPr>
-                <w:rFonts w:eastAsia="楷体"/>
-                <w:spacing w:val="-23"/>
-                <w:sz w:val="32"/>
-                <w:szCs w:val="32"/>
-                <w:lang w:eastAsia="zh-CN"/>
-              </w:rPr>
-              <w:t>2</w:t>
+              <w:t>0</w:t>
             </w:r>
             <w:r>
               <w:rPr>
@@ -5473,17 +5443,7 @@
                 <w:szCs w:val="32"/>
                 <w:lang w:eastAsia="zh-CN"/>
               </w:rPr>
-              <w:t>3</w:t>
-            </w:r>
-            <w:r>
-              <w:rPr>
-                <w:rFonts w:eastAsia="楷体" w:hint="eastAsia"/>
-                <w:spacing w:val="-23"/>
-                <w:sz w:val="32"/>
-                <w:szCs w:val="32"/>
-                <w:lang w:eastAsia="zh-CN"/>
-              </w:rPr>
-              <w:t>6</w:t>
+              <w:t>0</w:t>
             </w:r>
             <w:r>
               <w:rPr>
@@ -5573,13 +5533,13 @@
             </w:pPr>
             <w:r>
               <w:rPr>
-                <w:rFonts w:eastAsia="楷体"/>
+                <w:rFonts w:eastAsia="楷体" w:hint="eastAsia"/>
                 <w:spacing w:val="-23"/>
                 <w:sz w:val="32"/>
                 <w:szCs w:val="32"/>
                 <w:lang w:eastAsia="zh-CN"/>
               </w:rPr>
-              <w:t>24</w:t>
+              <w:t>0</w:t>
             </w:r>
             <w:r>
               <w:rPr>
@@ -5668,7 +5628,7 @@
                 <w:szCs w:val="32"/>
                 <w:lang w:eastAsia="zh-CN"/>
               </w:rPr>
-              <w:t>7</w:t>
+              <w:t>0</w:t>
             </w:r>
             <w:r>
               <w:rPr>
@@ -5764,7 +5724,7 @@
                 <w:szCs w:val="32"/>
                 <w:lang w:eastAsia="zh-CN"/>
               </w:rPr>
-              <w:t>10</w:t>
+              <w:t>0</w:t>
             </w:r>
             <w:r>
               <w:rPr>
@@ -5853,7 +5813,7 @@
                 <w:szCs w:val="32"/>
                 <w:lang w:eastAsia="zh-CN"/>
               </w:rPr>
-              <w:t>5</w:t>
+              <w:t>0</w:t>
             </w:r>
             <w:r>
               <w:rPr>
@@ -5948,17 +5908,7 @@
                 <w:szCs w:val="32"/>
                 <w:lang w:eastAsia="zh-CN"/>
               </w:rPr>
-              <w:t>1</w:t>
-            </w:r>
-            <w:r>
-              <w:rPr>
-                <w:rFonts w:eastAsia="楷体" w:hint="eastAsia"/>
-                <w:spacing w:val="-23"/>
-                <w:sz w:val="32"/>
-                <w:szCs w:val="32"/>
-                <w:lang w:eastAsia="zh-CN"/>
-              </w:rPr>
-              <w:t>3</w:t>
+              <w:t>0</w:t>
             </w:r>
             <w:r>
               <w:rPr>
@@ -6067,7 +6017,7 @@
                 <w:szCs w:val="32"/>
                 <w:lang w:eastAsia="zh-CN"/>
               </w:rPr>
-              <w:t>6</w:t>
+              <w:t>0</w:t>
             </w:r>
             <w:r>
               <w:rPr>
@@ -6162,7 +6112,7 @@
                 <w:szCs w:val="32"/>
                 <w:lang w:eastAsia="zh-CN"/>
               </w:rPr>
-              <w:t>14</w:t>
+              <w:t>0</w:t>
             </w:r>
             <w:r>
               <w:rPr>
@@ -6251,7 +6201,7 @@
                 <w:szCs w:val="32"/>
                 <w:lang w:eastAsia="zh-CN"/>
               </w:rPr>
-              <w:t>10</w:t>
+              <w:t>0</w:t>
             </w:r>
             <w:r>
               <w:rPr>
@@ -6366,7 +6316,7 @@
                 <w:szCs w:val="32"/>
                 <w:lang w:eastAsia="zh-CN"/>
               </w:rPr>
-              <w:t>19</w:t>
+              <w:t>0</w:t>
             </w:r>
             <w:r>
               <w:rPr>
@@ -6560,7 +6510,7 @@
                 <w:szCs w:val="32"/>
                 <w:lang w:eastAsia="zh-CN"/>
               </w:rPr>
-              <w:t xml:space="preserve">    1</w:t>
+              <w:t xml:space="preserve">    </w:t>
             </w:r>
             <w:r>
               <w:rPr>
@@ -6570,7 +6520,7 @@
                 <w:szCs w:val="32"/>
                 <w:lang w:eastAsia="zh-CN"/>
               </w:rPr>
-              <w:t>8</w:t>
+              <w:t>0</w:t>
             </w:r>
             <w:r>
               <w:rPr>
@@ -7002,13 +6952,13 @@
             </w:pPr>
             <w:r>
               <w:rPr>
-                <w:rFonts w:eastAsia="楷体"/>
+                <w:rFonts w:eastAsia="楷体" w:hint="eastAsia"/>
                 <w:spacing w:val="-23"/>
                 <w:sz w:val="32"/>
                 <w:szCs w:val="32"/>
                 <w:lang w:eastAsia="zh-CN"/>
               </w:rPr>
-              <w:t>42</w:t>
+              <w:t>0</w:t>
             </w:r>
             <w:r>
               <w:rPr>
@@ -7112,13 +7062,13 @@
             </w:pPr>
             <w:r>
               <w:rPr>
-                <w:rFonts w:eastAsia="楷体"/>
+                <w:rFonts w:eastAsia="楷体" w:hint="eastAsia"/>
                 <w:spacing w:val="-23"/>
                 <w:sz w:val="32"/>
                 <w:szCs w:val="32"/>
                 <w:lang w:eastAsia="zh-CN"/>
               </w:rPr>
-              <w:t>8</w:t>
+              <w:t>0</w:t>
             </w:r>
             <w:r>
               <w:rPr>
@@ -7215,17 +7165,7 @@
                 <w:szCs w:val="32"/>
                 <w:lang w:eastAsia="zh-CN"/>
               </w:rPr>
-              <w:t>1</w:t>
-            </w:r>
-            <w:r>
-              <w:rPr>
-                <w:rFonts w:eastAsia="楷体"/>
-                <w:spacing w:val="-23"/>
-                <w:sz w:val="32"/>
-                <w:szCs w:val="32"/>
-                <w:lang w:eastAsia="zh-CN"/>
-              </w:rPr>
-              <w:t>4</w:t>
+              <w:t>0</w:t>
             </w:r>
             <w:r>
               <w:rPr>
@@ -7315,17 +7255,7 @@
                 <w:szCs w:val="32"/>
                 <w:lang w:eastAsia="zh-CN"/>
               </w:rPr>
-              <w:t>1</w:t>
-            </w:r>
-            <w:r>
-              <w:rPr>
-                <w:rFonts w:eastAsia="楷体"/>
-                <w:spacing w:val="-23"/>
-                <w:sz w:val="32"/>
-                <w:szCs w:val="32"/>
-                <w:lang w:eastAsia="zh-CN"/>
-              </w:rPr>
-              <w:t>2</w:t>
+              <w:t>0</w:t>
             </w:r>
             <w:r>
               <w:rPr>
@@ -7422,7 +7352,7 @@
                 <w:szCs w:val="32"/>
                 <w:lang w:eastAsia="zh-CN"/>
               </w:rPr>
-              <w:t>10</w:t>
+              <w:t>0</w:t>
             </w:r>
             <w:r>
               <w:rPr>
@@ -7862,7 +7792,7 @@
                 <w:szCs w:val="32"/>
                 <w:lang w:eastAsia="zh-CN"/>
               </w:rPr>
-              <w:t>76</w:t>
+              <w:t>0</w:t>
             </w:r>
             <w:r>
               <w:rPr>
@@ -7962,7 +7892,7 @@
                 <w:szCs w:val="32"/>
                 <w:lang w:eastAsia="zh-CN"/>
               </w:rPr>
-              <w:t>9</w:t>
+              <w:t>0</w:t>
             </w:r>
             <w:r>
               <w:rPr>
@@ -8058,7 +7988,7 @@
                 <w:szCs w:val="32"/>
                 <w:lang w:eastAsia="zh-CN"/>
               </w:rPr>
-              <w:t>50</w:t>
+              <w:t>0</w:t>
             </w:r>
             <w:r>
               <w:rPr>
@@ -8148,7 +8078,7 @@
                 <w:szCs w:val="32"/>
                 <w:lang w:eastAsia="zh-CN"/>
               </w:rPr>
-              <w:t>9</w:t>
+              <w:t>0</w:t>
             </w:r>
             <w:r>
               <w:rPr>
@@ -8243,17 +8173,7 @@
                 <w:szCs w:val="32"/>
                 <w:lang w:eastAsia="zh-CN"/>
               </w:rPr>
-              <w:t>1</w:t>
-            </w:r>
-            <w:r>
-              <w:rPr>
-                <w:rFonts w:eastAsia="楷体" w:hint="eastAsia"/>
-                <w:spacing w:val="-23"/>
-                <w:sz w:val="32"/>
-                <w:szCs w:val="32"/>
-                <w:lang w:eastAsia="zh-CN"/>
-              </w:rPr>
-              <w:t>6</w:t>
+              <w:t>0</w:t>
             </w:r>
             <w:r>
               <w:rPr>
@@ -8343,7 +8263,7 @@
                 <w:szCs w:val="32"/>
                 <w:lang w:eastAsia="zh-CN"/>
               </w:rPr>
-              <w:t>10</w:t>
+              <w:t>0</w:t>
             </w:r>
             <w:r>
               <w:rPr>
@@ -8439,7 +8359,7 @@
                 <w:szCs w:val="32"/>
                 <w:lang w:eastAsia="zh-CN"/>
               </w:rPr>
-              <w:t>4</w:t>
+              <w:t>0</w:t>
             </w:r>
             <w:r>
               <w:rPr>
@@ -8529,7 +8449,7 @@
                 <w:szCs w:val="32"/>
                 <w:lang w:eastAsia="zh-CN"/>
               </w:rPr>
-              <w:t>7</w:t>
+              <w:t>0</w:t>
             </w:r>
             <w:r>
               <w:rPr>
@@ -8625,7 +8545,7 @@
                 <w:szCs w:val="32"/>
                 <w:lang w:eastAsia="zh-CN"/>
               </w:rPr>
-              <w:t>10</w:t>
+              <w:t>0</w:t>
             </w:r>
             <w:r>
               <w:rPr>
@@ -8715,7 +8635,7 @@
                 <w:szCs w:val="32"/>
                 <w:lang w:eastAsia="zh-CN"/>
               </w:rPr>
-              <w:t>3</w:t>
+              <w:t>0</w:t>
             </w:r>
             <w:r>
               <w:rPr>
@@ -8821,7 +8741,7 @@
                 <w:szCs w:val="32"/>
                 <w:lang w:eastAsia="zh-CN"/>
               </w:rPr>
-              <w:t>10</w:t>
+              <w:t>0</w:t>
             </w:r>
             <w:r>
               <w:rPr>
@@ -8911,7 +8831,7 @@
                 <w:szCs w:val="32"/>
                 <w:lang w:eastAsia="zh-CN"/>
               </w:rPr>
-              <w:t>9</w:t>
+              <w:t>0</w:t>
             </w:r>
             <w:r>
               <w:rPr>
@@ -13851,7 +13771,7 @@
               <w:spacing w:after="0" w:line="240" w:lineRule="auto"/>
               <w:jc w:val="center"/>
               <w:rPr>
-                <w:rFonts w:eastAsia="楷体"/>
+                <w:rFonts w:eastAsia="楷体" w:hint="eastAsia"/>
                 <w:b/>
                 <w:bCs/>
                 <w:color w:val="000000"/>
@@ -13860,7 +13780,26 @@
                 <w:lang w:eastAsia="zh-CN"/>
               </w:rPr>
             </w:pPr>
-            <w:r>
+          </w:p>
+        </w:tc>
+        <w:tc>
+          <w:tcPr>
+            <w:tcW w:w="1986" w:type="dxa"/>
+            <w:tcBorders>
+              <w:top w:val="single" w:sz="8" w:space="0" w:color="000000"/>
+              <w:left w:val="single" w:sz="8" w:space="0" w:color="000000"/>
+              <w:bottom w:val="single" w:sz="8" w:space="0" w:color="000000"/>
+              <w:right w:val="single" w:sz="8" w:space="0" w:color="000000"/>
+              <w:tl2br w:val="nil"/>
+              <w:tr2bl w:val="nil"/>
+            </w:tcBorders>
+            <w:shd w:val="clear" w:color="auto" w:fill="FFFFFF"/>
+            <w:vAlign w:val="center"/>
+          </w:tcPr>
+          <w:p>
+            <w:pPr>
+              <w:spacing w:after="0" w:line="240" w:lineRule="auto"/>
+              <w:jc w:val="center"/>
               <w:rPr>
                 <w:rFonts w:eastAsia="楷体"/>
                 <w:b/>
@@ -13870,9 +13809,28 @@
                 <w:szCs w:val="28"/>
                 <w:lang w:eastAsia="zh-CN"/>
               </w:rPr>
-              <w:t>3</w:t>
-            </w:r>
-            <w:r>
+            </w:pPr>
+          </w:p>
+        </w:tc>
+        <w:tc>
+          <w:tcPr>
+            <w:tcW w:w="1985" w:type="dxa"/>
+            <w:gridSpan w:val="2"/>
+            <w:tcBorders>
+              <w:top w:val="single" w:sz="8" w:space="0" w:color="000000"/>
+              <w:left w:val="single" w:sz="8" w:space="0" w:color="000000"/>
+              <w:bottom w:val="single" w:sz="8" w:space="0" w:color="000000"/>
+              <w:right w:val="single" w:sz="8" w:space="0" w:color="000000"/>
+              <w:tl2br w:val="nil"/>
+              <w:tr2bl w:val="nil"/>
+            </w:tcBorders>
+            <w:shd w:val="clear" w:color="auto" w:fill="FFFFFF"/>
+            <w:vAlign w:val="center"/>
+          </w:tcPr>
+          <w:p>
+            <w:pPr>
+              <w:spacing w:after="0" w:line="240" w:lineRule="auto"/>
+              <w:jc w:val="center"/>
               <w:rPr>
                 <w:rFonts w:eastAsia="楷体"/>
                 <w:b/>
@@ -13882,9 +13840,27 @@
                 <w:szCs w:val="28"/>
                 <w:lang w:eastAsia="zh-CN"/>
               </w:rPr>
-              <w:t>月</w:t>
-            </w:r>
-            <w:r>
+            </w:pPr>
+          </w:p>
+        </w:tc>
+        <w:tc>
+          <w:tcPr>
+            <w:tcW w:w="2268" w:type="dxa"/>
+            <w:tcBorders>
+              <w:top w:val="single" w:sz="8" w:space="0" w:color="000000"/>
+              <w:left w:val="single" w:sz="8" w:space="0" w:color="000000"/>
+              <w:bottom w:val="single" w:sz="8" w:space="0" w:color="000000"/>
+              <w:right w:val="single" w:sz="8" w:space="0" w:color="000000"/>
+              <w:tl2br w:val="nil"/>
+              <w:tr2bl w:val="nil"/>
+            </w:tcBorders>
+            <w:shd w:val="clear" w:color="auto" w:fill="FFFFFF"/>
+            <w:vAlign w:val="center"/>
+          </w:tcPr>
+          <w:p>
+            <w:pPr>
+              <w:spacing w:after="0" w:line="240" w:lineRule="auto"/>
+              <w:jc w:val="center"/>
               <w:rPr>
                 <w:rFonts w:eastAsia="楷体"/>
                 <w:b/>
@@ -13894,255 +13870,7 @@
                 <w:szCs w:val="28"/>
                 <w:lang w:eastAsia="zh-CN"/>
               </w:rPr>
-              <w:t>8</w:t>
-            </w:r>
-            <w:r>
-              <w:rPr>
-                <w:rFonts w:eastAsia="楷体"/>
-                <w:b/>
-                <w:bCs/>
-                <w:color w:val="000000"/>
-                <w:sz w:val="28"/>
-                <w:szCs w:val="28"/>
-                <w:lang w:eastAsia="zh-CN"/>
-              </w:rPr>
-              <w:t>日</w:t>
-            </w:r>
-          </w:p>
-        </w:tc>
-        <w:tc>
-          <w:tcPr>
-            <w:tcW w:w="1986" w:type="dxa"/>
-            <w:tcBorders>
-              <w:top w:val="single" w:sz="8" w:space="0" w:color="000000"/>
-              <w:left w:val="single" w:sz="8" w:space="0" w:color="000000"/>
-              <w:bottom w:val="single" w:sz="8" w:space="0" w:color="000000"/>
-              <w:right w:val="single" w:sz="8" w:space="0" w:color="000000"/>
-              <w:tl2br w:val="nil"/>
-              <w:tr2bl w:val="nil"/>
-            </w:tcBorders>
-            <w:shd w:val="clear" w:color="auto" w:fill="FFFFFF"/>
-            <w:vAlign w:val="center"/>
-          </w:tcPr>
-          <w:p>
-            <w:pPr>
-              <w:spacing w:after="0" w:line="240" w:lineRule="auto"/>
-              <w:jc w:val="center"/>
-              <w:rPr>
-                <w:rFonts w:eastAsia="楷体"/>
-                <w:b/>
-                <w:bCs/>
-                <w:color w:val="000000"/>
-                <w:sz w:val="28"/>
-                <w:szCs w:val="28"/>
-                <w:lang w:eastAsia="zh-CN"/>
-              </w:rPr>
-            </w:pPr>
-            <w:r>
-              <w:rPr>
-                <w:rFonts w:eastAsia="楷体"/>
-                <w:b/>
-                <w:bCs/>
-                <w:color w:val="000000"/>
-                <w:sz w:val="28"/>
-                <w:szCs w:val="28"/>
-                <w:lang w:eastAsia="zh-CN"/>
-              </w:rPr>
-              <w:t>3</w:t>
-            </w:r>
-            <w:r>
-              <w:rPr>
-                <w:rFonts w:eastAsia="楷体"/>
-                <w:b/>
-                <w:bCs/>
-                <w:color w:val="000000"/>
-                <w:sz w:val="28"/>
-                <w:szCs w:val="28"/>
-                <w:lang w:eastAsia="zh-CN"/>
-              </w:rPr>
-              <w:t>月</w:t>
-            </w:r>
-            <w:r>
-              <w:rPr>
-                <w:rFonts w:eastAsia="楷体"/>
-                <w:b/>
-                <w:bCs/>
-                <w:color w:val="000000"/>
-                <w:sz w:val="28"/>
-                <w:szCs w:val="28"/>
-                <w:lang w:eastAsia="zh-CN"/>
-              </w:rPr>
-              <w:t>15</w:t>
-            </w:r>
-            <w:r>
-              <w:rPr>
-                <w:rFonts w:eastAsia="楷体"/>
-                <w:b/>
-                <w:bCs/>
-                <w:color w:val="000000"/>
-                <w:sz w:val="28"/>
-                <w:szCs w:val="28"/>
-                <w:lang w:eastAsia="zh-CN"/>
-              </w:rPr>
-              <w:t>日</w:t>
-            </w:r>
-          </w:p>
-        </w:tc>
-        <w:tc>
-          <w:tcPr>
-            <w:tcW w:w="1985" w:type="dxa"/>
-            <w:gridSpan w:val="2"/>
-            <w:tcBorders>
-              <w:top w:val="single" w:sz="8" w:space="0" w:color="000000"/>
-              <w:left w:val="single" w:sz="8" w:space="0" w:color="000000"/>
-              <w:bottom w:val="single" w:sz="8" w:space="0" w:color="000000"/>
-              <w:right w:val="single" w:sz="8" w:space="0" w:color="000000"/>
-              <w:tl2br w:val="nil"/>
-              <w:tr2bl w:val="nil"/>
-            </w:tcBorders>
-            <w:shd w:val="clear" w:color="auto" w:fill="FFFFFF"/>
-            <w:vAlign w:val="center"/>
-          </w:tcPr>
-          <w:p>
-            <w:pPr>
-              <w:spacing w:after="0" w:line="240" w:lineRule="auto"/>
-              <w:jc w:val="center"/>
-              <w:rPr>
-                <w:rFonts w:eastAsia="楷体"/>
-                <w:b/>
-                <w:bCs/>
-                <w:color w:val="000000"/>
-                <w:sz w:val="28"/>
-                <w:szCs w:val="28"/>
-                <w:lang w:eastAsia="zh-CN"/>
-              </w:rPr>
-            </w:pPr>
-            <w:r>
-              <w:rPr>
-                <w:rFonts w:eastAsia="楷体"/>
-                <w:b/>
-                <w:bCs/>
-                <w:color w:val="000000"/>
-                <w:sz w:val="28"/>
-                <w:szCs w:val="28"/>
-                <w:lang w:eastAsia="zh-CN"/>
-              </w:rPr>
-              <w:t>3</w:t>
-            </w:r>
-            <w:r>
-              <w:rPr>
-                <w:rFonts w:eastAsia="楷体"/>
-                <w:b/>
-                <w:bCs/>
-                <w:color w:val="000000"/>
-                <w:sz w:val="28"/>
-                <w:szCs w:val="28"/>
-                <w:lang w:eastAsia="zh-CN"/>
-              </w:rPr>
-              <w:t>月</w:t>
-            </w:r>
-            <w:r>
-              <w:rPr>
-                <w:rFonts w:eastAsia="楷体"/>
-                <w:b/>
-                <w:bCs/>
-                <w:color w:val="000000"/>
-                <w:sz w:val="28"/>
-                <w:szCs w:val="28"/>
-                <w:lang w:eastAsia="zh-CN"/>
-              </w:rPr>
-              <w:t>22</w:t>
-            </w:r>
-            <w:r>
-              <w:rPr>
-                <w:rFonts w:eastAsia="楷体"/>
-                <w:b/>
-                <w:bCs/>
-                <w:color w:val="000000"/>
-                <w:sz w:val="28"/>
-                <w:szCs w:val="28"/>
-                <w:lang w:eastAsia="zh-CN"/>
-              </w:rPr>
-              <w:t>日</w:t>
-            </w:r>
-          </w:p>
-        </w:tc>
-        <w:tc>
-          <w:tcPr>
-            <w:tcW w:w="2268" w:type="dxa"/>
-            <w:tcBorders>
-              <w:top w:val="single" w:sz="8" w:space="0" w:color="000000"/>
-              <w:left w:val="single" w:sz="8" w:space="0" w:color="000000"/>
-              <w:bottom w:val="single" w:sz="8" w:space="0" w:color="000000"/>
-              <w:right w:val="single" w:sz="8" w:space="0" w:color="000000"/>
-              <w:tl2br w:val="nil"/>
-              <w:tr2bl w:val="nil"/>
-            </w:tcBorders>
-            <w:shd w:val="clear" w:color="auto" w:fill="FFFFFF"/>
-            <w:vAlign w:val="center"/>
-          </w:tcPr>
-          <w:p>
-            <w:pPr>
-              <w:spacing w:after="0" w:line="240" w:lineRule="auto"/>
-              <w:jc w:val="center"/>
-              <w:rPr>
-                <w:rFonts w:eastAsia="楷体"/>
-                <w:b/>
-                <w:bCs/>
-                <w:color w:val="000000"/>
-                <w:sz w:val="28"/>
-                <w:szCs w:val="28"/>
-                <w:lang w:eastAsia="zh-CN"/>
-              </w:rPr>
-            </w:pPr>
-            <w:r>
-              <w:rPr>
-                <w:rFonts w:eastAsia="楷体"/>
-                <w:b/>
-                <w:bCs/>
-                <w:color w:val="000000"/>
-                <w:sz w:val="28"/>
-                <w:szCs w:val="28"/>
-                <w:lang w:eastAsia="zh-CN"/>
-              </w:rPr>
-              <w:t>3</w:t>
-            </w:r>
-            <w:r>
-              <w:rPr>
-                <w:rFonts w:eastAsia="楷体"/>
-                <w:b/>
-                <w:bCs/>
-                <w:color w:val="000000"/>
-                <w:sz w:val="28"/>
-                <w:szCs w:val="28"/>
-                <w:lang w:eastAsia="zh-CN"/>
-              </w:rPr>
-              <w:t>月</w:t>
-            </w:r>
-            <w:r>
-              <w:rPr>
-                <w:rFonts w:eastAsia="楷体"/>
-                <w:b/>
-                <w:bCs/>
-                <w:color w:val="000000"/>
-                <w:sz w:val="28"/>
-                <w:szCs w:val="28"/>
-                <w:lang w:eastAsia="zh-CN"/>
-              </w:rPr>
-              <w:t>29</w:t>
-            </w:r>
-            <w:r>
-              <w:rPr>
-                <w:rFonts w:eastAsia="楷体"/>
-                <w:b/>
-                <w:bCs/>
-                <w:color w:val="000000"/>
-                <w:sz w:val="28"/>
-                <w:szCs w:val="28"/>
-                <w:lang w:eastAsia="zh-CN"/>
-              </w:rPr>
-              <w:t>日</w:t>
-            </w:r>
+            </w:pPr>
           </w:p>
         </w:tc>
       </w:tr>
@@ -14226,16 +13954,6 @@
                 <w:lang w:eastAsia="zh-TW"/>
               </w:rPr>
             </w:pPr>
-            <w:r>
-              <w:rPr>
-                <w:rFonts w:ascii="楷体" w:eastAsia="楷体" w:hAnsi="楷体" w:hint="eastAsia"/>
-                <w:color w:val="000000"/>
-                <w:sz w:val="28"/>
-                <w:szCs w:val="28"/>
-                <w:lang w:eastAsia="zh-TW"/>
-              </w:rPr>
-              <w:t>張約翰老師</w:t>
-            </w:r>
           </w:p>
         </w:tc>
         <w:tc>
@@ -14264,15 +13982,6 @@
                 <w:lang w:eastAsia="zh-TW"/>
               </w:rPr>
             </w:pPr>
-            <w:r>
-              <w:rPr>
-                <w:rFonts w:ascii="楷体" w:eastAsia="楷体" w:hAnsi="楷体" w:cs="微软雅黑" w:hint="eastAsia"/>
-                <w:spacing w:val="-5"/>
-                <w:sz w:val="28"/>
-                <w:szCs w:val="28"/>
-              </w:rPr>
-              <w:t>龔偉鴻牧師</w:t>
-            </w:r>
           </w:p>
         </w:tc>
         <w:tc>
@@ -14302,25 +14011,6 @@
                 <w:lang w:eastAsia="zh-TW"/>
               </w:rPr>
             </w:pPr>
-            <w:r>
-              <w:rPr>
-                <w:rFonts w:ascii="楷体" w:eastAsia="楷体" w:hAnsi="楷体" w:cs="微软雅黑" w:hint="eastAsia"/>
-                <w:spacing w:val="-5"/>
-                <w:sz w:val="28"/>
-                <w:szCs w:val="28"/>
-                <w:lang w:eastAsia="zh-CN"/>
-              </w:rPr>
-              <w:t>廖旭方</w:t>
-            </w:r>
-            <w:r>
-              <w:rPr>
-                <w:rFonts w:ascii="楷体" w:eastAsia="楷体" w:hAnsi="楷体" w:cs="微软雅黑" w:hint="eastAsia"/>
-                <w:spacing w:val="-5"/>
-                <w:sz w:val="28"/>
-                <w:szCs w:val="28"/>
-              </w:rPr>
-              <w:t>牧師</w:t>
-            </w:r>
           </w:p>
         </w:tc>
         <w:tc>
@@ -14348,15 +14038,6 @@
                 <w:lang w:eastAsia="zh-TW"/>
               </w:rPr>
             </w:pPr>
-            <w:r>
-              <w:rPr>
-                <w:rFonts w:ascii="楷体" w:eastAsia="楷体" w:hAnsi="楷体" w:cs="宋体" w:hint="eastAsia"/>
-                <w:sz w:val="28"/>
-                <w:szCs w:val="28"/>
-                <w:lang w:eastAsia="zh-TW"/>
-              </w:rPr>
-              <w:t>龔偉鴻牧師</w:t>
-            </w:r>
           </w:p>
         </w:tc>
       </w:tr>
@@ -14440,26 +14121,6 @@
                 <w:lang w:eastAsia="zh-TW"/>
               </w:rPr>
             </w:pPr>
-            <w:r>
-              <w:rPr>
-                <w:rFonts w:ascii="楷体" w:eastAsia="楷体" w:hAnsi="楷体" w:hint="eastAsia"/>
-                <w:color w:val="000000"/>
-                <w:sz w:val="28"/>
-                <w:szCs w:val="28"/>
-                <w:lang w:eastAsia="zh-CN"/>
-              </w:rPr>
-              <w:t>謝</w:t>
-            </w:r>
-            <w:r>
-              <w:rPr>
-                <w:rFonts w:ascii="楷体" w:eastAsia="楷体" w:hAnsi="楷体" w:hint="eastAsia"/>
-                <w:color w:val="000000"/>
-                <w:sz w:val="28"/>
-                <w:szCs w:val="28"/>
-                <w:lang w:eastAsia="zh-CN"/>
-              </w:rPr>
-              <w:t>定康</w:t>
-            </w:r>
           </w:p>
         </w:tc>
         <w:tc>
@@ -14488,26 +14149,6 @@
                 <w:lang w:eastAsia="zh-TW"/>
               </w:rPr>
             </w:pPr>
-            <w:r>
-              <w:rPr>
-                <w:rFonts w:ascii="楷体" w:eastAsia="楷体" w:hAnsi="楷体" w:hint="eastAsia"/>
-                <w:color w:val="000000"/>
-                <w:sz w:val="28"/>
-                <w:szCs w:val="28"/>
-                <w:lang w:eastAsia="zh-CN"/>
-              </w:rPr>
-              <w:t>胡世</w:t>
-            </w:r>
-            <w:r>
-              <w:rPr>
-                <w:rFonts w:ascii="楷体" w:eastAsia="楷体" w:hAnsi="楷体" w:hint="eastAsia"/>
-                <w:color w:val="000000"/>
-                <w:sz w:val="28"/>
-                <w:szCs w:val="28"/>
-                <w:lang w:eastAsia="zh-CN"/>
-              </w:rPr>
-              <w:t>樺</w:t>
-            </w:r>
           </w:p>
         </w:tc>
         <w:tc>
@@ -14537,16 +14178,6 @@
                 <w:lang w:eastAsia="zh-CN"/>
               </w:rPr>
             </w:pPr>
-            <w:r>
-              <w:rPr>
-                <w:rFonts w:ascii="楷体" w:eastAsia="楷体" w:hAnsi="楷体" w:cs="微软雅黑" w:hint="eastAsia"/>
-                <w:spacing w:val="-3"/>
-                <w:sz w:val="28"/>
-                <w:szCs w:val="28"/>
-                <w:lang w:eastAsia="zh-CN"/>
-              </w:rPr>
-              <w:t>鍾學謙</w:t>
-            </w:r>
           </w:p>
         </w:tc>
         <w:tc>
@@ -14575,26 +14206,6 @@
                 <w:lang w:eastAsia="zh-TW"/>
               </w:rPr>
             </w:pPr>
-            <w:r>
-              <w:rPr>
-                <w:rFonts w:eastAsia="楷体"/>
-                <w:color w:val="000000"/>
-                <w:sz w:val="28"/>
-                <w:szCs w:val="28"/>
-                <w:lang w:eastAsia="zh-CN"/>
-              </w:rPr>
-              <w:t>Sam</w:t>
-            </w:r>
-            <w:r>
-              <w:rPr>
-                <w:rFonts w:ascii="楷体" w:eastAsia="楷体" w:hAnsi="楷体" w:hint="eastAsia"/>
-                <w:color w:val="000000"/>
-                <w:sz w:val="28"/>
-                <w:szCs w:val="28"/>
-                <w:lang w:eastAsia="zh-TW"/>
-              </w:rPr>
-              <w:t>宿</w:t>
-            </w:r>
           </w:p>
         </w:tc>
       </w:tr>
@@ -14675,64 +14286,9 @@
                 <w:color w:val="000000"/>
                 <w:sz w:val="28"/>
                 <w:szCs w:val="28"/>
-                <w:lang w:eastAsia="zh-CN"/>
-              </w:rPr>
-            </w:pPr>
-            <w:r>
-              <w:rPr>
-                <w:rFonts w:eastAsia="楷体"/>
-                <w:color w:val="000000"/>
-                <w:sz w:val="28"/>
-                <w:szCs w:val="28"/>
-                <w:lang w:eastAsia="zh-CN"/>
-              </w:rPr>
-              <w:t>易芸百</w:t>
-            </w:r>
-          </w:p>
-          <w:p>
-            <w:pPr>
-              <w:spacing w:after="0" w:line="240" w:lineRule="auto"/>
-              <w:jc w:val="center"/>
-              <w:rPr>
-                <w:rFonts w:eastAsia="楷体"/>
-                <w:color w:val="000000"/>
-                <w:sz w:val="28"/>
-                <w:szCs w:val="28"/>
-                <w:lang w:eastAsia="zh-CN"/>
-              </w:rPr>
-            </w:pPr>
-            <w:r>
-              <w:rPr>
-                <w:rFonts w:eastAsia="楷体"/>
-                <w:color w:val="000000"/>
-                <w:sz w:val="28"/>
-                <w:szCs w:val="28"/>
-                <w:lang w:eastAsia="zh-CN"/>
-              </w:rPr>
-              <w:t>孫怡</w:t>
-            </w:r>
-          </w:p>
-          <w:p>
-            <w:pPr>
-              <w:spacing w:after="0" w:line="240" w:lineRule="auto"/>
-              <w:jc w:val="center"/>
-              <w:rPr>
-                <w:rFonts w:eastAsia="楷体"/>
-                <w:color w:val="000000"/>
-                <w:sz w:val="28"/>
-                <w:szCs w:val="28"/>
-                <w:lang w:eastAsia="zh-TW"/>
-              </w:rPr>
-            </w:pPr>
-            <w:r>
-              <w:rPr>
-                <w:rFonts w:eastAsia="楷体"/>
-                <w:sz w:val="28"/>
-                <w:szCs w:val="28"/>
-                <w:lang w:eastAsia="zh-CN"/>
-              </w:rPr>
-              <w:t>Ellen</w:t>
-            </w:r>
+                <w:lang w:eastAsia="zh-TW"/>
+              </w:rPr>
+            </w:pPr>
           </w:p>
         </w:tc>
         <w:tc>
@@ -14758,65 +14314,9 @@
                 <w:color w:val="000000"/>
                 <w:sz w:val="28"/>
                 <w:szCs w:val="28"/>
-                <w:lang w:eastAsia="zh-CN"/>
-              </w:rPr>
-            </w:pPr>
-            <w:r>
-              <w:rPr>
-                <w:rFonts w:eastAsia="楷体"/>
-                <w:color w:val="000000"/>
-                <w:sz w:val="28"/>
-                <w:szCs w:val="28"/>
-                <w:lang w:eastAsia="zh-CN"/>
-              </w:rPr>
-              <w:t>黄建嘉</w:t>
-            </w:r>
-          </w:p>
-          <w:p>
-            <w:pPr>
-              <w:spacing w:after="0" w:line="240" w:lineRule="auto"/>
-              <w:jc w:val="center"/>
-              <w:rPr>
-                <w:rFonts w:eastAsia="楷体"/>
-                <w:color w:val="000000"/>
-                <w:sz w:val="28"/>
-                <w:szCs w:val="28"/>
-                <w:lang w:eastAsia="zh-CN"/>
-              </w:rPr>
-            </w:pPr>
-            <w:r>
-              <w:rPr>
-                <w:rFonts w:eastAsia="楷体"/>
-                <w:color w:val="000000"/>
-                <w:sz w:val="28"/>
-                <w:szCs w:val="28"/>
-                <w:lang w:eastAsia="zh-CN"/>
-              </w:rPr>
-              <w:t>姜官芳</w:t>
-            </w:r>
-          </w:p>
-          <w:p>
-            <w:pPr>
-              <w:spacing w:after="0" w:line="240" w:lineRule="auto"/>
-              <w:jc w:val="center"/>
-              <w:rPr>
-                <w:rFonts w:eastAsia="楷体"/>
-                <w:color w:val="000000"/>
-                <w:sz w:val="28"/>
-                <w:szCs w:val="28"/>
-                <w:lang w:eastAsia="zh-TW"/>
-              </w:rPr>
-            </w:pPr>
-            <w:r>
-              <w:rPr>
-                <w:rFonts w:eastAsia="楷体"/>
-                <w:color w:val="000000"/>
-                <w:sz w:val="28"/>
-                <w:szCs w:val="28"/>
-                <w:lang w:eastAsia="zh-CN"/>
-              </w:rPr>
-              <w:t>张湘琼</w:t>
-            </w:r>
+                <w:lang w:eastAsia="zh-TW"/>
+              </w:rPr>
+            </w:pPr>
           </w:p>
         </w:tc>
         <w:tc>
@@ -14840,68 +14340,11 @@
               <w:jc w:val="center"/>
               <w:rPr>
                 <w:rFonts w:eastAsia="楷体"/>
-                <w:color w:val="000000"/>
                 <w:sz w:val="28"/>
                 <w:szCs w:val="28"/>
                 <w:lang w:eastAsia="zh-CN"/>
               </w:rPr>
             </w:pPr>
-            <w:r>
-              <w:rPr>
-                <w:rFonts w:eastAsia="楷体"/>
-                <w:color w:val="000000"/>
-                <w:sz w:val="28"/>
-                <w:szCs w:val="28"/>
-                <w:lang w:eastAsia="zh-CN"/>
-              </w:rPr>
-              <w:t>陈聆燕</w:t>
-            </w:r>
-          </w:p>
-          <w:p>
-            <w:pPr>
-              <w:spacing w:after="0" w:line="240" w:lineRule="auto"/>
-              <w:jc w:val="center"/>
-              <w:rPr>
-                <w:rFonts w:eastAsia="楷体"/>
-                <w:color w:val="000000"/>
-                <w:sz w:val="28"/>
-                <w:szCs w:val="28"/>
-                <w:lang w:eastAsia="zh-CN"/>
-              </w:rPr>
-            </w:pPr>
-            <w:r>
-              <w:rPr>
-                <w:rFonts w:eastAsia="楷体"/>
-                <w:spacing w:val="-4"/>
-                <w:position w:val="-1"/>
-                <w:sz w:val="28"/>
-                <w:szCs w:val="28"/>
-                <w:lang w:eastAsia="zh-CN"/>
-              </w:rPr>
-              <w:t>陶敏</w:t>
-            </w:r>
-          </w:p>
-          <w:p>
-            <w:pPr>
-              <w:spacing w:after="0" w:line="240" w:lineRule="auto"/>
-              <w:jc w:val="center"/>
-              <w:rPr>
-                <w:rFonts w:eastAsia="楷体"/>
-                <w:sz w:val="28"/>
-                <w:szCs w:val="28"/>
-                <w:lang w:eastAsia="zh-CN"/>
-              </w:rPr>
-            </w:pPr>
-            <w:r>
-              <w:rPr>
-                <w:rFonts w:eastAsia="楷体"/>
-                <w:color w:val="000000"/>
-                <w:sz w:val="28"/>
-                <w:szCs w:val="28"/>
-                <w:lang w:eastAsia="zh-CN"/>
-              </w:rPr>
-              <w:t>张艺凡</w:t>
-            </w:r>
           </w:p>
         </w:tc>
         <w:tc>
@@ -14927,65 +14370,9 @@
                 <w:color w:val="000000"/>
                 <w:sz w:val="28"/>
                 <w:szCs w:val="28"/>
-                <w:lang w:eastAsia="zh-TW"/>
-              </w:rPr>
-            </w:pPr>
-            <w:r>
-              <w:rPr>
-                <w:rFonts w:eastAsia="楷体"/>
-                <w:color w:val="000000"/>
-                <w:sz w:val="28"/>
-                <w:szCs w:val="28"/>
-                <w:lang w:eastAsia="zh-TW"/>
-              </w:rPr>
-              <w:t>李珍麗</w:t>
-            </w:r>
-          </w:p>
-          <w:p>
-            <w:pPr>
-              <w:spacing w:after="0" w:line="240" w:lineRule="auto"/>
-              <w:jc w:val="center"/>
-              <w:rPr>
-                <w:rFonts w:eastAsia="楷体"/>
-                <w:color w:val="000000"/>
-                <w:sz w:val="28"/>
-                <w:szCs w:val="28"/>
-                <w:lang w:eastAsia="zh-TW"/>
-              </w:rPr>
-            </w:pPr>
-            <w:r>
-              <w:rPr>
-                <w:rFonts w:eastAsia="楷体"/>
-                <w:color w:val="000000"/>
-                <w:sz w:val="28"/>
-                <w:szCs w:val="28"/>
-                <w:lang w:eastAsia="zh-TW"/>
-              </w:rPr>
-              <w:t>吳翔</w:t>
-            </w:r>
-          </w:p>
-          <w:p>
-            <w:pPr>
-              <w:spacing w:after="0" w:line="240" w:lineRule="auto"/>
-              <w:jc w:val="center"/>
-              <w:rPr>
-                <w:rFonts w:eastAsia="楷体"/>
-                <w:color w:val="000000"/>
-                <w:sz w:val="28"/>
-                <w:szCs w:val="28"/>
-                <w:lang w:eastAsia="zh-CN"/>
-              </w:rPr>
-            </w:pPr>
-            <w:r>
-              <w:rPr>
-                <w:rFonts w:eastAsia="楷体"/>
-                <w:color w:val="000000"/>
-                <w:sz w:val="28"/>
-                <w:szCs w:val="28"/>
-                <w:lang w:eastAsia="zh-TW"/>
-              </w:rPr>
-              <w:t>張修</w:t>
-            </w:r>
+                <w:lang w:eastAsia="zh-CN"/>
+              </w:rPr>
+            </w:pPr>
           </w:p>
         </w:tc>
       </w:tr>
@@ -15066,42 +14453,9 @@
                 <w:color w:val="000000"/>
                 <w:sz w:val="28"/>
                 <w:szCs w:val="28"/>
-                <w:lang w:eastAsia="zh-CN"/>
-              </w:rPr>
-            </w:pPr>
-            <w:r>
-              <w:rPr>
-                <w:rFonts w:eastAsia="楷体"/>
-                <w:color w:val="000000"/>
-                <w:sz w:val="28"/>
-                <w:szCs w:val="28"/>
-                <w:lang w:eastAsia="zh-CN"/>
-              </w:rPr>
-              <w:t>张修</w:t>
-            </w:r>
-          </w:p>
-          <w:p>
-            <w:pPr>
-              <w:spacing w:after="0" w:line="240" w:lineRule="auto"/>
-              <w:jc w:val="center"/>
-              <w:rPr>
-                <w:rFonts w:eastAsia="楷体"/>
-                <w:color w:val="000000"/>
-                <w:sz w:val="28"/>
-                <w:szCs w:val="28"/>
-                <w:lang w:eastAsia="zh-TW"/>
-              </w:rPr>
-            </w:pPr>
-            <w:r>
-              <w:rPr>
-                <w:rFonts w:eastAsia="楷体"/>
-                <w:color w:val="000000"/>
-                <w:sz w:val="28"/>
-                <w:szCs w:val="28"/>
-                <w:lang w:eastAsia="zh-CN"/>
-              </w:rPr>
-              <w:t>王永贞</w:t>
-            </w:r>
+                <w:lang w:eastAsia="zh-TW"/>
+              </w:rPr>
+            </w:pPr>
           </w:p>
         </w:tc>
         <w:tc>
@@ -15127,42 +14481,9 @@
                 <w:color w:val="000000"/>
                 <w:sz w:val="28"/>
                 <w:szCs w:val="28"/>
-                <w:lang w:eastAsia="zh-CN"/>
-              </w:rPr>
-            </w:pPr>
-            <w:r>
-              <w:rPr>
-                <w:rFonts w:eastAsia="楷体"/>
-                <w:color w:val="000000"/>
-                <w:sz w:val="28"/>
-                <w:szCs w:val="28"/>
-                <w:lang w:eastAsia="zh-CN"/>
-              </w:rPr>
-              <w:t>孙怡</w:t>
-            </w:r>
-          </w:p>
-          <w:p>
-            <w:pPr>
-              <w:spacing w:after="0" w:line="240" w:lineRule="auto"/>
-              <w:jc w:val="center"/>
-              <w:rPr>
-                <w:rFonts w:eastAsia="楷体"/>
-                <w:color w:val="000000"/>
-                <w:sz w:val="28"/>
-                <w:szCs w:val="28"/>
-                <w:lang w:eastAsia="zh-TW"/>
-              </w:rPr>
-            </w:pPr>
-            <w:r>
-              <w:rPr>
-                <w:rFonts w:eastAsia="楷体"/>
-                <w:color w:val="000000"/>
-                <w:sz w:val="28"/>
-                <w:szCs w:val="28"/>
-                <w:lang w:eastAsia="zh-CN"/>
-              </w:rPr>
-              <w:t>李小焰</w:t>
-            </w:r>
+                <w:lang w:eastAsia="zh-TW"/>
+              </w:rPr>
+            </w:pPr>
           </w:p>
         </w:tc>
         <w:tc>
@@ -15189,42 +14510,9 @@
                 <w:color w:val="000000"/>
                 <w:sz w:val="28"/>
                 <w:szCs w:val="28"/>
-                <w:lang w:eastAsia="zh-CN"/>
-              </w:rPr>
-            </w:pPr>
-            <w:r>
-              <w:rPr>
-                <w:rFonts w:eastAsia="楷体"/>
-                <w:color w:val="000000"/>
-                <w:sz w:val="28"/>
-                <w:szCs w:val="28"/>
-                <w:lang w:eastAsia="zh-CN"/>
-              </w:rPr>
-              <w:t>何丹丹</w:t>
-            </w:r>
-          </w:p>
-          <w:p>
-            <w:pPr>
-              <w:spacing w:after="0" w:line="240" w:lineRule="auto"/>
-              <w:jc w:val="center"/>
-              <w:rPr>
-                <w:rFonts w:eastAsia="楷体"/>
-                <w:color w:val="000000"/>
-                <w:sz w:val="28"/>
-                <w:szCs w:val="28"/>
-                <w:lang w:eastAsia="zh-TW"/>
-              </w:rPr>
-            </w:pPr>
-            <w:r>
-              <w:rPr>
-                <w:rFonts w:eastAsia="楷体"/>
-                <w:color w:val="000000"/>
-                <w:sz w:val="28"/>
-                <w:szCs w:val="28"/>
-                <w:lang w:eastAsia="zh-CN"/>
-              </w:rPr>
-              <w:t>Ellen</w:t>
-            </w:r>
+                <w:lang w:eastAsia="zh-TW"/>
+              </w:rPr>
+            </w:pPr>
           </w:p>
         </w:tc>
         <w:tc>
@@ -15250,42 +14538,9 @@
                 <w:color w:val="000000"/>
                 <w:sz w:val="28"/>
                 <w:szCs w:val="28"/>
-                <w:lang w:eastAsia="zh-TW"/>
-              </w:rPr>
-            </w:pPr>
-            <w:r>
-              <w:rPr>
-                <w:rFonts w:eastAsia="楷体"/>
-                <w:color w:val="000000"/>
-                <w:sz w:val="28"/>
-                <w:szCs w:val="28"/>
-                <w:lang w:eastAsia="zh-TW"/>
-              </w:rPr>
-              <w:t>杜敬軍</w:t>
-            </w:r>
-          </w:p>
-          <w:p>
-            <w:pPr>
-              <w:spacing w:after="0" w:line="240" w:lineRule="auto"/>
-              <w:jc w:val="center"/>
-              <w:rPr>
-                <w:rFonts w:eastAsia="楷体"/>
-                <w:color w:val="000000"/>
-                <w:sz w:val="28"/>
-                <w:szCs w:val="28"/>
-                <w:lang w:eastAsia="zh-CN"/>
-              </w:rPr>
-            </w:pPr>
-            <w:r>
-              <w:rPr>
-                <w:rFonts w:eastAsia="楷体"/>
-                <w:color w:val="000000"/>
-                <w:sz w:val="28"/>
-                <w:szCs w:val="28"/>
-                <w:lang w:eastAsia="zh-TW"/>
-              </w:rPr>
-              <w:t>張治</w:t>
-            </w:r>
+                <w:lang w:eastAsia="zh-CN"/>
+              </w:rPr>
+            </w:pPr>
           </w:p>
         </w:tc>
       </w:tr>
@@ -15368,35 +14623,6 @@
                 <w:lang w:eastAsia="zh-CN"/>
               </w:rPr>
             </w:pPr>
-            <w:r>
-              <w:rPr>
-                <w:rFonts w:eastAsia="楷体"/>
-                <w:sz w:val="28"/>
-                <w:szCs w:val="28"/>
-              </w:rPr>
-              <w:t>杜敬軍</w:t>
-            </w:r>
-          </w:p>
-          <w:p>
-            <w:pPr>
-              <w:spacing w:after="0" w:line="240" w:lineRule="auto"/>
-              <w:jc w:val="center"/>
-              <w:rPr>
-                <w:rFonts w:eastAsia="楷体"/>
-                <w:sz w:val="28"/>
-                <w:szCs w:val="28"/>
-                <w:lang w:eastAsia="zh-CN"/>
-              </w:rPr>
-            </w:pPr>
-            <w:r>
-              <w:rPr>
-                <w:rFonts w:eastAsia="楷体"/>
-                <w:sz w:val="28"/>
-                <w:szCs w:val="28"/>
-                <w:lang w:eastAsia="zh-CN"/>
-              </w:rPr>
-              <w:t>Ellen</w:t>
-            </w:r>
           </w:p>
         </w:tc>
         <w:tc>
@@ -15419,44 +14645,11 @@
               <w:jc w:val="center"/>
               <w:rPr>
                 <w:rFonts w:eastAsia="楷体"/>
-                <w:color w:val="000000"/>
                 <w:sz w:val="28"/>
                 <w:szCs w:val="28"/>
                 <w:lang w:eastAsia="zh-CN"/>
               </w:rPr>
             </w:pPr>
-            <w:r>
-              <w:rPr>
-                <w:rFonts w:eastAsia="楷体"/>
-                <w:color w:val="000000"/>
-                <w:sz w:val="28"/>
-                <w:szCs w:val="28"/>
-                <w:lang w:eastAsia="zh-CN"/>
-              </w:rPr>
-              <w:t>张湘琼</w:t>
-            </w:r>
-          </w:p>
-          <w:p>
-            <w:pPr>
-              <w:spacing w:after="0" w:line="240" w:lineRule="auto"/>
-              <w:jc w:val="center"/>
-              <w:rPr>
-                <w:rFonts w:eastAsia="楷体"/>
-                <w:sz w:val="28"/>
-                <w:szCs w:val="28"/>
-                <w:lang w:eastAsia="zh-CN"/>
-              </w:rPr>
-            </w:pPr>
-            <w:r>
-              <w:rPr>
-                <w:rFonts w:eastAsia="楷体"/>
-                <w:color w:val="000000"/>
-                <w:sz w:val="28"/>
-                <w:szCs w:val="28"/>
-                <w:lang w:eastAsia="zh-CN"/>
-              </w:rPr>
-              <w:t>李小焰</w:t>
-            </w:r>
           </w:p>
         </w:tc>
         <w:tc>
@@ -15480,42 +14673,12 @@
               <w:jc w:val="center"/>
               <w:rPr>
                 <w:rFonts w:eastAsia="楷体"/>
-                <w:sz w:val="28"/>
-                <w:szCs w:val="28"/>
-                <w:lang w:eastAsia="zh-CN"/>
-              </w:rPr>
-            </w:pPr>
-            <w:r>
-              <w:rPr>
-                <w:rFonts w:eastAsia="楷体"/>
-                <w:sz w:val="28"/>
-                <w:szCs w:val="28"/>
-                <w:lang w:eastAsia="zh-CN"/>
-              </w:rPr>
-              <w:t>Manson</w:t>
-            </w:r>
-          </w:p>
-          <w:p>
-            <w:pPr>
-              <w:spacing w:after="0" w:line="240" w:lineRule="auto"/>
-              <w:jc w:val="center"/>
-              <w:rPr>
-                <w:rFonts w:eastAsia="楷体"/>
                 <w:color w:val="000000"/>
                 <w:sz w:val="28"/>
                 <w:szCs w:val="28"/>
                 <w:lang w:eastAsia="zh-CN"/>
               </w:rPr>
             </w:pPr>
-            <w:r>
-              <w:rPr>
-                <w:rFonts w:eastAsia="楷体"/>
-                <w:sz w:val="28"/>
-                <w:szCs w:val="28"/>
-                <w:lang w:eastAsia="zh-CN"/>
-              </w:rPr>
-              <w:t>祖如霞</w:t>
-            </w:r>
           </w:p>
         </w:tc>
         <w:tc>
@@ -15543,36 +14706,6 @@
                 <w:lang w:eastAsia="zh-TW"/>
               </w:rPr>
             </w:pPr>
-            <w:r>
-              <w:rPr>
-                <w:rFonts w:eastAsia="楷体"/>
-                <w:sz w:val="28"/>
-                <w:szCs w:val="28"/>
-                <w:lang w:eastAsia="zh-CN"/>
-              </w:rPr>
-              <w:t>周蕾</w:t>
-            </w:r>
-          </w:p>
-          <w:p>
-            <w:pPr>
-              <w:spacing w:after="0" w:line="240" w:lineRule="auto"/>
-              <w:jc w:val="center"/>
-              <w:rPr>
-                <w:rFonts w:eastAsia="楷体"/>
-                <w:sz w:val="28"/>
-                <w:szCs w:val="28"/>
-                <w:lang w:eastAsia="zh-TW"/>
-              </w:rPr>
-            </w:pPr>
-            <w:r>
-              <w:rPr>
-                <w:rFonts w:eastAsia="楷体"/>
-                <w:sz w:val="28"/>
-                <w:szCs w:val="28"/>
-                <w:lang w:eastAsia="zh-TW"/>
-              </w:rPr>
-              <w:t>張霁</w:t>
-            </w:r>
           </w:p>
         </w:tc>
       </w:tr>
@@ -15655,14 +14788,6 @@
                 <w:lang w:eastAsia="zh-TW"/>
               </w:rPr>
             </w:pPr>
-            <w:r>
-              <w:rPr>
-                <w:rFonts w:eastAsia="楷体"/>
-                <w:sz w:val="28"/>
-                <w:szCs w:val="28"/>
-              </w:rPr>
-              <w:t>张宝燕</w:t>
-            </w:r>
           </w:p>
         </w:tc>
         <w:tc>
@@ -15689,14 +14814,6 @@
                 <w:lang w:eastAsia="zh-TW"/>
               </w:rPr>
             </w:pPr>
-            <w:r>
-              <w:rPr>
-                <w:rFonts w:eastAsia="楷体"/>
-                <w:sz w:val="28"/>
-                <w:szCs w:val="28"/>
-              </w:rPr>
-              <w:t>张治</w:t>
-            </w:r>
           </w:p>
         </w:tc>
         <w:tc>
@@ -15725,16 +14842,6 @@
                 <w:lang w:eastAsia="zh-CN"/>
               </w:rPr>
             </w:pPr>
-            <w:r>
-              <w:rPr>
-                <w:rFonts w:eastAsia="楷体"/>
-                <w:color w:val="000000"/>
-                <w:sz w:val="28"/>
-                <w:szCs w:val="28"/>
-                <w:lang w:eastAsia="zh-CN"/>
-              </w:rPr>
-              <w:t>张修</w:t>
-            </w:r>
           </w:p>
         </w:tc>
         <w:tc>
@@ -15844,95 +14951,6 @@
                 <w:lang w:eastAsia="zh-CN"/>
               </w:rPr>
             </w:pPr>
-            <w:r>
-              <w:rPr>
-                <w:rFonts w:eastAsia="楷体"/>
-                <w:color w:val="000000"/>
-                <w:sz w:val="28"/>
-                <w:szCs w:val="28"/>
-                <w:lang w:eastAsia="zh-CN"/>
-              </w:rPr>
-              <w:t>陶敏</w:t>
-            </w:r>
-          </w:p>
-          <w:p>
-            <w:pPr>
-              <w:spacing w:after="0" w:line="240" w:lineRule="auto"/>
-              <w:jc w:val="center"/>
-              <w:rPr>
-                <w:rFonts w:eastAsia="楷体"/>
-                <w:color w:val="000000"/>
-                <w:sz w:val="28"/>
-                <w:szCs w:val="28"/>
-                <w:lang w:eastAsia="zh-CN"/>
-              </w:rPr>
-            </w:pPr>
-            <w:r>
-              <w:rPr>
-                <w:rFonts w:eastAsia="楷体"/>
-                <w:color w:val="000000"/>
-                <w:sz w:val="28"/>
-                <w:szCs w:val="28"/>
-                <w:lang w:eastAsia="zh-CN"/>
-              </w:rPr>
-              <w:t>余悦涵</w:t>
-            </w:r>
-          </w:p>
-          <w:p>
-            <w:pPr>
-              <w:spacing w:after="0" w:line="240" w:lineRule="auto"/>
-              <w:jc w:val="center"/>
-              <w:rPr>
-                <w:rFonts w:eastAsia="楷体"/>
-                <w:color w:val="000000"/>
-                <w:sz w:val="28"/>
-                <w:szCs w:val="28"/>
-                <w:lang w:eastAsia="zh-CN"/>
-              </w:rPr>
-            </w:pPr>
-            <w:r>
-              <w:rPr>
-                <w:rFonts w:eastAsia="楷体"/>
-                <w:color w:val="000000"/>
-                <w:sz w:val="28"/>
-                <w:szCs w:val="28"/>
-                <w:lang w:eastAsia="zh-CN"/>
-              </w:rPr>
-              <w:t>张宝燕</w:t>
-            </w:r>
-          </w:p>
-          <w:p>
-            <w:pPr>
-              <w:spacing w:after="0" w:line="240" w:lineRule="auto"/>
-              <w:jc w:val="center"/>
-              <w:rPr>
-                <w:rFonts w:eastAsia="楷体"/>
-                <w:color w:val="000000"/>
-                <w:sz w:val="28"/>
-                <w:szCs w:val="28"/>
-                <w:lang w:eastAsia="zh-CN"/>
-              </w:rPr>
-            </w:pPr>
-            <w:r>
-              <w:rPr>
-                <w:rFonts w:eastAsia="楷体"/>
-                <w:color w:val="000000"/>
-                <w:sz w:val="28"/>
-                <w:szCs w:val="28"/>
-                <w:lang w:eastAsia="zh-CN"/>
-              </w:rPr>
-              <w:t>Tina</w:t>
-            </w:r>
-            <w:r>
-              <w:rPr>
-                <w:rFonts w:eastAsia="楷体"/>
-                <w:color w:val="000000"/>
-                <w:sz w:val="28"/>
-                <w:szCs w:val="28"/>
-                <w:lang w:eastAsia="zh-CN"/>
-              </w:rPr>
-              <w:t>侯</w:t>
-            </w:r>
           </w:p>
         </w:tc>
         <w:tc>
@@ -15960,85 +14978,6 @@
                 <w:lang w:eastAsia="zh-CN"/>
               </w:rPr>
             </w:pPr>
-            <w:r>
-              <w:rPr>
-                <w:rFonts w:eastAsia="楷体"/>
-                <w:color w:val="000000"/>
-                <w:sz w:val="28"/>
-                <w:szCs w:val="28"/>
-                <w:lang w:eastAsia="zh-CN"/>
-              </w:rPr>
-              <w:t>陶敏</w:t>
-            </w:r>
-          </w:p>
-          <w:p>
-            <w:pPr>
-              <w:spacing w:after="0" w:line="240" w:lineRule="auto"/>
-              <w:jc w:val="center"/>
-              <w:rPr>
-                <w:rFonts w:eastAsia="楷体"/>
-                <w:color w:val="000000"/>
-                <w:sz w:val="28"/>
-                <w:szCs w:val="28"/>
-                <w:lang w:eastAsia="zh-CN"/>
-              </w:rPr>
-            </w:pPr>
-            <w:r>
-              <w:rPr>
-                <w:rFonts w:eastAsia="楷体"/>
-                <w:color w:val="000000"/>
-                <w:sz w:val="28"/>
-                <w:szCs w:val="28"/>
-                <w:lang w:eastAsia="zh-CN"/>
-              </w:rPr>
-              <w:t>苏锡安</w:t>
-            </w:r>
-          </w:p>
-          <w:p>
-            <w:pPr>
-              <w:spacing w:after="0" w:line="240" w:lineRule="auto"/>
-              <w:jc w:val="center"/>
-              <w:rPr>
-                <w:rFonts w:eastAsia="楷体"/>
-                <w:color w:val="000000"/>
-                <w:sz w:val="28"/>
-                <w:szCs w:val="28"/>
-                <w:lang w:eastAsia="zh-CN"/>
-              </w:rPr>
-            </w:pPr>
-            <w:r>
-              <w:rPr>
-                <w:rFonts w:eastAsia="楷体"/>
-                <w:color w:val="000000"/>
-                <w:sz w:val="28"/>
-                <w:szCs w:val="28"/>
-                <w:lang w:eastAsia="zh-CN"/>
-              </w:rPr>
-              <w:t>张治</w:t>
-            </w:r>
-          </w:p>
-          <w:p>
-            <w:pPr>
-              <w:spacing w:after="0" w:line="240" w:lineRule="auto"/>
-              <w:jc w:val="center"/>
-              <w:rPr>
-                <w:rFonts w:eastAsia="楷体"/>
-                <w:color w:val="000000"/>
-                <w:sz w:val="28"/>
-                <w:szCs w:val="28"/>
-                <w:lang w:eastAsia="zh-CN"/>
-              </w:rPr>
-            </w:pPr>
-            <w:r>
-              <w:rPr>
-                <w:rFonts w:eastAsia="楷体"/>
-                <w:color w:val="000000"/>
-                <w:sz w:val="28"/>
-                <w:szCs w:val="28"/>
-                <w:lang w:eastAsia="zh-CN"/>
-              </w:rPr>
-              <w:t>程澈</w:t>
-            </w:r>
           </w:p>
         </w:tc>
         <w:tc>
@@ -16067,85 +15006,6 @@
                 <w:lang w:eastAsia="zh-CN"/>
               </w:rPr>
             </w:pPr>
-            <w:r>
-              <w:rPr>
-                <w:rFonts w:eastAsia="楷体"/>
-                <w:color w:val="000000"/>
-                <w:sz w:val="28"/>
-                <w:szCs w:val="28"/>
-                <w:lang w:eastAsia="zh-CN"/>
-              </w:rPr>
-              <w:t>黄怡瑄</w:t>
-            </w:r>
-          </w:p>
-          <w:p>
-            <w:pPr>
-              <w:spacing w:after="0" w:line="240" w:lineRule="auto"/>
-              <w:jc w:val="center"/>
-              <w:rPr>
-                <w:rFonts w:eastAsia="楷体"/>
-                <w:color w:val="000000"/>
-                <w:sz w:val="28"/>
-                <w:szCs w:val="28"/>
-                <w:lang w:eastAsia="zh-CN"/>
-              </w:rPr>
-            </w:pPr>
-            <w:r>
-              <w:rPr>
-                <w:rFonts w:eastAsia="楷体"/>
-                <w:color w:val="000000"/>
-                <w:sz w:val="28"/>
-                <w:szCs w:val="28"/>
-                <w:lang w:eastAsia="zh-CN"/>
-              </w:rPr>
-              <w:t>李惟舟</w:t>
-            </w:r>
-          </w:p>
-          <w:p>
-            <w:pPr>
-              <w:spacing w:after="0" w:line="240" w:lineRule="auto"/>
-              <w:jc w:val="center"/>
-              <w:rPr>
-                <w:rFonts w:eastAsia="楷体"/>
-                <w:color w:val="000000"/>
-                <w:sz w:val="28"/>
-                <w:szCs w:val="28"/>
-                <w:lang w:eastAsia="zh-CN"/>
-              </w:rPr>
-            </w:pPr>
-            <w:r>
-              <w:rPr>
-                <w:rFonts w:eastAsia="楷体"/>
-                <w:color w:val="000000"/>
-                <w:sz w:val="28"/>
-                <w:szCs w:val="28"/>
-                <w:lang w:eastAsia="zh-CN"/>
-              </w:rPr>
-              <w:t>张修</w:t>
-            </w:r>
-          </w:p>
-          <w:p>
-            <w:pPr>
-              <w:spacing w:after="0" w:line="240" w:lineRule="auto"/>
-              <w:jc w:val="center"/>
-              <w:rPr>
-                <w:rFonts w:eastAsia="楷体"/>
-                <w:color w:val="000000"/>
-                <w:sz w:val="28"/>
-                <w:szCs w:val="28"/>
-                <w:lang w:eastAsia="zh-CN"/>
-              </w:rPr>
-            </w:pPr>
-            <w:r>
-              <w:rPr>
-                <w:rFonts w:eastAsia="楷体"/>
-                <w:color w:val="000000"/>
-                <w:sz w:val="28"/>
-                <w:szCs w:val="28"/>
-                <w:lang w:eastAsia="zh-CN"/>
-              </w:rPr>
-              <w:t>周蕾</w:t>
-            </w:r>
           </w:p>
         </w:tc>
         <w:tc>
@@ -16255,16 +15115,6 @@
                 <w:lang w:eastAsia="zh-TW"/>
               </w:rPr>
             </w:pPr>
-            <w:r>
-              <w:rPr>
-                <w:rFonts w:ascii="楷体" w:eastAsia="楷体" w:hAnsi="楷体" w:hint="eastAsia"/>
-                <w:color w:val="000000"/>
-                <w:sz w:val="28"/>
-                <w:szCs w:val="28"/>
-                <w:lang w:eastAsia="zh-CN"/>
-              </w:rPr>
-              <w:t>刘美</w:t>
-            </w:r>
           </w:p>
         </w:tc>
         <w:tc>
@@ -16292,16 +15142,6 @@
                 <w:lang w:eastAsia="zh-CN"/>
               </w:rPr>
             </w:pPr>
-            <w:r>
-              <w:rPr>
-                <w:rFonts w:ascii="楷体" w:eastAsia="楷体" w:hAnsi="楷体" w:cs="微软雅黑" w:hint="eastAsia"/>
-                <w:spacing w:val="-8"/>
-                <w:sz w:val="28"/>
-                <w:szCs w:val="28"/>
-                <w:lang w:eastAsia="zh-CN"/>
-              </w:rPr>
-              <w:t>黄怡瑄</w:t>
-            </w:r>
           </w:p>
         </w:tc>
         <w:tc>
@@ -16330,26 +15170,6 @@
                 <w:lang w:eastAsia="zh-CN"/>
               </w:rPr>
             </w:pPr>
-            <w:r>
-              <w:rPr>
-                <w:rFonts w:ascii="楷体" w:eastAsia="楷体" w:hAnsi="楷体" w:hint="eastAsia"/>
-                <w:color w:val="000000"/>
-                <w:sz w:val="28"/>
-                <w:szCs w:val="28"/>
-                <w:lang w:eastAsia="zh-CN"/>
-              </w:rPr>
-              <w:t>胡世</w:t>
-            </w:r>
-            <w:r>
-              <w:rPr>
-                <w:rFonts w:ascii="楷体" w:eastAsia="楷体" w:hAnsi="楷体" w:hint="eastAsia"/>
-                <w:color w:val="000000"/>
-                <w:sz w:val="28"/>
-                <w:szCs w:val="28"/>
-                <w:lang w:eastAsia="zh-CN"/>
-              </w:rPr>
-              <w:t>樺</w:t>
-            </w:r>
           </w:p>
         </w:tc>
         <w:tc>
@@ -16377,16 +15197,6 @@
                 <w:lang w:eastAsia="zh-TW"/>
               </w:rPr>
             </w:pPr>
-            <w:r>
-              <w:rPr>
-                <w:rFonts w:ascii="楷体" w:eastAsia="楷体" w:hAnsi="楷体" w:cs="微软雅黑" w:hint="eastAsia"/>
-                <w:spacing w:val="-8"/>
-                <w:sz w:val="28"/>
-                <w:szCs w:val="28"/>
-                <w:lang w:eastAsia="zh-CN"/>
-              </w:rPr>
-              <w:t>龔恩璐</w:t>
-            </w:r>
           </w:p>
         </w:tc>
       </w:tr>
@@ -16463,28 +15273,6 @@
               <w:spacing w:after="0" w:line="240" w:lineRule="auto"/>
               <w:jc w:val="center"/>
               <w:rPr>
-                <w:rFonts w:ascii="楷体" w:eastAsia="楷体" w:hAnsi="楷体" w:cs="微软雅黑"/>
-                <w:spacing w:val="-8"/>
-                <w:sz w:val="28"/>
-                <w:szCs w:val="28"/>
-                <w:lang w:eastAsia="zh-CN"/>
-              </w:rPr>
-            </w:pPr>
-            <w:r>
-              <w:rPr>
-                <w:rFonts w:ascii="楷体" w:eastAsia="楷体" w:hAnsi="楷体" w:cs="微软雅黑" w:hint="eastAsia"/>
-                <w:spacing w:val="-8"/>
-                <w:sz w:val="28"/>
-                <w:szCs w:val="28"/>
-              </w:rPr>
-              <w:t>龔恩璐</w:t>
-            </w:r>
-          </w:p>
-          <w:p>
-            <w:pPr>
-              <w:spacing w:after="0" w:line="240" w:lineRule="auto"/>
-              <w:jc w:val="center"/>
-              <w:rPr>
                 <w:rFonts w:ascii="楷体" w:eastAsia="楷体" w:hAnsi="楷体"/>
                 <w:color w:val="000000"/>
                 <w:sz w:val="28"/>
@@ -16492,24 +15280,6 @@
                 <w:lang w:eastAsia="zh-CN"/>
               </w:rPr>
             </w:pPr>
-            <w:r>
-              <w:rPr>
-                <w:rFonts w:eastAsia="楷体"/>
-                <w:spacing w:val="-1"/>
-                <w:sz w:val="28"/>
-                <w:szCs w:val="28"/>
-              </w:rPr>
-              <w:t>Rachel</w:t>
-            </w:r>
-            <w:r>
-              <w:rPr>
-                <w:rFonts w:ascii="楷体" w:eastAsia="楷体" w:hAnsi="楷体" w:cs="微软雅黑" w:hint="eastAsia"/>
-                <w:spacing w:val="-1"/>
-                <w:sz w:val="28"/>
-                <w:szCs w:val="28"/>
-              </w:rPr>
-              <w:t>謝</w:t>
-            </w:r>
           </w:p>
         </w:tc>
         <w:tc>
@@ -16531,28 +15301,6 @@
               <w:spacing w:after="0" w:line="240" w:lineRule="auto"/>
               <w:jc w:val="center"/>
               <w:rPr>
-                <w:rFonts w:ascii="楷体" w:eastAsia="楷体" w:hAnsi="楷体" w:cs="微软雅黑"/>
-                <w:spacing w:val="-8"/>
-                <w:sz w:val="28"/>
-                <w:szCs w:val="28"/>
-                <w:lang w:eastAsia="zh-CN"/>
-              </w:rPr>
-            </w:pPr>
-            <w:r>
-              <w:rPr>
-                <w:rFonts w:ascii="楷体" w:eastAsia="楷体" w:hAnsi="楷体" w:cs="微软雅黑" w:hint="eastAsia"/>
-                <w:spacing w:val="-8"/>
-                <w:sz w:val="28"/>
-                <w:szCs w:val="28"/>
-              </w:rPr>
-              <w:t>龔恩璐</w:t>
-            </w:r>
-          </w:p>
-          <w:p>
-            <w:pPr>
-              <w:spacing w:after="0" w:line="240" w:lineRule="auto"/>
-              <w:jc w:val="center"/>
-              <w:rPr>
                 <w:rFonts w:ascii="楷体" w:eastAsia="楷体" w:hAnsi="楷体"/>
                 <w:color w:val="000000"/>
                 <w:sz w:val="28"/>
@@ -16560,24 +15308,6 @@
                 <w:lang w:eastAsia="zh-CN"/>
               </w:rPr>
             </w:pPr>
-            <w:r>
-              <w:rPr>
-                <w:rFonts w:eastAsia="楷体"/>
-                <w:spacing w:val="-1"/>
-                <w:sz w:val="28"/>
-                <w:szCs w:val="28"/>
-              </w:rPr>
-              <w:t>Rachel</w:t>
-            </w:r>
-            <w:r>
-              <w:rPr>
-                <w:rFonts w:ascii="楷体" w:eastAsia="楷体" w:hAnsi="楷体" w:cs="微软雅黑" w:hint="eastAsia"/>
-                <w:spacing w:val="-1"/>
-                <w:sz w:val="28"/>
-                <w:szCs w:val="28"/>
-              </w:rPr>
-              <w:t>謝</w:t>
-            </w:r>
           </w:p>
         </w:tc>
         <w:tc>
@@ -16600,29 +15330,6 @@
               <w:spacing w:after="0" w:line="240" w:lineRule="auto"/>
               <w:jc w:val="center"/>
               <w:rPr>
-                <w:rFonts w:eastAsia="楷体"/>
-                <w:color w:val="000000"/>
-                <w:sz w:val="28"/>
-                <w:szCs w:val="28"/>
-                <w:lang w:eastAsia="zh-CN"/>
-              </w:rPr>
-            </w:pPr>
-            <w:r>
-              <w:rPr>
-                <w:rFonts w:eastAsia="楷体" w:hint="eastAsia"/>
-                <w:color w:val="000000"/>
-                <w:sz w:val="28"/>
-                <w:szCs w:val="28"/>
-                <w:lang w:eastAsia="zh-CN"/>
-              </w:rPr>
-              <w:t>郭心瑜</w:t>
-            </w:r>
-          </w:p>
-          <w:p>
-            <w:pPr>
-              <w:spacing w:after="0" w:line="240" w:lineRule="auto"/>
-              <w:jc w:val="center"/>
-              <w:rPr>
                 <w:rFonts w:ascii="楷体" w:eastAsia="楷体" w:hAnsi="楷体"/>
                 <w:color w:val="000000"/>
                 <w:sz w:val="28"/>
@@ -16630,16 +15337,6 @@
                 <w:lang w:eastAsia="zh-CN"/>
               </w:rPr>
             </w:pPr>
-            <w:r>
-              <w:rPr>
-                <w:rFonts w:eastAsia="楷体" w:hint="eastAsia"/>
-                <w:color w:val="000000"/>
-                <w:sz w:val="28"/>
-                <w:szCs w:val="28"/>
-                <w:lang w:eastAsia="zh-CN"/>
-              </w:rPr>
-              <w:t>李云龙</w:t>
-            </w:r>
           </w:p>
         </w:tc>
         <w:tc>
@@ -16668,39 +15365,6 @@
                 <w:lang w:eastAsia="zh-TW"/>
               </w:rPr>
             </w:pPr>
-            <w:r>
-              <w:rPr>
-                <w:rFonts w:eastAsia="楷体" w:hint="eastAsia"/>
-                <w:color w:val="000000"/>
-                <w:sz w:val="28"/>
-                <w:szCs w:val="28"/>
-                <w:lang w:eastAsia="zh-TW"/>
-              </w:rPr>
-              <w:t>郭心瑜</w:t>
-            </w:r>
-          </w:p>
-          <w:p>
-            <w:pPr>
-              <w:spacing w:after="0" w:line="240" w:lineRule="auto"/>
-              <w:jc w:val="center"/>
-              <w:rPr>
-                <w:rFonts w:eastAsia="楷体"/>
-                <w:color w:val="000000"/>
-                <w:sz w:val="28"/>
-                <w:szCs w:val="28"/>
-                <w:lang w:eastAsia="zh-TW"/>
-              </w:rPr>
-            </w:pPr>
-            <w:r>
-              <w:rPr>
-                <w:rFonts w:eastAsia="楷体"/>
-                <w:color w:val="000000"/>
-                <w:sz w:val="28"/>
-                <w:szCs w:val="28"/>
-                <w:lang w:eastAsia="zh-TW"/>
-              </w:rPr>
-              <w:t>Rachel</w:t>
-            </w:r>
           </w:p>
         </w:tc>
       </w:tr>
@@ -16777,28 +15441,6 @@
               <w:spacing w:after="0" w:line="240" w:lineRule="auto"/>
               <w:jc w:val="center"/>
               <w:rPr>
-                <w:rFonts w:ascii="楷体" w:eastAsia="楷体" w:hAnsi="楷体" w:cs="微软雅黑"/>
-                <w:spacing w:val="-6"/>
-                <w:sz w:val="28"/>
-                <w:szCs w:val="28"/>
-                <w:lang w:eastAsia="zh-CN"/>
-              </w:rPr>
-            </w:pPr>
-            <w:r>
-              <w:rPr>
-                <w:rFonts w:ascii="楷体" w:eastAsia="楷体" w:hAnsi="楷体" w:cs="微软雅黑" w:hint="eastAsia"/>
-                <w:spacing w:val="-6"/>
-                <w:sz w:val="28"/>
-                <w:szCs w:val="28"/>
-              </w:rPr>
-              <w:t>龔恩喬</w:t>
-            </w:r>
-          </w:p>
-          <w:p>
-            <w:pPr>
-              <w:spacing w:after="0" w:line="240" w:lineRule="auto"/>
-              <w:jc w:val="center"/>
-              <w:rPr>
                 <w:rFonts w:ascii="楷体" w:eastAsia="楷体" w:hAnsi="楷体"/>
                 <w:color w:val="000000"/>
                 <w:sz w:val="28"/>
@@ -16806,28 +15448,6 @@
                 <w:lang w:eastAsia="zh-TW"/>
               </w:rPr>
             </w:pPr>
-            <w:bookmarkStart w:id="7" w:name="OLE_LINK8"/>
-            <w:r>
-              <w:rPr>
-                <w:rFonts w:ascii="楷体" w:eastAsia="楷体" w:hAnsi="楷体" w:cs="微软雅黑" w:hint="eastAsia"/>
-                <w:spacing w:val="-6"/>
-                <w:sz w:val="28"/>
-                <w:szCs w:val="28"/>
-                <w:lang w:eastAsia="zh-CN"/>
-              </w:rPr>
-              <w:t>李</w:t>
-            </w:r>
-            <w:r>
-              <w:rPr>
-                <w:rFonts w:ascii="楷体" w:eastAsia="楷体" w:hAnsi="楷体" w:hint="eastAsia"/>
-                <w:color w:val="000000"/>
-                <w:sz w:val="28"/>
-                <w:szCs w:val="28"/>
-                <w:lang w:eastAsia="zh-CN"/>
-              </w:rPr>
-              <w:t>惟舟</w:t>
-            </w:r>
-            <w:bookmarkEnd w:id="7"/>
           </w:p>
         </w:tc>
         <w:tc>
@@ -16856,15 +15476,6 @@
                 <w:lang w:eastAsia="zh-TW"/>
               </w:rPr>
             </w:pPr>
-            <w:r>
-              <w:rPr>
-                <w:rFonts w:ascii="楷体" w:eastAsia="楷体" w:hAnsi="楷体" w:cs="微软雅黑" w:hint="eastAsia"/>
-                <w:spacing w:val="-6"/>
-                <w:sz w:val="28"/>
-                <w:szCs w:val="28"/>
-              </w:rPr>
-              <w:t>龔恩喬</w:t>
-            </w:r>
           </w:p>
         </w:tc>
         <w:tc>
@@ -16891,20 +15502,25 @@
                 <w:color w:val="000000"/>
                 <w:sz w:val="28"/>
                 <w:szCs w:val="28"/>
-                <w:lang w:eastAsia="zh-CN"/>
-              </w:rPr>
-            </w:pPr>
-            <w:r>
-              <w:rPr>
-                <w:rFonts w:ascii="楷体" w:eastAsia="楷体" w:hAnsi="楷体" w:hint="eastAsia"/>
-                <w:color w:val="000000"/>
-                <w:sz w:val="28"/>
-                <w:szCs w:val="28"/>
-                <w:lang w:eastAsia="zh-CN"/>
-              </w:rPr>
-              <w:t>倪酒鑫</w:t>
-            </w:r>
-          </w:p>
+                <w:lang w:eastAsia="zh-TW"/>
+              </w:rPr>
+            </w:pPr>
+          </w:p>
+        </w:tc>
+        <w:tc>
+          <w:tcPr>
+            <w:tcW w:w="2268" w:type="dxa"/>
+            <w:tcBorders>
+              <w:top w:val="single" w:sz="8" w:space="0" w:color="000000"/>
+              <w:left w:val="single" w:sz="8" w:space="0" w:color="000000"/>
+              <w:bottom w:val="single" w:sz="8" w:space="0" w:color="000000"/>
+              <w:right w:val="single" w:sz="8" w:space="0" w:color="000000"/>
+              <w:tl2br w:val="nil"/>
+              <w:tr2bl w:val="nil"/>
+            </w:tcBorders>
+            <w:shd w:val="clear" w:color="auto" w:fill="FFFFFF"/>
+            <w:vAlign w:val="center"/>
+          </w:tcPr>
           <w:p>
             <w:pPr>
               <w:spacing w:after="0" w:line="240" w:lineRule="auto"/>
@@ -16914,80 +15530,9 @@
                 <w:color w:val="000000"/>
                 <w:sz w:val="28"/>
                 <w:szCs w:val="28"/>
-                <w:lang w:eastAsia="zh-TW"/>
-              </w:rPr>
-            </w:pPr>
-            <w:r>
-              <w:rPr>
-                <w:rFonts w:ascii="楷体" w:eastAsia="楷体" w:hAnsi="楷体" w:hint="eastAsia"/>
-                <w:color w:val="000000"/>
-                <w:sz w:val="28"/>
-                <w:szCs w:val="28"/>
-                <w:lang w:eastAsia="zh-CN"/>
-              </w:rPr>
-              <w:t>李惟舟</w:t>
-            </w:r>
-          </w:p>
-        </w:tc>
-        <w:tc>
-          <w:tcPr>
-            <w:tcW w:w="2268" w:type="dxa"/>
-            <w:tcBorders>
-              <w:top w:val="single" w:sz="8" w:space="0" w:color="000000"/>
-              <w:left w:val="single" w:sz="8" w:space="0" w:color="000000"/>
-              <w:bottom w:val="single" w:sz="8" w:space="0" w:color="000000"/>
-              <w:right w:val="single" w:sz="8" w:space="0" w:color="000000"/>
-              <w:tl2br w:val="nil"/>
-              <w:tr2bl w:val="nil"/>
-            </w:tcBorders>
-            <w:shd w:val="clear" w:color="auto" w:fill="FFFFFF"/>
-            <w:vAlign w:val="center"/>
-          </w:tcPr>
-          <w:p>
-            <w:pPr>
-              <w:spacing w:after="0" w:line="240" w:lineRule="auto"/>
-              <w:jc w:val="center"/>
-              <w:rPr>
-                <w:rFonts w:ascii="楷体" w:eastAsia="楷体" w:hAnsi="楷体"/>
-                <w:color w:val="000000"/>
-                <w:sz w:val="28"/>
-                <w:szCs w:val="28"/>
-                <w:lang w:eastAsia="zh-TW"/>
-              </w:rPr>
-            </w:pPr>
-            <w:r>
-              <w:rPr>
-                <w:rFonts w:ascii="楷体" w:eastAsia="楷体" w:hAnsi="楷体" w:hint="eastAsia"/>
-                <w:color w:val="000000"/>
-                <w:sz w:val="28"/>
-                <w:szCs w:val="28"/>
-                <w:lang w:eastAsia="zh-TW"/>
-              </w:rPr>
-              <w:t>龔恩喬</w:t>
-            </w:r>
-          </w:p>
-          <w:p>
-            <w:pPr>
-              <w:spacing w:after="0" w:line="240" w:lineRule="auto"/>
-              <w:jc w:val="center"/>
-              <w:rPr>
-                <w:rFonts w:ascii="楷体" w:eastAsia="楷体" w:hAnsi="楷体"/>
-                <w:color w:val="000000"/>
-                <w:sz w:val="28"/>
-                <w:szCs w:val="28"/>
-                <w:lang w:eastAsia="zh-CN"/>
-              </w:rPr>
-            </w:pPr>
-            <w:r>
-              <w:rPr>
-                <w:rFonts w:ascii="楷体" w:eastAsia="楷体" w:hAnsi="楷体" w:hint="eastAsia"/>
-                <w:color w:val="000000"/>
-                <w:sz w:val="28"/>
-                <w:szCs w:val="28"/>
-                <w:lang w:eastAsia="zh-TW"/>
-              </w:rPr>
-              <w:t>李惟舟</w:t>
-            </w:r>
+                <w:lang w:eastAsia="zh-CN"/>
+              </w:rPr>
+            </w:pPr>
           </w:p>
         </w:tc>
       </w:tr>
@@ -17071,16 +15616,6 @@
                 <w:lang w:eastAsia="zh-TW"/>
               </w:rPr>
             </w:pPr>
-            <w:r>
-              <w:rPr>
-                <w:rFonts w:ascii="楷体" w:eastAsia="楷体" w:hAnsi="楷体" w:hint="eastAsia"/>
-                <w:color w:val="000000"/>
-                <w:sz w:val="28"/>
-                <w:szCs w:val="28"/>
-                <w:lang w:eastAsia="zh-CN"/>
-              </w:rPr>
-              <w:t>苏锡安</w:t>
-            </w:r>
           </w:p>
         </w:tc>
         <w:tc>
@@ -17109,16 +15644,6 @@
                 <w:lang w:eastAsia="zh-CN"/>
               </w:rPr>
             </w:pPr>
-            <w:r>
-              <w:rPr>
-                <w:rFonts w:ascii="楷体" w:eastAsia="楷体" w:hAnsi="楷体" w:hint="eastAsia"/>
-                <w:color w:val="000000"/>
-                <w:sz w:val="28"/>
-                <w:szCs w:val="28"/>
-                <w:lang w:eastAsia="zh-CN"/>
-              </w:rPr>
-              <w:t>李帆</w:t>
-            </w:r>
           </w:p>
         </w:tc>
         <w:tc>
@@ -17148,36 +15673,6 @@
                 <w:lang w:eastAsia="zh-CN"/>
               </w:rPr>
             </w:pPr>
-            <w:r>
-              <w:rPr>
-                <w:rFonts w:ascii="楷体" w:eastAsia="楷体" w:hAnsi="楷体" w:hint="eastAsia"/>
-                <w:color w:val="000000"/>
-                <w:sz w:val="28"/>
-                <w:szCs w:val="28"/>
-                <w:lang w:eastAsia="zh-CN"/>
-              </w:rPr>
-              <w:t>蔡珂</w:t>
-            </w:r>
-            <w:r>
-              <w:rPr>
-                <w:rFonts w:ascii="Cambria" w:eastAsia="楷体" w:hAnsi="Cambria" w:cs="Apple Color Emoji"/>
-                <w:color w:val="000000"/>
-                <w:sz w:val="28"/>
-                <w:szCs w:val="28"/>
-                <w:lang w:eastAsia="zh-TW"/>
-              </w:rPr>
-              <w:t>&amp;</w:t>
-            </w:r>
-            <w:r>
-              <w:rPr>
-                <w:rFonts w:ascii="楷体" w:eastAsia="楷体" w:hAnsi="楷体" w:hint="eastAsia"/>
-                <w:color w:val="000000"/>
-                <w:sz w:val="28"/>
-                <w:szCs w:val="28"/>
-                <w:lang w:eastAsia="zh-CN"/>
-              </w:rPr>
-              <w:t>叶俊生</w:t>
-            </w:r>
           </w:p>
         </w:tc>
         <w:tc>
@@ -17206,36 +15701,6 @@
                 <w:lang w:eastAsia="zh-TW"/>
               </w:rPr>
             </w:pPr>
-            <w:r>
-              <w:rPr>
-                <w:rFonts w:ascii="Apple Color Emoji" w:eastAsia="楷体" w:hAnsi="Apple Color Emoji" w:cs="Apple Color Emoji" w:hint="eastAsia"/>
-                <w:color w:val="000000"/>
-                <w:sz w:val="28"/>
-                <w:szCs w:val="28"/>
-                <w:lang w:eastAsia="zh-TW"/>
-              </w:rPr>
-              <w:t>彭菁瑩</w:t>
-            </w:r>
-            <w:r>
-              <w:rPr>
-                <w:rFonts w:ascii="Cambria" w:eastAsia="楷体" w:hAnsi="Cambria" w:cs="Apple Color Emoji"/>
-                <w:color w:val="000000"/>
-                <w:sz w:val="28"/>
-                <w:szCs w:val="28"/>
-                <w:lang w:eastAsia="zh-TW"/>
-              </w:rPr>
-              <w:t>&amp;John</w:t>
-            </w:r>
-            <w:r>
-              <w:rPr>
-                <w:rFonts w:ascii="Cambria" w:eastAsia="楷体" w:hAnsi="Cambria" w:cs="Apple Color Emoji" w:hint="eastAsia"/>
-                <w:color w:val="000000"/>
-                <w:sz w:val="28"/>
-                <w:szCs w:val="28"/>
-                <w:lang w:eastAsia="zh-TW"/>
-              </w:rPr>
-              <w:t>段</w:t>
-            </w:r>
           </w:p>
         </w:tc>
       </w:tr>
@@ -17312,29 +15777,6 @@
               <w:spacing w:after="0" w:line="240" w:lineRule="auto"/>
               <w:jc w:val="center"/>
               <w:rPr>
-                <w:rFonts w:ascii="楷体" w:eastAsia="楷体" w:hAnsi="楷体" w:cs="微软雅黑"/>
-                <w:spacing w:val="-6"/>
-                <w:sz w:val="28"/>
-                <w:szCs w:val="28"/>
-                <w:lang w:eastAsia="zh-CN"/>
-              </w:rPr>
-            </w:pPr>
-            <w:r>
-              <w:rPr>
-                <w:rFonts w:ascii="楷体" w:eastAsia="楷体" w:hAnsi="楷体" w:cs="微软雅黑" w:hint="eastAsia"/>
-                <w:spacing w:val="-6"/>
-                <w:sz w:val="28"/>
-                <w:szCs w:val="28"/>
-                <w:lang w:eastAsia="zh-CN"/>
-              </w:rPr>
-              <w:t>倪酒鑫</w:t>
-            </w:r>
-          </w:p>
-          <w:p>
-            <w:pPr>
-              <w:spacing w:after="0" w:line="240" w:lineRule="auto"/>
-              <w:jc w:val="center"/>
-              <w:rPr>
                 <w:rFonts w:ascii="楷体" w:eastAsia="楷体" w:hAnsi="楷体"/>
                 <w:color w:val="000000"/>
                 <w:sz w:val="28"/>
@@ -17342,16 +15784,6 @@
                 <w:lang w:eastAsia="zh-TW"/>
               </w:rPr>
             </w:pPr>
-            <w:r>
-              <w:rPr>
-                <w:rFonts w:eastAsia="楷体" w:hint="eastAsia"/>
-                <w:color w:val="000000"/>
-                <w:sz w:val="28"/>
-                <w:szCs w:val="28"/>
-                <w:lang w:eastAsia="zh-CN"/>
-              </w:rPr>
-              <w:t>陈冠宇</w:t>
-            </w:r>
           </w:p>
         </w:tc>
         <w:tc>
@@ -17373,28 +15805,6 @@
               <w:spacing w:after="0" w:line="240" w:lineRule="auto"/>
               <w:jc w:val="center"/>
               <w:rPr>
-                <w:rFonts w:ascii="楷体" w:eastAsia="楷体" w:hAnsi="楷体" w:cs="微软雅黑"/>
-                <w:spacing w:val="-3"/>
-                <w:sz w:val="28"/>
-                <w:szCs w:val="28"/>
-                <w:lang w:eastAsia="zh-CN"/>
-              </w:rPr>
-            </w:pPr>
-            <w:r>
-              <w:rPr>
-                <w:rFonts w:ascii="楷体" w:eastAsia="楷体" w:hAnsi="楷体" w:cs="微软雅黑" w:hint="eastAsia"/>
-                <w:spacing w:val="-3"/>
-                <w:sz w:val="28"/>
-                <w:szCs w:val="28"/>
-              </w:rPr>
-              <w:t>鍾學謙</w:t>
-            </w:r>
-          </w:p>
-          <w:p>
-            <w:pPr>
-              <w:spacing w:after="0" w:line="240" w:lineRule="auto"/>
-              <w:jc w:val="center"/>
-              <w:rPr>
                 <w:rFonts w:ascii="楷体" w:eastAsia="楷体" w:hAnsi="楷体"/>
                 <w:color w:val="000000"/>
                 <w:sz w:val="28"/>
@@ -17402,26 +15812,6 @@
                 <w:lang w:eastAsia="zh-CN"/>
               </w:rPr>
             </w:pPr>
-            <w:r>
-              <w:rPr>
-                <w:rFonts w:eastAsia="楷体"/>
-                <w:color w:val="000000"/>
-                <w:sz w:val="28"/>
-                <w:szCs w:val="28"/>
-                <w:lang w:eastAsia="zh-CN"/>
-              </w:rPr>
-              <w:t>Leo</w:t>
-            </w:r>
-            <w:r>
-              <w:rPr>
-                <w:rFonts w:ascii="楷体" w:eastAsia="楷体" w:hAnsi="楷体" w:hint="eastAsia"/>
-                <w:color w:val="000000"/>
-                <w:sz w:val="28"/>
-                <w:szCs w:val="28"/>
-                <w:lang w:eastAsia="zh-CN"/>
-              </w:rPr>
-              <w:t>郭</w:t>
-            </w:r>
           </w:p>
         </w:tc>
         <w:tc>
@@ -17444,27 +15834,6 @@
               <w:spacing w:after="0" w:line="240" w:lineRule="auto"/>
               <w:jc w:val="center"/>
               <w:rPr>
-                <w:rFonts w:ascii="楷体" w:eastAsia="楷体" w:hAnsi="楷体" w:cs="宋体"/>
-                <w:sz w:val="28"/>
-                <w:szCs w:val="28"/>
-                <w:lang w:eastAsia="zh-CN"/>
-              </w:rPr>
-            </w:pPr>
-            <w:r>
-              <w:rPr>
-                <w:rFonts w:ascii="楷体" w:eastAsia="楷体" w:hAnsi="楷体" w:cs="宋体" w:hint="eastAsia"/>
-                <w:sz w:val="28"/>
-                <w:szCs w:val="28"/>
-                <w:lang w:eastAsia="zh-CN"/>
-              </w:rPr>
-              <w:t>黄建嘉</w:t>
-            </w:r>
-          </w:p>
-          <w:p>
-            <w:pPr>
-              <w:spacing w:after="0" w:line="240" w:lineRule="auto"/>
-              <w:jc w:val="center"/>
-              <w:rPr>
                 <w:rFonts w:ascii="楷体" w:eastAsia="楷体" w:hAnsi="楷体"/>
                 <w:color w:val="000000"/>
                 <w:sz w:val="28"/>
@@ -17472,15 +15841,6 @@
                 <w:lang w:eastAsia="zh-CN"/>
               </w:rPr>
             </w:pPr>
-            <w:r>
-              <w:rPr>
-                <w:rFonts w:ascii="楷体" w:eastAsia="楷体" w:hAnsi="楷体" w:cs="宋体" w:hint="eastAsia"/>
-                <w:sz w:val="28"/>
-                <w:szCs w:val="28"/>
-                <w:lang w:eastAsia="zh-CN"/>
-              </w:rPr>
-              <w:t>吴翔</w:t>
-            </w:r>
           </w:p>
         </w:tc>
         <w:tc>
@@ -17508,36 +15868,6 @@
                 <w:lang w:eastAsia="zh-TW"/>
               </w:rPr>
             </w:pPr>
-            <w:r>
-              <w:rPr>
-                <w:rFonts w:ascii="楷体" w:eastAsia="楷体" w:hAnsi="楷体" w:cs="宋体" w:hint="eastAsia"/>
-                <w:sz w:val="28"/>
-                <w:szCs w:val="28"/>
-                <w:lang w:eastAsia="zh-CN"/>
-              </w:rPr>
-              <w:t>黃曉彤</w:t>
-            </w:r>
-          </w:p>
-          <w:p>
-            <w:pPr>
-              <w:spacing w:after="0" w:line="240" w:lineRule="auto"/>
-              <w:jc w:val="center"/>
-              <w:rPr>
-                <w:rFonts w:ascii="楷体" w:eastAsia="楷体" w:hAnsi="楷体" w:cs="宋体"/>
-                <w:sz w:val="28"/>
-                <w:szCs w:val="28"/>
-                <w:lang w:eastAsia="zh-TW"/>
-              </w:rPr>
-            </w:pPr>
-            <w:r>
-              <w:rPr>
-                <w:rFonts w:ascii="楷体" w:eastAsia="楷体" w:hAnsi="楷体" w:cs="宋体" w:hint="eastAsia"/>
-                <w:sz w:val="28"/>
-                <w:szCs w:val="28"/>
-                <w:lang w:eastAsia="zh-TW"/>
-              </w:rPr>
-              <w:t>陳冠宇</w:t>
-            </w:r>
           </w:p>
         </w:tc>
       </w:tr>
@@ -17621,18 +15951,6 @@
                 <w:lang w:eastAsia="zh-CN"/>
               </w:rPr>
             </w:pPr>
-            <w:bookmarkStart w:id="8" w:name="OLE_LINK3"/>
-            <w:r>
-              <w:rPr>
-                <w:rFonts w:eastAsia="楷体" w:hint="eastAsia"/>
-                <w:spacing w:val="-1"/>
-                <w:sz w:val="28"/>
-                <w:szCs w:val="28"/>
-                <w:lang w:eastAsia="zh-CN"/>
-              </w:rPr>
-              <w:t>Manson</w:t>
-            </w:r>
-            <w:bookmarkEnd w:id="8"/>
           </w:p>
         </w:tc>
         <w:tc>
@@ -17661,16 +15979,6 @@
                 <w:lang w:eastAsia="zh-TW"/>
               </w:rPr>
             </w:pPr>
-            <w:r>
-              <w:rPr>
-                <w:rFonts w:eastAsia="楷体" w:hint="eastAsia"/>
-                <w:spacing w:val="-1"/>
-                <w:sz w:val="28"/>
-                <w:szCs w:val="28"/>
-                <w:lang w:eastAsia="zh-CN"/>
-              </w:rPr>
-              <w:t>安海林</w:t>
-            </w:r>
           </w:p>
         </w:tc>
         <w:tc>
@@ -17700,26 +16008,6 @@
                 <w:lang w:eastAsia="zh-CN"/>
               </w:rPr>
             </w:pPr>
-            <w:r>
-              <w:rPr>
-                <w:rFonts w:eastAsia="楷体" w:hint="eastAsia"/>
-                <w:spacing w:val="-1"/>
-                <w:sz w:val="28"/>
-                <w:szCs w:val="28"/>
-                <w:lang w:eastAsia="zh-CN"/>
-              </w:rPr>
-              <w:t>Jerry</w:t>
-            </w:r>
-            <w:r>
-              <w:rPr>
-                <w:rFonts w:eastAsia="楷体" w:hint="eastAsia"/>
-                <w:spacing w:val="-1"/>
-                <w:sz w:val="28"/>
-                <w:szCs w:val="28"/>
-                <w:lang w:eastAsia="zh-CN"/>
-              </w:rPr>
-              <w:t>祝</w:t>
-            </w:r>
           </w:p>
         </w:tc>
         <w:tc>
@@ -17748,26 +16036,6 @@
                 <w:lang w:eastAsia="zh-TW"/>
               </w:rPr>
             </w:pPr>
-            <w:r>
-              <w:rPr>
-                <w:rFonts w:eastAsia="楷体"/>
-                <w:spacing w:val="-1"/>
-                <w:sz w:val="28"/>
-                <w:szCs w:val="28"/>
-                <w:lang w:eastAsia="zh-TW"/>
-              </w:rPr>
-              <w:t>Leo</w:t>
-            </w:r>
-            <w:r>
-              <w:rPr>
-                <w:rFonts w:eastAsia="楷体" w:hint="eastAsia"/>
-                <w:spacing w:val="-1"/>
-                <w:sz w:val="28"/>
-                <w:szCs w:val="28"/>
-                <w:lang w:eastAsia="zh-TW"/>
-              </w:rPr>
-              <w:t>郭</w:t>
-            </w:r>
           </w:p>
         </w:tc>
       </w:tr>
@@ -17851,16 +16119,6 @@
                 <w:lang w:eastAsia="zh-TW"/>
               </w:rPr>
             </w:pPr>
-            <w:r>
-              <w:rPr>
-                <w:rFonts w:ascii="楷体" w:eastAsia="楷体" w:hAnsi="楷体" w:cs="微软雅黑" w:hint="eastAsia"/>
-                <w:spacing w:val="-7"/>
-                <w:position w:val="-2"/>
-                <w:sz w:val="28"/>
-                <w:szCs w:val="28"/>
-              </w:rPr>
-              <w:t>龔師母</w:t>
-            </w:r>
           </w:p>
         </w:tc>
         <w:tc>
@@ -17889,17 +16147,6 @@
                 <w:lang w:eastAsia="zh-TW"/>
               </w:rPr>
             </w:pPr>
-            <w:r>
-              <w:rPr>
-                <w:rFonts w:ascii="楷体" w:eastAsia="楷体" w:hAnsi="楷体" w:cs="微软雅黑" w:hint="eastAsia"/>
-                <w:spacing w:val="-4"/>
-                <w:position w:val="-1"/>
-                <w:sz w:val="28"/>
-                <w:szCs w:val="28"/>
-                <w:lang w:eastAsia="zh-CN"/>
-              </w:rPr>
-              <w:t>龔師母</w:t>
-            </w:r>
           </w:p>
         </w:tc>
         <w:tc>
@@ -17929,16 +16176,6 @@
                 <w:lang w:eastAsia="zh-CN"/>
               </w:rPr>
             </w:pPr>
-            <w:r>
-              <w:rPr>
-                <w:rFonts w:ascii="楷体" w:eastAsia="楷体" w:hAnsi="楷体" w:cs="微软雅黑" w:hint="eastAsia"/>
-                <w:spacing w:val="-7"/>
-                <w:position w:val="-2"/>
-                <w:sz w:val="28"/>
-                <w:szCs w:val="28"/>
-              </w:rPr>
-              <w:t>龔師母</w:t>
-            </w:r>
           </w:p>
         </w:tc>
         <w:tc>
@@ -17967,16 +16204,6 @@
                 <w:lang w:eastAsia="zh-TW"/>
               </w:rPr>
             </w:pPr>
-            <w:r>
-              <w:rPr>
-                <w:rFonts w:ascii="楷体" w:eastAsia="楷体" w:hAnsi="楷体" w:cs="微软雅黑" w:hint="eastAsia"/>
-                <w:spacing w:val="-7"/>
-                <w:position w:val="-2"/>
-                <w:sz w:val="28"/>
-                <w:szCs w:val="28"/>
-              </w:rPr>
-              <w:t>龔師母</w:t>
-            </w:r>
           </w:p>
         </w:tc>
       </w:tr>
@@ -18053,6 +16280,34 @@
               <w:spacing w:after="0" w:line="240" w:lineRule="auto"/>
               <w:jc w:val="center"/>
               <w:rPr>
+                <w:rFonts w:eastAsia="楷体"/>
+                <w:color w:val="000000"/>
+                <w:sz w:val="28"/>
+                <w:szCs w:val="28"/>
+                <w:lang w:eastAsia="zh-CN"/>
+              </w:rPr>
+            </w:pPr>
+          </w:p>
+        </w:tc>
+        <w:tc>
+          <w:tcPr>
+            <w:tcW w:w="1986" w:type="dxa"/>
+            <w:tcBorders>
+              <w:top w:val="single" w:sz="8" w:space="0" w:color="000000"/>
+              <w:left w:val="single" w:sz="8" w:space="0" w:color="000000"/>
+              <w:bottom w:val="single" w:sz="8" w:space="0" w:color="000000"/>
+              <w:right w:val="single" w:sz="8" w:space="0" w:color="000000"/>
+              <w:tl2br w:val="nil"/>
+              <w:tr2bl w:val="nil"/>
+            </w:tcBorders>
+            <w:shd w:val="clear" w:color="auto" w:fill="FFFFFF"/>
+            <w:vAlign w:val="center"/>
+          </w:tcPr>
+          <w:p>
+            <w:pPr>
+              <w:spacing w:after="0" w:line="240" w:lineRule="auto"/>
+              <w:jc w:val="center"/>
+              <w:rPr>
                 <w:rFonts w:ascii="楷体" w:eastAsia="楷体" w:hAnsi="楷体"/>
                 <w:color w:val="000000"/>
                 <w:sz w:val="28"/>
@@ -18060,54 +16315,12 @@
                 <w:lang w:eastAsia="zh-CN"/>
               </w:rPr>
             </w:pPr>
-            <w:r>
-              <w:rPr>
-                <w:rFonts w:ascii="楷体" w:eastAsia="楷体" w:hAnsi="楷体" w:hint="eastAsia"/>
-                <w:color w:val="000000"/>
-                <w:sz w:val="28"/>
-                <w:szCs w:val="28"/>
-                <w:lang w:eastAsia="zh-CN"/>
-              </w:rPr>
-              <w:t>黄淳</w:t>
-            </w:r>
-          </w:p>
-          <w:p>
-            <w:pPr>
-              <w:spacing w:after="0" w:line="240" w:lineRule="auto"/>
-              <w:jc w:val="center"/>
-              <w:rPr>
-                <w:rFonts w:eastAsia="楷体"/>
-                <w:color w:val="000000"/>
-                <w:sz w:val="28"/>
-                <w:szCs w:val="28"/>
-                <w:lang w:eastAsia="zh-CN"/>
-              </w:rPr>
-            </w:pPr>
-            <w:r>
-              <w:rPr>
-                <w:rFonts w:eastAsia="楷体"/>
-                <w:color w:val="000000"/>
-                <w:sz w:val="28"/>
-                <w:szCs w:val="28"/>
-                <w:lang w:eastAsia="zh-CN"/>
-              </w:rPr>
-              <w:t>Sam</w:t>
-            </w:r>
-            <w:r>
-              <w:rPr>
-                <w:rFonts w:ascii="楷体" w:eastAsia="楷体" w:hAnsi="楷体" w:hint="eastAsia"/>
-                <w:color w:val="000000"/>
-                <w:sz w:val="28"/>
-                <w:szCs w:val="28"/>
-                <w:lang w:eastAsia="zh-CN"/>
-              </w:rPr>
-              <w:t>宿</w:t>
-            </w:r>
-          </w:p>
-        </w:tc>
-        <w:tc>
-          <w:tcPr>
-            <w:tcW w:w="1986" w:type="dxa"/>
+          </w:p>
+        </w:tc>
+        <w:tc>
+          <w:tcPr>
+            <w:tcW w:w="1985" w:type="dxa"/>
+            <w:gridSpan w:val="2"/>
             <w:tcBorders>
               <w:top w:val="single" w:sz="8" w:space="0" w:color="000000"/>
               <w:left w:val="single" w:sz="8" w:space="0" w:color="000000"/>
@@ -18131,17 +16344,22 @@
                 <w:lang w:eastAsia="zh-CN"/>
               </w:rPr>
             </w:pPr>
-            <w:r>
-              <w:rPr>
-                <w:rFonts w:ascii="楷体" w:eastAsia="楷体" w:hAnsi="楷体" w:hint="eastAsia"/>
-                <w:color w:val="000000"/>
-                <w:sz w:val="28"/>
-                <w:szCs w:val="28"/>
-                <w:lang w:eastAsia="zh-CN"/>
-              </w:rPr>
-              <w:t>刘美</w:t>
-            </w:r>
-          </w:p>
+          </w:p>
+        </w:tc>
+        <w:tc>
+          <w:tcPr>
+            <w:tcW w:w="2268" w:type="dxa"/>
+            <w:tcBorders>
+              <w:top w:val="single" w:sz="8" w:space="0" w:color="000000"/>
+              <w:left w:val="single" w:sz="8" w:space="0" w:color="000000"/>
+              <w:bottom w:val="single" w:sz="8" w:space="0" w:color="000000"/>
+              <w:right w:val="single" w:sz="8" w:space="0" w:color="000000"/>
+              <w:tl2br w:val="nil"/>
+              <w:tr2bl w:val="nil"/>
+            </w:tcBorders>
+            <w:shd w:val="clear" w:color="auto" w:fill="FFFFFF"/>
+            <w:vAlign w:val="center"/>
+          </w:tcPr>
           <w:p>
             <w:pPr>
               <w:spacing w:after="0" w:line="240" w:lineRule="auto"/>
@@ -18151,152 +16369,9 @@
                 <w:color w:val="000000"/>
                 <w:sz w:val="28"/>
                 <w:szCs w:val="28"/>
-                <w:lang w:eastAsia="zh-CN"/>
-              </w:rPr>
-            </w:pPr>
-            <w:r>
-              <w:rPr>
-                <w:rFonts w:ascii="楷体" w:eastAsia="楷体" w:hAnsi="楷体" w:hint="eastAsia"/>
-                <w:color w:val="000000"/>
-                <w:sz w:val="28"/>
-                <w:szCs w:val="28"/>
-                <w:lang w:eastAsia="zh-CN"/>
-              </w:rPr>
-              <w:t>李小焰</w:t>
-            </w:r>
-          </w:p>
-        </w:tc>
-        <w:tc>
-          <w:tcPr>
-            <w:tcW w:w="1985" w:type="dxa"/>
-            <w:gridSpan w:val="2"/>
-            <w:tcBorders>
-              <w:top w:val="single" w:sz="8" w:space="0" w:color="000000"/>
-              <w:left w:val="single" w:sz="8" w:space="0" w:color="000000"/>
-              <w:bottom w:val="single" w:sz="8" w:space="0" w:color="000000"/>
-              <w:right w:val="single" w:sz="8" w:space="0" w:color="000000"/>
-              <w:tl2br w:val="nil"/>
-              <w:tr2bl w:val="nil"/>
-            </w:tcBorders>
-            <w:shd w:val="clear" w:color="auto" w:fill="FFFFFF"/>
-            <w:vAlign w:val="center"/>
-          </w:tcPr>
-          <w:p>
-            <w:pPr>
-              <w:spacing w:after="0" w:line="240" w:lineRule="auto"/>
-              <w:jc w:val="center"/>
-              <w:rPr>
-                <w:rFonts w:ascii="楷体" w:eastAsia="楷体" w:hAnsi="楷体"/>
-                <w:color w:val="000000"/>
-                <w:sz w:val="28"/>
-                <w:szCs w:val="28"/>
-                <w:lang w:eastAsia="zh-CN"/>
-              </w:rPr>
-            </w:pPr>
-            <w:r>
-              <w:rPr>
-                <w:rFonts w:ascii="楷体" w:eastAsia="楷体" w:hAnsi="楷体" w:hint="eastAsia"/>
-                <w:color w:val="000000"/>
-                <w:sz w:val="28"/>
-                <w:szCs w:val="28"/>
-                <w:lang w:eastAsia="zh-CN"/>
-              </w:rPr>
-              <w:t>任月锋</w:t>
-            </w:r>
-          </w:p>
-          <w:p>
-            <w:pPr>
-              <w:spacing w:after="0" w:line="240" w:lineRule="auto"/>
-              <w:jc w:val="center"/>
-              <w:rPr>
-                <w:rFonts w:ascii="楷体" w:eastAsia="楷体" w:hAnsi="楷体"/>
-                <w:color w:val="000000"/>
-                <w:sz w:val="28"/>
-                <w:szCs w:val="28"/>
-                <w:lang w:eastAsia="zh-CN"/>
-              </w:rPr>
-            </w:pPr>
-            <w:r>
-              <w:rPr>
-                <w:rFonts w:eastAsia="楷体"/>
-                <w:color w:val="000000"/>
-                <w:sz w:val="28"/>
-                <w:szCs w:val="28"/>
-                <w:lang w:eastAsia="zh-CN"/>
-              </w:rPr>
-              <w:t>Sam</w:t>
-            </w:r>
-            <w:r>
-              <w:rPr>
-                <w:rFonts w:ascii="楷体" w:eastAsia="楷体" w:hAnsi="楷体" w:hint="eastAsia"/>
-                <w:color w:val="000000"/>
-                <w:sz w:val="28"/>
-                <w:szCs w:val="28"/>
-                <w:lang w:eastAsia="zh-CN"/>
-              </w:rPr>
-              <w:t>宿</w:t>
-            </w:r>
-          </w:p>
-        </w:tc>
-        <w:tc>
-          <w:tcPr>
-            <w:tcW w:w="2268" w:type="dxa"/>
-            <w:tcBorders>
-              <w:top w:val="single" w:sz="8" w:space="0" w:color="000000"/>
-              <w:left w:val="single" w:sz="8" w:space="0" w:color="000000"/>
-              <w:bottom w:val="single" w:sz="8" w:space="0" w:color="000000"/>
-              <w:right w:val="single" w:sz="8" w:space="0" w:color="000000"/>
-              <w:tl2br w:val="nil"/>
-              <w:tr2bl w:val="nil"/>
-            </w:tcBorders>
-            <w:shd w:val="clear" w:color="auto" w:fill="FFFFFF"/>
-            <w:vAlign w:val="center"/>
-          </w:tcPr>
-          <w:p>
-            <w:pPr>
-              <w:spacing w:after="0" w:line="240" w:lineRule="auto"/>
-              <w:jc w:val="center"/>
-              <w:rPr>
-                <w:rFonts w:ascii="楷体" w:eastAsia="楷体" w:hAnsi="楷体"/>
-                <w:color w:val="000000"/>
-                <w:sz w:val="28"/>
-                <w:szCs w:val="28"/>
-                <w:lang w:eastAsia="zh-TW"/>
-              </w:rPr>
-            </w:pPr>
-            <w:r>
-              <w:rPr>
-                <w:rFonts w:ascii="楷体" w:eastAsia="楷体" w:hAnsi="楷体" w:hint="eastAsia"/>
-                <w:color w:val="000000"/>
-                <w:sz w:val="28"/>
-                <w:szCs w:val="28"/>
-                <w:lang w:eastAsia="zh-CN"/>
-              </w:rPr>
-              <w:t>倪師母</w:t>
-            </w:r>
-          </w:p>
-          <w:p>
-            <w:pPr>
-              <w:spacing w:after="0" w:line="240" w:lineRule="auto"/>
-              <w:jc w:val="center"/>
-              <w:rPr>
-                <w:rFonts w:ascii="楷体" w:eastAsia="楷体" w:hAnsi="楷体"/>
-                <w:color w:val="000000"/>
-                <w:sz w:val="28"/>
-                <w:szCs w:val="28"/>
-                <w:lang w:eastAsia="zh-TW"/>
-              </w:rPr>
-            </w:pPr>
-            <w:r>
-              <w:rPr>
-                <w:rFonts w:ascii="楷体" w:eastAsia="楷体" w:hAnsi="楷体" w:hint="eastAsia"/>
-                <w:color w:val="000000"/>
-                <w:sz w:val="28"/>
-                <w:szCs w:val="28"/>
-                <w:lang w:eastAsia="zh-TW"/>
-              </w:rPr>
-              <w:t>梁燕華</w:t>
-            </w:r>
+                <w:lang w:eastAsia="zh-TW"/>
+              </w:rPr>
+            </w:pPr>
           </w:p>
         </w:tc>
       </w:tr>
@@ -18380,16 +16455,6 @@
                 <w:lang w:eastAsia="zh-CN"/>
               </w:rPr>
             </w:pPr>
-            <w:r>
-              <w:rPr>
-                <w:rFonts w:ascii="楷体" w:eastAsia="楷体" w:hAnsi="楷体" w:hint="eastAsia"/>
-                <w:color w:val="000000"/>
-                <w:sz w:val="28"/>
-                <w:szCs w:val="28"/>
-                <w:lang w:eastAsia="zh-CN"/>
-              </w:rPr>
-              <w:t>李永剛</w:t>
-            </w:r>
           </w:p>
         </w:tc>
         <w:tc>
@@ -18418,16 +16483,6 @@
                 <w:lang w:eastAsia="zh-TW"/>
               </w:rPr>
             </w:pPr>
-            <w:r>
-              <w:rPr>
-                <w:rFonts w:eastAsia="楷体" w:hint="eastAsia"/>
-                <w:spacing w:val="-1"/>
-                <w:sz w:val="28"/>
-                <w:szCs w:val="28"/>
-                <w:lang w:eastAsia="zh-CN"/>
-              </w:rPr>
-              <w:t>Manson</w:t>
-            </w:r>
           </w:p>
         </w:tc>
         <w:tc>
@@ -18457,16 +16512,6 @@
                 <w:lang w:eastAsia="zh-TW"/>
               </w:rPr>
             </w:pPr>
-            <w:r>
-              <w:rPr>
-                <w:rFonts w:ascii="楷体" w:eastAsia="楷体" w:hAnsi="楷体" w:hint="eastAsia"/>
-                <w:color w:val="000000"/>
-                <w:sz w:val="28"/>
-                <w:szCs w:val="28"/>
-                <w:lang w:eastAsia="zh-CN"/>
-              </w:rPr>
-              <w:t>程澈</w:t>
-            </w:r>
           </w:p>
         </w:tc>
         <w:tc>
@@ -18495,16 +16540,6 @@
                 <w:lang w:eastAsia="zh-CN"/>
               </w:rPr>
             </w:pPr>
-            <w:r>
-              <w:rPr>
-                <w:rFonts w:ascii="楷体" w:eastAsia="楷体" w:hAnsi="楷体" w:hint="eastAsia"/>
-                <w:color w:val="000000"/>
-                <w:sz w:val="28"/>
-                <w:szCs w:val="28"/>
-                <w:lang w:eastAsia="zh-CN"/>
-              </w:rPr>
-              <w:t>郭力暉</w:t>
-            </w:r>
           </w:p>
         </w:tc>
       </w:tr>
@@ -18606,17 +16641,21 @@
                 <w:lang w:eastAsia="zh-CN"/>
               </w:rPr>
             </w:pPr>
-            <w:r>
-              <w:rPr>
-                <w:rFonts w:ascii="楷体" w:eastAsia="楷体" w:hAnsi="楷体" w:hint="eastAsia"/>
-                <w:color w:val="000000"/>
-                <w:sz w:val="28"/>
-                <w:szCs w:val="28"/>
-                <w:lang w:eastAsia="zh-CN"/>
-              </w:rPr>
-              <w:t>李帆</w:t>
-            </w:r>
-          </w:p>
+          </w:p>
+        </w:tc>
+        <w:tc>
+          <w:tcPr>
+            <w:tcW w:w="1986" w:type="dxa"/>
+            <w:tcBorders>
+              <w:top w:val="single" w:sz="8" w:space="0" w:color="000000"/>
+              <w:left w:val="single" w:sz="8" w:space="0" w:color="000000"/>
+              <w:right w:val="single" w:sz="4" w:space="0" w:color="auto"/>
+              <w:tl2br w:val="nil"/>
+              <w:tr2bl w:val="nil"/>
+            </w:tcBorders>
+            <w:shd w:val="clear" w:color="auto" w:fill="FFFFFF"/>
+            <w:vAlign w:val="center"/>
+          </w:tcPr>
           <w:p>
             <w:pPr>
               <w:spacing w:after="0" w:line="240" w:lineRule="auto"/>
@@ -18629,129 +16668,6 @@
                 <w:lang w:eastAsia="zh-CN"/>
               </w:rPr>
             </w:pPr>
-            <w:r>
-              <w:rPr>
-                <w:rFonts w:ascii="楷体" w:eastAsia="楷体" w:hAnsi="楷体" w:hint="eastAsia"/>
-                <w:color w:val="000000"/>
-                <w:sz w:val="28"/>
-                <w:szCs w:val="28"/>
-                <w:lang w:eastAsia="zh-CN"/>
-              </w:rPr>
-              <w:t>倪师母</w:t>
-            </w:r>
-            <w:r>
-              <w:rPr>
-                <w:rFonts w:ascii="Cambria" w:eastAsia="楷体" w:hAnsi="Cambria" w:cs="Apple Color Emoji"/>
-                <w:color w:val="000000"/>
-                <w:sz w:val="28"/>
-                <w:szCs w:val="28"/>
-                <w:lang w:eastAsia="zh-TW"/>
-              </w:rPr>
-              <w:t>&amp;</w:t>
-            </w:r>
-            <w:r>
-              <w:rPr>
-                <w:rFonts w:ascii="楷体" w:eastAsia="楷体" w:hAnsi="楷体" w:hint="eastAsia"/>
-                <w:color w:val="000000"/>
-                <w:sz w:val="28"/>
-                <w:szCs w:val="28"/>
-                <w:lang w:eastAsia="zh-CN"/>
-              </w:rPr>
-              <w:t>姜官芳</w:t>
-            </w:r>
-          </w:p>
-          <w:p>
-            <w:pPr>
-              <w:spacing w:after="0" w:line="240" w:lineRule="auto"/>
-              <w:jc w:val="center"/>
-              <w:rPr>
-                <w:rFonts w:ascii="楷体" w:eastAsia="楷体" w:hAnsi="楷体"/>
-                <w:color w:val="000000"/>
-                <w:sz w:val="28"/>
-                <w:szCs w:val="28"/>
-                <w:lang w:eastAsia="zh-CN"/>
-              </w:rPr>
-            </w:pPr>
-            <w:r>
-              <w:rPr>
-                <w:rFonts w:ascii="楷体" w:eastAsia="楷体" w:hAnsi="楷体" w:hint="eastAsia"/>
-                <w:color w:val="000000"/>
-                <w:sz w:val="28"/>
-                <w:szCs w:val="28"/>
-                <w:lang w:eastAsia="zh-CN"/>
-              </w:rPr>
-              <w:t>陈聆燕</w:t>
-            </w:r>
-          </w:p>
-        </w:tc>
-        <w:tc>
-          <w:tcPr>
-            <w:tcW w:w="1986" w:type="dxa"/>
-            <w:tcBorders>
-              <w:top w:val="single" w:sz="8" w:space="0" w:color="000000"/>
-              <w:left w:val="single" w:sz="8" w:space="0" w:color="000000"/>
-              <w:right w:val="single" w:sz="4" w:space="0" w:color="auto"/>
-              <w:tl2br w:val="nil"/>
-              <w:tr2bl w:val="nil"/>
-            </w:tcBorders>
-            <w:shd w:val="clear" w:color="auto" w:fill="FFFFFF"/>
-            <w:vAlign w:val="center"/>
-          </w:tcPr>
-          <w:p>
-            <w:pPr>
-              <w:spacing w:after="0" w:line="240" w:lineRule="auto"/>
-              <w:jc w:val="center"/>
-              <w:rPr>
-                <w:rFonts w:ascii="楷体" w:eastAsia="楷体" w:hAnsi="楷体"/>
-                <w:color w:val="000000"/>
-                <w:sz w:val="28"/>
-                <w:szCs w:val="28"/>
-                <w:lang w:eastAsia="zh-CN"/>
-              </w:rPr>
-            </w:pPr>
-            <w:r>
-              <w:rPr>
-                <w:rFonts w:ascii="楷体" w:eastAsia="楷体" w:hAnsi="楷体" w:hint="eastAsia"/>
-                <w:color w:val="000000"/>
-                <w:sz w:val="28"/>
-                <w:szCs w:val="28"/>
-                <w:lang w:eastAsia="zh-CN"/>
-              </w:rPr>
-              <w:t>金源</w:t>
-            </w:r>
-            <w:r>
-              <w:rPr>
-                <w:rFonts w:eastAsia="楷体"/>
-                <w:color w:val="000000"/>
-                <w:sz w:val="28"/>
-                <w:szCs w:val="28"/>
-                <w:lang w:eastAsia="zh-CN"/>
-              </w:rPr>
-              <w:t>BBQ</w:t>
-            </w:r>
-          </w:p>
-          <w:p>
-            <w:pPr>
-              <w:spacing w:after="0" w:line="240" w:lineRule="auto"/>
-              <w:jc w:val="center"/>
-              <w:rPr>
-                <w:rFonts w:ascii="楷体" w:eastAsia="楷体" w:hAnsi="楷体"/>
-                <w:color w:val="000000"/>
-                <w:sz w:val="28"/>
-                <w:szCs w:val="28"/>
-                <w:lang w:eastAsia="zh-CN"/>
-              </w:rPr>
-            </w:pPr>
-            <w:r>
-              <w:rPr>
-                <w:rFonts w:ascii="楷体" w:eastAsia="楷体" w:hAnsi="楷体" w:hint="eastAsia"/>
-                <w:color w:val="000000"/>
-                <w:sz w:val="28"/>
-                <w:szCs w:val="28"/>
-                <w:lang w:eastAsia="zh-CN"/>
-              </w:rPr>
-              <w:t>周蕾</w:t>
-            </w:r>
           </w:p>
         </w:tc>
         <w:tc>
@@ -18780,15 +16696,6 @@
                 <w:lang w:eastAsia="zh-CN"/>
               </w:rPr>
             </w:pPr>
-            <w:r>
-              <w:rPr>
-                <w:rFonts w:ascii="楷体" w:eastAsia="楷体" w:hAnsi="楷体" w:hint="eastAsia"/>
-                <w:sz w:val="36"/>
-                <w:szCs w:val="36"/>
-                <w:lang w:eastAsia="zh-CN"/>
-              </w:rPr>
-              <w:t>家庭日</w:t>
-            </w:r>
           </w:p>
         </w:tc>
         <w:tc>
@@ -18816,15 +16723,6 @@
                 <w:lang w:eastAsia="zh-CN"/>
               </w:rPr>
             </w:pPr>
-            <w:r>
-              <w:rPr>
-                <w:rFonts w:ascii="楷体" w:eastAsia="楷体" w:hAnsi="楷体" w:hint="eastAsia"/>
-                <w:sz w:val="36"/>
-                <w:szCs w:val="36"/>
-                <w:lang w:eastAsia="zh-CN"/>
-              </w:rPr>
-              <w:t>小組日</w:t>
-            </w:r>
           </w:p>
         </w:tc>
       </w:tr>
@@ -18902,17 +16800,20 @@
                 <w:lang w:eastAsia="zh-CN"/>
               </w:rPr>
             </w:pPr>
-            <w:r>
-              <w:rPr>
-                <w:rFonts w:ascii="楷体" w:eastAsia="楷体" w:hAnsi="楷体" w:hint="eastAsia"/>
-                <w:color w:val="000000"/>
-                <w:sz w:val="28"/>
-                <w:szCs w:val="28"/>
-                <w:lang w:eastAsia="zh-CN"/>
-              </w:rPr>
-              <w:t>李帆</w:t>
-            </w:r>
-          </w:p>
+          </w:p>
+        </w:tc>
+        <w:tc>
+          <w:tcPr>
+            <w:tcW w:w="1986" w:type="dxa"/>
+            <w:tcBorders>
+              <w:left w:val="single" w:sz="8" w:space="0" w:color="000000"/>
+              <w:right w:val="single" w:sz="4" w:space="0" w:color="auto"/>
+              <w:tl2br w:val="nil"/>
+              <w:tr2bl w:val="nil"/>
+            </w:tcBorders>
+            <w:shd w:val="clear" w:color="auto" w:fill="FFFFFF"/>
+            <w:vAlign w:val="center"/>
+          </w:tcPr>
           <w:p>
             <w:pPr>
               <w:spacing w:after="0" w:line="240" w:lineRule="auto"/>
@@ -18925,121 +16826,6 @@
                 <w:lang w:eastAsia="zh-CN"/>
               </w:rPr>
             </w:pPr>
-            <w:r>
-              <w:rPr>
-                <w:rFonts w:ascii="楷体" w:eastAsia="楷体" w:hAnsi="楷体" w:hint="eastAsia"/>
-                <w:color w:val="000000"/>
-                <w:sz w:val="28"/>
-                <w:szCs w:val="28"/>
-                <w:lang w:eastAsia="zh-CN"/>
-              </w:rPr>
-              <w:t>叶俊生</w:t>
-            </w:r>
-          </w:p>
-          <w:p>
-            <w:pPr>
-              <w:spacing w:after="0" w:line="240" w:lineRule="auto"/>
-              <w:jc w:val="center"/>
-              <w:rPr>
-                <w:rFonts w:ascii="楷体" w:eastAsia="楷体" w:hAnsi="楷体"/>
-                <w:color w:val="000000"/>
-                <w:sz w:val="28"/>
-                <w:szCs w:val="28"/>
-                <w:lang w:eastAsia="zh-CN"/>
-              </w:rPr>
-            </w:pPr>
-            <w:r>
-              <w:rPr>
-                <w:rFonts w:ascii="楷体" w:eastAsia="楷体" w:hAnsi="楷体" w:hint="eastAsia"/>
-                <w:color w:val="000000"/>
-                <w:sz w:val="28"/>
-                <w:szCs w:val="28"/>
-                <w:lang w:eastAsia="zh-CN"/>
-              </w:rPr>
-              <w:t>张巨伟</w:t>
-            </w:r>
-          </w:p>
-        </w:tc>
-        <w:tc>
-          <w:tcPr>
-            <w:tcW w:w="1986" w:type="dxa"/>
-            <w:tcBorders>
-              <w:left w:val="single" w:sz="8" w:space="0" w:color="000000"/>
-              <w:right w:val="single" w:sz="4" w:space="0" w:color="auto"/>
-              <w:tl2br w:val="nil"/>
-              <w:tr2bl w:val="nil"/>
-            </w:tcBorders>
-            <w:shd w:val="clear" w:color="auto" w:fill="FFFFFF"/>
-            <w:vAlign w:val="center"/>
-          </w:tcPr>
-          <w:p>
-            <w:pPr>
-              <w:spacing w:after="0" w:line="240" w:lineRule="auto"/>
-              <w:jc w:val="center"/>
-              <w:rPr>
-                <w:rFonts w:ascii="楷体" w:eastAsia="楷体" w:hAnsi="楷体"/>
-                <w:color w:val="000000"/>
-                <w:sz w:val="28"/>
-                <w:szCs w:val="28"/>
-                <w:lang w:eastAsia="zh-TW"/>
-              </w:rPr>
-            </w:pPr>
-            <w:r>
-              <w:rPr>
-                <w:rFonts w:ascii="楷体" w:eastAsia="楷体" w:hAnsi="楷体" w:hint="eastAsia"/>
-                <w:color w:val="000000"/>
-                <w:sz w:val="28"/>
-                <w:szCs w:val="28"/>
-                <w:lang w:eastAsia="zh-CN"/>
-              </w:rPr>
-              <w:t>陳偉漢</w:t>
-            </w:r>
-          </w:p>
-          <w:p>
-            <w:pPr>
-              <w:spacing w:after="0" w:line="240" w:lineRule="auto"/>
-              <w:jc w:val="center"/>
-              <w:rPr>
-                <w:rFonts w:ascii="楷体" w:eastAsia="楷体" w:hAnsi="楷体"/>
-                <w:color w:val="000000"/>
-                <w:sz w:val="28"/>
-                <w:szCs w:val="28"/>
-                <w:lang w:eastAsia="zh-CN"/>
-              </w:rPr>
-            </w:pPr>
-            <w:r>
-              <w:rPr>
-                <w:rFonts w:ascii="楷体" w:eastAsia="楷体" w:hAnsi="楷体" w:hint="eastAsia"/>
-                <w:color w:val="000000"/>
-                <w:sz w:val="28"/>
-                <w:szCs w:val="28"/>
-                <w:lang w:eastAsia="zh-CN"/>
-              </w:rPr>
-              <w:t>徐高唱</w:t>
-            </w:r>
-          </w:p>
-          <w:p>
-            <w:pPr>
-              <w:spacing w:after="0" w:line="240" w:lineRule="auto"/>
-              <w:jc w:val="center"/>
-              <w:rPr>
-                <w:rFonts w:ascii="楷体" w:eastAsia="楷体" w:hAnsi="楷体"/>
-                <w:color w:val="000000"/>
-                <w:sz w:val="28"/>
-                <w:szCs w:val="28"/>
-                <w:lang w:eastAsia="zh-CN"/>
-              </w:rPr>
-            </w:pPr>
-            <w:r>
-              <w:rPr>
-                <w:rFonts w:ascii="楷体" w:eastAsia="楷体" w:hAnsi="楷体" w:hint="eastAsia"/>
-                <w:color w:val="000000"/>
-                <w:sz w:val="28"/>
-                <w:szCs w:val="28"/>
-                <w:lang w:eastAsia="zh-CN"/>
-              </w:rPr>
-              <w:t>李维</w:t>
-            </w:r>
           </w:p>
         </w:tc>
         <w:tc>
@@ -19166,17 +16952,21 @@
                 <w:lang w:eastAsia="zh-CN"/>
               </w:rPr>
             </w:pPr>
-            <w:r>
-              <w:rPr>
-                <w:rFonts w:ascii="楷体" w:eastAsia="楷体" w:hAnsi="楷体" w:hint="eastAsia"/>
-                <w:color w:val="000000"/>
-                <w:sz w:val="28"/>
-                <w:szCs w:val="28"/>
-                <w:lang w:eastAsia="zh-CN"/>
-              </w:rPr>
-              <w:t>李惟舟</w:t>
-            </w:r>
-          </w:p>
+          </w:p>
+        </w:tc>
+        <w:tc>
+          <w:tcPr>
+            <w:tcW w:w="1986" w:type="dxa"/>
+            <w:tcBorders>
+              <w:left w:val="single" w:sz="8" w:space="0" w:color="000000"/>
+              <w:bottom w:val="single" w:sz="8" w:space="0" w:color="000000"/>
+              <w:right w:val="single" w:sz="4" w:space="0" w:color="auto"/>
+              <w:tl2br w:val="nil"/>
+              <w:tr2bl w:val="nil"/>
+            </w:tcBorders>
+            <w:shd w:val="clear" w:color="auto" w:fill="FFFFFF"/>
+            <w:vAlign w:val="center"/>
+          </w:tcPr>
           <w:p>
             <w:pPr>
               <w:spacing w:after="0" w:line="240" w:lineRule="auto"/>
@@ -19189,122 +16979,6 @@
                 <w:lang w:eastAsia="zh-CN"/>
               </w:rPr>
             </w:pPr>
-            <w:r>
-              <w:rPr>
-                <w:rFonts w:ascii="楷体" w:eastAsia="楷体" w:hAnsi="楷体" w:hint="eastAsia"/>
-                <w:color w:val="000000"/>
-                <w:sz w:val="28"/>
-                <w:szCs w:val="28"/>
-                <w:lang w:eastAsia="zh-CN"/>
-              </w:rPr>
-              <w:t>樂樂</w:t>
-            </w:r>
-          </w:p>
-          <w:p>
-            <w:pPr>
-              <w:spacing w:after="0" w:line="240" w:lineRule="auto"/>
-              <w:jc w:val="center"/>
-              <w:rPr>
-                <w:rFonts w:ascii="楷体" w:eastAsia="楷体" w:hAnsi="楷体"/>
-                <w:color w:val="000000"/>
-                <w:sz w:val="28"/>
-                <w:szCs w:val="28"/>
-                <w:lang w:eastAsia="zh-CN"/>
-              </w:rPr>
-            </w:pPr>
-            <w:r>
-              <w:rPr>
-                <w:rFonts w:ascii="楷体" w:eastAsia="楷体" w:hAnsi="楷体" w:hint="eastAsia"/>
-                <w:color w:val="000000"/>
-                <w:sz w:val="28"/>
-                <w:szCs w:val="28"/>
-                <w:lang w:eastAsia="zh-CN"/>
-              </w:rPr>
-              <w:t>梁燕华</w:t>
-            </w:r>
-          </w:p>
-        </w:tc>
-        <w:tc>
-          <w:tcPr>
-            <w:tcW w:w="1986" w:type="dxa"/>
-            <w:tcBorders>
-              <w:left w:val="single" w:sz="8" w:space="0" w:color="000000"/>
-              <w:bottom w:val="single" w:sz="8" w:space="0" w:color="000000"/>
-              <w:right w:val="single" w:sz="4" w:space="0" w:color="auto"/>
-              <w:tl2br w:val="nil"/>
-              <w:tr2bl w:val="nil"/>
-            </w:tcBorders>
-            <w:shd w:val="clear" w:color="auto" w:fill="FFFFFF"/>
-            <w:vAlign w:val="center"/>
-          </w:tcPr>
-          <w:p>
-            <w:pPr>
-              <w:spacing w:after="0" w:line="240" w:lineRule="auto"/>
-              <w:jc w:val="center"/>
-              <w:rPr>
-                <w:rFonts w:ascii="楷体" w:eastAsia="楷体" w:hAnsi="楷体"/>
-                <w:color w:val="000000"/>
-                <w:sz w:val="28"/>
-                <w:szCs w:val="28"/>
-                <w:lang w:eastAsia="zh-CN"/>
-              </w:rPr>
-            </w:pPr>
-            <w:r>
-              <w:rPr>
-                <w:rFonts w:ascii="楷体" w:eastAsia="楷体" w:hAnsi="楷体" w:hint="eastAsia"/>
-                <w:color w:val="000000"/>
-                <w:sz w:val="28"/>
-                <w:szCs w:val="28"/>
-                <w:lang w:eastAsia="zh-CN"/>
-              </w:rPr>
-              <w:t>张霁</w:t>
-            </w:r>
-          </w:p>
-          <w:p>
-            <w:pPr>
-              <w:spacing w:after="0" w:line="240" w:lineRule="auto"/>
-              <w:jc w:val="center"/>
-              <w:rPr>
-                <w:rFonts w:ascii="楷体" w:eastAsia="楷体" w:hAnsi="楷体"/>
-                <w:color w:val="000000"/>
-                <w:sz w:val="28"/>
-                <w:szCs w:val="28"/>
-                <w:lang w:eastAsia="zh-CN"/>
-              </w:rPr>
-            </w:pPr>
-            <w:r>
-              <w:rPr>
-                <w:rFonts w:ascii="楷体" w:eastAsia="楷体" w:hAnsi="楷体" w:hint="eastAsia"/>
-                <w:color w:val="000000"/>
-                <w:sz w:val="28"/>
-                <w:szCs w:val="28"/>
-                <w:lang w:eastAsia="zh-CN"/>
-              </w:rPr>
-              <w:t>张修</w:t>
-            </w:r>
-          </w:p>
-          <w:p>
-            <w:pPr>
-              <w:spacing w:after="0" w:line="240" w:lineRule="auto"/>
-              <w:jc w:val="center"/>
-              <w:rPr>
-                <w:rFonts w:ascii="楷体" w:eastAsia="楷体" w:hAnsi="楷体"/>
-                <w:color w:val="000000"/>
-                <w:sz w:val="28"/>
-                <w:szCs w:val="28"/>
-                <w:lang w:eastAsia="zh-CN"/>
-              </w:rPr>
-            </w:pPr>
-            <w:r>
-              <w:rPr>
-                <w:rFonts w:ascii="楷体" w:eastAsia="楷体" w:hAnsi="楷体" w:hint="eastAsia"/>
-                <w:color w:val="000000"/>
-                <w:sz w:val="28"/>
-                <w:szCs w:val="28"/>
-                <w:lang w:eastAsia="zh-CN"/>
-              </w:rPr>
-              <w:t>余悦涵</w:t>
-            </w:r>
           </w:p>
         </w:tc>
         <w:tc>
@@ -19392,6 +17066,15 @@
               <w:jc w:val="center"/>
               <w:rPr>
                 <w:rFonts w:ascii="楷体" w:eastAsia="楷体" w:hAnsi="楷体"/>
+                <w:color w:val="000000"/>
+                <w:sz w:val="28"/>
+                <w:szCs w:val="28"/>
+                <w:lang w:eastAsia="zh-CN"/>
+              </w:rPr>
+            </w:pPr>
+            <w:r>
+              <w:rPr>
+                <w:rFonts w:ascii="楷体" w:eastAsia="楷体" w:hAnsi="楷体"/>
                 <w:b/>
                 <w:bCs/>
                 <w:color w:val="000000"/>
@@ -19399,56 +17082,25 @@
                 <w:szCs w:val="28"/>
                 <w:lang w:eastAsia="zh-CN"/>
               </w:rPr>
-            </w:pPr>
-            <w:r>
-              <w:rPr>
-                <w:rFonts w:eastAsia="楷体" w:hint="eastAsia"/>
-                <w:b/>
-                <w:bCs/>
-                <w:color w:val="000000"/>
-                <w:sz w:val="28"/>
-                <w:szCs w:val="28"/>
-                <w:lang w:eastAsia="zh-CN"/>
-              </w:rPr>
-              <w:t>3</w:t>
-            </w:r>
-            <w:r>
-              <w:rPr>
-                <w:rFonts w:ascii="楷体" w:eastAsia="楷体" w:hAnsi="楷体"/>
-                <w:b/>
-                <w:bCs/>
-                <w:color w:val="000000"/>
-                <w:sz w:val="28"/>
-                <w:szCs w:val="28"/>
-                <w:lang w:eastAsia="zh-CN"/>
-              </w:rPr>
-              <w:t>月</w:t>
-            </w:r>
-            <w:r>
-              <w:rPr>
-                <w:rFonts w:eastAsia="楷体" w:hint="eastAsia"/>
-                <w:b/>
-                <w:bCs/>
-                <w:color w:val="000000"/>
-                <w:sz w:val="28"/>
-                <w:szCs w:val="28"/>
-                <w:lang w:eastAsia="zh-CN"/>
-              </w:rPr>
-              <w:t>1</w:t>
-            </w:r>
-            <w:r>
-              <w:rPr>
-                <w:rFonts w:ascii="楷体" w:eastAsia="楷体" w:hAnsi="楷体"/>
-                <w:b/>
-                <w:bCs/>
-                <w:color w:val="000000"/>
-                <w:sz w:val="28"/>
-                <w:szCs w:val="28"/>
-                <w:lang w:eastAsia="zh-CN"/>
-              </w:rPr>
-              <w:t>日</w:t>
-            </w:r>
-          </w:p>
+              <w:t>聖餐</w:t>
+            </w:r>
+          </w:p>
+        </w:tc>
+        <w:tc>
+          <w:tcPr>
+            <w:tcW w:w="8487" w:type="dxa"/>
+            <w:gridSpan w:val="6"/>
+            <w:tcBorders>
+              <w:top w:val="single" w:sz="8" w:space="0" w:color="000000"/>
+              <w:left w:val="single" w:sz="8" w:space="0" w:color="000000"/>
+              <w:bottom w:val="single" w:sz="8" w:space="0" w:color="000000"/>
+              <w:right w:val="single" w:sz="8" w:space="0" w:color="000000"/>
+              <w:tl2br w:val="nil"/>
+              <w:tr2bl w:val="nil"/>
+            </w:tcBorders>
+            <w:shd w:val="clear" w:color="auto" w:fill="FFFFFF"/>
+            <w:vAlign w:val="center"/>
+          </w:tcPr>
           <w:p>
             <w:pPr>
               <w:spacing w:after="0" w:line="240" w:lineRule="auto"/>
@@ -19461,221 +17113,6 @@
                 <w:lang w:eastAsia="zh-CN"/>
               </w:rPr>
             </w:pPr>
-            <w:r>
-              <w:rPr>
-                <w:rFonts w:ascii="楷体" w:eastAsia="楷体" w:hAnsi="楷体"/>
-                <w:b/>
-                <w:bCs/>
-                <w:color w:val="000000"/>
-                <w:sz w:val="28"/>
-                <w:szCs w:val="28"/>
-                <w:lang w:eastAsia="zh-CN"/>
-              </w:rPr>
-              <w:t>聖餐</w:t>
-            </w:r>
-          </w:p>
-        </w:tc>
-        <w:tc>
-          <w:tcPr>
-            <w:tcW w:w="8487" w:type="dxa"/>
-            <w:gridSpan w:val="6"/>
-            <w:tcBorders>
-              <w:top w:val="single" w:sz="8" w:space="0" w:color="000000"/>
-              <w:left w:val="single" w:sz="8" w:space="0" w:color="000000"/>
-              <w:bottom w:val="single" w:sz="8" w:space="0" w:color="000000"/>
-              <w:right w:val="single" w:sz="8" w:space="0" w:color="000000"/>
-              <w:tl2br w:val="nil"/>
-              <w:tr2bl w:val="nil"/>
-            </w:tcBorders>
-            <w:shd w:val="clear" w:color="auto" w:fill="FFFFFF"/>
-            <w:vAlign w:val="center"/>
-          </w:tcPr>
-          <w:p>
-            <w:pPr>
-              <w:spacing w:after="0" w:line="240" w:lineRule="auto"/>
-              <w:jc w:val="center"/>
-              <w:rPr>
-                <w:rFonts w:ascii="楷体" w:eastAsia="楷体" w:hAnsi="楷体" w:cs="微软雅黑"/>
-                <w:spacing w:val="-8"/>
-                <w:sz w:val="28"/>
-                <w:szCs w:val="28"/>
-                <w:lang w:eastAsia="zh-CN"/>
-              </w:rPr>
-            </w:pPr>
-            <w:r>
-              <w:rPr>
-                <w:rFonts w:ascii="楷体" w:eastAsia="楷体" w:hAnsi="楷体" w:cs="楷体" w:hint="eastAsia"/>
-                <w:color w:val="000000"/>
-                <w:sz w:val="28"/>
-                <w:szCs w:val="28"/>
-                <w:lang w:eastAsia="zh-TW"/>
-              </w:rPr>
-              <w:t>第一組：</w:t>
-            </w:r>
-            <w:r>
-              <w:rPr>
-                <w:rFonts w:ascii="楷体" w:eastAsia="楷体" w:hAnsi="楷体" w:cs="微软雅黑" w:hint="eastAsia"/>
-                <w:spacing w:val="-3"/>
-                <w:sz w:val="28"/>
-                <w:szCs w:val="28"/>
-                <w:lang w:eastAsia="zh-CN"/>
-              </w:rPr>
-              <w:t>鍾學謙</w:t>
-            </w:r>
-            <w:r>
-              <w:rPr>
-                <w:rFonts w:ascii="楷体" w:eastAsia="楷体" w:hAnsi="楷体" w:hint="eastAsia"/>
-                <w:color w:val="000000"/>
-                <w:sz w:val="28"/>
-                <w:szCs w:val="28"/>
-                <w:lang w:eastAsia="zh-CN"/>
-              </w:rPr>
-              <w:t>,</w:t>
-            </w:r>
-            <w:r>
-              <w:rPr>
-                <w:rFonts w:ascii="楷体" w:eastAsia="楷体" w:hAnsi="楷体" w:cs="微软雅黑" w:hint="eastAsia"/>
-                <w:spacing w:val="-8"/>
-                <w:sz w:val="28"/>
-                <w:szCs w:val="28"/>
-                <w:lang w:eastAsia="zh-CN"/>
-              </w:rPr>
-              <w:t xml:space="preserve"> 龔</w:t>
-            </w:r>
-            <w:r>
-              <w:rPr>
-                <w:rFonts w:ascii="楷体" w:eastAsia="楷体" w:hAnsi="楷体" w:hint="eastAsia"/>
-                <w:color w:val="000000"/>
-                <w:sz w:val="28"/>
-                <w:szCs w:val="28"/>
-                <w:lang w:eastAsia="zh-CN"/>
-              </w:rPr>
-              <w:t>師母</w:t>
-            </w:r>
-          </w:p>
-          <w:p>
-            <w:pPr>
-              <w:spacing w:after="0" w:line="240" w:lineRule="auto"/>
-              <w:ind w:firstLineChars="900" w:firstLine="2520"/>
-              <w:rPr>
-                <w:rFonts w:ascii="楷体" w:eastAsia="楷体" w:hAnsi="楷体" w:cs="楷体"/>
-                <w:color w:val="000000"/>
-                <w:sz w:val="28"/>
-                <w:szCs w:val="28"/>
-                <w:lang w:eastAsia="zh-CN"/>
-              </w:rPr>
-            </w:pPr>
-            <w:r>
-              <w:rPr>
-                <w:rFonts w:ascii="楷体" w:eastAsia="楷体" w:hAnsi="楷体" w:cs="楷体" w:hint="eastAsia"/>
-                <w:color w:val="000000"/>
-                <w:sz w:val="28"/>
-                <w:szCs w:val="28"/>
-                <w:lang w:eastAsia="zh-TW"/>
-              </w:rPr>
-              <w:t>第二組：</w:t>
-            </w:r>
-            <w:r>
-              <w:rPr>
-                <w:rFonts w:ascii="楷体" w:eastAsia="楷体" w:hAnsi="楷体" w:cs="宋体" w:hint="eastAsia"/>
-                <w:sz w:val="28"/>
-                <w:szCs w:val="28"/>
-                <w:lang w:eastAsia="zh-TW"/>
-              </w:rPr>
-              <w:t>黄建嘉</w:t>
-            </w:r>
-            <w:r>
-              <w:rPr>
-                <w:rFonts w:ascii="楷体" w:eastAsia="楷体" w:hAnsi="楷体" w:cs="宋体" w:hint="eastAsia"/>
-                <w:sz w:val="28"/>
-                <w:szCs w:val="28"/>
-                <w:lang w:eastAsia="zh-CN"/>
-              </w:rPr>
-              <w:t>,</w:t>
-            </w:r>
-            <w:r>
-              <w:rPr>
-                <w:rFonts w:ascii="楷体" w:eastAsia="楷体" w:hAnsi="楷体" w:hint="eastAsia"/>
-                <w:color w:val="000000"/>
-                <w:sz w:val="28"/>
-                <w:szCs w:val="28"/>
-                <w:lang w:eastAsia="zh-CN"/>
-              </w:rPr>
-              <w:t xml:space="preserve"> </w:t>
-            </w:r>
-            <w:r>
-              <w:rPr>
-                <w:rFonts w:ascii="楷体" w:eastAsia="楷体" w:hAnsi="楷体" w:cs="微软雅黑" w:hint="eastAsia"/>
-                <w:spacing w:val="-8"/>
-                <w:sz w:val="28"/>
-                <w:szCs w:val="28"/>
-                <w:lang w:eastAsia="zh-CN"/>
-              </w:rPr>
-              <w:t>黃怡瑄</w:t>
-            </w:r>
-          </w:p>
-          <w:p>
-            <w:pPr>
-              <w:spacing w:after="0" w:line="240" w:lineRule="auto"/>
-              <w:jc w:val="center"/>
-              <w:rPr>
-                <w:rFonts w:ascii="楷体" w:eastAsia="楷体" w:hAnsi="楷体"/>
-                <w:color w:val="000000"/>
-                <w:sz w:val="28"/>
-                <w:szCs w:val="28"/>
-                <w:lang w:eastAsia="zh-CN"/>
-              </w:rPr>
-            </w:pPr>
-            <w:r>
-              <w:rPr>
-                <w:rFonts w:ascii="楷体" w:eastAsia="楷体" w:hAnsi="楷体" w:cs="楷体" w:hint="eastAsia"/>
-                <w:color w:val="000000"/>
-                <w:sz w:val="28"/>
-                <w:szCs w:val="28"/>
-                <w:lang w:eastAsia="zh-TW"/>
-              </w:rPr>
-              <w:t>第三組：</w:t>
-            </w:r>
-            <w:r>
-              <w:rPr>
-                <w:rFonts w:ascii="楷体" w:eastAsia="楷体" w:hAnsi="楷体" w:cs="楷体" w:hint="eastAsia"/>
-                <w:color w:val="000000"/>
-                <w:sz w:val="28"/>
-                <w:szCs w:val="28"/>
-                <w:lang w:eastAsia="zh-TW"/>
-              </w:rPr>
-              <w:t>謝</w:t>
-            </w:r>
-            <w:r>
-              <w:rPr>
-                <w:rFonts w:ascii="楷体" w:eastAsia="楷体" w:hAnsi="楷体" w:cs="楷体" w:hint="eastAsia"/>
-                <w:color w:val="000000"/>
-                <w:sz w:val="28"/>
-                <w:szCs w:val="28"/>
-                <w:lang w:eastAsia="zh-TW"/>
-              </w:rPr>
-              <w:t>定康，</w:t>
-            </w:r>
-            <w:r>
-              <w:rPr>
-                <w:rFonts w:ascii="楷体" w:eastAsia="楷体" w:hAnsi="楷体" w:cs="楷体" w:hint="eastAsia"/>
-                <w:color w:val="000000"/>
-                <w:sz w:val="28"/>
-                <w:szCs w:val="28"/>
-                <w:lang w:eastAsia="zh-TW"/>
-              </w:rPr>
-              <w:t>陳</w:t>
-            </w:r>
-            <w:r>
-              <w:rPr>
-                <w:rFonts w:ascii="楷体" w:eastAsia="楷体" w:hAnsi="楷体" w:cs="楷体" w:hint="eastAsia"/>
-                <w:color w:val="000000"/>
-                <w:sz w:val="28"/>
-                <w:szCs w:val="28"/>
-                <w:lang w:eastAsia="zh-TW"/>
-              </w:rPr>
-              <w:t>聆燕</w:t>
-            </w:r>
           </w:p>
         </w:tc>
       </w:tr>
@@ -20734,7 +18171,6 @@
   <w:style w:type="character" w:default="1" w:styleId="a0">
     <w:name w:val="Default Paragraph Font"/>
     <w:uiPriority w:val="1"/>
-    <w:semiHidden/>
     <w:unhideWhenUsed/>
   </w:style>
   <w:style w:type="table" w:default="1" w:styleId="a1">

--- a/public/templates/bulletin-template.docx
+++ b/public/templates/bulletin-template.docx
@@ -2605,7 +2605,29 @@
           <w:szCs w:val="28"/>
           <w:lang w:eastAsia="zh-CN"/>
         </w:rPr>
-        <w:t>家事報告</w:t>
+        <w:t>家事</w:t>
+      </w:r>
+      <w:proofErr w:type="gramStart"/>
+      <w:r>
+        <w:rPr>
+          <w:rFonts w:eastAsia="楷体"/>
+          <w:color w:val="000000"/>
+          <w:sz w:val="28"/>
+          <w:szCs w:val="28"/>
+          <w:lang w:eastAsia="zh-CN"/>
+        </w:rPr>
+        <w:t>報</w:t>
+      </w:r>
+      <w:proofErr w:type="gramEnd"/>
+      <w:r>
+        <w:rPr>
+          <w:rFonts w:eastAsia="楷体"/>
+          <w:color w:val="000000"/>
+          <w:sz w:val="28"/>
+          <w:szCs w:val="28"/>
+          <w:lang w:eastAsia="zh-CN"/>
+        </w:rPr>
+        <w:t>告</w:t>
       </w:r>
       <w:r>
         <w:rPr>
@@ -2719,6 +2741,7 @@
         </w:rPr>
         <w:t>{{</w:t>
       </w:r>
+      <w:proofErr w:type="gramStart"/>
       <w:r>
         <w:rPr>
           <w:rFonts w:eastAsia="楷体"/>
@@ -2727,7 +2750,18 @@
           <w:szCs w:val="28"/>
           <w:lang w:eastAsia="zh-CN"/>
         </w:rPr>
-        <w:t>靈修短文</w:t>
+        <w:t>靈</w:t>
+      </w:r>
+      <w:proofErr w:type="gramEnd"/>
+      <w:r>
+        <w:rPr>
+          <w:rFonts w:eastAsia="楷体"/>
+          <w:color w:val="000000"/>
+          <w:sz w:val="28"/>
+          <w:szCs w:val="28"/>
+          <w:lang w:eastAsia="zh-CN"/>
+        </w:rPr>
+        <w:t>修短文</w:t>
       </w:r>
       <w:r>
         <w:rPr>
@@ -2808,6 +2842,7 @@
         </w:rPr>
         <w:t>讀經</w:t>
       </w:r>
+      <w:proofErr w:type="gramStart"/>
       <w:r>
         <w:rPr>
           <w:rFonts w:eastAsia="楷体" w:hint="eastAsia"/>
@@ -2817,7 +2852,43 @@
           <w:szCs w:val="36"/>
           <w:lang w:eastAsia="zh-CN"/>
         </w:rPr>
-        <w:t>時間範圍</w:t>
+        <w:t>時</w:t>
+      </w:r>
+      <w:proofErr w:type="gramEnd"/>
+      <w:r>
+        <w:rPr>
+          <w:rFonts w:eastAsia="楷体" w:hint="eastAsia"/>
+          <w:b/>
+          <w:spacing w:val="-23"/>
+          <w:sz w:val="36"/>
+          <w:szCs w:val="36"/>
+          <w:lang w:eastAsia="zh-CN"/>
+        </w:rPr>
+        <w:t>間</w:t>
+      </w:r>
+      <w:proofErr w:type="gramStart"/>
+      <w:r>
+        <w:rPr>
+          <w:rFonts w:eastAsia="楷体" w:hint="eastAsia"/>
+          <w:b/>
+          <w:spacing w:val="-23"/>
+          <w:sz w:val="36"/>
+          <w:szCs w:val="36"/>
+          <w:lang w:eastAsia="zh-CN"/>
+        </w:rPr>
+        <w:t>範</w:t>
+      </w:r>
+      <w:proofErr w:type="gramEnd"/>
+      <w:r>
+        <w:rPr>
+          <w:rFonts w:eastAsia="楷体" w:hint="eastAsia"/>
+          <w:b/>
+          <w:spacing w:val="-23"/>
+          <w:sz w:val="36"/>
+          <w:szCs w:val="36"/>
+          <w:lang w:eastAsia="zh-CN"/>
+        </w:rPr>
+        <w:t>圍</w:t>
       </w:r>
       <w:r>
         <w:rPr>
@@ -2839,7 +2910,31 @@
           <w:szCs w:val="36"/>
           <w:lang w:eastAsia="zh-TW"/>
         </w:rPr>
-        <w:t>讀經進度表</w:t>
+        <w:t>讀經</w:t>
+      </w:r>
+      <w:proofErr w:type="gramStart"/>
+      <w:r>
+        <w:rPr>
+          <w:rFonts w:eastAsia="楷体"/>
+          <w:b/>
+          <w:spacing w:val="-23"/>
+          <w:sz w:val="36"/>
+          <w:szCs w:val="36"/>
+          <w:lang w:eastAsia="zh-TW"/>
+        </w:rPr>
+        <w:t>進</w:t>
+      </w:r>
+      <w:proofErr w:type="gramEnd"/>
+      <w:r>
+        <w:rPr>
+          <w:rFonts w:eastAsia="楷体"/>
+          <w:b/>
+          <w:spacing w:val="-23"/>
+          <w:sz w:val="36"/>
+          <w:szCs w:val="36"/>
+          <w:lang w:eastAsia="zh-TW"/>
+        </w:rPr>
+        <w:t>度表</w:t>
       </w:r>
     </w:p>
     <w:tbl>
@@ -2950,7 +3045,31 @@
                 <w:szCs w:val="40"/>
                 <w:lang w:eastAsia="zh-CN"/>
               </w:rPr>
-              <w:t>讀經進度</w:t>
+              <w:t>讀經</w:t>
+            </w:r>
+            <w:proofErr w:type="gramStart"/>
+            <w:r>
+              <w:rPr>
+                <w:rFonts w:eastAsia="楷体" w:hint="eastAsia"/>
+                <w:b/>
+                <w:bCs/>
+                <w:sz w:val="40"/>
+                <w:szCs w:val="40"/>
+                <w:lang w:eastAsia="zh-CN"/>
+              </w:rPr>
+              <w:t>進</w:t>
+            </w:r>
+            <w:proofErr w:type="gramEnd"/>
+            <w:r>
+              <w:rPr>
+                <w:rFonts w:eastAsia="楷体" w:hint="eastAsia"/>
+                <w:b/>
+                <w:bCs/>
+                <w:sz w:val="40"/>
+                <w:szCs w:val="40"/>
+                <w:lang w:eastAsia="zh-CN"/>
+              </w:rPr>
+              <w:t>度</w:t>
             </w:r>
           </w:p>
         </w:tc>
@@ -2981,6 +3100,7 @@
                 <w:lang w:eastAsia="zh-CN"/>
               </w:rPr>
             </w:pPr>
+            <w:proofErr w:type="gramStart"/>
             <w:r>
               <w:rPr>
                 <w:rFonts w:eastAsia="楷体" w:hint="eastAsia"/>
@@ -2990,7 +3110,19 @@
                 <w:szCs w:val="40"/>
                 <w:lang w:eastAsia="zh-CN"/>
               </w:rPr>
-              <w:t>靈修主題</w:t>
+              <w:t>靈</w:t>
+            </w:r>
+            <w:proofErr w:type="gramEnd"/>
+            <w:r>
+              <w:rPr>
+                <w:rFonts w:eastAsia="楷体" w:hint="eastAsia"/>
+                <w:b/>
+                <w:bCs/>
+                <w:sz w:val="40"/>
+                <w:szCs w:val="40"/>
+                <w:lang w:eastAsia="zh-CN"/>
+              </w:rPr>
+              <w:t>修主題</w:t>
             </w:r>
           </w:p>
         </w:tc>
@@ -3163,6 +3295,7 @@
               </w:rPr>
               <w:t>{{</w:t>
             </w:r>
+            <w:proofErr w:type="gramStart"/>
             <w:r>
               <w:rPr>
                 <w:rFonts w:eastAsia="楷体"/>
@@ -3171,7 +3304,18 @@
                 <w:szCs w:val="36"/>
                 <w:lang w:eastAsia="zh-CN"/>
               </w:rPr>
-              <w:t>進度</w:t>
+              <w:t>進</w:t>
+            </w:r>
+            <w:proofErr w:type="gramEnd"/>
+            <w:r>
+              <w:rPr>
+                <w:rFonts w:eastAsia="楷体"/>
+                <w:spacing w:val="-23"/>
+                <w:sz w:val="36"/>
+                <w:szCs w:val="36"/>
+                <w:lang w:eastAsia="zh-CN"/>
+              </w:rPr>
+              <w:t>度</w:t>
             </w:r>
             <w:r>
               <w:rPr>
@@ -3403,6 +3547,7 @@
               </w:rPr>
               <w:t>{{</w:t>
             </w:r>
+            <w:proofErr w:type="gramStart"/>
             <w:r>
               <w:rPr>
                 <w:rFonts w:eastAsia="楷体"/>
@@ -3411,7 +3556,18 @@
                 <w:szCs w:val="36"/>
                 <w:lang w:eastAsia="zh-CN"/>
               </w:rPr>
-              <w:t>進度</w:t>
+              <w:t>進</w:t>
+            </w:r>
+            <w:proofErr w:type="gramEnd"/>
+            <w:r>
+              <w:rPr>
+                <w:rFonts w:eastAsia="楷体"/>
+                <w:spacing w:val="-23"/>
+                <w:sz w:val="36"/>
+                <w:szCs w:val="36"/>
+                <w:lang w:eastAsia="zh-CN"/>
+              </w:rPr>
+              <w:t>度</w:t>
             </w:r>
             <w:r>
               <w:rPr>
@@ -3663,6 +3819,7 @@
               </w:rPr>
               <w:t>{{</w:t>
             </w:r>
+            <w:proofErr w:type="gramStart"/>
             <w:r>
               <w:rPr>
                 <w:rFonts w:eastAsia="楷体"/>
@@ -3671,7 +3828,18 @@
                 <w:szCs w:val="36"/>
                 <w:lang w:eastAsia="zh-CN"/>
               </w:rPr>
-              <w:t>進度</w:t>
+              <w:t>進</w:t>
+            </w:r>
+            <w:proofErr w:type="gramEnd"/>
+            <w:r>
+              <w:rPr>
+                <w:rFonts w:eastAsia="楷体"/>
+                <w:spacing w:val="-23"/>
+                <w:sz w:val="36"/>
+                <w:szCs w:val="36"/>
+                <w:lang w:eastAsia="zh-CN"/>
+              </w:rPr>
+              <w:t>度</w:t>
             </w:r>
             <w:r>
               <w:rPr>
@@ -3923,6 +4091,7 @@
               </w:rPr>
               <w:t>{{</w:t>
             </w:r>
+            <w:proofErr w:type="gramStart"/>
             <w:r>
               <w:rPr>
                 <w:rFonts w:eastAsia="楷体"/>
@@ -3931,7 +4100,18 @@
                 <w:szCs w:val="36"/>
                 <w:lang w:eastAsia="zh-CN"/>
               </w:rPr>
-              <w:t>進度</w:t>
+              <w:t>進</w:t>
+            </w:r>
+            <w:proofErr w:type="gramEnd"/>
+            <w:r>
+              <w:rPr>
+                <w:rFonts w:eastAsia="楷体"/>
+                <w:spacing w:val="-23"/>
+                <w:sz w:val="36"/>
+                <w:szCs w:val="36"/>
+                <w:lang w:eastAsia="zh-CN"/>
+              </w:rPr>
+              <w:t>度</w:t>
             </w:r>
             <w:r>
               <w:rPr>
@@ -4183,6 +4363,7 @@
               </w:rPr>
               <w:t>{{</w:t>
             </w:r>
+            <w:proofErr w:type="gramStart"/>
             <w:r>
               <w:rPr>
                 <w:rFonts w:eastAsia="楷体"/>
@@ -4191,7 +4372,18 @@
                 <w:szCs w:val="36"/>
                 <w:lang w:eastAsia="zh-CN"/>
               </w:rPr>
-              <w:t>進度</w:t>
+              <w:t>進</w:t>
+            </w:r>
+            <w:proofErr w:type="gramEnd"/>
+            <w:r>
+              <w:rPr>
+                <w:rFonts w:eastAsia="楷体"/>
+                <w:spacing w:val="-23"/>
+                <w:sz w:val="36"/>
+                <w:szCs w:val="36"/>
+                <w:lang w:eastAsia="zh-CN"/>
+              </w:rPr>
+              <w:t>度</w:t>
             </w:r>
             <w:r>
               <w:rPr>
@@ -4444,6 +4636,7 @@
               </w:rPr>
               <w:t>{{</w:t>
             </w:r>
+            <w:proofErr w:type="gramStart"/>
             <w:r>
               <w:rPr>
                 <w:rFonts w:eastAsia="楷体"/>
@@ -4452,7 +4645,18 @@
                 <w:szCs w:val="36"/>
                 <w:lang w:eastAsia="zh-CN"/>
               </w:rPr>
-              <w:t>進度</w:t>
+              <w:t>進</w:t>
+            </w:r>
+            <w:proofErr w:type="gramEnd"/>
+            <w:r>
+              <w:rPr>
+                <w:rFonts w:eastAsia="楷体"/>
+                <w:spacing w:val="-23"/>
+                <w:sz w:val="36"/>
+                <w:szCs w:val="36"/>
+                <w:lang w:eastAsia="zh-CN"/>
+              </w:rPr>
+              <w:t>度</w:t>
             </w:r>
             <w:r>
               <w:rPr>
@@ -4815,7 +5019,29 @@
           <w:sz w:val="30"/>
           <w:szCs w:val="30"/>
         </w:rPr>
-        <w:t>奉獻資訊</w:t>
+        <w:t>奉</w:t>
+      </w:r>
+      <w:proofErr w:type="gramStart"/>
+      <w:r>
+        <w:rPr>
+          <w:rFonts w:ascii="楷体" w:eastAsia="楷体" w:hAnsi="楷体" w:cs="楷体"/>
+          <w:color w:val="auto"/>
+          <w:spacing w:val="-20"/>
+          <w:sz w:val="30"/>
+          <w:szCs w:val="30"/>
+        </w:rPr>
+        <w:t>獻</w:t>
+      </w:r>
+      <w:proofErr w:type="gramEnd"/>
+      <w:r>
+        <w:rPr>
+          <w:rFonts w:ascii="楷体" w:eastAsia="楷体" w:hAnsi="楷体" w:cs="楷体"/>
+          <w:color w:val="auto"/>
+          <w:spacing w:val="-20"/>
+          <w:sz w:val="30"/>
+          <w:szCs w:val="30"/>
+        </w:rPr>
+        <w:t>資訊</w:t>
       </w:r>
       <w:r>
         <w:rPr>
@@ -5212,6 +5438,7 @@
                 <w:szCs w:val="32"/>
               </w:rPr>
             </w:pPr>
+            <w:proofErr w:type="gramStart"/>
             <w:r>
               <w:rPr>
                 <w:rFonts w:eastAsia="楷体" w:hint="eastAsia"/>
@@ -5220,7 +5447,18 @@
                 <w:sz w:val="32"/>
                 <w:szCs w:val="32"/>
               </w:rPr>
-              <w:t>週四晚上橄欖山小組</w:t>
+              <w:t>週</w:t>
+            </w:r>
+            <w:proofErr w:type="gramEnd"/>
+            <w:r>
+              <w:rPr>
+                <w:rFonts w:eastAsia="楷体" w:hint="eastAsia"/>
+                <w:color w:val="auto"/>
+                <w:spacing w:val="-23"/>
+                <w:sz w:val="32"/>
+                <w:szCs w:val="32"/>
+              </w:rPr>
+              <w:t>四晚上橄欖山小組</w:t>
             </w:r>
           </w:p>
         </w:tc>
@@ -5397,6 +5635,7 @@
                 <w:szCs w:val="32"/>
               </w:rPr>
             </w:pPr>
+            <w:proofErr w:type="gramStart"/>
             <w:r>
               <w:rPr>
                 <w:rFonts w:eastAsia="楷体" w:hint="eastAsia"/>
@@ -5405,7 +5644,40 @@
                 <w:sz w:val="32"/>
                 <w:szCs w:val="32"/>
               </w:rPr>
-              <w:t>週五晚上青年團契</w:t>
+              <w:t>週</w:t>
+            </w:r>
+            <w:proofErr w:type="gramEnd"/>
+            <w:r>
+              <w:rPr>
+                <w:rFonts w:eastAsia="楷体" w:hint="eastAsia"/>
+                <w:color w:val="auto"/>
+                <w:spacing w:val="-23"/>
+                <w:sz w:val="32"/>
+                <w:szCs w:val="32"/>
+              </w:rPr>
+              <w:t>五晚上青年</w:t>
+            </w:r>
+            <w:proofErr w:type="gramStart"/>
+            <w:r>
+              <w:rPr>
+                <w:rFonts w:eastAsia="楷体" w:hint="eastAsia"/>
+                <w:color w:val="auto"/>
+                <w:spacing w:val="-23"/>
+                <w:sz w:val="32"/>
+                <w:szCs w:val="32"/>
+              </w:rPr>
+              <w:t>團</w:t>
+            </w:r>
+            <w:proofErr w:type="gramEnd"/>
+            <w:r>
+              <w:rPr>
+                <w:rFonts w:eastAsia="楷体" w:hint="eastAsia"/>
+                <w:color w:val="auto"/>
+                <w:spacing w:val="-23"/>
+                <w:sz w:val="32"/>
+                <w:szCs w:val="32"/>
+              </w:rPr>
+              <w:t>契</w:t>
             </w:r>
           </w:p>
         </w:tc>
@@ -5492,6 +5764,7 @@
                 <w:szCs w:val="32"/>
               </w:rPr>
             </w:pPr>
+            <w:proofErr w:type="gramStart"/>
             <w:r>
               <w:rPr>
                 <w:rFonts w:eastAsia="楷体" w:hint="eastAsia"/>
@@ -5500,8 +5773,31 @@
                 <w:sz w:val="32"/>
                 <w:szCs w:val="32"/>
               </w:rPr>
-              <w:t>兒童主日學</w:t>
-            </w:r>
+              <w:t>兒</w:t>
+            </w:r>
+            <w:proofErr w:type="gramEnd"/>
+            <w:r>
+              <w:rPr>
+                <w:rFonts w:eastAsia="楷体" w:hint="eastAsia"/>
+                <w:color w:val="auto"/>
+                <w:spacing w:val="-23"/>
+                <w:sz w:val="32"/>
+                <w:szCs w:val="32"/>
+              </w:rPr>
+              <w:t>童主日</w:t>
+            </w:r>
+            <w:proofErr w:type="gramStart"/>
+            <w:r>
+              <w:rPr>
+                <w:rFonts w:eastAsia="楷体" w:hint="eastAsia"/>
+                <w:color w:val="auto"/>
+                <w:spacing w:val="-23"/>
+                <w:sz w:val="32"/>
+                <w:szCs w:val="32"/>
+              </w:rPr>
+              <w:t>學</w:t>
+            </w:r>
+            <w:proofErr w:type="gramEnd"/>
           </w:p>
         </w:tc>
         <w:tc>
@@ -5582,6 +5878,7 @@
                 <w:szCs w:val="32"/>
               </w:rPr>
             </w:pPr>
+            <w:proofErr w:type="gramStart"/>
             <w:r>
               <w:rPr>
                 <w:rFonts w:eastAsia="楷体" w:hint="eastAsia"/>
@@ -5590,7 +5887,18 @@
                 <w:sz w:val="32"/>
                 <w:szCs w:val="32"/>
               </w:rPr>
-              <w:t>週五晚上智慧小組</w:t>
+              <w:t>週</w:t>
+            </w:r>
+            <w:proofErr w:type="gramEnd"/>
+            <w:r>
+              <w:rPr>
+                <w:rFonts w:eastAsia="楷体" w:hint="eastAsia"/>
+                <w:color w:val="auto"/>
+                <w:spacing w:val="-23"/>
+                <w:sz w:val="32"/>
+                <w:szCs w:val="32"/>
+              </w:rPr>
+              <w:t>五晚上智慧小組</w:t>
             </w:r>
           </w:p>
         </w:tc>
@@ -5677,6 +5985,7 @@
                 <w:szCs w:val="32"/>
               </w:rPr>
             </w:pPr>
+            <w:proofErr w:type="gramStart"/>
             <w:r>
               <w:rPr>
                 <w:rFonts w:eastAsia="楷体" w:hint="eastAsia"/>
@@ -5685,8 +5994,53 @@
                 <w:sz w:val="32"/>
                 <w:szCs w:val="32"/>
               </w:rPr>
-              <w:t>週二晚上青年小組長訓練</w:t>
-            </w:r>
+              <w:t>週</w:t>
+            </w:r>
+            <w:proofErr w:type="gramEnd"/>
+            <w:r>
+              <w:rPr>
+                <w:rFonts w:eastAsia="楷体" w:hint="eastAsia"/>
+                <w:color w:val="auto"/>
+                <w:spacing w:val="-23"/>
+                <w:sz w:val="32"/>
+                <w:szCs w:val="32"/>
+              </w:rPr>
+              <w:t>二晚上青年小組</w:t>
+            </w:r>
+            <w:proofErr w:type="gramStart"/>
+            <w:r>
+              <w:rPr>
+                <w:rFonts w:eastAsia="楷体" w:hint="eastAsia"/>
+                <w:color w:val="auto"/>
+                <w:spacing w:val="-23"/>
+                <w:sz w:val="32"/>
+                <w:szCs w:val="32"/>
+              </w:rPr>
+              <w:t>長</w:t>
+            </w:r>
+            <w:proofErr w:type="gramEnd"/>
+            <w:r>
+              <w:rPr>
+                <w:rFonts w:eastAsia="楷体" w:hint="eastAsia"/>
+                <w:color w:val="auto"/>
+                <w:spacing w:val="-23"/>
+                <w:sz w:val="32"/>
+                <w:szCs w:val="32"/>
+              </w:rPr>
+              <w:t>訓</w:t>
+            </w:r>
+            <w:proofErr w:type="gramStart"/>
+            <w:r>
+              <w:rPr>
+                <w:rFonts w:eastAsia="楷体" w:hint="eastAsia"/>
+                <w:color w:val="auto"/>
+                <w:spacing w:val="-23"/>
+                <w:sz w:val="32"/>
+                <w:szCs w:val="32"/>
+              </w:rPr>
+              <w:t>練</w:t>
+            </w:r>
+            <w:proofErr w:type="gramEnd"/>
           </w:p>
         </w:tc>
         <w:tc>
@@ -5767,6 +6121,7 @@
                 <w:szCs w:val="32"/>
               </w:rPr>
             </w:pPr>
+            <w:proofErr w:type="gramStart"/>
             <w:r>
               <w:rPr>
                 <w:rFonts w:eastAsia="楷体" w:hint="eastAsia"/>
@@ -5775,7 +6130,18 @@
                 <w:sz w:val="32"/>
                 <w:szCs w:val="32"/>
               </w:rPr>
-              <w:t>週五晚上恩典小組</w:t>
+              <w:t>週</w:t>
+            </w:r>
+            <w:proofErr w:type="gramEnd"/>
+            <w:r>
+              <w:rPr>
+                <w:rFonts w:eastAsia="楷体" w:hint="eastAsia"/>
+                <w:color w:val="auto"/>
+                <w:spacing w:val="-23"/>
+                <w:sz w:val="32"/>
+                <w:szCs w:val="32"/>
+              </w:rPr>
+              <w:t>五晚上恩典小組</w:t>
             </w:r>
           </w:p>
         </w:tc>
@@ -5862,6 +6228,7 @@
                 <w:szCs w:val="32"/>
               </w:rPr>
             </w:pPr>
+            <w:proofErr w:type="gramStart"/>
             <w:r>
               <w:rPr>
                 <w:rFonts w:eastAsia="楷体" w:hint="eastAsia"/>
@@ -5870,8 +6237,31 @@
                 <w:sz w:val="32"/>
                 <w:szCs w:val="32"/>
               </w:rPr>
-              <w:t>週三上午禱告會</w:t>
-            </w:r>
+              <w:t>週</w:t>
+            </w:r>
+            <w:proofErr w:type="gramEnd"/>
+            <w:r>
+              <w:rPr>
+                <w:rFonts w:eastAsia="楷体" w:hint="eastAsia"/>
+                <w:color w:val="auto"/>
+                <w:spacing w:val="-23"/>
+                <w:sz w:val="32"/>
+                <w:szCs w:val="32"/>
+              </w:rPr>
+              <w:t>三上午禱告</w:t>
+            </w:r>
+            <w:proofErr w:type="gramStart"/>
+            <w:r>
+              <w:rPr>
+                <w:rFonts w:eastAsia="楷体" w:hint="eastAsia"/>
+                <w:color w:val="auto"/>
+                <w:spacing w:val="-23"/>
+                <w:sz w:val="32"/>
+                <w:szCs w:val="32"/>
+              </w:rPr>
+              <w:t>會</w:t>
+            </w:r>
+            <w:proofErr w:type="gramEnd"/>
           </w:p>
         </w:tc>
         <w:tc>
@@ -5951,6 +6341,7 @@
                 <w:szCs w:val="32"/>
               </w:rPr>
             </w:pPr>
+            <w:proofErr w:type="gramStart"/>
             <w:r>
               <w:rPr>
                 <w:rFonts w:eastAsia="楷体" w:hint="eastAsia"/>
@@ -5959,7 +6350,18 @@
                 <w:sz w:val="32"/>
                 <w:szCs w:val="32"/>
               </w:rPr>
-              <w:t>週五晚上</w:t>
+              <w:t>週</w:t>
+            </w:r>
+            <w:proofErr w:type="gramEnd"/>
+            <w:r>
+              <w:rPr>
+                <w:rFonts w:eastAsia="楷体" w:hint="eastAsia"/>
+                <w:color w:val="auto"/>
+                <w:spacing w:val="-23"/>
+                <w:sz w:val="32"/>
+                <w:szCs w:val="32"/>
+              </w:rPr>
+              <w:t>五晚上</w:t>
             </w:r>
             <w:r>
               <w:rPr>
@@ -6065,6 +6467,7 @@
                 <w:szCs w:val="32"/>
               </w:rPr>
             </w:pPr>
+            <w:proofErr w:type="gramStart"/>
             <w:r>
               <w:rPr>
                 <w:rFonts w:eastAsia="楷体" w:hint="eastAsia"/>
@@ -6073,8 +6476,31 @@
                 <w:sz w:val="32"/>
                 <w:szCs w:val="32"/>
               </w:rPr>
-              <w:t>週三晚上禱告會</w:t>
-            </w:r>
+              <w:t>週</w:t>
+            </w:r>
+            <w:proofErr w:type="gramEnd"/>
+            <w:r>
+              <w:rPr>
+                <w:rFonts w:eastAsia="楷体" w:hint="eastAsia"/>
+                <w:color w:val="auto"/>
+                <w:spacing w:val="-23"/>
+                <w:sz w:val="32"/>
+                <w:szCs w:val="32"/>
+              </w:rPr>
+              <w:t>三晚上禱告</w:t>
+            </w:r>
+            <w:proofErr w:type="gramStart"/>
+            <w:r>
+              <w:rPr>
+                <w:rFonts w:eastAsia="楷体" w:hint="eastAsia"/>
+                <w:color w:val="auto"/>
+                <w:spacing w:val="-23"/>
+                <w:sz w:val="32"/>
+                <w:szCs w:val="32"/>
+              </w:rPr>
+              <w:t>會</w:t>
+            </w:r>
+            <w:proofErr w:type="gramEnd"/>
           </w:p>
         </w:tc>
         <w:tc>
@@ -6155,6 +6581,7 @@
                 <w:szCs w:val="32"/>
               </w:rPr>
             </w:pPr>
+            <w:proofErr w:type="gramStart"/>
             <w:r>
               <w:rPr>
                 <w:rFonts w:eastAsia="楷体" w:hint="eastAsia"/>
@@ -6163,7 +6590,40 @@
                 <w:sz w:val="32"/>
                 <w:szCs w:val="32"/>
               </w:rPr>
-              <w:t>週六晚上但以理團契</w:t>
+              <w:t>週</w:t>
+            </w:r>
+            <w:proofErr w:type="gramEnd"/>
+            <w:r>
+              <w:rPr>
+                <w:rFonts w:eastAsia="楷体" w:hint="eastAsia"/>
+                <w:color w:val="auto"/>
+                <w:spacing w:val="-23"/>
+                <w:sz w:val="32"/>
+                <w:szCs w:val="32"/>
+              </w:rPr>
+              <w:t>六晚上但以理</w:t>
+            </w:r>
+            <w:proofErr w:type="gramStart"/>
+            <w:r>
+              <w:rPr>
+                <w:rFonts w:eastAsia="楷体" w:hint="eastAsia"/>
+                <w:color w:val="auto"/>
+                <w:spacing w:val="-23"/>
+                <w:sz w:val="32"/>
+                <w:szCs w:val="32"/>
+              </w:rPr>
+              <w:t>團</w:t>
+            </w:r>
+            <w:proofErr w:type="gramEnd"/>
+            <w:r>
+              <w:rPr>
+                <w:rFonts w:eastAsia="楷体" w:hint="eastAsia"/>
+                <w:color w:val="auto"/>
+                <w:spacing w:val="-23"/>
+                <w:sz w:val="32"/>
+                <w:szCs w:val="32"/>
+              </w:rPr>
+              <w:t>契</w:t>
             </w:r>
           </w:p>
         </w:tc>
@@ -6250,6 +6710,7 @@
                 <w:szCs w:val="32"/>
               </w:rPr>
             </w:pPr>
+            <w:proofErr w:type="gramStart"/>
             <w:r>
               <w:rPr>
                 <w:rFonts w:eastAsia="楷体" w:hint="eastAsia"/>
@@ -6260,6 +6721,7 @@
               </w:rPr>
               <w:t>週</w:t>
             </w:r>
+            <w:proofErr w:type="gramEnd"/>
             <w:r>
               <w:rPr>
                 <w:rFonts w:eastAsia="楷体" w:hint="eastAsia"/>
@@ -6359,6 +6821,7 @@
                 <w:szCs w:val="32"/>
               </w:rPr>
             </w:pPr>
+            <w:proofErr w:type="gramStart"/>
             <w:r>
               <w:rPr>
                 <w:rFonts w:eastAsia="楷体" w:hint="eastAsia"/>
@@ -6367,7 +6830,18 @@
                 <w:sz w:val="32"/>
                 <w:szCs w:val="32"/>
               </w:rPr>
-              <w:t>週六</w:t>
+              <w:t>週</w:t>
+            </w:r>
+            <w:proofErr w:type="gramEnd"/>
+            <w:r>
+              <w:rPr>
+                <w:rFonts w:eastAsia="楷体" w:hint="eastAsia"/>
+                <w:color w:val="auto"/>
+                <w:spacing w:val="-23"/>
+                <w:sz w:val="32"/>
+                <w:szCs w:val="32"/>
+              </w:rPr>
+              <w:t>六</w:t>
             </w:r>
             <w:r>
               <w:rPr>
@@ -6454,6 +6928,7 @@
                 <w:szCs w:val="32"/>
               </w:rPr>
             </w:pPr>
+            <w:proofErr w:type="gramStart"/>
             <w:r>
               <w:rPr>
                 <w:rFonts w:eastAsia="楷体" w:hint="eastAsia"/>
@@ -6462,7 +6937,18 @@
                 <w:sz w:val="32"/>
                 <w:szCs w:val="32"/>
               </w:rPr>
-              <w:t>週四上午盼望小組</w:t>
+              <w:t>週</w:t>
+            </w:r>
+            <w:proofErr w:type="gramEnd"/>
+            <w:r>
+              <w:rPr>
+                <w:rFonts w:eastAsia="楷体" w:hint="eastAsia"/>
+                <w:color w:val="auto"/>
+                <w:spacing w:val="-23"/>
+                <w:sz w:val="32"/>
+                <w:szCs w:val="32"/>
+              </w:rPr>
+              <w:t>四上午盼望小組</w:t>
             </w:r>
           </w:p>
         </w:tc>
@@ -7001,6 +7487,7 @@
                 <w:szCs w:val="32"/>
               </w:rPr>
             </w:pPr>
+            <w:proofErr w:type="gramStart"/>
             <w:r>
               <w:rPr>
                 <w:rFonts w:eastAsia="楷体" w:hint="eastAsia"/>
@@ -7011,6 +7498,7 @@
               </w:rPr>
               <w:t>週</w:t>
             </w:r>
+            <w:proofErr w:type="gramEnd"/>
             <w:r>
               <w:rPr>
                 <w:rFonts w:eastAsia="楷体" w:hint="eastAsia"/>
@@ -7117,6 +7605,7 @@
                 <w:szCs w:val="32"/>
               </w:rPr>
             </w:pPr>
+            <w:proofErr w:type="gramStart"/>
             <w:r>
               <w:rPr>
                 <w:rFonts w:eastAsia="楷体" w:hint="eastAsia"/>
@@ -7125,8 +7614,31 @@
                 <w:sz w:val="32"/>
                 <w:szCs w:val="32"/>
               </w:rPr>
-              <w:t>兒童主日學</w:t>
-            </w:r>
+              <w:t>兒</w:t>
+            </w:r>
+            <w:proofErr w:type="gramEnd"/>
+            <w:r>
+              <w:rPr>
+                <w:rFonts w:eastAsia="楷体" w:hint="eastAsia"/>
+                <w:color w:val="auto"/>
+                <w:spacing w:val="-23"/>
+                <w:sz w:val="32"/>
+                <w:szCs w:val="32"/>
+              </w:rPr>
+              <w:t>童主日</w:t>
+            </w:r>
+            <w:proofErr w:type="gramStart"/>
+            <w:r>
+              <w:rPr>
+                <w:rFonts w:eastAsia="楷体" w:hint="eastAsia"/>
+                <w:color w:val="auto"/>
+                <w:spacing w:val="-23"/>
+                <w:sz w:val="32"/>
+                <w:szCs w:val="32"/>
+              </w:rPr>
+              <w:t>學</w:t>
+            </w:r>
+            <w:proofErr w:type="gramEnd"/>
           </w:p>
         </w:tc>
         <w:tc>
@@ -7208,6 +7720,7 @@
                 <w:szCs w:val="32"/>
               </w:rPr>
             </w:pPr>
+            <w:proofErr w:type="gramStart"/>
             <w:r>
               <w:rPr>
                 <w:rFonts w:eastAsia="楷体" w:hint="eastAsia"/>
@@ -7216,7 +7729,18 @@
                 <w:sz w:val="32"/>
                 <w:szCs w:val="32"/>
               </w:rPr>
-              <w:t>週四沐恩小组</w:t>
+              <w:t>週</w:t>
+            </w:r>
+            <w:proofErr w:type="gramEnd"/>
+            <w:r>
+              <w:rPr>
+                <w:rFonts w:eastAsia="楷体" w:hint="eastAsia"/>
+                <w:color w:val="auto"/>
+                <w:spacing w:val="-23"/>
+                <w:sz w:val="32"/>
+                <w:szCs w:val="32"/>
+              </w:rPr>
+              <w:t>四沐恩小组</w:t>
             </w:r>
           </w:p>
         </w:tc>
@@ -7304,6 +7828,7 @@
                 <w:szCs w:val="32"/>
               </w:rPr>
             </w:pPr>
+            <w:proofErr w:type="gramStart"/>
             <w:r>
               <w:rPr>
                 <w:rFonts w:eastAsia="楷体" w:hint="eastAsia"/>
@@ -7312,7 +7837,62 @@
                 <w:sz w:val="32"/>
                 <w:szCs w:val="32"/>
               </w:rPr>
-              <w:t>週六愛加倍（實體）</w:t>
+              <w:t>週</w:t>
+            </w:r>
+            <w:proofErr w:type="gramEnd"/>
+            <w:r>
+              <w:rPr>
+                <w:rFonts w:eastAsia="楷体" w:hint="eastAsia"/>
+                <w:color w:val="auto"/>
+                <w:spacing w:val="-23"/>
+                <w:sz w:val="32"/>
+                <w:szCs w:val="32"/>
+              </w:rPr>
+              <w:t>六</w:t>
+            </w:r>
+            <w:proofErr w:type="gramStart"/>
+            <w:r>
+              <w:rPr>
+                <w:rFonts w:eastAsia="楷体" w:hint="eastAsia"/>
+                <w:color w:val="auto"/>
+                <w:spacing w:val="-23"/>
+                <w:sz w:val="32"/>
+                <w:szCs w:val="32"/>
+              </w:rPr>
+              <w:t>愛</w:t>
+            </w:r>
+            <w:proofErr w:type="gramEnd"/>
+            <w:r>
+              <w:rPr>
+                <w:rFonts w:eastAsia="楷体" w:hint="eastAsia"/>
+                <w:color w:val="auto"/>
+                <w:spacing w:val="-23"/>
+                <w:sz w:val="32"/>
+                <w:szCs w:val="32"/>
+              </w:rPr>
+              <w:t>加倍（</w:t>
+            </w:r>
+            <w:proofErr w:type="gramStart"/>
+            <w:r>
+              <w:rPr>
+                <w:rFonts w:eastAsia="楷体" w:hint="eastAsia"/>
+                <w:color w:val="auto"/>
+                <w:spacing w:val="-23"/>
+                <w:sz w:val="32"/>
+                <w:szCs w:val="32"/>
+              </w:rPr>
+              <w:t>實體</w:t>
+            </w:r>
+            <w:proofErr w:type="gramEnd"/>
+            <w:r>
+              <w:rPr>
+                <w:rFonts w:eastAsia="楷体" w:hint="eastAsia"/>
+                <w:color w:val="auto"/>
+                <w:spacing w:val="-23"/>
+                <w:sz w:val="32"/>
+                <w:szCs w:val="32"/>
+              </w:rPr>
+              <w:t>）</w:t>
             </w:r>
           </w:p>
         </w:tc>
@@ -7835,6 +8415,7 @@
                 <w:szCs w:val="32"/>
               </w:rPr>
             </w:pPr>
+            <w:proofErr w:type="gramStart"/>
             <w:r>
               <w:rPr>
                 <w:rFonts w:eastAsia="楷体" w:hint="eastAsia"/>
@@ -7843,8 +8424,31 @@
                 <w:sz w:val="32"/>
                 <w:szCs w:val="32"/>
               </w:rPr>
-              <w:t>週四上午媽媽讀經會</w:t>
-            </w:r>
+              <w:t>週</w:t>
+            </w:r>
+            <w:proofErr w:type="gramEnd"/>
+            <w:r>
+              <w:rPr>
+                <w:rFonts w:eastAsia="楷体" w:hint="eastAsia"/>
+                <w:color w:val="auto"/>
+                <w:spacing w:val="-23"/>
+                <w:sz w:val="32"/>
+                <w:szCs w:val="32"/>
+              </w:rPr>
+              <w:t>四上午媽媽讀經</w:t>
+            </w:r>
+            <w:proofErr w:type="gramStart"/>
+            <w:r>
+              <w:rPr>
+                <w:rFonts w:eastAsia="楷体" w:hint="eastAsia"/>
+                <w:color w:val="auto"/>
+                <w:spacing w:val="-23"/>
+                <w:sz w:val="32"/>
+                <w:szCs w:val="32"/>
+              </w:rPr>
+              <w:t>會</w:t>
+            </w:r>
+            <w:proofErr w:type="gramEnd"/>
           </w:p>
         </w:tc>
         <w:tc>
@@ -7941,6 +8545,7 @@
                 <w:szCs w:val="32"/>
               </w:rPr>
             </w:pPr>
+            <w:proofErr w:type="gramStart"/>
             <w:r>
               <w:rPr>
                 <w:rFonts w:eastAsia="楷体" w:hint="eastAsia"/>
@@ -7949,8 +8554,31 @@
                 <w:sz w:val="32"/>
                 <w:szCs w:val="32"/>
               </w:rPr>
-              <w:t>兒童主日學</w:t>
-            </w:r>
+              <w:t>兒</w:t>
+            </w:r>
+            <w:proofErr w:type="gramEnd"/>
+            <w:r>
+              <w:rPr>
+                <w:rFonts w:eastAsia="楷体" w:hint="eastAsia"/>
+                <w:color w:val="auto"/>
+                <w:spacing w:val="-23"/>
+                <w:sz w:val="32"/>
+                <w:szCs w:val="32"/>
+              </w:rPr>
+              <w:t>童主日</w:t>
+            </w:r>
+            <w:proofErr w:type="gramStart"/>
+            <w:r>
+              <w:rPr>
+                <w:rFonts w:eastAsia="楷体" w:hint="eastAsia"/>
+                <w:color w:val="auto"/>
+                <w:spacing w:val="-23"/>
+                <w:sz w:val="32"/>
+                <w:szCs w:val="32"/>
+              </w:rPr>
+              <w:t>學</w:t>
+            </w:r>
+            <w:proofErr w:type="gramEnd"/>
           </w:p>
         </w:tc>
         <w:tc>
@@ -8031,6 +8659,7 @@
                 <w:szCs w:val="32"/>
               </w:rPr>
             </w:pPr>
+            <w:proofErr w:type="gramStart"/>
             <w:r>
               <w:rPr>
                 <w:rFonts w:eastAsia="楷体" w:hint="eastAsia"/>
@@ -8039,7 +8668,40 @@
                 <w:sz w:val="32"/>
                 <w:szCs w:val="32"/>
               </w:rPr>
-              <w:t>週五我愛我家小組</w:t>
+              <w:t>週</w:t>
+            </w:r>
+            <w:proofErr w:type="gramEnd"/>
+            <w:r>
+              <w:rPr>
+                <w:rFonts w:eastAsia="楷体" w:hint="eastAsia"/>
+                <w:color w:val="auto"/>
+                <w:spacing w:val="-23"/>
+                <w:sz w:val="32"/>
+                <w:szCs w:val="32"/>
+              </w:rPr>
+              <w:t>五我</w:t>
+            </w:r>
+            <w:proofErr w:type="gramStart"/>
+            <w:r>
+              <w:rPr>
+                <w:rFonts w:eastAsia="楷体" w:hint="eastAsia"/>
+                <w:color w:val="auto"/>
+                <w:spacing w:val="-23"/>
+                <w:sz w:val="32"/>
+                <w:szCs w:val="32"/>
+              </w:rPr>
+              <w:t>愛</w:t>
+            </w:r>
+            <w:proofErr w:type="gramEnd"/>
+            <w:r>
+              <w:rPr>
+                <w:rFonts w:eastAsia="楷体" w:hint="eastAsia"/>
+                <w:color w:val="auto"/>
+                <w:spacing w:val="-23"/>
+                <w:sz w:val="32"/>
+                <w:szCs w:val="32"/>
+              </w:rPr>
+              <w:t>我家小組</w:t>
             </w:r>
           </w:p>
         </w:tc>
@@ -8135,8 +8797,20 @@
                 <w:sz w:val="32"/>
                 <w:szCs w:val="32"/>
               </w:rPr>
-              <w:t>木槿灣禱告會</w:t>
-            </w:r>
+              <w:t>木槿灣禱告</w:t>
+            </w:r>
+            <w:proofErr w:type="gramStart"/>
+            <w:r>
+              <w:rPr>
+                <w:rFonts w:eastAsia="楷体" w:hint="eastAsia"/>
+                <w:color w:val="auto"/>
+                <w:spacing w:val="-23"/>
+                <w:sz w:val="32"/>
+                <w:szCs w:val="32"/>
+              </w:rPr>
+              <w:t>會</w:t>
+            </w:r>
+            <w:proofErr w:type="gramEnd"/>
           </w:p>
         </w:tc>
         <w:tc>
@@ -8216,6 +8890,7 @@
                 <w:szCs w:val="32"/>
               </w:rPr>
             </w:pPr>
+            <w:proofErr w:type="gramStart"/>
             <w:r>
               <w:rPr>
                 <w:rFonts w:eastAsia="楷体" w:hint="eastAsia"/>
@@ -8224,7 +8899,40 @@
                 <w:sz w:val="32"/>
                 <w:szCs w:val="32"/>
               </w:rPr>
-              <w:t>週六我愛我家小組</w:t>
+              <w:t>週</w:t>
+            </w:r>
+            <w:proofErr w:type="gramEnd"/>
+            <w:r>
+              <w:rPr>
+                <w:rFonts w:eastAsia="楷体" w:hint="eastAsia"/>
+                <w:color w:val="auto"/>
+                <w:spacing w:val="-23"/>
+                <w:sz w:val="32"/>
+                <w:szCs w:val="32"/>
+              </w:rPr>
+              <w:t>六我</w:t>
+            </w:r>
+            <w:proofErr w:type="gramStart"/>
+            <w:r>
+              <w:rPr>
+                <w:rFonts w:eastAsia="楷体" w:hint="eastAsia"/>
+                <w:color w:val="auto"/>
+                <w:spacing w:val="-23"/>
+                <w:sz w:val="32"/>
+                <w:szCs w:val="32"/>
+              </w:rPr>
+              <w:t>愛</w:t>
+            </w:r>
+            <w:proofErr w:type="gramEnd"/>
+            <w:r>
+              <w:rPr>
+                <w:rFonts w:eastAsia="楷体" w:hint="eastAsia"/>
+                <w:color w:val="auto"/>
+                <w:spacing w:val="-23"/>
+                <w:sz w:val="32"/>
+                <w:szCs w:val="32"/>
+              </w:rPr>
+              <w:t>我家小組</w:t>
             </w:r>
           </w:p>
         </w:tc>
@@ -8320,8 +9028,20 @@
                 <w:sz w:val="32"/>
                 <w:szCs w:val="32"/>
               </w:rPr>
-              <w:t>亲子禱告會</w:t>
-            </w:r>
+              <w:t>亲子禱告</w:t>
+            </w:r>
+            <w:proofErr w:type="gramStart"/>
+            <w:r>
+              <w:rPr>
+                <w:rFonts w:eastAsia="楷体" w:hint="eastAsia"/>
+                <w:color w:val="auto"/>
+                <w:spacing w:val="-23"/>
+                <w:sz w:val="32"/>
+                <w:szCs w:val="32"/>
+              </w:rPr>
+              <w:t>會</w:t>
+            </w:r>
+            <w:proofErr w:type="gramEnd"/>
           </w:p>
         </w:tc>
         <w:tc>
@@ -8402,6 +9122,7 @@
                 <w:szCs w:val="32"/>
               </w:rPr>
             </w:pPr>
+            <w:proofErr w:type="gramStart"/>
             <w:r>
               <w:rPr>
                 <w:rFonts w:eastAsia="楷体" w:hint="eastAsia"/>
@@ -8410,7 +9131,40 @@
                 <w:sz w:val="32"/>
                 <w:szCs w:val="32"/>
               </w:rPr>
-              <w:t>週六晚上麥子小組</w:t>
+              <w:t>週</w:t>
+            </w:r>
+            <w:proofErr w:type="gramEnd"/>
+            <w:r>
+              <w:rPr>
+                <w:rFonts w:eastAsia="楷体" w:hint="eastAsia"/>
+                <w:color w:val="auto"/>
+                <w:spacing w:val="-23"/>
+                <w:sz w:val="32"/>
+                <w:szCs w:val="32"/>
+              </w:rPr>
+              <w:t>六晚上</w:t>
+            </w:r>
+            <w:proofErr w:type="gramStart"/>
+            <w:r>
+              <w:rPr>
+                <w:rFonts w:eastAsia="楷体" w:hint="eastAsia"/>
+                <w:color w:val="auto"/>
+                <w:spacing w:val="-23"/>
+                <w:sz w:val="32"/>
+                <w:szCs w:val="32"/>
+              </w:rPr>
+              <w:t>麥</w:t>
+            </w:r>
+            <w:proofErr w:type="gramEnd"/>
+            <w:r>
+              <w:rPr>
+                <w:rFonts w:eastAsia="楷体" w:hint="eastAsia"/>
+                <w:color w:val="auto"/>
+                <w:spacing w:val="-23"/>
+                <w:sz w:val="32"/>
+                <w:szCs w:val="32"/>
+              </w:rPr>
+              <w:t>子小組</w:t>
             </w:r>
           </w:p>
         </w:tc>
@@ -8498,6 +9252,7 @@
                 <w:szCs w:val="32"/>
               </w:rPr>
             </w:pPr>
+            <w:proofErr w:type="gramStart"/>
             <w:r>
               <w:rPr>
                 <w:rFonts w:eastAsia="楷体" w:hint="eastAsia"/>
@@ -8506,7 +9261,18 @@
                 <w:sz w:val="32"/>
                 <w:szCs w:val="32"/>
               </w:rPr>
-              <w:t>週二上午晨光小組</w:t>
+              <w:t>週</w:t>
+            </w:r>
+            <w:proofErr w:type="gramEnd"/>
+            <w:r>
+              <w:rPr>
+                <w:rFonts w:eastAsia="楷体" w:hint="eastAsia"/>
+                <w:color w:val="auto"/>
+                <w:spacing w:val="-23"/>
+                <w:sz w:val="32"/>
+                <w:szCs w:val="32"/>
+              </w:rPr>
+              <w:t>二上午晨光小組</w:t>
             </w:r>
           </w:p>
         </w:tc>
@@ -8588,6 +9354,7 @@
                 <w:szCs w:val="32"/>
               </w:rPr>
             </w:pPr>
+            <w:proofErr w:type="gramStart"/>
             <w:r>
               <w:rPr>
                 <w:rFonts w:eastAsia="楷体" w:hint="eastAsia"/>
@@ -8596,7 +9363,40 @@
                 <w:sz w:val="32"/>
                 <w:szCs w:val="32"/>
               </w:rPr>
-              <w:t>週六晚上慕義小組</w:t>
+              <w:t>週</w:t>
+            </w:r>
+            <w:proofErr w:type="gramEnd"/>
+            <w:r>
+              <w:rPr>
+                <w:rFonts w:eastAsia="楷体" w:hint="eastAsia"/>
+                <w:color w:val="auto"/>
+                <w:spacing w:val="-23"/>
+                <w:sz w:val="32"/>
+                <w:szCs w:val="32"/>
+              </w:rPr>
+              <w:t>六晚上慕</w:t>
+            </w:r>
+            <w:proofErr w:type="gramStart"/>
+            <w:r>
+              <w:rPr>
+                <w:rFonts w:eastAsia="楷体" w:hint="eastAsia"/>
+                <w:color w:val="auto"/>
+                <w:spacing w:val="-23"/>
+                <w:sz w:val="32"/>
+                <w:szCs w:val="32"/>
+              </w:rPr>
+              <w:t>義</w:t>
+            </w:r>
+            <w:proofErr w:type="gramEnd"/>
+            <w:r>
+              <w:rPr>
+                <w:rFonts w:eastAsia="楷体" w:hint="eastAsia"/>
+                <w:color w:val="auto"/>
+                <w:spacing w:val="-23"/>
+                <w:sz w:val="32"/>
+                <w:szCs w:val="32"/>
+              </w:rPr>
+              <w:t>小組</w:t>
             </w:r>
           </w:p>
         </w:tc>
@@ -8702,7 +9502,29 @@
                 <w:sz w:val="32"/>
                 <w:szCs w:val="32"/>
               </w:rPr>
-              <w:t>青少團契</w:t>
+              <w:t>青少</w:t>
+            </w:r>
+            <w:proofErr w:type="gramStart"/>
+            <w:r>
+              <w:rPr>
+                <w:rFonts w:eastAsia="楷体" w:hint="eastAsia"/>
+                <w:color w:val="auto"/>
+                <w:spacing w:val="-23"/>
+                <w:sz w:val="32"/>
+                <w:szCs w:val="32"/>
+              </w:rPr>
+              <w:t>團</w:t>
+            </w:r>
+            <w:proofErr w:type="gramEnd"/>
+            <w:r>
+              <w:rPr>
+                <w:rFonts w:eastAsia="楷体" w:hint="eastAsia"/>
+                <w:color w:val="auto"/>
+                <w:spacing w:val="-23"/>
+                <w:sz w:val="32"/>
+                <w:szCs w:val="32"/>
+              </w:rPr>
+              <w:t>契</w:t>
             </w:r>
           </w:p>
         </w:tc>
@@ -9203,7 +10025,7 @@
                 <w:tab w:val="clear" w:pos="8306"/>
               </w:tabs>
               <w:snapToGrid/>
-              <w:spacing w:line="340" w:lineRule="exact"/>
+              <w:spacing w:after="0" w:line="340" w:lineRule="exact"/>
               <w:rPr>
                 <w:rFonts w:eastAsia="楷体"/>
                 <w:b/>
@@ -9251,7 +10073,7 @@
                 <w:tab w:val="clear" w:pos="8306"/>
               </w:tabs>
               <w:snapToGrid/>
-              <w:spacing w:line="340" w:lineRule="exact"/>
+              <w:spacing w:after="0" w:line="340" w:lineRule="exact"/>
               <w:jc w:val="distribute"/>
               <w:rPr>
                 <w:rFonts w:eastAsia="楷体"/>
@@ -9322,7 +10144,7 @@
                 <w:tab w:val="clear" w:pos="8306"/>
               </w:tabs>
               <w:snapToGrid/>
-              <w:spacing w:line="340" w:lineRule="exact"/>
+              <w:spacing w:after="0" w:line="340" w:lineRule="exact"/>
               <w:rPr>
                 <w:rFonts w:eastAsia="楷体"/>
                 <w:b/>
@@ -9350,18 +10172,30 @@
                 <w:sz w:val="30"/>
                 <w:szCs w:val="30"/>
               </w:rPr>
-              <w:t>/Zoom</w:t>
-            </w:r>
-            <w:r>
-              <w:rPr>
-                <w:rFonts w:eastAsia="楷体" w:hint="eastAsia"/>
+              <w:t>/</w:t>
+            </w:r>
+            <w:proofErr w:type="spellStart"/>
+            <w:r>
+              <w:rPr>
+                <w:rFonts w:eastAsia="楷体"/>
                 <w:b/>
                 <w:kern w:val="2"/>
                 <w:sz w:val="30"/>
                 <w:szCs w:val="30"/>
               </w:rPr>
+              <w:t>Zoom</w:t>
+            </w:r>
+            <w:r>
+              <w:rPr>
+                <w:rFonts w:eastAsia="楷体" w:hint="eastAsia"/>
+                <w:b/>
+                <w:kern w:val="2"/>
+                <w:sz w:val="30"/>
+                <w:szCs w:val="30"/>
+              </w:rPr>
               <w:t>鏈接</w:t>
             </w:r>
+            <w:proofErr w:type="spellEnd"/>
           </w:p>
         </w:tc>
         <w:tc>
@@ -9390,7 +10224,7 @@
                 <w:tab w:val="clear" w:pos="8306"/>
               </w:tabs>
               <w:snapToGrid/>
-              <w:spacing w:line="340" w:lineRule="exact"/>
+              <w:spacing w:after="0" w:line="340" w:lineRule="exact"/>
               <w:rPr>
                 <w:rFonts w:eastAsia="楷体"/>
                 <w:b/>
@@ -9487,13 +10321,13 @@
                 <w:tab w:val="clear" w:pos="8306"/>
               </w:tabs>
               <w:snapToGrid/>
-              <w:spacing w:line="340" w:lineRule="exact"/>
+              <w:spacing w:after="0" w:line="340" w:lineRule="exact"/>
               <w:rPr>
                 <w:rFonts w:eastAsia="楷体"/>
                 <w:b/>
                 <w:kern w:val="2"/>
-                <w:sz w:val="30"/>
-                <w:szCs w:val="30"/>
+                <w:sz w:val="26"/>
+                <w:szCs w:val="26"/>
                 <w:lang w:eastAsia="zh-TW"/>
               </w:rPr>
             </w:pPr>
@@ -9502,8 +10336,8 @@
                 <w:rFonts w:eastAsia="楷体" w:hint="eastAsia"/>
                 <w:b/>
                 <w:kern w:val="2"/>
-                <w:sz w:val="30"/>
-                <w:szCs w:val="30"/>
+                <w:sz w:val="26"/>
+                <w:szCs w:val="26"/>
                 <w:lang w:eastAsia="zh-TW"/>
               </w:rPr>
               <w:t>主日崇拜</w:t>
@@ -9526,8 +10360,8 @@
           </w:tcPr>
           <w:p>
             <w:pPr>
-              <w:spacing w:line="340" w:lineRule="exact"/>
-              <w:jc w:val="distribute"/>
+              <w:spacing w:after="0" w:line="340" w:lineRule="exact"/>
+              <w:jc w:val="center"/>
               <w:rPr>
                 <w:rFonts w:eastAsia="楷体"/>
                 <w:sz w:val="30"/>
@@ -9537,8 +10371,8 @@
             <w:r>
               <w:rPr>
                 <w:rFonts w:eastAsia="楷体" w:hint="eastAsia"/>
-                <w:sz w:val="30"/>
-                <w:szCs w:val="30"/>
+                <w:sz w:val="26"/>
+                <w:szCs w:val="26"/>
                 <w:lang w:eastAsia="zh-TW"/>
               </w:rPr>
               <w:t>週日</w:t>
@@ -9546,16 +10380,16 @@
             <w:r>
               <w:rPr>
                 <w:rFonts w:eastAsia="楷体"/>
-                <w:sz w:val="30"/>
-                <w:szCs w:val="30"/>
+                <w:sz w:val="26"/>
+                <w:szCs w:val="26"/>
               </w:rPr>
               <w:t>10</w:t>
             </w:r>
             <w:r>
               <w:rPr>
                 <w:rFonts w:eastAsia="楷体"/>
-                <w:sz w:val="30"/>
-                <w:szCs w:val="30"/>
+                <w:sz w:val="26"/>
+                <w:szCs w:val="26"/>
                 <w:lang w:eastAsia="zh-TW"/>
               </w:rPr>
               <w:t>:00</w:t>
@@ -9579,21 +10413,22 @@
           </w:tcPr>
           <w:p>
             <w:pPr>
+              <w:pStyle w:val="Default"/>
+              <w:widowControl/>
+              <w:adjustRightInd/>
               <w:spacing w:line="340" w:lineRule="exact"/>
               <w:jc w:val="center"/>
               <w:rPr>
                 <w:rFonts w:eastAsia="楷体"/>
-                <w:sz w:val="30"/>
-                <w:szCs w:val="30"/>
-                <w:lang w:eastAsia="zh-TW"/>
-              </w:rPr>
-            </w:pPr>
-            <w:r>
-              <w:rPr>
-                <w:rFonts w:eastAsia="楷体"/>
-                <w:sz w:val="30"/>
-                <w:szCs w:val="30"/>
-                <w:lang w:eastAsia="zh-TW"/>
+                <w:sz w:val="26"/>
+                <w:szCs w:val="26"/>
+              </w:rPr>
+            </w:pPr>
+            <w:r>
+              <w:rPr>
+                <w:rFonts w:eastAsia="楷体"/>
+                <w:sz w:val="26"/>
+                <w:szCs w:val="26"/>
               </w:rPr>
               <w:t xml:space="preserve">Mairangi Bay School </w:t>
             </w:r>
@@ -9616,8 +10451,8 @@
           </w:tcPr>
           <w:p>
             <w:pPr>
-              <w:spacing w:line="340" w:lineRule="exact"/>
-              <w:jc w:val="distribute"/>
+              <w:spacing w:after="0" w:line="340" w:lineRule="exact"/>
+              <w:jc w:val="center"/>
               <w:rPr>
                 <w:rFonts w:eastAsia="楷体"/>
                 <w:sz w:val="30"/>
@@ -9627,8 +10462,8 @@
             <w:r>
               <w:rPr>
                 <w:rFonts w:eastAsia="楷体" w:hint="eastAsia"/>
-                <w:sz w:val="30"/>
-                <w:szCs w:val="30"/>
+                <w:sz w:val="26"/>
+                <w:szCs w:val="26"/>
                 <w:lang w:eastAsia="zh-TW"/>
               </w:rPr>
               <w:t>龔牧師</w:t>
@@ -9636,8 +10471,8 @@
             <w:r>
               <w:rPr>
                 <w:rFonts w:eastAsia="楷体"/>
-                <w:sz w:val="30"/>
-                <w:szCs w:val="30"/>
+                <w:sz w:val="26"/>
+                <w:szCs w:val="26"/>
                 <w:lang w:eastAsia="zh-CN"/>
               </w:rPr>
               <w:t xml:space="preserve"> </w:t>
@@ -9645,8 +10480,8 @@
             <w:r>
               <w:rPr>
                 <w:rFonts w:eastAsia="楷体"/>
-                <w:sz w:val="30"/>
-                <w:szCs w:val="30"/>
+                <w:sz w:val="26"/>
+                <w:szCs w:val="26"/>
                 <w:lang w:eastAsia="zh-TW"/>
               </w:rPr>
               <w:t>0</w:t>
@@ -9654,8 +10489,8 @@
             <w:r>
               <w:rPr>
                 <w:rFonts w:eastAsia="楷体" w:hint="eastAsia"/>
-                <w:sz w:val="30"/>
-                <w:szCs w:val="30"/>
+                <w:sz w:val="26"/>
+                <w:szCs w:val="26"/>
                 <w:lang w:eastAsia="zh-CN"/>
               </w:rPr>
               <w:t>22</w:t>
@@ -9663,8 +10498,8 @@
             <w:r>
               <w:rPr>
                 <w:rFonts w:eastAsia="楷体"/>
-                <w:sz w:val="30"/>
-                <w:szCs w:val="30"/>
+                <w:sz w:val="26"/>
+                <w:szCs w:val="26"/>
                 <w:lang w:eastAsia="zh-TW"/>
               </w:rPr>
               <w:t>4769930</w:t>
@@ -9694,23 +10529,32 @@
           </w:tcPr>
           <w:p>
             <w:pPr>
-              <w:spacing w:line="340" w:lineRule="exact"/>
-              <w:jc w:val="center"/>
+              <w:pStyle w:val="a4"/>
+              <w:pBdr>
+                <w:bottom w:val="none" w:sz="0" w:space="0" w:color="auto"/>
+              </w:pBdr>
+              <w:tabs>
+                <w:tab w:val="clear" w:pos="4153"/>
+                <w:tab w:val="clear" w:pos="8306"/>
+              </w:tabs>
+              <w:snapToGrid/>
+              <w:spacing w:after="0" w:line="340" w:lineRule="exact"/>
               <w:rPr>
                 <w:rFonts w:eastAsia="楷体"/>
                 <w:b/>
                 <w:kern w:val="2"/>
-                <w:sz w:val="30"/>
-                <w:szCs w:val="30"/>
-                <w:lang w:eastAsia="zh-TW"/>
-              </w:rPr>
-            </w:pPr>
-            <w:r>
-              <w:rPr>
-                <w:rFonts w:eastAsia="楷体" w:hint="eastAsia"/>
-                <w:b/>
-                <w:sz w:val="30"/>
-                <w:szCs w:val="30"/>
+                <w:sz w:val="26"/>
+                <w:szCs w:val="26"/>
+                <w:lang w:eastAsia="zh-TW"/>
+              </w:rPr>
+            </w:pPr>
+            <w:r>
+              <w:rPr>
+                <w:rFonts w:eastAsia="楷体" w:hint="eastAsia"/>
+                <w:b/>
+                <w:kern w:val="2"/>
+                <w:sz w:val="26"/>
+                <w:szCs w:val="26"/>
                 <w:lang w:eastAsia="zh-TW"/>
               </w:rPr>
               <w:t>兒童主日學</w:t>
@@ -9733,8 +10577,8 @@
           </w:tcPr>
           <w:p>
             <w:pPr>
-              <w:spacing w:line="340" w:lineRule="exact"/>
-              <w:jc w:val="distribute"/>
+              <w:spacing w:after="0" w:line="340" w:lineRule="exact"/>
+              <w:jc w:val="center"/>
               <w:rPr>
                 <w:rFonts w:eastAsia="楷体"/>
                 <w:sz w:val="30"/>
@@ -9744,8 +10588,8 @@
             <w:r>
               <w:rPr>
                 <w:rFonts w:eastAsia="楷体" w:hint="eastAsia"/>
-                <w:sz w:val="30"/>
-                <w:szCs w:val="30"/>
+                <w:sz w:val="26"/>
+                <w:szCs w:val="26"/>
                 <w:lang w:eastAsia="zh-TW"/>
               </w:rPr>
               <w:t>週日</w:t>
@@ -9753,16 +10597,16 @@
             <w:r>
               <w:rPr>
                 <w:rFonts w:eastAsia="楷体"/>
-                <w:sz w:val="30"/>
-                <w:szCs w:val="30"/>
+                <w:sz w:val="26"/>
+                <w:szCs w:val="26"/>
               </w:rPr>
               <w:t>10</w:t>
             </w:r>
             <w:r>
               <w:rPr>
                 <w:rFonts w:eastAsia="楷体"/>
-                <w:sz w:val="30"/>
-                <w:szCs w:val="30"/>
+                <w:sz w:val="26"/>
+                <w:szCs w:val="26"/>
                 <w:lang w:eastAsia="zh-TW"/>
               </w:rPr>
               <w:t>:00</w:t>
@@ -9786,19 +10630,22 @@
           </w:tcPr>
           <w:p>
             <w:pPr>
+              <w:pStyle w:val="Default"/>
+              <w:widowControl/>
+              <w:adjustRightInd/>
               <w:spacing w:line="340" w:lineRule="exact"/>
               <w:jc w:val="center"/>
               <w:rPr>
                 <w:rFonts w:eastAsia="楷体"/>
-                <w:sz w:val="30"/>
-                <w:szCs w:val="30"/>
-              </w:rPr>
-            </w:pPr>
-            <w:r>
-              <w:rPr>
-                <w:rFonts w:eastAsia="楷体"/>
-                <w:sz w:val="30"/>
-                <w:szCs w:val="30"/>
+                <w:sz w:val="26"/>
+                <w:szCs w:val="26"/>
+              </w:rPr>
+            </w:pPr>
+            <w:r>
+              <w:rPr>
+                <w:rFonts w:eastAsia="楷体"/>
+                <w:sz w:val="26"/>
+                <w:szCs w:val="26"/>
               </w:rPr>
               <w:t>Mairangi Bay School</w:t>
             </w:r>
@@ -9821,8 +10668,8 @@
           </w:tcPr>
           <w:p>
             <w:pPr>
-              <w:spacing w:line="340" w:lineRule="exact"/>
-              <w:jc w:val="distribute"/>
+              <w:spacing w:after="0" w:line="340" w:lineRule="exact"/>
+              <w:jc w:val="center"/>
               <w:rPr>
                 <w:rFonts w:eastAsia="楷体"/>
                 <w:sz w:val="30"/>
@@ -9833,38 +10680,20 @@
             <w:r>
               <w:rPr>
                 <w:rFonts w:eastAsia="楷体" w:hint="eastAsia"/>
-                <w:sz w:val="30"/>
-                <w:szCs w:val="30"/>
+                <w:sz w:val="26"/>
+                <w:szCs w:val="26"/>
                 <w:lang w:val="zh-TW" w:eastAsia="zh-TW"/>
               </w:rPr>
               <w:t>郭心瑜</w:t>
             </w:r>
             <w:r>
               <w:rPr>
-                <w:rFonts w:eastAsia="楷体"/>
-                <w:sz w:val="30"/>
-                <w:szCs w:val="30"/>
+                <w:rFonts w:eastAsia="楷体" w:hint="eastAsia"/>
+                <w:sz w:val="26"/>
+                <w:szCs w:val="26"/>
                 <w:lang w:val="zh-TW" w:eastAsia="zh-CN"/>
               </w:rPr>
-              <w:t xml:space="preserve"> </w:t>
-            </w:r>
-            <w:r>
-              <w:rPr>
-                <w:rFonts w:eastAsia="楷体"/>
-                <w:sz w:val="30"/>
-                <w:szCs w:val="30"/>
-                <w:lang w:val="zh-TW" w:eastAsia="zh-TW"/>
-              </w:rPr>
-              <w:t>09</w:t>
-            </w:r>
-            <w:r>
-              <w:rPr>
-                <w:rFonts w:eastAsia="楷体"/>
-                <w:sz w:val="30"/>
-                <w:szCs w:val="30"/>
-                <w:lang w:val="zh-TW"/>
-              </w:rPr>
-              <w:t>4736841</w:t>
+              <w:t>0211781983</w:t>
             </w:r>
           </w:p>
         </w:tc>
@@ -9891,25 +10720,35 @@
           </w:tcPr>
           <w:p>
             <w:pPr>
-              <w:spacing w:line="340" w:lineRule="exact"/>
-              <w:jc w:val="center"/>
-              <w:rPr>
-                <w:rFonts w:eastAsia="楷体"/>
-                <w:b/>
-                <w:sz w:val="30"/>
-                <w:szCs w:val="30"/>
-                <w:lang w:eastAsia="zh-TW"/>
-              </w:rPr>
-            </w:pPr>
-            <w:r>
-              <w:rPr>
-                <w:rFonts w:eastAsia="楷体" w:hint="eastAsia"/>
-                <w:b/>
-                <w:sz w:val="30"/>
-                <w:szCs w:val="30"/>
-                <w:lang w:eastAsia="zh-TW"/>
-              </w:rPr>
-              <w:t>青年小組長訓練</w:t>
+              <w:pStyle w:val="a4"/>
+              <w:pBdr>
+                <w:bottom w:val="none" w:sz="0" w:space="0" w:color="auto"/>
+              </w:pBdr>
+              <w:tabs>
+                <w:tab w:val="clear" w:pos="4153"/>
+                <w:tab w:val="clear" w:pos="8306"/>
+              </w:tabs>
+              <w:snapToGrid/>
+              <w:spacing w:after="0" w:line="340" w:lineRule="exact"/>
+              <w:rPr>
+                <w:rFonts w:eastAsia="楷体"/>
+                <w:b/>
+                <w:kern w:val="2"/>
+                <w:sz w:val="26"/>
+                <w:szCs w:val="26"/>
+                <w:lang w:eastAsia="zh-TW"/>
+              </w:rPr>
+            </w:pPr>
+            <w:r>
+              <w:rPr>
+                <w:rFonts w:eastAsia="楷体"/>
+                <w:b/>
+                <w:kern w:val="2"/>
+                <w:sz w:val="26"/>
+                <w:szCs w:val="26"/>
+                <w:lang w:eastAsia="zh-TW"/>
+              </w:rPr>
+              <w:t>晨禱會</w:t>
             </w:r>
           </w:p>
         </w:tc>
@@ -9929,8 +10768,29 @@
           </w:tcPr>
           <w:p>
             <w:pPr>
-              <w:spacing w:line="340" w:lineRule="exact"/>
-              <w:jc w:val="distribute"/>
+              <w:spacing w:after="0" w:line="340" w:lineRule="exact"/>
+              <w:jc w:val="center"/>
+              <w:rPr>
+                <w:rFonts w:eastAsia="楷体"/>
+                <w:sz w:val="26"/>
+                <w:szCs w:val="26"/>
+                <w:lang w:eastAsia="zh-TW"/>
+              </w:rPr>
+            </w:pPr>
+            <w:r>
+              <w:rPr>
+                <w:rFonts w:eastAsia="楷体"/>
+                <w:sz w:val="26"/>
+                <w:szCs w:val="26"/>
+                <w:lang w:eastAsia="zh-TW"/>
+              </w:rPr>
+              <w:t>週一至五</w:t>
+            </w:r>
+          </w:p>
+          <w:p>
+            <w:pPr>
+              <w:spacing w:after="0" w:line="340" w:lineRule="exact"/>
+              <w:jc w:val="center"/>
               <w:rPr>
                 <w:rFonts w:eastAsia="楷体"/>
                 <w:sz w:val="30"/>
@@ -9940,57 +10800,30 @@
             </w:pPr>
             <w:r>
               <w:rPr>
-                <w:rFonts w:eastAsia="楷体" w:hint="eastAsia"/>
-                <w:sz w:val="30"/>
-                <w:szCs w:val="30"/>
-                <w:lang w:eastAsia="zh-TW"/>
-              </w:rPr>
-              <w:t>週</w:t>
-            </w:r>
-            <w:r>
-              <w:rPr>
-                <w:rFonts w:eastAsia="楷体" w:hint="eastAsia"/>
-                <w:sz w:val="30"/>
-                <w:szCs w:val="30"/>
-                <w:lang w:eastAsia="zh-CN"/>
-              </w:rPr>
-              <w:t>二</w:t>
-            </w:r>
-            <w:r>
-              <w:rPr>
-                <w:rFonts w:eastAsia="PMingLiU" w:hint="eastAsia"/>
-                <w:sz w:val="30"/>
-                <w:szCs w:val="30"/>
-                <w:lang w:eastAsia="zh-TW"/>
-              </w:rPr>
-              <w:t>20</w:t>
-            </w:r>
-            <w:r>
-              <w:rPr>
-                <w:rFonts w:eastAsia="楷体"/>
-                <w:sz w:val="30"/>
-                <w:szCs w:val="30"/>
-                <w:lang w:eastAsia="zh-TW"/>
-              </w:rPr>
-              <w:t>:</w:t>
-            </w:r>
-            <w:r>
-              <w:rPr>
-                <w:rFonts w:eastAsia="楷体" w:hint="eastAsia"/>
-                <w:sz w:val="30"/>
-                <w:szCs w:val="30"/>
-                <w:lang w:eastAsia="zh-TW"/>
-              </w:rPr>
-              <w:t>0</w:t>
-            </w:r>
-            <w:r>
-              <w:rPr>
-                <w:rFonts w:eastAsia="楷体"/>
-                <w:sz w:val="30"/>
-                <w:szCs w:val="30"/>
-                <w:lang w:eastAsia="zh-TW"/>
-              </w:rPr>
-              <w:t>0</w:t>
+                <w:rFonts w:eastAsia="楷体"/>
+                <w:sz w:val="26"/>
+                <w:szCs w:val="26"/>
+                <w:lang w:eastAsia="zh-TW"/>
+              </w:rPr>
+              <w:t>6:00</w:t>
+            </w:r>
+            <w:r>
+              <w:rPr>
+                <w:rFonts w:eastAsia="楷体"/>
+                <w:sz w:val="26"/>
+                <w:szCs w:val="26"/>
+                <w:lang w:eastAsia="zh-TW"/>
+              </w:rPr>
+              <w:t>至</w:t>
+            </w:r>
+            <w:r>
+              <w:rPr>
+                <w:rFonts w:eastAsia="楷体"/>
+                <w:sz w:val="26"/>
+                <w:szCs w:val="26"/>
+                <w:lang w:eastAsia="zh-TW"/>
+              </w:rPr>
+              <w:t>7:00</w:t>
             </w:r>
           </w:p>
         </w:tc>
@@ -10015,100 +10848,66 @@
               <w:widowControl/>
               <w:adjustRightInd/>
               <w:spacing w:line="340" w:lineRule="exact"/>
-              <w:ind w:rightChars="-26" w:right="-62"/>
-              <w:jc w:val="center"/>
-              <w:rPr>
-                <w:rFonts w:eastAsia="楷体"/>
-                <w:color w:val="auto"/>
-                <w:sz w:val="30"/>
-                <w:szCs w:val="30"/>
-              </w:rPr>
-            </w:pPr>
-            <w:r>
-              <w:rPr>
-                <w:rFonts w:eastAsia="楷体"/>
-                <w:color w:val="auto"/>
-                <w:sz w:val="30"/>
-                <w:szCs w:val="30"/>
+              <w:jc w:val="center"/>
+              <w:rPr>
+                <w:rFonts w:eastAsia="楷体"/>
+                <w:sz w:val="26"/>
+                <w:szCs w:val="26"/>
+              </w:rPr>
+            </w:pPr>
+            <w:r>
+              <w:rPr>
+                <w:rFonts w:eastAsia="楷体"/>
+                <w:sz w:val="26"/>
+                <w:szCs w:val="26"/>
               </w:rPr>
               <w:t>Zoom ID</w:t>
             </w:r>
             <w:r>
               <w:rPr>
                 <w:rFonts w:eastAsia="楷体"/>
-                <w:color w:val="auto"/>
-                <w:sz w:val="30"/>
-                <w:szCs w:val="30"/>
+                <w:sz w:val="26"/>
+                <w:szCs w:val="26"/>
               </w:rPr>
               <w:t>：</w:t>
             </w:r>
             <w:r>
               <w:rPr>
-                <w:rFonts w:eastAsia="楷体" w:hint="eastAsia"/>
-                <w:color w:val="auto"/>
-                <w:sz w:val="30"/>
-                <w:szCs w:val="30"/>
-              </w:rPr>
-              <w:t xml:space="preserve">578 913 </w:t>
-            </w:r>
-            <w:r>
-              <w:rPr>
-                <w:rFonts w:eastAsia="楷体"/>
-                <w:color w:val="auto"/>
-                <w:sz w:val="30"/>
-                <w:szCs w:val="30"/>
-              </w:rPr>
-              <w:t>1</w:t>
-            </w:r>
-            <w:r>
-              <w:rPr>
-                <w:rFonts w:eastAsia="楷体" w:hint="eastAsia"/>
-                <w:color w:val="auto"/>
-                <w:sz w:val="30"/>
-                <w:szCs w:val="30"/>
-              </w:rPr>
-              <w:t>486</w:t>
-            </w:r>
-          </w:p>
-          <w:p>
-            <w:pPr>
+                <w:rFonts w:eastAsia="楷体"/>
+                <w:sz w:val="26"/>
+                <w:szCs w:val="26"/>
+              </w:rPr>
+              <w:t>822 417 1979</w:t>
+            </w:r>
+          </w:p>
+          <w:p>
+            <w:pPr>
+              <w:pStyle w:val="Default"/>
+              <w:widowControl/>
+              <w:adjustRightInd/>
               <w:spacing w:line="340" w:lineRule="exact"/>
               <w:jc w:val="center"/>
               <w:rPr>
                 <w:rFonts w:eastAsia="楷体"/>
-                <w:b/>
-                <w:bCs/>
-                <w:sz w:val="30"/>
-                <w:szCs w:val="30"/>
-                <w:lang w:eastAsia="zh-TW"/>
-              </w:rPr>
-            </w:pPr>
-            <w:r>
-              <w:rPr>
-                <w:rFonts w:eastAsia="楷体" w:hint="eastAsia"/>
-                <w:sz w:val="30"/>
-                <w:szCs w:val="30"/>
-                <w:lang w:eastAsia="zh-CN"/>
-              </w:rPr>
-              <w:t>(</w:t>
-            </w:r>
-            <w:r>
-              <w:rPr>
-                <w:rFonts w:eastAsia="楷体" w:hint="eastAsia"/>
-                <w:sz w:val="30"/>
-                <w:szCs w:val="30"/>
-                <w:lang w:eastAsia="zh-CN"/>
-              </w:rPr>
-              <w:t>此小组仅限青年团契领袖参加</w:t>
-            </w:r>
-            <w:r>
-              <w:rPr>
-                <w:rFonts w:eastAsia="楷体" w:hint="eastAsia"/>
-                <w:sz w:val="30"/>
-                <w:szCs w:val="30"/>
-                <w:lang w:eastAsia="zh-CN"/>
-              </w:rPr>
-              <w:t>)</w:t>
+                <w:sz w:val="26"/>
+                <w:szCs w:val="26"/>
+              </w:rPr>
+            </w:pPr>
+            <w:r>
+              <w:rPr>
+                <w:rFonts w:eastAsia="楷体"/>
+                <w:sz w:val="26"/>
+                <w:szCs w:val="26"/>
+              </w:rPr>
+              <w:t>密碼：</w:t>
+            </w:r>
+            <w:r>
+              <w:rPr>
+                <w:rFonts w:eastAsia="楷体"/>
+                <w:sz w:val="26"/>
+                <w:szCs w:val="26"/>
+              </w:rPr>
+              <w:t>777</w:t>
             </w:r>
           </w:p>
         </w:tc>
@@ -10129,8 +10928,8 @@
           </w:tcPr>
           <w:p>
             <w:pPr>
-              <w:spacing w:line="340" w:lineRule="exact"/>
-              <w:jc w:val="distribute"/>
+              <w:spacing w:after="0" w:line="340" w:lineRule="exact"/>
+              <w:jc w:val="center"/>
               <w:rPr>
                 <w:rFonts w:eastAsia="楷体"/>
                 <w:sz w:val="30"/>
@@ -10140,21 +10939,48 @@
             </w:pPr>
             <w:r>
               <w:rPr>
-                <w:rFonts w:eastAsia="楷体" w:hint="eastAsia"/>
-                <w:sz w:val="30"/>
-                <w:szCs w:val="30"/>
-                <w:lang w:eastAsia="zh-TW"/>
-              </w:rPr>
-              <w:t>鍾學謙</w:t>
-            </w:r>
-            <w:r>
-              <w:rPr>
-                <w:rFonts w:eastAsia="楷体" w:hint="eastAsia"/>
-                <w:sz w:val="30"/>
-                <w:szCs w:val="30"/>
-                <w:lang w:eastAsia="zh-TW"/>
-              </w:rPr>
-              <w:t>02040929133</w:t>
+                <w:rFonts w:eastAsia="楷体"/>
+                <w:sz w:val="26"/>
+                <w:szCs w:val="26"/>
+                <w:lang w:eastAsia="zh-TW"/>
+              </w:rPr>
+              <w:t>龔牧師</w:t>
+            </w:r>
+            <w:r>
+              <w:rPr>
+                <w:rFonts w:eastAsia="楷体"/>
+                <w:sz w:val="26"/>
+                <w:szCs w:val="26"/>
+                <w:lang w:eastAsia="zh-CN"/>
+              </w:rPr>
+              <w:t xml:space="preserve"> </w:t>
+            </w:r>
+            <w:r>
+              <w:rPr>
+                <w:rFonts w:eastAsia="楷体"/>
+                <w:sz w:val="26"/>
+                <w:szCs w:val="26"/>
+                <w:lang w:eastAsia="zh-TW"/>
+              </w:rPr>
+              <w:t>0</w:t>
+            </w:r>
+            <w:r>
+              <w:rPr>
+                <w:rFonts w:eastAsia="楷体"/>
+                <w:sz w:val="26"/>
+                <w:szCs w:val="26"/>
+                <w:lang w:eastAsia="zh-CN"/>
+              </w:rPr>
+              <w:t>22</w:t>
+            </w:r>
+            <w:r>
+              <w:rPr>
+                <w:rFonts w:eastAsia="楷体"/>
+                <w:sz w:val="26"/>
+                <w:szCs w:val="26"/>
+                <w:lang w:eastAsia="zh-TW"/>
+              </w:rPr>
+              <w:t>4769930</w:t>
             </w:r>
           </w:p>
         </w:tc>
@@ -10181,6 +11007,87 @@
           </w:tcPr>
           <w:p>
             <w:pPr>
+              <w:pStyle w:val="a4"/>
+              <w:pBdr>
+                <w:bottom w:val="none" w:sz="0" w:space="0" w:color="auto"/>
+              </w:pBdr>
+              <w:tabs>
+                <w:tab w:val="clear" w:pos="4153"/>
+                <w:tab w:val="clear" w:pos="8306"/>
+              </w:tabs>
+              <w:snapToGrid/>
+              <w:spacing w:after="0" w:line="340" w:lineRule="exact"/>
+              <w:rPr>
+                <w:rFonts w:eastAsia="楷体"/>
+                <w:b/>
+                <w:kern w:val="2"/>
+                <w:sz w:val="26"/>
+                <w:szCs w:val="26"/>
+                <w:lang w:eastAsia="zh-TW"/>
+              </w:rPr>
+            </w:pPr>
+            <w:r>
+              <w:rPr>
+                <w:rFonts w:eastAsia="楷体"/>
+                <w:b/>
+                <w:kern w:val="2"/>
+                <w:sz w:val="26"/>
+                <w:szCs w:val="26"/>
+                <w:lang w:eastAsia="zh-TW"/>
+              </w:rPr>
+              <w:t>從懷疑到相信</w:t>
+            </w:r>
+          </w:p>
+          <w:p>
+            <w:pPr>
+              <w:pStyle w:val="a4"/>
+              <w:pBdr>
+                <w:bottom w:val="none" w:sz="0" w:space="0" w:color="auto"/>
+              </w:pBdr>
+              <w:tabs>
+                <w:tab w:val="clear" w:pos="4153"/>
+                <w:tab w:val="clear" w:pos="8306"/>
+              </w:tabs>
+              <w:snapToGrid/>
+              <w:spacing w:after="0" w:line="340" w:lineRule="exact"/>
+              <w:rPr>
+                <w:rFonts w:eastAsia="楷体"/>
+                <w:b/>
+                <w:kern w:val="2"/>
+                <w:sz w:val="26"/>
+                <w:szCs w:val="26"/>
+                <w:lang w:eastAsia="zh-TW"/>
+              </w:rPr>
+            </w:pPr>
+            <w:r>
+              <w:rPr>
+                <w:rFonts w:eastAsia="楷体"/>
+                <w:b/>
+                <w:kern w:val="2"/>
+                <w:sz w:val="26"/>
+                <w:szCs w:val="26"/>
+                <w:lang w:eastAsia="zh-TW"/>
+              </w:rPr>
+              <w:t>課程</w:t>
+            </w:r>
+          </w:p>
+        </w:tc>
+        <w:tc>
+          <w:tcPr>
+            <w:tcW w:w="1766" w:type="dxa"/>
+            <w:tcBorders>
+              <w:top w:val="single" w:sz="4" w:space="0" w:color="auto"/>
+              <w:left w:val="single" w:sz="4" w:space="0" w:color="auto"/>
+              <w:bottom w:val="single" w:sz="4" w:space="0" w:color="auto"/>
+              <w:right w:val="single" w:sz="4" w:space="0" w:color="auto"/>
+              <w:tl2br w:val="nil"/>
+              <w:tr2bl w:val="nil"/>
+            </w:tcBorders>
+            <w:shd w:val="clear" w:color="auto" w:fill="FFFFFF"/>
+            <w:vAlign w:val="center"/>
+          </w:tcPr>
+          <w:p>
+            <w:pPr>
               <w:pStyle w:val="Default"/>
               <w:widowControl/>
               <w:adjustRightInd/>
@@ -10188,13 +11095,46 @@
               <w:jc w:val="center"/>
               <w:rPr>
                 <w:rFonts w:eastAsia="楷体"/>
-                <w:b/>
                 <w:color w:val="auto"/>
                 <w:sz w:val="30"/>
                 <w:szCs w:val="30"/>
               </w:rPr>
             </w:pPr>
-          </w:p>
+            <w:r>
+              <w:rPr>
+                <w:rFonts w:eastAsia="楷体"/>
+                <w:sz w:val="26"/>
+                <w:szCs w:val="26"/>
+                <w:lang w:eastAsia="zh-TW"/>
+              </w:rPr>
+              <w:t>週一</w:t>
+            </w:r>
+            <w:r>
+              <w:rPr>
+                <w:rFonts w:eastAsia="楷体"/>
+                <w:sz w:val="26"/>
+                <w:szCs w:val="26"/>
+                <w:lang w:eastAsia="zh-TW"/>
+              </w:rPr>
+              <w:t>10:30</w:t>
+            </w:r>
+          </w:p>
+        </w:tc>
+        <w:tc>
+          <w:tcPr>
+            <w:tcW w:w="3779" w:type="dxa"/>
+            <w:gridSpan w:val="2"/>
+            <w:tcBorders>
+              <w:top w:val="single" w:sz="4" w:space="0" w:color="auto"/>
+              <w:left w:val="single" w:sz="4" w:space="0" w:color="auto"/>
+              <w:bottom w:val="single" w:sz="4" w:space="0" w:color="auto"/>
+              <w:right w:val="single" w:sz="4" w:space="0" w:color="auto"/>
+              <w:tl2br w:val="nil"/>
+              <w:tr2bl w:val="nil"/>
+            </w:tcBorders>
+            <w:shd w:val="clear" w:color="auto" w:fill="FFFFFF"/>
+            <w:vAlign w:val="center"/>
+          </w:tcPr>
           <w:p>
             <w:pPr>
               <w:pStyle w:val="Default"/>
@@ -10204,55 +11144,44 @@
               <w:jc w:val="center"/>
               <w:rPr>
                 <w:rFonts w:eastAsia="楷体"/>
-                <w:b/>
-                <w:color w:val="auto"/>
-                <w:sz w:val="30"/>
-                <w:szCs w:val="30"/>
-              </w:rPr>
-            </w:pPr>
-            <w:r>
-              <w:rPr>
-                <w:rFonts w:eastAsia="楷体" w:hint="eastAsia"/>
-                <w:b/>
-                <w:color w:val="auto"/>
-                <w:sz w:val="30"/>
-                <w:szCs w:val="30"/>
-                <w:lang w:eastAsia="zh-TW"/>
+                <w:sz w:val="26"/>
+                <w:szCs w:val="26"/>
+              </w:rPr>
+            </w:pPr>
+            <w:proofErr w:type="gramStart"/>
+            <w:r>
+              <w:rPr>
+                <w:rFonts w:eastAsia="楷体"/>
+                <w:sz w:val="26"/>
+                <w:szCs w:val="26"/>
               </w:rPr>
               <w:t>實體</w:t>
             </w:r>
-            <w:r>
-              <w:rPr>
-                <w:rFonts w:eastAsia="楷体" w:hint="eastAsia"/>
-                <w:b/>
-                <w:color w:val="auto"/>
-                <w:sz w:val="30"/>
-                <w:szCs w:val="30"/>
-                <w:lang w:eastAsia="zh-TW"/>
-              </w:rPr>
-              <w:t>禱告會</w:t>
-            </w:r>
-          </w:p>
-          <w:p>
-            <w:pPr>
-              <w:pStyle w:val="Default"/>
-              <w:widowControl/>
-              <w:adjustRightInd/>
-              <w:spacing w:line="340" w:lineRule="exact"/>
-              <w:jc w:val="center"/>
-              <w:rPr>
-                <w:rFonts w:eastAsia="楷体"/>
-                <w:b/>
-                <w:color w:val="auto"/>
-                <w:sz w:val="30"/>
-                <w:szCs w:val="30"/>
-              </w:rPr>
-            </w:pPr>
-          </w:p>
-        </w:tc>
-        <w:tc>
-          <w:tcPr>
-            <w:tcW w:w="1766" w:type="dxa"/>
+            <w:proofErr w:type="gramEnd"/>
+            <w:r>
+              <w:rPr>
+                <w:rFonts w:eastAsia="楷体"/>
+                <w:sz w:val="26"/>
+                <w:szCs w:val="26"/>
+              </w:rPr>
+              <w:t>小組聚</w:t>
+            </w:r>
+            <w:proofErr w:type="gramStart"/>
+            <w:r>
+              <w:rPr>
+                <w:rFonts w:eastAsia="楷体"/>
+                <w:sz w:val="26"/>
+                <w:szCs w:val="26"/>
+              </w:rPr>
+              <w:t>會</w:t>
+            </w:r>
+            <w:proofErr w:type="gramEnd"/>
+          </w:p>
+        </w:tc>
+        <w:tc>
+          <w:tcPr>
+            <w:tcW w:w="2849" w:type="dxa"/>
+            <w:gridSpan w:val="3"/>
             <w:tcBorders>
               <w:top w:val="single" w:sz="4" w:space="0" w:color="auto"/>
               <w:left w:val="single" w:sz="4" w:space="0" w:color="auto"/>
@@ -10262,301 +11191,102 @@
               <w:tr2bl w:val="nil"/>
             </w:tcBorders>
             <w:shd w:val="clear" w:color="auto" w:fill="FFFFFF"/>
-          </w:tcPr>
-          <w:p>
-            <w:pPr>
-              <w:pStyle w:val="Default"/>
-              <w:widowControl/>
-              <w:adjustRightInd/>
-              <w:spacing w:line="340" w:lineRule="exact"/>
-              <w:jc w:val="distribute"/>
-              <w:rPr>
-                <w:rFonts w:eastAsia="楷体"/>
-                <w:color w:val="auto"/>
+            <w:vAlign w:val="center"/>
+          </w:tcPr>
+          <w:p>
+            <w:pPr>
+              <w:spacing w:after="0" w:line="340" w:lineRule="exact"/>
+              <w:jc w:val="center"/>
+              <w:rPr>
+                <w:rFonts w:eastAsia="楷体"/>
+                <w:sz w:val="26"/>
+                <w:szCs w:val="26"/>
+                <w:lang w:eastAsia="zh-CN"/>
+              </w:rPr>
+            </w:pPr>
+            <w:r>
+              <w:rPr>
+                <w:rFonts w:eastAsia="楷体"/>
+                <w:sz w:val="26"/>
+                <w:szCs w:val="26"/>
+                <w:lang w:eastAsia="zh-TW"/>
+              </w:rPr>
+              <w:t>易芸百</w:t>
+            </w:r>
+            <w:r>
+              <w:rPr>
+                <w:rFonts w:eastAsia="楷体" w:hint="eastAsia"/>
+                <w:sz w:val="26"/>
+                <w:szCs w:val="26"/>
+                <w:lang w:eastAsia="zh-CN"/>
+              </w:rPr>
+              <w:t xml:space="preserve"> </w:t>
+            </w:r>
+            <w:r>
+              <w:rPr>
+                <w:rFonts w:eastAsia="楷体"/>
+                <w:sz w:val="26"/>
+                <w:szCs w:val="26"/>
+                <w:lang w:eastAsia="zh-TW"/>
+              </w:rPr>
+              <w:t>02</w:t>
+            </w:r>
+            <w:r>
+              <w:rPr>
+                <w:rFonts w:eastAsia="楷体"/>
+                <w:sz w:val="26"/>
+                <w:szCs w:val="26"/>
+                <w:lang w:eastAsia="zh-CN"/>
+              </w:rPr>
+              <w:t>11621976</w:t>
+            </w:r>
+          </w:p>
+          <w:p>
+            <w:pPr>
+              <w:spacing w:after="0" w:line="340" w:lineRule="exact"/>
+              <w:jc w:val="center"/>
+              <w:rPr>
+                <w:rFonts w:eastAsia="楷体"/>
                 <w:sz w:val="30"/>
                 <w:szCs w:val="30"/>
-              </w:rPr>
-            </w:pPr>
-          </w:p>
-          <w:p>
-            <w:pPr>
-              <w:pStyle w:val="Default"/>
-              <w:widowControl/>
-              <w:adjustRightInd/>
-              <w:spacing w:line="340" w:lineRule="exact"/>
-              <w:jc w:val="distribute"/>
-              <w:rPr>
-                <w:rFonts w:eastAsia="楷体"/>
-                <w:color w:val="auto"/>
-                <w:sz w:val="30"/>
-                <w:szCs w:val="30"/>
-              </w:rPr>
-            </w:pPr>
-            <w:r>
-              <w:rPr>
-                <w:rFonts w:eastAsia="楷体" w:hint="eastAsia"/>
-                <w:color w:val="auto"/>
-                <w:sz w:val="30"/>
-                <w:szCs w:val="30"/>
-                <w:lang w:eastAsia="zh-TW"/>
-              </w:rPr>
-              <w:t>週</w:t>
-            </w:r>
-            <w:r>
-              <w:rPr>
-                <w:rFonts w:eastAsia="楷体" w:hint="eastAsia"/>
-                <w:color w:val="auto"/>
-                <w:sz w:val="30"/>
-                <w:szCs w:val="30"/>
-              </w:rPr>
-              <w:t>三</w:t>
-            </w:r>
-            <w:r>
-              <w:rPr>
-                <w:rFonts w:eastAsia="楷体" w:hint="eastAsia"/>
-                <w:color w:val="auto"/>
-                <w:sz w:val="30"/>
-                <w:szCs w:val="30"/>
-              </w:rPr>
-              <w:t xml:space="preserve"> 10</w:t>
-            </w:r>
-            <w:r>
-              <w:rPr>
-                <w:rFonts w:eastAsia="楷体"/>
-                <w:color w:val="auto"/>
-                <w:sz w:val="30"/>
-                <w:szCs w:val="30"/>
-                <w:lang w:eastAsia="zh-TW"/>
-              </w:rPr>
-              <w:t>:</w:t>
-            </w:r>
-            <w:r>
-              <w:rPr>
-                <w:rFonts w:eastAsia="楷体" w:hint="eastAsia"/>
-                <w:color w:val="auto"/>
-                <w:sz w:val="30"/>
-                <w:szCs w:val="30"/>
-              </w:rPr>
-              <w:t>0</w:t>
-            </w:r>
-            <w:r>
-              <w:rPr>
-                <w:rFonts w:eastAsia="楷体"/>
-                <w:color w:val="auto"/>
-                <w:sz w:val="30"/>
-                <w:szCs w:val="30"/>
-              </w:rPr>
-              <w:t>0</w:t>
-            </w:r>
-          </w:p>
-          <w:p>
-            <w:pPr>
-              <w:pStyle w:val="Default"/>
-              <w:widowControl/>
-              <w:adjustRightInd/>
-              <w:spacing w:line="340" w:lineRule="exact"/>
-              <w:jc w:val="distribute"/>
-              <w:rPr>
-                <w:rFonts w:eastAsia="楷体"/>
-                <w:color w:val="auto"/>
-                <w:sz w:val="30"/>
-                <w:szCs w:val="30"/>
-              </w:rPr>
-            </w:pPr>
-          </w:p>
-        </w:tc>
-        <w:tc>
-          <w:tcPr>
-            <w:tcW w:w="3779" w:type="dxa"/>
-            <w:gridSpan w:val="2"/>
-            <w:tcBorders>
-              <w:top w:val="single" w:sz="4" w:space="0" w:color="auto"/>
-              <w:left w:val="single" w:sz="4" w:space="0" w:color="auto"/>
-              <w:bottom w:val="single" w:sz="4" w:space="0" w:color="auto"/>
-              <w:right w:val="single" w:sz="4" w:space="0" w:color="auto"/>
-              <w:tl2br w:val="nil"/>
-              <w:tr2bl w:val="nil"/>
-            </w:tcBorders>
-            <w:shd w:val="clear" w:color="auto" w:fill="FFFFFF"/>
-            <w:vAlign w:val="center"/>
-          </w:tcPr>
-          <w:p>
-            <w:pPr>
-              <w:pStyle w:val="Default"/>
-              <w:widowControl/>
-              <w:adjustRightInd/>
-              <w:spacing w:line="340" w:lineRule="exact"/>
-              <w:jc w:val="center"/>
-              <w:rPr>
-                <w:rFonts w:eastAsia="楷体"/>
-                <w:color w:val="auto"/>
-                <w:spacing w:val="-17"/>
-                <w:sz w:val="30"/>
-                <w:szCs w:val="30"/>
-                <w:lang w:val="zh-TW" w:eastAsia="zh-TW"/>
-              </w:rPr>
-            </w:pPr>
-            <w:r>
-              <w:rPr>
-                <w:rFonts w:eastAsia="楷体"/>
-                <w:color w:val="auto"/>
-                <w:spacing w:val="-17"/>
-                <w:sz w:val="30"/>
-                <w:szCs w:val="30"/>
-                <w:lang w:val="zh-TW" w:eastAsia="zh-TW"/>
-              </w:rPr>
-              <w:t>教會物業</w:t>
-            </w:r>
-            <w:r>
-              <w:rPr>
-                <w:rFonts w:eastAsia="楷体" w:hint="eastAsia"/>
-                <w:color w:val="auto"/>
-                <w:spacing w:val="-17"/>
-                <w:sz w:val="30"/>
-                <w:szCs w:val="30"/>
-              </w:rPr>
-              <w:t xml:space="preserve"> </w:t>
-            </w:r>
-            <w:r>
-              <w:rPr>
-                <w:rFonts w:eastAsia="楷体"/>
-                <w:color w:val="auto"/>
-                <w:spacing w:val="-17"/>
-                <w:sz w:val="30"/>
-                <w:szCs w:val="30"/>
-                <w:lang w:val="zh-TW" w:eastAsia="zh-TW"/>
-              </w:rPr>
-              <w:t>Unit</w:t>
-            </w:r>
-            <w:r>
-              <w:rPr>
-                <w:rFonts w:eastAsia="楷体"/>
-                <w:color w:val="auto"/>
-                <w:spacing w:val="-17"/>
-                <w:sz w:val="30"/>
-                <w:szCs w:val="30"/>
-                <w:lang w:val="en-NZ" w:eastAsia="zh-TW"/>
-              </w:rPr>
-              <w:t xml:space="preserve"> </w:t>
-            </w:r>
-            <w:r>
-              <w:rPr>
-                <w:rFonts w:eastAsia="楷体"/>
-                <w:color w:val="auto"/>
-                <w:spacing w:val="-17"/>
-                <w:sz w:val="30"/>
-                <w:szCs w:val="30"/>
-                <w:lang w:val="zh-TW" w:eastAsia="zh-TW"/>
-              </w:rPr>
-              <w:t>1</w:t>
-            </w:r>
-          </w:p>
-          <w:p>
-            <w:pPr>
-              <w:pStyle w:val="Default"/>
-              <w:widowControl/>
-              <w:adjustRightInd/>
-              <w:spacing w:line="340" w:lineRule="exact"/>
-              <w:jc w:val="center"/>
-              <w:rPr>
-                <w:rFonts w:eastAsia="楷体"/>
-                <w:color w:val="auto"/>
-                <w:sz w:val="30"/>
-                <w:szCs w:val="30"/>
-              </w:rPr>
-            </w:pPr>
-            <w:r>
-              <w:rPr>
-                <w:rFonts w:eastAsia="楷体"/>
-                <w:spacing w:val="-17"/>
-                <w:sz w:val="30"/>
-                <w:szCs w:val="30"/>
-                <w:lang w:val="zh-TW" w:eastAsia="zh-TW"/>
-              </w:rPr>
-              <w:t>26 Porana Rd, Wairau Valle</w:t>
-            </w:r>
-            <w:r>
-              <w:rPr>
-                <w:rFonts w:eastAsia="楷体"/>
-                <w:spacing w:val="-17"/>
-                <w:sz w:val="30"/>
-                <w:szCs w:val="30"/>
-                <w:lang w:eastAsia="zh-TW"/>
-              </w:rPr>
-              <w:t>y</w:t>
-            </w:r>
-          </w:p>
-        </w:tc>
-        <w:tc>
-          <w:tcPr>
-            <w:tcW w:w="2849" w:type="dxa"/>
-            <w:gridSpan w:val="3"/>
-            <w:tcBorders>
-              <w:top w:val="single" w:sz="4" w:space="0" w:color="auto"/>
-              <w:left w:val="single" w:sz="4" w:space="0" w:color="auto"/>
-              <w:bottom w:val="single" w:sz="4" w:space="0" w:color="auto"/>
-              <w:right w:val="single" w:sz="4" w:space="0" w:color="auto"/>
-              <w:tl2br w:val="nil"/>
-              <w:tr2bl w:val="nil"/>
-            </w:tcBorders>
-            <w:shd w:val="clear" w:color="auto" w:fill="FFFFFF"/>
-            <w:vAlign w:val="center"/>
-          </w:tcPr>
-          <w:p>
-            <w:pPr>
-              <w:spacing w:line="340" w:lineRule="exact"/>
-              <w:jc w:val="distribute"/>
-              <w:rPr>
-                <w:rFonts w:eastAsia="楷体"/>
-                <w:sz w:val="30"/>
-                <w:szCs w:val="30"/>
-                <w:lang w:eastAsia="zh-TW"/>
-              </w:rPr>
-            </w:pPr>
-            <w:r>
-              <w:rPr>
-                <w:rFonts w:eastAsia="楷体" w:hint="eastAsia"/>
-                <w:sz w:val="30"/>
-                <w:szCs w:val="30"/>
-                <w:lang w:eastAsia="zh-TW"/>
-              </w:rPr>
-              <w:t>龔牧師</w:t>
-            </w:r>
-            <w:r>
-              <w:rPr>
-                <w:rFonts w:eastAsia="楷体"/>
-                <w:sz w:val="30"/>
-                <w:szCs w:val="30"/>
-                <w:lang w:eastAsia="zh-CN"/>
-              </w:rPr>
-              <w:t xml:space="preserve"> </w:t>
-            </w:r>
-            <w:r>
-              <w:rPr>
-                <w:rFonts w:eastAsia="楷体"/>
-                <w:sz w:val="30"/>
-                <w:szCs w:val="30"/>
-                <w:lang w:eastAsia="zh-TW"/>
-              </w:rPr>
-              <w:t>0</w:t>
-            </w:r>
-            <w:r>
-              <w:rPr>
-                <w:rFonts w:eastAsia="楷体" w:hint="eastAsia"/>
-                <w:sz w:val="30"/>
-                <w:szCs w:val="30"/>
-                <w:lang w:eastAsia="zh-CN"/>
-              </w:rPr>
-              <w:t>22</w:t>
-            </w:r>
-            <w:r>
-              <w:rPr>
-                <w:rFonts w:eastAsia="楷体"/>
-                <w:sz w:val="30"/>
-                <w:szCs w:val="30"/>
-                <w:lang w:eastAsia="zh-TW"/>
-              </w:rPr>
-              <w:t>4769930</w:t>
+                <w:lang w:eastAsia="zh-TW"/>
+              </w:rPr>
+            </w:pPr>
+            <w:r>
+              <w:rPr>
+                <w:rFonts w:eastAsia="楷体"/>
+                <w:sz w:val="26"/>
+                <w:szCs w:val="26"/>
+                <w:lang w:eastAsia="zh-TW"/>
+              </w:rPr>
+              <w:t>小安</w:t>
+            </w:r>
+            <w:r>
+              <w:rPr>
+                <w:rFonts w:eastAsia="楷体" w:hint="eastAsia"/>
+                <w:sz w:val="26"/>
+                <w:szCs w:val="26"/>
+                <w:lang w:eastAsia="zh-CN"/>
+              </w:rPr>
+              <w:t xml:space="preserve">   </w:t>
+            </w:r>
+            <w:r>
+              <w:rPr>
+                <w:rFonts w:eastAsia="楷体"/>
+                <w:sz w:val="26"/>
+                <w:szCs w:val="26"/>
+                <w:lang w:eastAsia="zh-TW"/>
+              </w:rPr>
+              <w:t>02</w:t>
+            </w:r>
+            <w:r>
+              <w:rPr>
+                <w:rFonts w:eastAsia="楷体"/>
+                <w:sz w:val="26"/>
+                <w:szCs w:val="26"/>
+                <w:lang w:eastAsia="zh-CN"/>
+              </w:rPr>
+              <w:t>78626258</w:t>
             </w:r>
           </w:p>
         </w:tc>
@@ -10583,6 +11313,98 @@
           </w:tcPr>
           <w:p>
             <w:pPr>
+              <w:pStyle w:val="a4"/>
+              <w:pBdr>
+                <w:bottom w:val="none" w:sz="0" w:space="0" w:color="auto"/>
+              </w:pBdr>
+              <w:tabs>
+                <w:tab w:val="clear" w:pos="4153"/>
+                <w:tab w:val="clear" w:pos="8306"/>
+              </w:tabs>
+              <w:snapToGrid/>
+              <w:spacing w:after="0" w:line="340" w:lineRule="exact"/>
+              <w:rPr>
+                <w:rFonts w:eastAsia="楷体"/>
+                <w:b/>
+                <w:kern w:val="2"/>
+                <w:sz w:val="26"/>
+                <w:szCs w:val="26"/>
+                <w:lang w:eastAsia="zh-TW"/>
+              </w:rPr>
+            </w:pPr>
+            <w:r>
+              <w:rPr>
+                <w:rFonts w:eastAsia="楷体"/>
+                <w:b/>
+                <w:kern w:val="2"/>
+                <w:sz w:val="26"/>
+                <w:szCs w:val="26"/>
+                <w:lang w:eastAsia="zh-TW"/>
+              </w:rPr>
+              <w:t>Rangitoto</w:t>
+            </w:r>
+          </w:p>
+          <w:p>
+            <w:pPr>
+              <w:pStyle w:val="a4"/>
+              <w:pBdr>
+                <w:bottom w:val="none" w:sz="0" w:space="0" w:color="auto"/>
+              </w:pBdr>
+              <w:tabs>
+                <w:tab w:val="clear" w:pos="4153"/>
+                <w:tab w:val="clear" w:pos="8306"/>
+              </w:tabs>
+              <w:snapToGrid/>
+              <w:spacing w:after="0" w:line="340" w:lineRule="exact"/>
+              <w:rPr>
+                <w:rFonts w:eastAsia="楷体"/>
+                <w:b/>
+                <w:kern w:val="2"/>
+                <w:sz w:val="26"/>
+                <w:szCs w:val="26"/>
+                <w:lang w:eastAsia="zh-TW"/>
+              </w:rPr>
+            </w:pPr>
+            <w:r>
+              <w:rPr>
+                <w:rFonts w:eastAsia="楷体"/>
+                <w:b/>
+                <w:kern w:val="2"/>
+                <w:sz w:val="26"/>
+                <w:szCs w:val="26"/>
+                <w:lang w:eastAsia="zh-TW"/>
+              </w:rPr>
+              <w:t>College</w:t>
+            </w:r>
+            <w:r>
+              <w:rPr>
+                <w:rFonts w:eastAsia="楷体"/>
+                <w:b/>
+                <w:kern w:val="2"/>
+                <w:sz w:val="26"/>
+                <w:szCs w:val="26"/>
+                <w:lang w:eastAsia="zh-TW"/>
+              </w:rPr>
+              <w:t>光鹽小組</w:t>
+            </w:r>
+          </w:p>
+        </w:tc>
+        <w:tc>
+          <w:tcPr>
+            <w:tcW w:w="1766" w:type="dxa"/>
+            <w:tcBorders>
+              <w:top w:val="single" w:sz="4" w:space="0" w:color="auto"/>
+              <w:left w:val="single" w:sz="4" w:space="0" w:color="auto"/>
+              <w:bottom w:val="single" w:sz="4" w:space="0" w:color="auto"/>
+              <w:right w:val="single" w:sz="4" w:space="0" w:color="auto"/>
+              <w:tl2br w:val="nil"/>
+              <w:tr2bl w:val="nil"/>
+            </w:tcBorders>
+            <w:shd w:val="clear" w:color="auto" w:fill="FFFFFF"/>
+            <w:vAlign w:val="center"/>
+          </w:tcPr>
+          <w:p>
+            <w:pPr>
               <w:pStyle w:val="Default"/>
               <w:widowControl/>
               <w:adjustRightInd/>
@@ -10590,13 +11412,72 @@
               <w:jc w:val="center"/>
               <w:rPr>
                 <w:rFonts w:eastAsia="楷体"/>
-                <w:b/>
                 <w:color w:val="auto"/>
                 <w:sz w:val="30"/>
                 <w:szCs w:val="30"/>
-              </w:rPr>
-            </w:pPr>
-          </w:p>
+                <w:lang w:eastAsia="zh-TW"/>
+              </w:rPr>
+            </w:pPr>
+            <w:r>
+              <w:rPr>
+                <w:rFonts w:eastAsia="楷体"/>
+                <w:sz w:val="26"/>
+                <w:szCs w:val="26"/>
+                <w:lang w:eastAsia="zh-TW"/>
+              </w:rPr>
+              <w:t>週一</w:t>
+            </w:r>
+            <w:r>
+              <w:rPr>
+                <w:rFonts w:eastAsia="楷体"/>
+                <w:sz w:val="26"/>
+                <w:szCs w:val="26"/>
+                <w:lang w:eastAsia="zh-TW"/>
+              </w:rPr>
+              <w:t>1</w:t>
+            </w:r>
+            <w:r>
+              <w:rPr>
+                <w:rFonts w:eastAsia="楷体"/>
+                <w:sz w:val="26"/>
+                <w:szCs w:val="26"/>
+              </w:rPr>
+              <w:t>3:</w:t>
+            </w:r>
+            <w:r>
+              <w:rPr>
+                <w:rFonts w:eastAsia="楷体"/>
+                <w:sz w:val="26"/>
+                <w:szCs w:val="26"/>
+                <w:lang w:eastAsia="zh-TW"/>
+              </w:rPr>
+              <w:t>4</w:t>
+            </w:r>
+            <w:r>
+              <w:rPr>
+                <w:rFonts w:eastAsia="楷体"/>
+                <w:sz w:val="26"/>
+                <w:szCs w:val="26"/>
+              </w:rPr>
+              <w:t>0</w:t>
+            </w:r>
+          </w:p>
+        </w:tc>
+        <w:tc>
+          <w:tcPr>
+            <w:tcW w:w="3779" w:type="dxa"/>
+            <w:gridSpan w:val="2"/>
+            <w:tcBorders>
+              <w:top w:val="single" w:sz="4" w:space="0" w:color="auto"/>
+              <w:left w:val="single" w:sz="4" w:space="0" w:color="auto"/>
+              <w:bottom w:val="single" w:sz="4" w:space="0" w:color="auto"/>
+              <w:right w:val="single" w:sz="4" w:space="0" w:color="auto"/>
+              <w:tl2br w:val="nil"/>
+              <w:tr2bl w:val="nil"/>
+            </w:tcBorders>
+            <w:shd w:val="clear" w:color="auto" w:fill="FFFFFF"/>
+            <w:vAlign w:val="center"/>
+          </w:tcPr>
           <w:p>
             <w:pPr>
               <w:pStyle w:val="Default"/>
@@ -10606,42 +11487,43 @@
               <w:jc w:val="center"/>
               <w:rPr>
                 <w:rFonts w:eastAsia="楷体"/>
-                <w:b/>
-                <w:color w:val="auto"/>
-                <w:sz w:val="30"/>
-                <w:szCs w:val="30"/>
-              </w:rPr>
-            </w:pPr>
-            <w:r>
-              <w:rPr>
-                <w:rFonts w:eastAsia="楷体" w:hint="eastAsia"/>
-                <w:b/>
-                <w:color w:val="auto"/>
-                <w:sz w:val="30"/>
-                <w:szCs w:val="30"/>
-              </w:rPr>
-              <w:t>線</w:t>
-            </w:r>
-            <w:r>
-              <w:rPr>
-                <w:rFonts w:eastAsia="楷体" w:hint="eastAsia"/>
-                <w:b/>
-                <w:color w:val="auto"/>
-                <w:sz w:val="30"/>
-                <w:szCs w:val="30"/>
-              </w:rPr>
-              <w:t>上</w:t>
-            </w:r>
-            <w:r>
-              <w:rPr>
-                <w:rFonts w:eastAsia="楷体" w:hint="eastAsia"/>
-                <w:b/>
-                <w:color w:val="auto"/>
-                <w:sz w:val="30"/>
-                <w:szCs w:val="30"/>
-                <w:lang w:eastAsia="zh-TW"/>
-              </w:rPr>
-              <w:t>禱告會</w:t>
+                <w:sz w:val="26"/>
+                <w:szCs w:val="26"/>
+              </w:rPr>
+            </w:pPr>
+            <w:r>
+              <w:rPr>
+                <w:rFonts w:eastAsia="楷体"/>
+                <w:sz w:val="26"/>
+                <w:szCs w:val="26"/>
+              </w:rPr>
+              <w:t xml:space="preserve">Rangitoto </w:t>
+            </w:r>
+            <w:r>
+              <w:rPr>
+                <w:rFonts w:eastAsia="楷体"/>
+                <w:sz w:val="26"/>
+                <w:szCs w:val="26"/>
+              </w:rPr>
+              <w:t>高中校</w:t>
+            </w:r>
+            <w:proofErr w:type="gramStart"/>
+            <w:r>
+              <w:rPr>
+                <w:rFonts w:eastAsia="楷体"/>
+                <w:sz w:val="26"/>
+                <w:szCs w:val="26"/>
+              </w:rPr>
+              <w:t>園</w:t>
+            </w:r>
+            <w:proofErr w:type="gramEnd"/>
+            <w:r>
+              <w:rPr>
+                <w:rFonts w:eastAsia="楷体"/>
+                <w:sz w:val="26"/>
+                <w:szCs w:val="26"/>
+              </w:rPr>
+              <w:t xml:space="preserve"> </w:t>
             </w:r>
           </w:p>
           <w:p>
@@ -10653,18 +11535,40 @@
               <w:jc w:val="center"/>
               <w:rPr>
                 <w:rFonts w:eastAsia="楷体"/>
-                <w:b/>
-                <w:color w:val="auto"/>
-                <w:sz w:val="30"/>
-                <w:szCs w:val="30"/>
-                <w:lang w:eastAsia="zh-TW"/>
-              </w:rPr>
-            </w:pPr>
-          </w:p>
-        </w:tc>
-        <w:tc>
-          <w:tcPr>
-            <w:tcW w:w="1766" w:type="dxa"/>
+                <w:sz w:val="26"/>
+                <w:szCs w:val="26"/>
+              </w:rPr>
+            </w:pPr>
+            <w:r>
+              <w:rPr>
+                <w:rFonts w:eastAsia="楷体"/>
+                <w:sz w:val="26"/>
+                <w:szCs w:val="26"/>
+              </w:rPr>
+              <w:t>（</w:t>
+            </w:r>
+            <w:r>
+              <w:rPr>
+                <w:rFonts w:eastAsia="楷体"/>
+                <w:sz w:val="26"/>
+                <w:szCs w:val="26"/>
+              </w:rPr>
+              <w:t>M2</w:t>
+            </w:r>
+            <w:r>
+              <w:rPr>
+                <w:rFonts w:eastAsia="楷体"/>
+                <w:sz w:val="26"/>
+                <w:szCs w:val="26"/>
+              </w:rPr>
+              <w:t>教室）</w:t>
+            </w:r>
+          </w:p>
+        </w:tc>
+        <w:tc>
+          <w:tcPr>
+            <w:tcW w:w="2849" w:type="dxa"/>
+            <w:gridSpan w:val="3"/>
             <w:tcBorders>
               <w:top w:val="single" w:sz="4" w:space="0" w:color="auto"/>
               <w:left w:val="single" w:sz="4" w:space="0" w:color="auto"/>
@@ -10674,296 +11578,120 @@
               <w:tr2bl w:val="nil"/>
             </w:tcBorders>
             <w:shd w:val="clear" w:color="auto" w:fill="FFFFFF"/>
-          </w:tcPr>
-          <w:p>
-            <w:pPr>
-              <w:pStyle w:val="Default"/>
-              <w:widowControl/>
-              <w:adjustRightInd/>
-              <w:spacing w:line="340" w:lineRule="exact"/>
-              <w:jc w:val="distribute"/>
+            <w:vAlign w:val="center"/>
+          </w:tcPr>
+          <w:p>
+            <w:pPr>
+              <w:spacing w:after="0" w:line="340" w:lineRule="exact"/>
+              <w:jc w:val="center"/>
+              <w:rPr>
+                <w:rFonts w:eastAsia="楷体"/>
+                <w:sz w:val="26"/>
+                <w:szCs w:val="26"/>
+                <w:lang w:eastAsia="zh-CN"/>
+              </w:rPr>
+            </w:pPr>
+            <w:r>
+              <w:rPr>
+                <w:rFonts w:eastAsia="楷体"/>
+                <w:sz w:val="26"/>
+                <w:szCs w:val="26"/>
+                <w:lang w:eastAsia="zh-TW"/>
+              </w:rPr>
+              <w:t>Le</w:t>
+            </w:r>
+            <w:r>
+              <w:rPr>
+                <w:rFonts w:eastAsia="楷体"/>
+                <w:sz w:val="26"/>
+                <w:szCs w:val="26"/>
+                <w:lang w:eastAsia="zh-CN"/>
+              </w:rPr>
+              <w:t>o</w:t>
+            </w:r>
+            <w:r>
+              <w:rPr>
+                <w:rFonts w:eastAsia="楷体"/>
+                <w:sz w:val="26"/>
+                <w:szCs w:val="26"/>
+                <w:lang w:eastAsia="zh-TW"/>
+              </w:rPr>
+              <w:t>郭</w:t>
+            </w:r>
+            <w:r>
+              <w:rPr>
+                <w:rFonts w:eastAsia="楷体" w:hint="eastAsia"/>
+                <w:sz w:val="26"/>
+                <w:szCs w:val="26"/>
+                <w:lang w:eastAsia="zh-CN"/>
+              </w:rPr>
+              <w:t xml:space="preserve"> </w:t>
+            </w:r>
+            <w:r>
+              <w:rPr>
+                <w:rFonts w:eastAsia="楷体"/>
+                <w:sz w:val="26"/>
+                <w:szCs w:val="26"/>
+                <w:lang w:eastAsia="zh-TW"/>
+              </w:rPr>
+              <w:t>022</w:t>
+            </w:r>
+            <w:r>
+              <w:rPr>
+                <w:rFonts w:eastAsia="楷体"/>
+                <w:sz w:val="26"/>
+                <w:szCs w:val="26"/>
+                <w:lang w:eastAsia="zh-CN"/>
+              </w:rPr>
+              <w:t>350021</w:t>
+            </w:r>
+            <w:r>
+              <w:rPr>
+                <w:rFonts w:eastAsia="楷体" w:hint="eastAsia"/>
+                <w:sz w:val="26"/>
+                <w:szCs w:val="26"/>
+                <w:lang w:eastAsia="zh-CN"/>
+              </w:rPr>
+              <w:t>6</w:t>
+            </w:r>
+          </w:p>
+          <w:p>
+            <w:pPr>
+              <w:spacing w:after="0" w:line="340" w:lineRule="exact"/>
+              <w:jc w:val="center"/>
               <w:rPr>
                 <w:rFonts w:eastAsia="楷体"/>
                 <w:sz w:val="30"/>
                 <w:szCs w:val="30"/>
-              </w:rPr>
-            </w:pPr>
-          </w:p>
-          <w:p>
-            <w:pPr>
-              <w:pStyle w:val="Default"/>
-              <w:widowControl/>
-              <w:adjustRightInd/>
-              <w:spacing w:line="340" w:lineRule="exact"/>
-              <w:jc w:val="distribute"/>
-              <w:rPr>
-                <w:rFonts w:eastAsia="楷体"/>
-                <w:color w:val="auto"/>
-                <w:sz w:val="30"/>
-                <w:szCs w:val="30"/>
-                <w:lang w:eastAsia="zh-TW"/>
-              </w:rPr>
-            </w:pPr>
-            <w:r>
-              <w:rPr>
-                <w:rFonts w:eastAsia="楷体" w:hint="eastAsia"/>
-                <w:sz w:val="30"/>
-                <w:szCs w:val="30"/>
-                <w:lang w:eastAsia="zh-TW"/>
-              </w:rPr>
-              <w:t>週</w:t>
-            </w:r>
-            <w:r>
-              <w:rPr>
-                <w:rFonts w:eastAsia="楷体" w:hint="eastAsia"/>
-                <w:sz w:val="30"/>
-                <w:szCs w:val="30"/>
-              </w:rPr>
-              <w:t>三</w:t>
-            </w:r>
-            <w:r>
-              <w:rPr>
-                <w:rFonts w:eastAsia="楷体" w:hint="eastAsia"/>
-                <w:sz w:val="30"/>
-                <w:szCs w:val="30"/>
-              </w:rPr>
-              <w:t xml:space="preserve"> </w:t>
-            </w:r>
-            <w:r>
-              <w:rPr>
-                <w:rFonts w:hint="eastAsia"/>
-                <w:sz w:val="30"/>
-                <w:szCs w:val="30"/>
-              </w:rPr>
-              <w:t>19</w:t>
-            </w:r>
-            <w:r>
-              <w:rPr>
-                <w:rFonts w:eastAsia="楷体"/>
-                <w:sz w:val="30"/>
-                <w:szCs w:val="30"/>
-                <w:lang w:eastAsia="zh-TW"/>
-              </w:rPr>
-              <w:t>:</w:t>
-            </w:r>
-            <w:r>
-              <w:rPr>
-                <w:rFonts w:eastAsia="楷体" w:hint="eastAsia"/>
-                <w:sz w:val="30"/>
-                <w:szCs w:val="30"/>
-                <w:lang w:eastAsia="zh-TW"/>
-              </w:rPr>
-              <w:t>0</w:t>
-            </w:r>
-            <w:r>
-              <w:rPr>
-                <w:rFonts w:eastAsia="楷体"/>
-                <w:sz w:val="30"/>
-                <w:szCs w:val="30"/>
-                <w:lang w:eastAsia="zh-TW"/>
-              </w:rPr>
-              <w:t>0</w:t>
-            </w:r>
-          </w:p>
-        </w:tc>
-        <w:tc>
-          <w:tcPr>
-            <w:tcW w:w="3779" w:type="dxa"/>
-            <w:gridSpan w:val="2"/>
-            <w:tcBorders>
-              <w:top w:val="single" w:sz="4" w:space="0" w:color="auto"/>
-              <w:left w:val="single" w:sz="4" w:space="0" w:color="auto"/>
-              <w:bottom w:val="single" w:sz="4" w:space="0" w:color="auto"/>
-              <w:right w:val="single" w:sz="4" w:space="0" w:color="auto"/>
-              <w:tl2br w:val="nil"/>
-              <w:tr2bl w:val="nil"/>
-            </w:tcBorders>
-            <w:shd w:val="clear" w:color="auto" w:fill="FFFFFF"/>
-            <w:vAlign w:val="center"/>
-          </w:tcPr>
-          <w:p>
-            <w:pPr>
-              <w:pStyle w:val="Default"/>
-              <w:widowControl/>
-              <w:adjustRightInd/>
-              <w:spacing w:line="340" w:lineRule="exact"/>
-              <w:ind w:rightChars="-26" w:right="-62"/>
-              <w:jc w:val="center"/>
-              <w:rPr>
-                <w:rFonts w:eastAsia="楷体"/>
-                <w:color w:val="auto"/>
-                <w:sz w:val="30"/>
-                <w:szCs w:val="30"/>
-              </w:rPr>
-            </w:pPr>
-            <w:r>
-              <w:rPr>
-                <w:rFonts w:eastAsia="楷体"/>
-                <w:color w:val="auto"/>
-                <w:sz w:val="30"/>
-                <w:szCs w:val="30"/>
-              </w:rPr>
-              <w:t>Zoom ID</w:t>
-            </w:r>
-            <w:r>
-              <w:rPr>
-                <w:rFonts w:eastAsia="楷体"/>
-                <w:color w:val="auto"/>
-                <w:sz w:val="30"/>
-                <w:szCs w:val="30"/>
-              </w:rPr>
-              <w:t>：</w:t>
-            </w:r>
-            <w:r>
-              <w:rPr>
-                <w:rFonts w:eastAsia="楷体"/>
-                <w:color w:val="auto"/>
-                <w:sz w:val="30"/>
-                <w:szCs w:val="30"/>
-              </w:rPr>
-              <w:t>822</w:t>
-            </w:r>
-            <w:r>
-              <w:rPr>
-                <w:rFonts w:eastAsia="楷体" w:hint="eastAsia"/>
-                <w:color w:val="auto"/>
-                <w:sz w:val="30"/>
-                <w:szCs w:val="30"/>
-              </w:rPr>
-              <w:t xml:space="preserve"> </w:t>
-            </w:r>
-            <w:r>
-              <w:rPr>
-                <w:rFonts w:eastAsia="楷体"/>
-                <w:color w:val="auto"/>
-                <w:sz w:val="30"/>
-                <w:szCs w:val="30"/>
-              </w:rPr>
-              <w:t>417</w:t>
-            </w:r>
-            <w:r>
-              <w:rPr>
-                <w:rFonts w:eastAsia="楷体" w:hint="eastAsia"/>
-                <w:color w:val="auto"/>
-                <w:sz w:val="30"/>
-                <w:szCs w:val="30"/>
-              </w:rPr>
-              <w:t xml:space="preserve"> </w:t>
-            </w:r>
-            <w:r>
-              <w:rPr>
-                <w:rFonts w:eastAsia="楷体"/>
-                <w:color w:val="auto"/>
-                <w:sz w:val="30"/>
-                <w:szCs w:val="30"/>
-              </w:rPr>
-              <w:t>1979</w:t>
-            </w:r>
-          </w:p>
-          <w:p>
-            <w:pPr>
-              <w:pStyle w:val="Default"/>
-              <w:widowControl/>
-              <w:adjustRightInd/>
-              <w:spacing w:line="340" w:lineRule="exact"/>
-              <w:jc w:val="center"/>
-              <w:rPr>
-                <w:rFonts w:eastAsia="楷体"/>
-                <w:color w:val="auto"/>
-                <w:spacing w:val="-17"/>
-                <w:sz w:val="30"/>
-                <w:szCs w:val="30"/>
-                <w:lang w:val="zh-TW" w:eastAsia="zh-TW"/>
-              </w:rPr>
-            </w:pPr>
-            <w:r>
-              <w:rPr>
-                <w:rFonts w:eastAsia="楷体"/>
-                <w:sz w:val="30"/>
-                <w:szCs w:val="30"/>
-              </w:rPr>
-              <w:t>密碼：</w:t>
-            </w:r>
-            <w:r>
-              <w:rPr>
-                <w:rFonts w:eastAsia="楷体"/>
-                <w:sz w:val="30"/>
-                <w:szCs w:val="30"/>
-              </w:rPr>
-              <w:t>777</w:t>
-            </w:r>
-          </w:p>
-        </w:tc>
-        <w:tc>
-          <w:tcPr>
-            <w:tcW w:w="2849" w:type="dxa"/>
-            <w:gridSpan w:val="3"/>
-            <w:tcBorders>
-              <w:top w:val="single" w:sz="4" w:space="0" w:color="auto"/>
-              <w:left w:val="single" w:sz="4" w:space="0" w:color="auto"/>
-              <w:bottom w:val="single" w:sz="4" w:space="0" w:color="auto"/>
-              <w:right w:val="single" w:sz="4" w:space="0" w:color="auto"/>
-              <w:tl2br w:val="nil"/>
-              <w:tr2bl w:val="nil"/>
-            </w:tcBorders>
-            <w:shd w:val="clear" w:color="auto" w:fill="FFFFFF"/>
-            <w:vAlign w:val="center"/>
-          </w:tcPr>
-          <w:p>
-            <w:pPr>
-              <w:spacing w:line="340" w:lineRule="exact"/>
-              <w:jc w:val="distribute"/>
-              <w:rPr>
-                <w:rFonts w:eastAsia="楷体"/>
-                <w:sz w:val="30"/>
-                <w:szCs w:val="30"/>
-                <w:lang w:eastAsia="zh-TW"/>
-              </w:rPr>
-            </w:pPr>
-            <w:r>
-              <w:rPr>
-                <w:rFonts w:eastAsia="楷体" w:hint="eastAsia"/>
-                <w:sz w:val="30"/>
-                <w:szCs w:val="30"/>
-                <w:lang w:eastAsia="zh-TW"/>
-              </w:rPr>
-              <w:t>龔牧師</w:t>
-            </w:r>
-            <w:r>
-              <w:rPr>
-                <w:rFonts w:eastAsia="楷体"/>
-                <w:sz w:val="30"/>
-                <w:szCs w:val="30"/>
-                <w:lang w:eastAsia="zh-CN"/>
-              </w:rPr>
-              <w:t xml:space="preserve"> </w:t>
-            </w:r>
-            <w:r>
-              <w:rPr>
-                <w:rFonts w:eastAsia="楷体"/>
-                <w:sz w:val="30"/>
-                <w:szCs w:val="30"/>
-                <w:lang w:eastAsia="zh-TW"/>
-              </w:rPr>
-              <w:t>0</w:t>
-            </w:r>
-            <w:r>
-              <w:rPr>
-                <w:rFonts w:eastAsia="楷体" w:hint="eastAsia"/>
-                <w:sz w:val="30"/>
-                <w:szCs w:val="30"/>
-                <w:lang w:eastAsia="zh-CN"/>
-              </w:rPr>
-              <w:t>22</w:t>
-            </w:r>
-            <w:r>
-              <w:rPr>
-                <w:rFonts w:eastAsia="楷体"/>
-                <w:sz w:val="30"/>
-                <w:szCs w:val="30"/>
-                <w:lang w:eastAsia="zh-TW"/>
-              </w:rPr>
-              <w:t>4769930</w:t>
+                <w:lang w:eastAsia="zh-TW"/>
+              </w:rPr>
+            </w:pPr>
+            <w:r>
+              <w:rPr>
+                <w:rFonts w:eastAsia="楷体"/>
+                <w:sz w:val="26"/>
+                <w:szCs w:val="26"/>
+                <w:lang w:eastAsia="zh-TW"/>
+              </w:rPr>
+              <w:t>周恩伃</w:t>
+            </w:r>
+            <w:r>
+              <w:rPr>
+                <w:rFonts w:eastAsia="楷体"/>
+                <w:sz w:val="26"/>
+                <w:szCs w:val="26"/>
+                <w:lang w:eastAsia="zh-TW"/>
+              </w:rPr>
+              <w:t>02</w:t>
+            </w:r>
+            <w:r>
+              <w:rPr>
+                <w:rFonts w:eastAsia="楷体"/>
+                <w:sz w:val="26"/>
+                <w:szCs w:val="26"/>
+                <w:lang w:eastAsia="zh-CN"/>
+              </w:rPr>
+              <w:t>90207006</w:t>
             </w:r>
           </w:p>
         </w:tc>
@@ -10990,26 +11718,35 @@
           </w:tcPr>
           <w:p>
             <w:pPr>
-              <w:spacing w:line="340" w:lineRule="exact"/>
-              <w:ind w:rightChars="-60" w:right="-144"/>
-              <w:jc w:val="center"/>
-              <w:rPr>
-                <w:rFonts w:eastAsia="楷体"/>
-                <w:b/>
-                <w:sz w:val="30"/>
-                <w:szCs w:val="30"/>
-                <w:lang w:eastAsia="zh-TW"/>
-              </w:rPr>
-            </w:pPr>
-            <w:r>
-              <w:rPr>
-                <w:rFonts w:eastAsia="楷体" w:hint="eastAsia"/>
-                <w:b/>
-                <w:sz w:val="30"/>
-                <w:szCs w:val="30"/>
-                <w:lang w:eastAsia="zh-TW"/>
-              </w:rPr>
-              <w:t>裝備課程</w:t>
+              <w:pStyle w:val="a4"/>
+              <w:pBdr>
+                <w:bottom w:val="none" w:sz="0" w:space="0" w:color="auto"/>
+              </w:pBdr>
+              <w:tabs>
+                <w:tab w:val="clear" w:pos="4153"/>
+                <w:tab w:val="clear" w:pos="8306"/>
+              </w:tabs>
+              <w:snapToGrid/>
+              <w:spacing w:after="0" w:line="340" w:lineRule="exact"/>
+              <w:rPr>
+                <w:rFonts w:eastAsia="楷体"/>
+                <w:b/>
+                <w:kern w:val="2"/>
+                <w:sz w:val="26"/>
+                <w:szCs w:val="26"/>
+                <w:lang w:eastAsia="zh-TW"/>
+              </w:rPr>
+            </w:pPr>
+            <w:r>
+              <w:rPr>
+                <w:rFonts w:eastAsia="楷体"/>
+                <w:b/>
+                <w:kern w:val="2"/>
+                <w:sz w:val="26"/>
+                <w:szCs w:val="26"/>
+                <w:lang w:eastAsia="zh-TW"/>
+              </w:rPr>
+              <w:t>青年小組長訓練</w:t>
             </w:r>
           </w:p>
         </w:tc>
@@ -11029,8 +11766,8 @@
           </w:tcPr>
           <w:p>
             <w:pPr>
-              <w:spacing w:line="340" w:lineRule="exact"/>
-              <w:jc w:val="distribute"/>
+              <w:spacing w:after="0" w:line="340" w:lineRule="exact"/>
+              <w:jc w:val="center"/>
               <w:rPr>
                 <w:rFonts w:eastAsia="楷体"/>
                 <w:sz w:val="30"/>
@@ -11040,37 +11777,30 @@
             </w:pPr>
             <w:r>
               <w:rPr>
-                <w:rFonts w:eastAsia="楷体" w:hint="eastAsia"/>
-                <w:sz w:val="30"/>
-                <w:szCs w:val="30"/>
+                <w:rFonts w:eastAsia="楷体"/>
+                <w:sz w:val="26"/>
+                <w:szCs w:val="26"/>
                 <w:lang w:eastAsia="zh-TW"/>
               </w:rPr>
               <w:t>週</w:t>
             </w:r>
             <w:r>
               <w:rPr>
-                <w:rFonts w:eastAsia="楷体" w:hint="eastAsia"/>
-                <w:sz w:val="30"/>
-                <w:szCs w:val="30"/>
-              </w:rPr>
-              <w:t>三</w:t>
-            </w:r>
-            <w:r>
-              <w:rPr>
-                <w:rFonts w:eastAsia="楷体" w:hint="eastAsia"/>
-                <w:sz w:val="30"/>
-                <w:szCs w:val="30"/>
-              </w:rPr>
-              <w:t>19</w:t>
-            </w:r>
-            <w:r>
-              <w:rPr>
-                <w:rFonts w:eastAsia="楷体"/>
-                <w:sz w:val="30"/>
-                <w:szCs w:val="30"/>
-                <w:lang w:eastAsia="zh-TW"/>
-              </w:rPr>
-              <w:t>:30</w:t>
+                <w:rFonts w:eastAsia="楷体"/>
+                <w:sz w:val="26"/>
+                <w:szCs w:val="26"/>
+                <w:lang w:eastAsia="zh-CN"/>
+              </w:rPr>
+              <w:t>二</w:t>
+            </w:r>
+            <w:r>
+              <w:rPr>
+                <w:rFonts w:eastAsia="楷体"/>
+                <w:sz w:val="26"/>
+                <w:szCs w:val="26"/>
+                <w:lang w:eastAsia="zh-TW"/>
+              </w:rPr>
+              <w:t>20:00</w:t>
             </w:r>
           </w:p>
         </w:tc>
@@ -11095,105 +11825,104 @@
               <w:widowControl/>
               <w:adjustRightInd/>
               <w:spacing w:line="340" w:lineRule="exact"/>
-              <w:ind w:rightChars="-26" w:right="-62"/>
-              <w:jc w:val="center"/>
-              <w:rPr>
-                <w:rFonts w:eastAsia="楷体"/>
-                <w:color w:val="auto"/>
-                <w:sz w:val="30"/>
-                <w:szCs w:val="30"/>
-              </w:rPr>
-            </w:pPr>
-            <w:r>
-              <w:rPr>
-                <w:rFonts w:eastAsia="楷体"/>
-                <w:color w:val="auto"/>
-                <w:sz w:val="30"/>
-                <w:szCs w:val="30"/>
+              <w:jc w:val="center"/>
+              <w:rPr>
+                <w:rFonts w:eastAsia="楷体"/>
+                <w:sz w:val="26"/>
+                <w:szCs w:val="26"/>
+              </w:rPr>
+            </w:pPr>
+            <w:r>
+              <w:rPr>
+                <w:rFonts w:eastAsia="楷体"/>
+                <w:sz w:val="26"/>
+                <w:szCs w:val="26"/>
               </w:rPr>
               <w:t>Zoom ID</w:t>
             </w:r>
             <w:r>
               <w:rPr>
                 <w:rFonts w:eastAsia="楷体"/>
-                <w:color w:val="auto"/>
-                <w:sz w:val="30"/>
-                <w:szCs w:val="30"/>
+                <w:sz w:val="26"/>
+                <w:szCs w:val="26"/>
               </w:rPr>
               <w:t>：</w:t>
             </w:r>
             <w:r>
               <w:rPr>
                 <w:rFonts w:eastAsia="楷体"/>
-                <w:color w:val="auto"/>
-                <w:sz w:val="30"/>
-                <w:szCs w:val="30"/>
-              </w:rPr>
-              <w:t>822</w:t>
-            </w:r>
-            <w:r>
-              <w:rPr>
-                <w:rFonts w:eastAsia="楷体" w:hint="eastAsia"/>
-                <w:color w:val="auto"/>
-                <w:sz w:val="30"/>
-                <w:szCs w:val="30"/>
-              </w:rPr>
-              <w:t xml:space="preserve"> </w:t>
-            </w:r>
-            <w:r>
-              <w:rPr>
-                <w:rFonts w:eastAsia="楷体"/>
-                <w:color w:val="auto"/>
-                <w:sz w:val="30"/>
-                <w:szCs w:val="30"/>
-              </w:rPr>
-              <w:t>417</w:t>
-            </w:r>
-            <w:r>
-              <w:rPr>
-                <w:rFonts w:eastAsia="楷体" w:hint="eastAsia"/>
-                <w:color w:val="auto"/>
-                <w:sz w:val="30"/>
-                <w:szCs w:val="30"/>
-              </w:rPr>
-              <w:t xml:space="preserve"> </w:t>
-            </w:r>
-            <w:r>
-              <w:rPr>
-                <w:rFonts w:eastAsia="楷体"/>
-                <w:color w:val="auto"/>
-                <w:sz w:val="30"/>
-                <w:szCs w:val="30"/>
-              </w:rPr>
-              <w:t>1979</w:t>
-            </w:r>
-          </w:p>
-          <w:p>
-            <w:pPr>
-              <w:spacing w:line="340" w:lineRule="exact"/>
-              <w:jc w:val="center"/>
-              <w:rPr>
-                <w:rFonts w:eastAsia="楷体"/>
-                <w:sz w:val="30"/>
-                <w:szCs w:val="30"/>
-              </w:rPr>
-            </w:pPr>
-            <w:r>
-              <w:rPr>
-                <w:rFonts w:eastAsia="楷体"/>
-                <w:sz w:val="30"/>
-                <w:szCs w:val="30"/>
-              </w:rPr>
-              <w:t>密碼：</w:t>
-            </w:r>
-            <w:r>
-              <w:rPr>
-                <w:rFonts w:eastAsia="楷体"/>
-                <w:sz w:val="30"/>
-                <w:szCs w:val="30"/>
-              </w:rPr>
-              <w:t>777</w:t>
-            </w:r>
+                <w:sz w:val="26"/>
+                <w:szCs w:val="26"/>
+              </w:rPr>
+              <w:t>578 913 1486</w:t>
+            </w:r>
+          </w:p>
+          <w:p>
+            <w:pPr>
+              <w:spacing w:after="0" w:line="340" w:lineRule="exact"/>
+              <w:jc w:val="center"/>
+              <w:rPr>
+                <w:rFonts w:eastAsia="楷体"/>
+                <w:color w:val="000000"/>
+                <w:sz w:val="26"/>
+                <w:szCs w:val="26"/>
+                <w:lang w:eastAsia="zh-CN"/>
+              </w:rPr>
+            </w:pPr>
+            <w:proofErr w:type="gramStart"/>
+            <w:r>
+              <w:rPr>
+                <w:rFonts w:eastAsia="楷体"/>
+                <w:color w:val="000000"/>
+                <w:sz w:val="26"/>
+                <w:szCs w:val="26"/>
+                <w:lang w:eastAsia="zh-CN"/>
+              </w:rPr>
+              <w:t>(</w:t>
+            </w:r>
+            <w:r>
+              <w:rPr>
+                <w:rFonts w:eastAsia="楷体"/>
+                <w:color w:val="000000"/>
+                <w:sz w:val="26"/>
+                <w:szCs w:val="26"/>
+                <w:lang w:eastAsia="zh-CN"/>
+              </w:rPr>
+              <w:t>此</w:t>
+            </w:r>
+            <w:proofErr w:type="gramEnd"/>
+            <w:r>
+              <w:rPr>
+                <w:rFonts w:eastAsia="楷体"/>
+                <w:color w:val="000000"/>
+                <w:sz w:val="26"/>
+                <w:szCs w:val="26"/>
+                <w:lang w:eastAsia="zh-CN"/>
+              </w:rPr>
+              <w:t>小组仅限青年团契领袖</w:t>
+            </w:r>
+            <w:proofErr w:type="gramStart"/>
+            <w:r>
+              <w:rPr>
+                <w:rFonts w:eastAsia="楷体"/>
+                <w:color w:val="000000"/>
+                <w:sz w:val="26"/>
+                <w:szCs w:val="26"/>
+                <w:lang w:eastAsia="zh-CN"/>
+              </w:rPr>
+              <w:t>参加</w:t>
+            </w:r>
+            <w:r>
+              <w:rPr>
+                <w:rFonts w:eastAsia="楷体"/>
+                <w:color w:val="000000"/>
+                <w:sz w:val="26"/>
+                <w:szCs w:val="26"/>
+                <w:lang w:eastAsia="zh-CN"/>
+              </w:rPr>
+              <w:t>)</w:t>
+            </w:r>
+            <w:proofErr w:type="gramEnd"/>
           </w:p>
         </w:tc>
         <w:tc>
@@ -11213,8 +11942,8 @@
           </w:tcPr>
           <w:p>
             <w:pPr>
-              <w:spacing w:line="340" w:lineRule="exact"/>
-              <w:jc w:val="distribute"/>
+              <w:spacing w:after="0" w:line="340" w:lineRule="exact"/>
+              <w:jc w:val="center"/>
               <w:rPr>
                 <w:rFonts w:eastAsia="楷体"/>
                 <w:sz w:val="30"/>
@@ -11223,56 +11952,21 @@
             </w:pPr>
             <w:r>
               <w:rPr>
-                <w:rFonts w:eastAsia="楷体" w:hint="eastAsia"/>
-                <w:sz w:val="30"/>
-                <w:szCs w:val="30"/>
-                <w:lang w:eastAsia="zh-TW"/>
-              </w:rPr>
-              <w:t>龔牧師</w:t>
-            </w:r>
-            <w:r>
-              <w:rPr>
-                <w:rFonts w:eastAsia="楷体"/>
-                <w:sz w:val="30"/>
-                <w:szCs w:val="30"/>
-                <w:lang w:eastAsia="zh-CN"/>
-              </w:rPr>
-              <w:t xml:space="preserve"> </w:t>
-            </w:r>
-            <w:r>
-              <w:rPr>
-                <w:rFonts w:eastAsia="楷体"/>
-                <w:sz w:val="30"/>
-                <w:szCs w:val="30"/>
-                <w:lang w:eastAsia="zh-TW"/>
-              </w:rPr>
-              <w:t>0</w:t>
-            </w:r>
-            <w:r>
-              <w:rPr>
-                <w:rFonts w:eastAsia="楷体" w:hint="eastAsia"/>
-                <w:sz w:val="30"/>
-                <w:szCs w:val="30"/>
-                <w:lang w:eastAsia="zh-CN"/>
-              </w:rPr>
-              <w:t>22</w:t>
-            </w:r>
-            <w:r>
-              <w:rPr>
-                <w:rFonts w:eastAsia="楷体"/>
-                <w:sz w:val="30"/>
-                <w:szCs w:val="30"/>
-                <w:lang w:eastAsia="zh-TW"/>
-              </w:rPr>
-              <w:t>4769930</w:t>
-            </w:r>
-            <w:r>
-              <w:rPr>
-                <w:rFonts w:eastAsia="楷体"/>
-                <w:sz w:val="30"/>
-                <w:szCs w:val="30"/>
-              </w:rPr>
-              <w:t xml:space="preserve">  </w:t>
+                <w:rFonts w:eastAsia="楷体"/>
+                <w:sz w:val="26"/>
+                <w:szCs w:val="26"/>
+                <w:lang w:eastAsia="zh-TW"/>
+              </w:rPr>
+              <w:t>鍾學謙</w:t>
+            </w:r>
+            <w:r>
+              <w:rPr>
+                <w:rFonts w:eastAsia="楷体"/>
+                <w:sz w:val="26"/>
+                <w:szCs w:val="26"/>
+                <w:lang w:eastAsia="zh-TW"/>
+              </w:rPr>
+              <w:t>02040929133</w:t>
             </w:r>
           </w:p>
         </w:tc>
@@ -11299,24 +11993,35 @@
           </w:tcPr>
           <w:p>
             <w:pPr>
-              <w:spacing w:line="340" w:lineRule="exact"/>
-              <w:jc w:val="center"/>
-              <w:rPr>
-                <w:rFonts w:eastAsia="楷体"/>
-                <w:b/>
-                <w:sz w:val="30"/>
-                <w:szCs w:val="30"/>
-              </w:rPr>
-            </w:pPr>
-            <w:r>
-              <w:rPr>
-                <w:rFonts w:eastAsia="楷体" w:hint="eastAsia"/>
-                <w:b/>
-                <w:sz w:val="30"/>
-                <w:szCs w:val="30"/>
-                <w:lang w:eastAsia="zh-CN"/>
-              </w:rPr>
-              <w:t>盼望小組</w:t>
+              <w:pStyle w:val="a4"/>
+              <w:pBdr>
+                <w:bottom w:val="none" w:sz="0" w:space="0" w:color="auto"/>
+              </w:pBdr>
+              <w:tabs>
+                <w:tab w:val="clear" w:pos="4153"/>
+                <w:tab w:val="clear" w:pos="8306"/>
+              </w:tabs>
+              <w:snapToGrid/>
+              <w:spacing w:after="0" w:line="340" w:lineRule="exact"/>
+              <w:rPr>
+                <w:rFonts w:eastAsia="楷体"/>
+                <w:b/>
+                <w:kern w:val="2"/>
+                <w:sz w:val="26"/>
+                <w:szCs w:val="26"/>
+                <w:lang w:eastAsia="zh-TW"/>
+              </w:rPr>
+            </w:pPr>
+            <w:r>
+              <w:rPr>
+                <w:rFonts w:eastAsia="楷体"/>
+                <w:b/>
+                <w:kern w:val="2"/>
+                <w:sz w:val="26"/>
+                <w:szCs w:val="26"/>
+                <w:lang w:eastAsia="zh-TW"/>
+              </w:rPr>
+              <w:t>實體禱告會</w:t>
             </w:r>
           </w:p>
         </w:tc>
@@ -11336,32 +12041,91 @@
           </w:tcPr>
           <w:p>
             <w:pPr>
+              <w:pStyle w:val="Default"/>
+              <w:widowControl/>
+              <w:adjustRightInd/>
               <w:spacing w:line="340" w:lineRule="exact"/>
-              <w:jc w:val="distribute"/>
+              <w:jc w:val="center"/>
+              <w:rPr>
+                <w:rFonts w:eastAsia="楷体"/>
+                <w:color w:val="auto"/>
+                <w:sz w:val="26"/>
+                <w:szCs w:val="26"/>
+              </w:rPr>
+            </w:pPr>
+          </w:p>
+          <w:p>
+            <w:pPr>
+              <w:pStyle w:val="Default"/>
+              <w:widowControl/>
+              <w:adjustRightInd/>
+              <w:spacing w:line="340" w:lineRule="exact"/>
+              <w:jc w:val="center"/>
+              <w:rPr>
+                <w:rFonts w:eastAsia="楷体"/>
+                <w:color w:val="auto"/>
+                <w:sz w:val="26"/>
+                <w:szCs w:val="26"/>
+              </w:rPr>
+            </w:pPr>
+            <w:r>
+              <w:rPr>
+                <w:rFonts w:eastAsia="楷体"/>
+                <w:color w:val="auto"/>
+                <w:sz w:val="26"/>
+                <w:szCs w:val="26"/>
+                <w:lang w:eastAsia="zh-TW"/>
+              </w:rPr>
+              <w:t>週</w:t>
+            </w:r>
+            <w:r>
+              <w:rPr>
+                <w:rFonts w:eastAsia="楷体"/>
+                <w:color w:val="auto"/>
+                <w:sz w:val="26"/>
+                <w:szCs w:val="26"/>
+              </w:rPr>
+              <w:t>三</w:t>
+            </w:r>
+            <w:r>
+              <w:rPr>
+                <w:rFonts w:eastAsia="楷体"/>
+                <w:color w:val="auto"/>
+                <w:sz w:val="26"/>
+                <w:szCs w:val="26"/>
+              </w:rPr>
+              <w:t xml:space="preserve"> 10</w:t>
+            </w:r>
+            <w:r>
+              <w:rPr>
+                <w:rFonts w:eastAsia="楷体"/>
+                <w:color w:val="auto"/>
+                <w:sz w:val="26"/>
+                <w:szCs w:val="26"/>
+                <w:lang w:eastAsia="zh-TW"/>
+              </w:rPr>
+              <w:t>:</w:t>
+            </w:r>
+            <w:r>
+              <w:rPr>
+                <w:rFonts w:eastAsia="楷体"/>
+                <w:color w:val="auto"/>
+                <w:sz w:val="26"/>
+                <w:szCs w:val="26"/>
+              </w:rPr>
+              <w:t>00</w:t>
+            </w:r>
+          </w:p>
+          <w:p>
+            <w:pPr>
+              <w:spacing w:after="0" w:line="340" w:lineRule="exact"/>
+              <w:jc w:val="center"/>
               <w:rPr>
                 <w:rFonts w:eastAsia="楷体"/>
                 <w:sz w:val="30"/>
                 <w:szCs w:val="30"/>
               </w:rPr>
             </w:pPr>
-            <w:r>
-              <w:rPr>
-                <w:rFonts w:eastAsia="楷体" w:hint="eastAsia"/>
-                <w:sz w:val="30"/>
-                <w:szCs w:val="30"/>
-                <w:lang w:eastAsia="zh-CN"/>
-              </w:rPr>
-              <w:t>週四</w:t>
-            </w:r>
-            <w:r>
-              <w:rPr>
-                <w:rFonts w:eastAsia="楷体" w:hint="eastAsia"/>
-                <w:sz w:val="30"/>
-                <w:szCs w:val="30"/>
-                <w:lang w:eastAsia="zh-CN"/>
-              </w:rPr>
-              <w:t>10:00</w:t>
-            </w:r>
           </w:p>
         </w:tc>
         <w:tc>
@@ -11377,6 +12141,7 @@
               <w:tr2bl w:val="nil"/>
             </w:tcBorders>
             <w:shd w:val="clear" w:color="auto" w:fill="FFFFFF"/>
+            <w:vAlign w:val="center"/>
           </w:tcPr>
           <w:p>
             <w:pPr>
@@ -11387,66 +12152,25 @@
               <w:jc w:val="center"/>
               <w:rPr>
                 <w:rFonts w:eastAsia="楷体"/>
-                <w:color w:val="auto"/>
-                <w:spacing w:val="-17"/>
-                <w:sz w:val="30"/>
-                <w:szCs w:val="30"/>
-                <w:lang w:val="zh-TW" w:eastAsia="zh-TW"/>
-              </w:rPr>
-            </w:pPr>
-            <w:r>
-              <w:rPr>
-                <w:rFonts w:eastAsia="楷体"/>
-                <w:color w:val="auto"/>
-                <w:spacing w:val="-17"/>
-                <w:sz w:val="30"/>
-                <w:szCs w:val="30"/>
-                <w:lang w:val="zh-TW" w:eastAsia="zh-TW"/>
+                <w:sz w:val="26"/>
+                <w:szCs w:val="26"/>
+              </w:rPr>
+            </w:pPr>
+            <w:r>
+              <w:rPr>
+                <w:rFonts w:eastAsia="楷体"/>
+                <w:sz w:val="26"/>
+                <w:szCs w:val="26"/>
               </w:rPr>
               <w:t>教會物業</w:t>
             </w:r>
             <w:r>
               <w:rPr>
-                <w:rFonts w:eastAsia="楷体" w:hint="eastAsia"/>
-                <w:color w:val="auto"/>
-                <w:spacing w:val="-17"/>
-                <w:sz w:val="30"/>
-                <w:szCs w:val="30"/>
-              </w:rPr>
-              <w:t xml:space="preserve"> </w:t>
-            </w:r>
-            <w:r>
-              <w:rPr>
-                <w:rFonts w:eastAsia="楷体"/>
-                <w:color w:val="auto"/>
-                <w:spacing w:val="-17"/>
-                <w:sz w:val="30"/>
-                <w:szCs w:val="30"/>
-                <w:lang w:val="zh-TW" w:eastAsia="zh-TW"/>
-              </w:rPr>
-              <w:t>Unit</w:t>
-            </w:r>
-            <w:r>
-              <w:rPr>
-                <w:rFonts w:eastAsia="楷体" w:hint="eastAsia"/>
-                <w:color w:val="auto"/>
-                <w:spacing w:val="-17"/>
-                <w:sz w:val="30"/>
-                <w:szCs w:val="30"/>
-                <w:lang w:val="zh-TW"/>
-              </w:rPr>
-              <w:t xml:space="preserve"> </w:t>
-            </w:r>
-            <w:r>
-              <w:rPr>
-                <w:rFonts w:eastAsia="楷体"/>
-                <w:color w:val="auto"/>
-                <w:spacing w:val="-17"/>
-                <w:sz w:val="30"/>
-                <w:szCs w:val="30"/>
-                <w:lang w:val="zh-TW" w:eastAsia="zh-TW"/>
-              </w:rPr>
-              <w:t>1</w:t>
+                <w:rFonts w:eastAsia="楷体"/>
+                <w:sz w:val="26"/>
+                <w:szCs w:val="26"/>
+              </w:rPr>
+              <w:t xml:space="preserve"> Unit 1</w:t>
             </w:r>
           </w:p>
           <w:p>
@@ -11458,31 +12182,17 @@
               <w:jc w:val="center"/>
               <w:rPr>
                 <w:rFonts w:eastAsia="楷体"/>
-                <w:color w:val="auto"/>
-                <w:sz w:val="30"/>
-                <w:szCs w:val="30"/>
-              </w:rPr>
-            </w:pPr>
-            <w:r>
-              <w:rPr>
-                <w:rFonts w:eastAsia="楷体"/>
-                <w:color w:val="auto"/>
-                <w:spacing w:val="-17"/>
-                <w:sz w:val="30"/>
-                <w:szCs w:val="30"/>
-                <w:lang w:val="zh-TW" w:eastAsia="zh-TW"/>
-              </w:rPr>
-              <w:t>26 Porana Rd, Wairau Valle</w:t>
-            </w:r>
-            <w:r>
-              <w:rPr>
-                <w:rFonts w:eastAsia="楷体"/>
-                <w:color w:val="auto"/>
-                <w:spacing w:val="-17"/>
-                <w:sz w:val="30"/>
-                <w:szCs w:val="30"/>
-              </w:rPr>
-              <w:t>y</w:t>
+                <w:sz w:val="26"/>
+                <w:szCs w:val="26"/>
+              </w:rPr>
+            </w:pPr>
+            <w:r>
+              <w:rPr>
+                <w:rFonts w:eastAsia="楷体"/>
+                <w:sz w:val="26"/>
+                <w:szCs w:val="26"/>
+              </w:rPr>
+              <w:t>26 Porana Rd, Wairau Valley</w:t>
             </w:r>
           </w:p>
         </w:tc>
@@ -11503,8 +12213,8 @@
           </w:tcPr>
           <w:p>
             <w:pPr>
-              <w:spacing w:line="340" w:lineRule="exact"/>
-              <w:jc w:val="distribute"/>
+              <w:spacing w:after="0" w:line="340" w:lineRule="exact"/>
+              <w:jc w:val="center"/>
               <w:rPr>
                 <w:rFonts w:eastAsia="楷体"/>
                 <w:sz w:val="30"/>
@@ -11514,49 +12224,48 @@
             </w:pPr>
             <w:r>
               <w:rPr>
-                <w:rFonts w:eastAsia="楷体" w:hint="eastAsia"/>
-                <w:sz w:val="30"/>
-                <w:szCs w:val="30"/>
-                <w:lang w:eastAsia="zh-CN"/>
-              </w:rPr>
-              <w:t>龔師母</w:t>
-            </w:r>
-            <w:r>
-              <w:rPr>
-                <w:rFonts w:eastAsia="楷体" w:hint="eastAsia"/>
-                <w:sz w:val="30"/>
-                <w:szCs w:val="30"/>
-                <w:lang w:eastAsia="zh-CN"/>
-              </w:rPr>
-              <w:t>0224769930</w:t>
-            </w:r>
-          </w:p>
-          <w:p>
-            <w:pPr>
-              <w:spacing w:line="340" w:lineRule="exact"/>
-              <w:jc w:val="distribute"/>
-              <w:rPr>
-                <w:rFonts w:eastAsia="楷体"/>
-                <w:sz w:val="30"/>
-                <w:szCs w:val="30"/>
-                <w:lang w:eastAsia="zh-CN"/>
-              </w:rPr>
-            </w:pPr>
-            <w:r>
-              <w:rPr>
-                <w:rFonts w:eastAsia="楷体" w:hint="eastAsia"/>
-                <w:sz w:val="30"/>
-                <w:szCs w:val="30"/>
-              </w:rPr>
-              <w:t>倪師母</w:t>
-            </w:r>
-            <w:r>
-              <w:rPr>
-                <w:rFonts w:eastAsia="楷体" w:hint="eastAsia"/>
-                <w:sz w:val="30"/>
-                <w:szCs w:val="30"/>
-              </w:rPr>
-              <w:t>0275579065</w:t>
+                <w:rFonts w:eastAsia="楷体"/>
+                <w:sz w:val="26"/>
+                <w:szCs w:val="26"/>
+                <w:lang w:eastAsia="zh-TW"/>
+              </w:rPr>
+              <w:t>龔牧師</w:t>
+            </w:r>
+            <w:r>
+              <w:rPr>
+                <w:rFonts w:eastAsia="楷体"/>
+                <w:sz w:val="26"/>
+                <w:szCs w:val="26"/>
+                <w:lang w:eastAsia="zh-CN"/>
+              </w:rPr>
+              <w:t xml:space="preserve"> </w:t>
+            </w:r>
+            <w:r>
+              <w:rPr>
+                <w:rFonts w:eastAsia="楷体"/>
+                <w:sz w:val="26"/>
+                <w:szCs w:val="26"/>
+                <w:lang w:eastAsia="zh-TW"/>
+              </w:rPr>
+              <w:t>0</w:t>
+            </w:r>
+            <w:r>
+              <w:rPr>
+                <w:rFonts w:eastAsia="楷体"/>
+                <w:sz w:val="26"/>
+                <w:szCs w:val="26"/>
+                <w:lang w:eastAsia="zh-CN"/>
+              </w:rPr>
+              <w:t>22</w:t>
+            </w:r>
+            <w:r>
+              <w:rPr>
+                <w:rFonts w:eastAsia="楷体"/>
+                <w:sz w:val="26"/>
+                <w:szCs w:val="26"/>
+                <w:lang w:eastAsia="zh-TW"/>
+              </w:rPr>
+              <w:t>4769930</w:t>
             </w:r>
           </w:p>
         </w:tc>
@@ -11583,38 +12292,80 @@
           </w:tcPr>
           <w:p>
             <w:pPr>
-              <w:spacing w:line="340" w:lineRule="exact"/>
-              <w:jc w:val="center"/>
-              <w:rPr>
-                <w:rFonts w:eastAsia="楷体"/>
-                <w:b/>
-                <w:sz w:val="30"/>
-                <w:szCs w:val="30"/>
-                <w:lang w:eastAsia="zh-TW"/>
-              </w:rPr>
-            </w:pPr>
-            <w:r>
-              <w:rPr>
-                <w:rFonts w:ascii="楷体" w:eastAsia="楷体" w:hAnsi="楷体" w:cs="楷体" w:hint="eastAsia"/>
-                <w:b/>
-                <w:spacing w:val="-11"/>
-                <w:sz w:val="30"/>
-                <w:szCs w:val="30"/>
-                <w:lang w:eastAsia="zh-TW"/>
-              </w:rPr>
-              <w:t>橄欖</w:t>
-            </w:r>
-            <w:r>
-              <w:rPr>
-                <w:rFonts w:eastAsia="楷体" w:hint="eastAsia"/>
-                <w:b/>
-                <w:spacing w:val="-11"/>
-                <w:sz w:val="30"/>
-                <w:szCs w:val="30"/>
-                <w:lang w:eastAsia="zh-CN"/>
-              </w:rPr>
-              <w:t>山小組</w:t>
-            </w:r>
+              <w:pStyle w:val="a4"/>
+              <w:pBdr>
+                <w:bottom w:val="none" w:sz="0" w:space="0" w:color="auto"/>
+              </w:pBdr>
+              <w:tabs>
+                <w:tab w:val="clear" w:pos="4153"/>
+                <w:tab w:val="clear" w:pos="8306"/>
+              </w:tabs>
+              <w:snapToGrid/>
+              <w:spacing w:after="0" w:line="340" w:lineRule="exact"/>
+              <w:rPr>
+                <w:rFonts w:eastAsia="楷体"/>
+                <w:b/>
+                <w:kern w:val="2"/>
+                <w:sz w:val="26"/>
+                <w:szCs w:val="26"/>
+                <w:lang w:eastAsia="zh-TW"/>
+              </w:rPr>
+            </w:pPr>
+          </w:p>
+          <w:p>
+            <w:pPr>
+              <w:pStyle w:val="a4"/>
+              <w:pBdr>
+                <w:bottom w:val="none" w:sz="0" w:space="0" w:color="auto"/>
+              </w:pBdr>
+              <w:tabs>
+                <w:tab w:val="clear" w:pos="4153"/>
+                <w:tab w:val="clear" w:pos="8306"/>
+              </w:tabs>
+              <w:snapToGrid/>
+              <w:spacing w:after="0" w:line="340" w:lineRule="exact"/>
+              <w:rPr>
+                <w:rFonts w:eastAsia="楷体"/>
+                <w:b/>
+                <w:kern w:val="2"/>
+                <w:sz w:val="26"/>
+                <w:szCs w:val="26"/>
+                <w:lang w:eastAsia="zh-TW"/>
+              </w:rPr>
+            </w:pPr>
+            <w:r>
+              <w:rPr>
+                <w:rFonts w:eastAsia="楷体"/>
+                <w:b/>
+                <w:kern w:val="2"/>
+                <w:sz w:val="26"/>
+                <w:szCs w:val="26"/>
+                <w:lang w:eastAsia="zh-TW"/>
+              </w:rPr>
+              <w:t>線上禱告會</w:t>
+            </w:r>
+          </w:p>
+          <w:p>
+            <w:pPr>
+              <w:pStyle w:val="a4"/>
+              <w:pBdr>
+                <w:bottom w:val="none" w:sz="0" w:space="0" w:color="auto"/>
+              </w:pBdr>
+              <w:tabs>
+                <w:tab w:val="clear" w:pos="4153"/>
+                <w:tab w:val="clear" w:pos="8306"/>
+              </w:tabs>
+              <w:snapToGrid/>
+              <w:spacing w:after="0" w:line="340" w:lineRule="exact"/>
+              <w:rPr>
+                <w:rFonts w:eastAsia="楷体"/>
+                <w:b/>
+                <w:kern w:val="2"/>
+                <w:sz w:val="26"/>
+                <w:szCs w:val="26"/>
+                <w:lang w:eastAsia="zh-TW"/>
+              </w:rPr>
+            </w:pPr>
           </w:p>
         </w:tc>
         <w:tc>
@@ -11633,8 +12384,22 @@
           </w:tcPr>
           <w:p>
             <w:pPr>
+              <w:pStyle w:val="Default"/>
+              <w:widowControl/>
+              <w:adjustRightInd/>
               <w:spacing w:line="340" w:lineRule="exact"/>
-              <w:jc w:val="distribute"/>
+              <w:jc w:val="center"/>
+              <w:rPr>
+                <w:rFonts w:eastAsia="楷体"/>
+                <w:sz w:val="26"/>
+                <w:szCs w:val="26"/>
+              </w:rPr>
+            </w:pPr>
+          </w:p>
+          <w:p>
+            <w:pPr>
+              <w:spacing w:after="0" w:line="340" w:lineRule="exact"/>
+              <w:jc w:val="center"/>
               <w:rPr>
                 <w:rFonts w:eastAsia="楷体"/>
                 <w:sz w:val="30"/>
@@ -11644,65 +12409,37 @@
             </w:pPr>
             <w:r>
               <w:rPr>
-                <w:rFonts w:eastAsia="楷体" w:hint="eastAsia"/>
-                <w:sz w:val="30"/>
-                <w:szCs w:val="30"/>
+                <w:rFonts w:eastAsia="楷体"/>
+                <w:sz w:val="26"/>
+                <w:szCs w:val="26"/>
                 <w:lang w:eastAsia="zh-TW"/>
               </w:rPr>
               <w:t>週</w:t>
             </w:r>
             <w:r>
               <w:rPr>
-                <w:rFonts w:eastAsia="楷体" w:hint="eastAsia"/>
-                <w:sz w:val="30"/>
-                <w:szCs w:val="30"/>
-                <w:lang w:eastAsia="zh-CN"/>
-              </w:rPr>
-              <w:t>四</w:t>
-            </w:r>
-            <w:r>
-              <w:rPr>
-                <w:rFonts w:eastAsia="楷体"/>
-                <w:sz w:val="30"/>
-                <w:szCs w:val="30"/>
-              </w:rPr>
-              <w:t>1</w:t>
-            </w:r>
-            <w:r>
-              <w:rPr>
-                <w:rFonts w:eastAsia="楷体" w:hint="eastAsia"/>
-                <w:sz w:val="30"/>
-                <w:szCs w:val="30"/>
-                <w:lang w:eastAsia="zh-CN"/>
-              </w:rPr>
-              <w:t>8</w:t>
-            </w:r>
-            <w:r>
-              <w:rPr>
-                <w:rFonts w:eastAsia="楷体"/>
-                <w:sz w:val="30"/>
-                <w:szCs w:val="30"/>
-                <w:lang w:eastAsia="zh-TW"/>
-              </w:rPr>
-              <w:t>:</w:t>
-            </w:r>
-            <w:r>
-              <w:rPr>
-                <w:rFonts w:eastAsia="楷体" w:hint="eastAsia"/>
-                <w:sz w:val="30"/>
-                <w:szCs w:val="30"/>
-                <w:lang w:eastAsia="zh-CN"/>
-              </w:rPr>
-              <w:t>3</w:t>
-            </w:r>
-            <w:r>
-              <w:rPr>
-                <w:rFonts w:eastAsia="楷体"/>
-                <w:sz w:val="30"/>
-                <w:szCs w:val="30"/>
-                <w:lang w:eastAsia="zh-TW"/>
-              </w:rPr>
-              <w:t>0</w:t>
+                <w:rFonts w:eastAsia="楷体"/>
+                <w:sz w:val="26"/>
+                <w:szCs w:val="26"/>
+              </w:rPr>
+              <w:t>三</w:t>
+            </w:r>
+            <w:r>
+              <w:rPr>
+                <w:rFonts w:eastAsia="楷体"/>
+                <w:sz w:val="26"/>
+                <w:szCs w:val="26"/>
+              </w:rPr>
+              <w:t xml:space="preserve"> 19</w:t>
+            </w:r>
+            <w:r>
+              <w:rPr>
+                <w:rFonts w:eastAsia="楷体"/>
+                <w:sz w:val="26"/>
+                <w:szCs w:val="26"/>
+                <w:lang w:eastAsia="zh-TW"/>
+              </w:rPr>
+              <w:t>:00</w:t>
             </w:r>
           </w:p>
         </w:tc>
@@ -11723,45 +12460,6 @@
           </w:tcPr>
           <w:p>
             <w:pPr>
-              <w:spacing w:line="340" w:lineRule="exact"/>
-              <w:jc w:val="center"/>
-              <w:rPr>
-                <w:rFonts w:eastAsia="楷体"/>
-                <w:sz w:val="30"/>
-                <w:szCs w:val="30"/>
-                <w:lang w:eastAsia="zh-CN"/>
-              </w:rPr>
-            </w:pPr>
-            <w:r>
-              <w:rPr>
-                <w:rFonts w:eastAsia="楷体" w:hint="eastAsia"/>
-                <w:sz w:val="30"/>
-                <w:szCs w:val="30"/>
-                <w:lang w:eastAsia="zh-CN"/>
-              </w:rPr>
-              <w:t>42E Tawa</w:t>
-            </w:r>
-            <w:r>
-              <w:rPr>
-                <w:rFonts w:eastAsia="楷体"/>
-                <w:sz w:val="30"/>
-                <w:szCs w:val="30"/>
-                <w:lang w:eastAsia="zh-CN"/>
-              </w:rPr>
-              <w:t xml:space="preserve"> </w:t>
-            </w:r>
-            <w:r>
-              <w:rPr>
-                <w:rFonts w:eastAsia="楷体" w:hint="eastAsia"/>
-                <w:sz w:val="30"/>
-                <w:szCs w:val="30"/>
-                <w:lang w:eastAsia="zh-CN"/>
-              </w:rPr>
-              <w:t>Drive</w:t>
-            </w:r>
-          </w:p>
-          <w:p>
-            <w:pPr>
               <w:pStyle w:val="Default"/>
               <w:widowControl/>
               <w:adjustRightInd/>
@@ -11769,20 +12467,63 @@
               <w:jc w:val="center"/>
               <w:rPr>
                 <w:rFonts w:eastAsia="楷体"/>
-                <w:color w:val="auto"/>
-                <w:spacing w:val="-17"/>
-                <w:sz w:val="30"/>
-                <w:szCs w:val="30"/>
-                <w:lang w:val="zh-TW"/>
-              </w:rPr>
-            </w:pPr>
-            <w:r>
-              <w:rPr>
-                <w:rFonts w:eastAsia="楷体" w:hint="eastAsia"/>
-                <w:sz w:val="30"/>
-                <w:szCs w:val="30"/>
-              </w:rPr>
-              <w:t>Albany</w:t>
+                <w:sz w:val="26"/>
+                <w:szCs w:val="26"/>
+              </w:rPr>
+            </w:pPr>
+            <w:r>
+              <w:rPr>
+                <w:rFonts w:eastAsia="楷体"/>
+                <w:sz w:val="26"/>
+                <w:szCs w:val="26"/>
+              </w:rPr>
+              <w:t>Zoom ID</w:t>
+            </w:r>
+            <w:r>
+              <w:rPr>
+                <w:rFonts w:eastAsia="楷体"/>
+                <w:sz w:val="26"/>
+                <w:szCs w:val="26"/>
+              </w:rPr>
+              <w:t>：</w:t>
+            </w:r>
+            <w:r>
+              <w:rPr>
+                <w:rFonts w:eastAsia="楷体"/>
+                <w:sz w:val="26"/>
+                <w:szCs w:val="26"/>
+              </w:rPr>
+              <w:t>822 417 1979</w:t>
+            </w:r>
+          </w:p>
+          <w:p>
+            <w:pPr>
+              <w:pStyle w:val="Default"/>
+              <w:widowControl/>
+              <w:adjustRightInd/>
+              <w:spacing w:line="340" w:lineRule="exact"/>
+              <w:jc w:val="center"/>
+              <w:rPr>
+                <w:rFonts w:eastAsia="楷体"/>
+                <w:sz w:val="26"/>
+                <w:szCs w:val="26"/>
+              </w:rPr>
+            </w:pPr>
+            <w:r>
+              <w:rPr>
+                <w:rFonts w:eastAsia="楷体"/>
+                <w:sz w:val="26"/>
+                <w:szCs w:val="26"/>
+              </w:rPr>
+              <w:t>密碼：</w:t>
+            </w:r>
+            <w:r>
+              <w:rPr>
+                <w:rFonts w:eastAsia="楷体"/>
+                <w:sz w:val="26"/>
+                <w:szCs w:val="26"/>
+              </w:rPr>
+              <w:t>777</w:t>
             </w:r>
           </w:p>
         </w:tc>
@@ -11803,8 +12544,8 @@
           </w:tcPr>
           <w:p>
             <w:pPr>
-              <w:spacing w:line="340" w:lineRule="exact"/>
-              <w:jc w:val="distribute"/>
+              <w:spacing w:after="0" w:line="340" w:lineRule="exact"/>
+              <w:jc w:val="center"/>
               <w:rPr>
                 <w:rFonts w:eastAsia="楷体"/>
                 <w:sz w:val="30"/>
@@ -11814,9 +12555,9 @@
             </w:pPr>
             <w:r>
               <w:rPr>
-                <w:rFonts w:eastAsia="楷体" w:hint="eastAsia"/>
-                <w:sz w:val="30"/>
-                <w:szCs w:val="30"/>
+                <w:rFonts w:eastAsia="楷体"/>
+                <w:sz w:val="26"/>
+                <w:szCs w:val="26"/>
                 <w:lang w:eastAsia="zh-TW"/>
               </w:rPr>
               <w:t>龔牧師</w:t>
@@ -11824,8 +12565,8 @@
             <w:r>
               <w:rPr>
                 <w:rFonts w:eastAsia="楷体"/>
-                <w:sz w:val="30"/>
-                <w:szCs w:val="30"/>
+                <w:sz w:val="26"/>
+                <w:szCs w:val="26"/>
                 <w:lang w:eastAsia="zh-CN"/>
               </w:rPr>
               <w:t xml:space="preserve"> </w:t>
@@ -11833,17 +12574,17 @@
             <w:r>
               <w:rPr>
                 <w:rFonts w:eastAsia="楷体"/>
-                <w:sz w:val="30"/>
-                <w:szCs w:val="30"/>
+                <w:sz w:val="26"/>
+                <w:szCs w:val="26"/>
                 <w:lang w:eastAsia="zh-TW"/>
               </w:rPr>
               <w:t>0</w:t>
             </w:r>
             <w:r>
               <w:rPr>
-                <w:rFonts w:eastAsia="楷体" w:hint="eastAsia"/>
-                <w:sz w:val="30"/>
-                <w:szCs w:val="30"/>
+                <w:rFonts w:eastAsia="楷体"/>
+                <w:sz w:val="26"/>
+                <w:szCs w:val="26"/>
                 <w:lang w:eastAsia="zh-CN"/>
               </w:rPr>
               <w:t>22</w:t>
@@ -11851,19 +12592,11 @@
             <w:r>
               <w:rPr>
                 <w:rFonts w:eastAsia="楷体"/>
-                <w:sz w:val="30"/>
-                <w:szCs w:val="30"/>
+                <w:sz w:val="26"/>
+                <w:szCs w:val="26"/>
                 <w:lang w:eastAsia="zh-TW"/>
               </w:rPr>
               <w:t>4769930</w:t>
-            </w:r>
-            <w:r>
-              <w:rPr>
-                <w:rFonts w:eastAsia="楷体"/>
-                <w:sz w:val="30"/>
-                <w:szCs w:val="30"/>
-              </w:rPr>
-              <w:t xml:space="preserve">  </w:t>
             </w:r>
           </w:p>
         </w:tc>
@@ -11890,25 +12623,35 @@
           </w:tcPr>
           <w:p>
             <w:pPr>
-              <w:spacing w:line="340" w:lineRule="exact"/>
-              <w:jc w:val="center"/>
-              <w:rPr>
-                <w:rFonts w:eastAsia="楷体"/>
-                <w:b/>
-                <w:sz w:val="30"/>
-                <w:szCs w:val="30"/>
-                <w:lang w:eastAsia="zh-TW"/>
-              </w:rPr>
-            </w:pPr>
-            <w:r>
-              <w:rPr>
-                <w:rFonts w:eastAsia="楷体" w:hint="eastAsia"/>
-                <w:b/>
-                <w:sz w:val="30"/>
-                <w:szCs w:val="30"/>
-                <w:lang w:eastAsia="zh-TW"/>
-              </w:rPr>
-              <w:t>青年高中團契</w:t>
+              <w:pStyle w:val="a4"/>
+              <w:pBdr>
+                <w:bottom w:val="none" w:sz="0" w:space="0" w:color="auto"/>
+              </w:pBdr>
+              <w:tabs>
+                <w:tab w:val="clear" w:pos="4153"/>
+                <w:tab w:val="clear" w:pos="8306"/>
+              </w:tabs>
+              <w:snapToGrid/>
+              <w:spacing w:after="0" w:line="340" w:lineRule="exact"/>
+              <w:rPr>
+                <w:rFonts w:eastAsia="楷体"/>
+                <w:b/>
+                <w:kern w:val="2"/>
+                <w:sz w:val="26"/>
+                <w:szCs w:val="26"/>
+                <w:lang w:eastAsia="zh-TW"/>
+              </w:rPr>
+            </w:pPr>
+            <w:r>
+              <w:rPr>
+                <w:rFonts w:eastAsia="楷体"/>
+                <w:b/>
+                <w:kern w:val="2"/>
+                <w:sz w:val="26"/>
+                <w:szCs w:val="26"/>
+                <w:lang w:eastAsia="zh-TW"/>
+              </w:rPr>
+              <w:t>裝備課程</w:t>
             </w:r>
           </w:p>
         </w:tc>
@@ -11928,8 +12671,8 @@
           </w:tcPr>
           <w:p>
             <w:pPr>
-              <w:spacing w:line="340" w:lineRule="exact"/>
-              <w:jc w:val="distribute"/>
+              <w:spacing w:after="0" w:line="340" w:lineRule="exact"/>
+              <w:jc w:val="center"/>
               <w:rPr>
                 <w:rFonts w:eastAsia="楷体"/>
                 <w:sz w:val="30"/>
@@ -11939,46 +12682,37 @@
             </w:pPr>
             <w:r>
               <w:rPr>
-                <w:rFonts w:eastAsia="楷体" w:hint="eastAsia"/>
-                <w:sz w:val="30"/>
-                <w:szCs w:val="30"/>
-                <w:lang w:eastAsia="zh-TW"/>
-              </w:rPr>
-              <w:t>週五</w:t>
-            </w:r>
-            <w:r>
-              <w:rPr>
-                <w:rFonts w:eastAsia="楷体"/>
-                <w:sz w:val="30"/>
-                <w:szCs w:val="30"/>
-              </w:rPr>
-              <w:t>1</w:t>
-            </w:r>
-            <w:r>
-              <w:rPr>
-                <w:rFonts w:eastAsia="楷体"/>
-                <w:sz w:val="30"/>
-                <w:szCs w:val="30"/>
-                <w:lang w:eastAsia="zh-TW"/>
-              </w:rPr>
-              <w:t>9:</w:t>
-            </w:r>
-            <w:r>
-              <w:rPr>
-                <w:rFonts w:eastAsia="楷体"/>
-                <w:sz w:val="30"/>
-                <w:szCs w:val="30"/>
-              </w:rPr>
-              <w:t>3</w:t>
-            </w:r>
-            <w:r>
-              <w:rPr>
-                <w:rFonts w:eastAsia="楷体"/>
-                <w:sz w:val="30"/>
-                <w:szCs w:val="30"/>
-                <w:lang w:eastAsia="zh-TW"/>
-              </w:rPr>
-              <w:t>0</w:t>
+                <w:rFonts w:eastAsia="楷体"/>
+                <w:sz w:val="26"/>
+                <w:szCs w:val="26"/>
+                <w:lang w:eastAsia="zh-TW"/>
+              </w:rPr>
+              <w:t>週</w:t>
+            </w:r>
+            <w:r>
+              <w:rPr>
+                <w:rFonts w:eastAsia="楷体"/>
+                <w:sz w:val="26"/>
+                <w:szCs w:val="26"/>
+              </w:rPr>
+              <w:t>三</w:t>
+            </w:r>
+            <w:r>
+              <w:rPr>
+                <w:rFonts w:eastAsia="楷体"/>
+                <w:sz w:val="26"/>
+                <w:szCs w:val="26"/>
+              </w:rPr>
+              <w:t>19</w:t>
+            </w:r>
+            <w:r>
+              <w:rPr>
+                <w:rFonts w:eastAsia="楷体"/>
+                <w:sz w:val="26"/>
+                <w:szCs w:val="26"/>
+                <w:lang w:eastAsia="zh-TW"/>
+              </w:rPr>
+              <w:t>:30</w:t>
             </w:r>
           </w:p>
         </w:tc>
@@ -11999,31 +12733,73 @@
           </w:tcPr>
           <w:p>
             <w:pPr>
+              <w:pStyle w:val="Default"/>
+              <w:widowControl/>
+              <w:adjustRightInd/>
               <w:spacing w:line="340" w:lineRule="exact"/>
               <w:jc w:val="center"/>
               <w:rPr>
                 <w:rFonts w:eastAsia="楷体"/>
-                <w:sz w:val="30"/>
-                <w:szCs w:val="30"/>
-                <w:lang w:eastAsia="zh-TW"/>
-              </w:rPr>
-            </w:pPr>
-            <w:r>
-              <w:rPr>
-                <w:rFonts w:eastAsia="楷体"/>
-                <w:sz w:val="30"/>
-                <w:szCs w:val="30"/>
-              </w:rPr>
-              <w:t xml:space="preserve">Mairangi </w:t>
-            </w:r>
-            <w:r>
-              <w:rPr>
-                <w:rFonts w:eastAsia="楷体"/>
-                <w:sz w:val="30"/>
-                <w:szCs w:val="30"/>
-                <w:lang w:eastAsia="zh-TW"/>
-              </w:rPr>
-              <w:t>Bay School</w:t>
+                <w:sz w:val="26"/>
+                <w:szCs w:val="26"/>
+              </w:rPr>
+            </w:pPr>
+            <w:r>
+              <w:rPr>
+                <w:rFonts w:eastAsia="楷体"/>
+                <w:sz w:val="26"/>
+                <w:szCs w:val="26"/>
+              </w:rPr>
+              <w:t>Zoom ID</w:t>
+            </w:r>
+            <w:r>
+              <w:rPr>
+                <w:rFonts w:eastAsia="楷体"/>
+                <w:sz w:val="26"/>
+                <w:szCs w:val="26"/>
+              </w:rPr>
+              <w:t>：</w:t>
+            </w:r>
+            <w:r>
+              <w:rPr>
+                <w:rFonts w:eastAsia="楷体"/>
+                <w:sz w:val="26"/>
+                <w:szCs w:val="26"/>
+              </w:rPr>
+              <w:t>822 417 1979</w:t>
+            </w:r>
+          </w:p>
+          <w:p>
+            <w:pPr>
+              <w:spacing w:after="0" w:line="340" w:lineRule="exact"/>
+              <w:jc w:val="center"/>
+              <w:rPr>
+                <w:rFonts w:eastAsia="楷体"/>
+                <w:color w:val="000000"/>
+                <w:sz w:val="26"/>
+                <w:szCs w:val="26"/>
+                <w:lang w:eastAsia="zh-CN"/>
+              </w:rPr>
+            </w:pPr>
+            <w:r>
+              <w:rPr>
+                <w:rFonts w:eastAsia="楷体"/>
+                <w:color w:val="000000"/>
+                <w:sz w:val="26"/>
+                <w:szCs w:val="26"/>
+                <w:lang w:eastAsia="zh-CN"/>
+              </w:rPr>
+              <w:t>密碼：</w:t>
+            </w:r>
+            <w:r>
+              <w:rPr>
+                <w:rFonts w:eastAsia="楷体"/>
+                <w:color w:val="000000"/>
+                <w:sz w:val="26"/>
+                <w:szCs w:val="26"/>
+                <w:lang w:eastAsia="zh-CN"/>
+              </w:rPr>
+              <w:t>777</w:t>
             </w:r>
           </w:p>
         </w:tc>
@@ -12044,8 +12820,8 @@
           </w:tcPr>
           <w:p>
             <w:pPr>
-              <w:spacing w:line="340" w:lineRule="exact"/>
-              <w:jc w:val="distribute"/>
+              <w:spacing w:after="0" w:line="340" w:lineRule="exact"/>
+              <w:jc w:val="center"/>
               <w:rPr>
                 <w:rFonts w:eastAsia="楷体"/>
                 <w:sz w:val="30"/>
@@ -12055,9 +12831,9 @@
             </w:pPr>
             <w:r>
               <w:rPr>
-                <w:rFonts w:eastAsia="楷体" w:hint="eastAsia"/>
-                <w:sz w:val="30"/>
-                <w:szCs w:val="30"/>
+                <w:rFonts w:eastAsia="楷体"/>
+                <w:sz w:val="26"/>
+                <w:szCs w:val="26"/>
                 <w:lang w:eastAsia="zh-TW"/>
               </w:rPr>
               <w:t>鍾學謙</w:t>
@@ -12065,41 +12841,20 @@
             <w:r>
               <w:rPr>
                 <w:rFonts w:eastAsia="楷体" w:hint="eastAsia"/>
-                <w:sz w:val="30"/>
-                <w:szCs w:val="30"/>
+                <w:sz w:val="26"/>
+                <w:szCs w:val="26"/>
+                <w:lang w:eastAsia="zh-CN"/>
+              </w:rPr>
+              <w:t xml:space="preserve"> </w:t>
+            </w:r>
+            <w:r>
+              <w:rPr>
+                <w:rFonts w:eastAsia="楷体"/>
+                <w:sz w:val="26"/>
+                <w:szCs w:val="26"/>
                 <w:lang w:eastAsia="zh-TW"/>
               </w:rPr>
               <w:t>02040929133</w:t>
-            </w:r>
-          </w:p>
-          <w:p>
-            <w:pPr>
-              <w:spacing w:line="340" w:lineRule="exact"/>
-              <w:jc w:val="distribute"/>
-              <w:rPr>
-                <w:rFonts w:eastAsia="楷体"/>
-                <w:sz w:val="30"/>
-                <w:szCs w:val="30"/>
-                <w:lang w:eastAsia="zh-TW"/>
-              </w:rPr>
-            </w:pPr>
-            <w:r>
-              <w:rPr>
-                <w:rFonts w:eastAsia="楷体" w:hint="eastAsia"/>
-                <w:sz w:val="30"/>
-                <w:szCs w:val="30"/>
-                <w:lang w:eastAsia="zh-TW"/>
-              </w:rPr>
-              <w:t>龔恩璐</w:t>
-            </w:r>
-            <w:r>
-              <w:rPr>
-                <w:rFonts w:eastAsia="楷体" w:hint="eastAsia"/>
-                <w:sz w:val="30"/>
-                <w:szCs w:val="30"/>
-                <w:lang w:eastAsia="zh-TW"/>
-              </w:rPr>
-              <w:t xml:space="preserve"> 0211147610</w:t>
             </w:r>
           </w:p>
         </w:tc>
@@ -12126,25 +12881,35 @@
           </w:tcPr>
           <w:p>
             <w:pPr>
-              <w:spacing w:line="340" w:lineRule="exact"/>
-              <w:jc w:val="center"/>
-              <w:rPr>
-                <w:rFonts w:eastAsia="楷体"/>
-                <w:b/>
-                <w:sz w:val="30"/>
-                <w:szCs w:val="30"/>
-                <w:lang w:eastAsia="zh-TW"/>
-              </w:rPr>
-            </w:pPr>
-            <w:r>
-              <w:rPr>
-                <w:rFonts w:eastAsia="楷体" w:hint="eastAsia"/>
-                <w:b/>
-                <w:sz w:val="30"/>
-                <w:szCs w:val="30"/>
-                <w:lang w:eastAsia="zh-TW"/>
-              </w:rPr>
-              <w:t>智慧小組</w:t>
+              <w:pStyle w:val="a4"/>
+              <w:pBdr>
+                <w:bottom w:val="none" w:sz="0" w:space="0" w:color="auto"/>
+              </w:pBdr>
+              <w:tabs>
+                <w:tab w:val="clear" w:pos="4153"/>
+                <w:tab w:val="clear" w:pos="8306"/>
+              </w:tabs>
+              <w:snapToGrid/>
+              <w:spacing w:after="0" w:line="340" w:lineRule="exact"/>
+              <w:rPr>
+                <w:rFonts w:eastAsia="楷体"/>
+                <w:b/>
+                <w:kern w:val="2"/>
+                <w:sz w:val="26"/>
+                <w:szCs w:val="26"/>
+                <w:lang w:eastAsia="zh-TW"/>
+              </w:rPr>
+            </w:pPr>
+            <w:r>
+              <w:rPr>
+                <w:rFonts w:eastAsia="楷体"/>
+                <w:b/>
+                <w:kern w:val="2"/>
+                <w:sz w:val="26"/>
+                <w:szCs w:val="26"/>
+                <w:lang w:eastAsia="zh-TW"/>
+              </w:rPr>
+              <w:t>盼望小組</w:t>
             </w:r>
           </w:p>
         </w:tc>
@@ -12164,8 +12929,8 @@
           </w:tcPr>
           <w:p>
             <w:pPr>
-              <w:spacing w:line="340" w:lineRule="exact"/>
-              <w:jc w:val="distribute"/>
+              <w:spacing w:after="0" w:line="340" w:lineRule="exact"/>
+              <w:jc w:val="center"/>
               <w:rPr>
                 <w:rFonts w:eastAsia="楷体"/>
                 <w:sz w:val="30"/>
@@ -12173,48 +12938,34 @@
                 <w:lang w:eastAsia="zh-TW"/>
               </w:rPr>
             </w:pPr>
-            <w:r>
-              <w:rPr>
-                <w:rFonts w:eastAsia="楷体" w:hint="eastAsia"/>
-                <w:sz w:val="30"/>
-                <w:szCs w:val="30"/>
-                <w:lang w:eastAsia="zh-TW"/>
-              </w:rPr>
-              <w:t>週五</w:t>
-            </w:r>
-            <w:r>
-              <w:rPr>
-                <w:rFonts w:eastAsia="楷体"/>
-                <w:sz w:val="30"/>
-                <w:szCs w:val="30"/>
-              </w:rPr>
-              <w:t>1</w:t>
-            </w:r>
-            <w:r>
-              <w:rPr>
-                <w:rFonts w:eastAsia="楷体"/>
-                <w:sz w:val="30"/>
-                <w:szCs w:val="30"/>
-                <w:lang w:eastAsia="zh-TW"/>
-              </w:rPr>
-              <w:t>9:</w:t>
-            </w:r>
-            <w:r>
-              <w:rPr>
-                <w:rFonts w:eastAsia="楷体"/>
-                <w:sz w:val="30"/>
-                <w:szCs w:val="30"/>
-              </w:rPr>
-              <w:t>3</w:t>
-            </w:r>
-            <w:r>
-              <w:rPr>
-                <w:rFonts w:eastAsia="楷体"/>
-                <w:sz w:val="30"/>
-                <w:szCs w:val="30"/>
-                <w:lang w:eastAsia="zh-TW"/>
-              </w:rPr>
-              <w:t>0</w:t>
+            <w:proofErr w:type="gramStart"/>
+            <w:r>
+              <w:rPr>
+                <w:rFonts w:eastAsia="楷体"/>
+                <w:sz w:val="26"/>
+                <w:szCs w:val="26"/>
+                <w:lang w:eastAsia="zh-CN"/>
+              </w:rPr>
+              <w:t>週</w:t>
+            </w:r>
+            <w:proofErr w:type="gramEnd"/>
+            <w:r>
+              <w:rPr>
+                <w:rFonts w:eastAsia="楷体"/>
+                <w:sz w:val="26"/>
+                <w:szCs w:val="26"/>
+                <w:lang w:eastAsia="zh-CN"/>
+              </w:rPr>
+              <w:t>四</w:t>
+            </w:r>
+            <w:r>
+              <w:rPr>
+                <w:rFonts w:eastAsia="楷体"/>
+                <w:sz w:val="26"/>
+                <w:szCs w:val="26"/>
+                <w:lang w:eastAsia="zh-CN"/>
+              </w:rPr>
+              <w:t>10:00</w:t>
             </w:r>
           </w:p>
         </w:tc>
@@ -12235,22 +12986,56 @@
           </w:tcPr>
           <w:p>
             <w:pPr>
+              <w:pStyle w:val="Default"/>
+              <w:widowControl/>
+              <w:adjustRightInd/>
               <w:spacing w:line="340" w:lineRule="exact"/>
+              <w:jc w:val="center"/>
+              <w:rPr>
+                <w:rFonts w:eastAsia="楷体"/>
+                <w:sz w:val="26"/>
+                <w:szCs w:val="26"/>
+              </w:rPr>
+            </w:pPr>
+            <w:r>
+              <w:rPr>
+                <w:rFonts w:eastAsia="楷体"/>
+                <w:sz w:val="26"/>
+                <w:szCs w:val="26"/>
+              </w:rPr>
+              <w:t>教會物業</w:t>
+            </w:r>
+            <w:r>
+              <w:rPr>
+                <w:rFonts w:eastAsia="楷体"/>
+                <w:sz w:val="26"/>
+                <w:szCs w:val="26"/>
+              </w:rPr>
+              <w:t xml:space="preserve"> Unit 1</w:t>
+            </w:r>
+          </w:p>
+          <w:p>
+            <w:pPr>
+              <w:spacing w:after="0" w:line="340" w:lineRule="exact"/>
               <w:ind w:leftChars="-100" w:left="-240" w:rightChars="-76" w:right="-182"/>
               <w:jc w:val="center"/>
               <w:rPr>
                 <w:rFonts w:eastAsia="楷体"/>
-                <w:sz w:val="30"/>
-                <w:szCs w:val="30"/>
-              </w:rPr>
-            </w:pPr>
-            <w:r>
-              <w:rPr>
-                <w:rFonts w:eastAsia="楷体"/>
-                <w:sz w:val="30"/>
-                <w:szCs w:val="30"/>
-              </w:rPr>
-              <w:t>Mairangi Bay School</w:t>
+                <w:color w:val="000000"/>
+                <w:sz w:val="26"/>
+                <w:szCs w:val="26"/>
+                <w:lang w:eastAsia="zh-CN"/>
+              </w:rPr>
+            </w:pPr>
+            <w:r>
+              <w:rPr>
+                <w:rFonts w:eastAsia="楷体"/>
+                <w:color w:val="000000"/>
+                <w:sz w:val="26"/>
+                <w:szCs w:val="26"/>
+                <w:lang w:eastAsia="zh-CN"/>
+              </w:rPr>
+              <w:t>26 Porana Rd, Wairau Valley</w:t>
             </w:r>
           </w:p>
         </w:tc>
@@ -12271,8 +13056,67 @@
           </w:tcPr>
           <w:p>
             <w:pPr>
-              <w:spacing w:line="340" w:lineRule="exact"/>
-              <w:jc w:val="distribute"/>
+              <w:spacing w:after="0" w:line="340" w:lineRule="exact"/>
+              <w:jc w:val="center"/>
+              <w:rPr>
+                <w:rFonts w:eastAsia="楷体"/>
+                <w:sz w:val="26"/>
+                <w:szCs w:val="26"/>
+                <w:lang w:eastAsia="zh-CN"/>
+              </w:rPr>
+            </w:pPr>
+            <w:r>
+              <w:rPr>
+                <w:rFonts w:eastAsia="楷体"/>
+                <w:sz w:val="26"/>
+                <w:szCs w:val="26"/>
+                <w:lang w:eastAsia="zh-CN"/>
+              </w:rPr>
+              <w:t>龔</w:t>
+            </w:r>
+            <w:proofErr w:type="gramStart"/>
+            <w:r>
+              <w:rPr>
+                <w:rFonts w:eastAsia="楷体"/>
+                <w:sz w:val="26"/>
+                <w:szCs w:val="26"/>
+                <w:lang w:eastAsia="zh-CN"/>
+              </w:rPr>
+              <w:t>師</w:t>
+            </w:r>
+            <w:proofErr w:type="gramEnd"/>
+            <w:r>
+              <w:rPr>
+                <w:rFonts w:eastAsia="楷体"/>
+                <w:sz w:val="26"/>
+                <w:szCs w:val="26"/>
+                <w:lang w:eastAsia="zh-CN"/>
+              </w:rPr>
+              <w:t>母</w:t>
+            </w:r>
+            <w:r>
+              <w:rPr>
+                <w:rFonts w:eastAsia="楷体" w:hint="eastAsia"/>
+                <w:sz w:val="26"/>
+                <w:szCs w:val="26"/>
+                <w:lang w:eastAsia="zh-CN"/>
+              </w:rPr>
+              <w:t xml:space="preserve"> </w:t>
+            </w:r>
+            <w:r>
+              <w:rPr>
+                <w:rFonts w:eastAsia="楷体"/>
+                <w:sz w:val="26"/>
+                <w:szCs w:val="26"/>
+                <w:lang w:eastAsia="zh-CN"/>
+              </w:rPr>
+              <w:t>0224769930</w:t>
+            </w:r>
+          </w:p>
+          <w:p>
+            <w:pPr>
+              <w:spacing w:after="0" w:line="340" w:lineRule="exact"/>
+              <w:jc w:val="center"/>
               <w:rPr>
                 <w:rFonts w:eastAsia="楷体"/>
                 <w:sz w:val="30"/>
@@ -12280,41 +13124,32 @@
                 <w:lang w:eastAsia="zh-CN"/>
               </w:rPr>
             </w:pPr>
-            <w:r>
-              <w:rPr>
-                <w:rFonts w:eastAsia="楷体" w:hint="eastAsia"/>
-                <w:sz w:val="30"/>
-                <w:szCs w:val="30"/>
-                <w:lang w:val="zh-TW" w:eastAsia="zh-TW"/>
-              </w:rPr>
-              <w:t>郭心瑜</w:t>
-            </w:r>
-            <w:r>
-              <w:rPr>
-                <w:rFonts w:eastAsia="楷体"/>
-                <w:sz w:val="30"/>
-                <w:szCs w:val="30"/>
-                <w:lang w:val="zh-TW" w:eastAsia="zh-CN"/>
+            <w:proofErr w:type="spellStart"/>
+            <w:r>
+              <w:rPr>
+                <w:rFonts w:eastAsia="楷体"/>
+                <w:sz w:val="26"/>
+                <w:szCs w:val="26"/>
+              </w:rPr>
+              <w:t>倪師母</w:t>
+            </w:r>
+            <w:proofErr w:type="spellEnd"/>
+            <w:r>
+              <w:rPr>
+                <w:rFonts w:eastAsia="楷体" w:hint="eastAsia"/>
+                <w:sz w:val="26"/>
+                <w:szCs w:val="26"/>
+                <w:lang w:eastAsia="zh-CN"/>
               </w:rPr>
               <w:t xml:space="preserve"> </w:t>
             </w:r>
             <w:r>
               <w:rPr>
                 <w:rFonts w:eastAsia="楷体"/>
-                <w:sz w:val="30"/>
-                <w:szCs w:val="30"/>
-                <w:lang w:val="zh-TW" w:eastAsia="zh-TW"/>
-              </w:rPr>
-              <w:t>09</w:t>
-            </w:r>
-            <w:r>
-              <w:rPr>
-                <w:rFonts w:eastAsia="楷体"/>
-                <w:sz w:val="30"/>
-                <w:szCs w:val="30"/>
-                <w:lang w:val="zh-TW"/>
-              </w:rPr>
-              <w:t>4736841</w:t>
+                <w:sz w:val="26"/>
+                <w:szCs w:val="26"/>
+              </w:rPr>
+              <w:t>0275579065</w:t>
             </w:r>
           </w:p>
         </w:tc>
@@ -12341,25 +13176,35 @@
           </w:tcPr>
           <w:p>
             <w:pPr>
-              <w:spacing w:line="340" w:lineRule="exact"/>
-              <w:jc w:val="center"/>
-              <w:rPr>
-                <w:rFonts w:eastAsia="楷体"/>
-                <w:b/>
-                <w:sz w:val="30"/>
-                <w:szCs w:val="30"/>
-                <w:lang w:eastAsia="zh-TW"/>
-              </w:rPr>
-            </w:pPr>
-            <w:r>
-              <w:rPr>
-                <w:rFonts w:eastAsia="楷体" w:hint="eastAsia"/>
-                <w:b/>
-                <w:sz w:val="30"/>
-                <w:szCs w:val="30"/>
-                <w:lang w:eastAsia="zh-TW"/>
-              </w:rPr>
-              <w:t>恩典小組</w:t>
+              <w:pStyle w:val="a4"/>
+              <w:pBdr>
+                <w:bottom w:val="none" w:sz="0" w:space="0" w:color="auto"/>
+              </w:pBdr>
+              <w:tabs>
+                <w:tab w:val="clear" w:pos="4153"/>
+                <w:tab w:val="clear" w:pos="8306"/>
+              </w:tabs>
+              <w:snapToGrid/>
+              <w:spacing w:after="0" w:line="340" w:lineRule="exact"/>
+              <w:rPr>
+                <w:rFonts w:eastAsia="楷体"/>
+                <w:b/>
+                <w:kern w:val="2"/>
+                <w:sz w:val="26"/>
+                <w:szCs w:val="26"/>
+                <w:lang w:eastAsia="zh-TW"/>
+              </w:rPr>
+            </w:pPr>
+            <w:r>
+              <w:rPr>
+                <w:rFonts w:eastAsia="楷体"/>
+                <w:b/>
+                <w:kern w:val="2"/>
+                <w:sz w:val="26"/>
+                <w:szCs w:val="26"/>
+                <w:lang w:eastAsia="zh-TW"/>
+              </w:rPr>
+              <w:t>橄欖山小組</w:t>
             </w:r>
           </w:p>
         </w:tc>
@@ -12379,8 +13224,8 @@
           </w:tcPr>
           <w:p>
             <w:pPr>
-              <w:spacing w:line="340" w:lineRule="exact"/>
-              <w:jc w:val="distribute"/>
+              <w:spacing w:after="0" w:line="340" w:lineRule="exact"/>
+              <w:jc w:val="center"/>
               <w:rPr>
                 <w:rFonts w:eastAsia="楷体"/>
                 <w:sz w:val="30"/>
@@ -12390,43 +13235,62 @@
             </w:pPr>
             <w:r>
               <w:rPr>
-                <w:rFonts w:eastAsia="楷体" w:hint="eastAsia"/>
-                <w:sz w:val="30"/>
-                <w:szCs w:val="30"/>
-                <w:lang w:eastAsia="zh-TW"/>
-              </w:rPr>
-              <w:t>週五</w:t>
-            </w:r>
-            <w:r>
-              <w:rPr>
-                <w:rFonts w:eastAsia="楷体"/>
-                <w:sz w:val="30"/>
-                <w:szCs w:val="30"/>
+                <w:rFonts w:eastAsia="楷体"/>
+                <w:sz w:val="26"/>
+                <w:szCs w:val="26"/>
+                <w:lang w:eastAsia="zh-TW"/>
+              </w:rPr>
+              <w:t>週</w:t>
+            </w:r>
+            <w:r>
+              <w:rPr>
+                <w:rFonts w:eastAsia="楷体"/>
+                <w:sz w:val="26"/>
+                <w:szCs w:val="26"/>
+                <w:lang w:eastAsia="zh-CN"/>
+              </w:rPr>
+              <w:t>四</w:t>
+            </w:r>
+            <w:r>
+              <w:rPr>
+                <w:rFonts w:eastAsia="楷体"/>
+                <w:sz w:val="26"/>
+                <w:szCs w:val="26"/>
               </w:rPr>
               <w:t>1</w:t>
             </w:r>
             <w:r>
               <w:rPr>
                 <w:rFonts w:eastAsia="楷体"/>
-                <w:sz w:val="30"/>
-                <w:szCs w:val="30"/>
-                <w:lang w:eastAsia="zh-TW"/>
-              </w:rPr>
-              <w:t>9:</w:t>
-            </w:r>
-            <w:r>
-              <w:rPr>
-                <w:rFonts w:eastAsia="楷体"/>
-                <w:sz w:val="30"/>
-                <w:szCs w:val="30"/>
+                <w:sz w:val="26"/>
+                <w:szCs w:val="26"/>
+                <w:lang w:eastAsia="zh-CN"/>
+              </w:rPr>
+              <w:t>8</w:t>
+            </w:r>
+            <w:r>
+              <w:rPr>
+                <w:rFonts w:eastAsia="楷体"/>
+                <w:sz w:val="26"/>
+                <w:szCs w:val="26"/>
+                <w:lang w:eastAsia="zh-TW"/>
+              </w:rPr>
+              <w:t>:</w:t>
+            </w:r>
+            <w:r>
+              <w:rPr>
+                <w:rFonts w:eastAsia="楷体"/>
+                <w:sz w:val="26"/>
+                <w:szCs w:val="26"/>
+                <w:lang w:eastAsia="zh-CN"/>
               </w:rPr>
               <w:t>3</w:t>
             </w:r>
             <w:r>
               <w:rPr>
                 <w:rFonts w:eastAsia="楷体"/>
-                <w:sz w:val="30"/>
-                <w:szCs w:val="30"/>
+                <w:sz w:val="26"/>
+                <w:szCs w:val="26"/>
                 <w:lang w:eastAsia="zh-TW"/>
               </w:rPr>
               <w:t>0</w:t>
@@ -12457,98 +13321,39 @@
               <w:jc w:val="center"/>
               <w:rPr>
                 <w:rFonts w:eastAsia="楷体"/>
-                <w:color w:val="auto"/>
-                <w:spacing w:val="-17"/>
-                <w:sz w:val="30"/>
-                <w:szCs w:val="30"/>
-                <w:lang w:val="zh-TW" w:eastAsia="zh-TW"/>
-              </w:rPr>
-            </w:pPr>
-            <w:r>
-              <w:rPr>
-                <w:rFonts w:eastAsia="楷体"/>
-                <w:color w:val="auto"/>
-                <w:spacing w:val="-17"/>
-                <w:sz w:val="30"/>
-                <w:szCs w:val="30"/>
-                <w:lang w:val="zh-TW" w:eastAsia="zh-TW"/>
-              </w:rPr>
-              <w:t>教會物業</w:t>
-            </w:r>
-            <w:r>
-              <w:rPr>
-                <w:rFonts w:eastAsia="楷体" w:hint="eastAsia"/>
-                <w:color w:val="auto"/>
-                <w:spacing w:val="-17"/>
-                <w:sz w:val="30"/>
-                <w:szCs w:val="30"/>
-              </w:rPr>
-              <w:t xml:space="preserve"> </w:t>
-            </w:r>
-            <w:r>
-              <w:rPr>
-                <w:rFonts w:eastAsia="楷体"/>
-                <w:color w:val="auto"/>
-                <w:spacing w:val="-17"/>
-                <w:sz w:val="30"/>
-                <w:szCs w:val="30"/>
-                <w:lang w:val="zh-TW" w:eastAsia="zh-TW"/>
-              </w:rPr>
-              <w:t>Unit</w:t>
-            </w:r>
-            <w:r>
-              <w:rPr>
-                <w:rFonts w:eastAsia="楷体" w:hint="eastAsia"/>
-                <w:color w:val="auto"/>
-                <w:spacing w:val="-17"/>
-                <w:sz w:val="30"/>
-                <w:szCs w:val="30"/>
-                <w:lang w:val="zh-TW"/>
-              </w:rPr>
-              <w:t xml:space="preserve"> </w:t>
-            </w:r>
-            <w:r>
-              <w:rPr>
-                <w:rFonts w:eastAsia="楷体"/>
-                <w:color w:val="auto"/>
-                <w:spacing w:val="-17"/>
-                <w:sz w:val="30"/>
-                <w:szCs w:val="30"/>
-                <w:lang w:val="zh-TW" w:eastAsia="zh-TW"/>
-              </w:rPr>
-              <w:t>1</w:t>
-            </w:r>
-          </w:p>
-          <w:p>
-            <w:pPr>
+                <w:sz w:val="26"/>
+                <w:szCs w:val="26"/>
+              </w:rPr>
+            </w:pPr>
+            <w:r>
+              <w:rPr>
+                <w:rFonts w:eastAsia="楷体"/>
+                <w:sz w:val="26"/>
+                <w:szCs w:val="26"/>
+              </w:rPr>
+              <w:t>42E Tawa Drive</w:t>
+            </w:r>
+          </w:p>
+          <w:p>
+            <w:pPr>
+              <w:pStyle w:val="Default"/>
+              <w:widowControl/>
+              <w:adjustRightInd/>
               <w:spacing w:line="340" w:lineRule="exact"/>
               <w:jc w:val="center"/>
               <w:rPr>
                 <w:rFonts w:eastAsia="楷体"/>
-                <w:sz w:val="30"/>
-                <w:szCs w:val="30"/>
-                <w:lang w:eastAsia="zh-CN"/>
-              </w:rPr>
-            </w:pPr>
-            <w:r>
-              <w:rPr>
-                <w:rFonts w:eastAsia="楷体"/>
-                <w:spacing w:val="-17"/>
-                <w:sz w:val="30"/>
-                <w:szCs w:val="30"/>
-                <w:lang w:val="zh-TW" w:eastAsia="zh-TW"/>
-              </w:rPr>
-              <w:t>26 Porana Rd, Wairau Valle</w:t>
-            </w:r>
-            <w:r>
-              <w:rPr>
-                <w:rFonts w:eastAsia="楷体"/>
-                <w:spacing w:val="-17"/>
-                <w:sz w:val="30"/>
-                <w:szCs w:val="30"/>
-                <w:lang w:eastAsia="zh-CN"/>
-              </w:rPr>
-              <w:t>y</w:t>
+                <w:sz w:val="26"/>
+                <w:szCs w:val="26"/>
+              </w:rPr>
+            </w:pPr>
+            <w:r>
+              <w:rPr>
+                <w:rFonts w:eastAsia="楷体"/>
+                <w:sz w:val="26"/>
+                <w:szCs w:val="26"/>
+              </w:rPr>
+              <w:t>Albany</w:t>
             </w:r>
           </w:p>
         </w:tc>
@@ -12569,35 +13374,31 @@
           </w:tcPr>
           <w:p>
             <w:pPr>
-              <w:spacing w:line="340" w:lineRule="exact"/>
-              <w:jc w:val="distribute"/>
+              <w:spacing w:after="0" w:line="340" w:lineRule="exact"/>
+              <w:jc w:val="center"/>
               <w:rPr>
                 <w:rFonts w:eastAsia="楷体"/>
                 <w:spacing w:val="-11"/>
                 <w:sz w:val="30"/>
                 <w:szCs w:val="30"/>
                 <w:shd w:val="clear" w:color="auto" w:fill="FFFFFF"/>
-                <w:lang w:eastAsia="zh-TW"/>
-              </w:rPr>
-            </w:pPr>
-            <w:r>
-              <w:rPr>
-                <w:rFonts w:eastAsia="楷体" w:hint="eastAsia"/>
-                <w:spacing w:val="-11"/>
-                <w:sz w:val="30"/>
-                <w:szCs w:val="30"/>
-                <w:shd w:val="clear" w:color="auto" w:fill="FFFFFF"/>
-                <w:lang w:eastAsia="zh-TW"/>
-              </w:rPr>
-              <w:t>徐秋生</w:t>
-            </w:r>
-            <w:r>
-              <w:rPr>
-                <w:rFonts w:eastAsia="楷体"/>
-                <w:spacing w:val="-11"/>
-                <w:sz w:val="30"/>
-                <w:szCs w:val="30"/>
-                <w:shd w:val="clear" w:color="auto" w:fill="FFFFFF"/>
+                <w:lang w:eastAsia="zh-CN"/>
+              </w:rPr>
+            </w:pPr>
+            <w:r>
+              <w:rPr>
+                <w:rFonts w:eastAsia="楷体"/>
+                <w:sz w:val="26"/>
+                <w:szCs w:val="26"/>
+                <w:lang w:eastAsia="zh-TW"/>
+              </w:rPr>
+              <w:t>龔牧師</w:t>
+            </w:r>
+            <w:r>
+              <w:rPr>
+                <w:rFonts w:eastAsia="楷体"/>
+                <w:sz w:val="26"/>
+                <w:szCs w:val="26"/>
                 <w:lang w:eastAsia="zh-CN"/>
               </w:rPr>
               <w:t xml:space="preserve"> </w:t>
@@ -12605,52 +13406,29 @@
             <w:r>
               <w:rPr>
                 <w:rFonts w:eastAsia="楷体"/>
-                <w:sz w:val="30"/>
-                <w:szCs w:val="30"/>
-                <w:lang w:eastAsia="zh-TW"/>
-              </w:rPr>
-              <w:t>094491178</w:t>
-            </w:r>
-          </w:p>
-          <w:p>
-            <w:pPr>
-              <w:spacing w:line="340" w:lineRule="exact"/>
-              <w:jc w:val="distribute"/>
-              <w:rPr>
-                <w:rFonts w:eastAsia="楷体"/>
-                <w:spacing w:val="-11"/>
-                <w:sz w:val="30"/>
-                <w:szCs w:val="30"/>
-                <w:shd w:val="clear" w:color="auto" w:fill="FFFFFF"/>
-                <w:lang w:eastAsia="zh-CN"/>
-              </w:rPr>
-            </w:pPr>
-            <w:r>
-              <w:rPr>
-                <w:rFonts w:eastAsia="楷体" w:hint="eastAsia"/>
-                <w:sz w:val="30"/>
-                <w:szCs w:val="30"/>
-                <w:lang w:eastAsia="zh-TW"/>
-              </w:rPr>
-              <w:t>杜敬軍</w:t>
-            </w:r>
-            <w:r>
-              <w:rPr>
-                <w:rFonts w:eastAsia="楷体" w:hint="eastAsia"/>
-                <w:sz w:val="30"/>
-                <w:szCs w:val="30"/>
-                <w:lang w:eastAsia="zh-TW"/>
-              </w:rPr>
-              <w:t xml:space="preserve"> </w:t>
-            </w:r>
-            <w:r>
-              <w:rPr>
-                <w:rFonts w:eastAsia="楷体"/>
-                <w:sz w:val="30"/>
-                <w:szCs w:val="30"/>
-                <w:lang w:eastAsia="zh-CN"/>
-              </w:rPr>
-              <w:t>0223537590</w:t>
+                <w:sz w:val="26"/>
+                <w:szCs w:val="26"/>
+                <w:lang w:eastAsia="zh-TW"/>
+              </w:rPr>
+              <w:t>0</w:t>
+            </w:r>
+            <w:r>
+              <w:rPr>
+                <w:rFonts w:eastAsia="楷体"/>
+                <w:sz w:val="26"/>
+                <w:szCs w:val="26"/>
+                <w:lang w:eastAsia="zh-CN"/>
+              </w:rPr>
+              <w:t>22</w:t>
+            </w:r>
+            <w:r>
+              <w:rPr>
+                <w:rFonts w:eastAsia="楷体"/>
+                <w:sz w:val="26"/>
+                <w:szCs w:val="26"/>
+                <w:lang w:eastAsia="zh-TW"/>
+              </w:rPr>
+              <w:t>4769930</w:t>
             </w:r>
           </w:p>
         </w:tc>
@@ -12677,38 +13455,35 @@
           </w:tcPr>
           <w:p>
             <w:pPr>
-              <w:spacing w:line="340" w:lineRule="exact"/>
-              <w:jc w:val="center"/>
-              <w:rPr>
-                <w:rFonts w:eastAsia="楷体"/>
-                <w:b/>
-                <w:spacing w:val="-11"/>
-                <w:sz w:val="30"/>
-                <w:szCs w:val="30"/>
-                <w:lang w:eastAsia="zh-CN"/>
-              </w:rPr>
-            </w:pPr>
-            <w:r>
-              <w:rPr>
-                <w:rFonts w:eastAsia="楷体"/>
-                <w:b/>
-                <w:spacing w:val="-11"/>
-                <w:sz w:val="30"/>
-                <w:szCs w:val="30"/>
-                <w:lang w:eastAsia="zh-TW"/>
-              </w:rPr>
-              <w:t xml:space="preserve">Browns Bay </w:t>
-            </w:r>
-            <w:r>
-              <w:rPr>
-                <w:rFonts w:eastAsia="楷体"/>
-                <w:b/>
-                <w:spacing w:val="-11"/>
-                <w:sz w:val="30"/>
-                <w:szCs w:val="30"/>
-                <w:lang w:eastAsia="zh-TW"/>
-              </w:rPr>
-              <w:t>小組</w:t>
+              <w:pStyle w:val="a4"/>
+              <w:pBdr>
+                <w:bottom w:val="none" w:sz="0" w:space="0" w:color="auto"/>
+              </w:pBdr>
+              <w:tabs>
+                <w:tab w:val="clear" w:pos="4153"/>
+                <w:tab w:val="clear" w:pos="8306"/>
+              </w:tabs>
+              <w:snapToGrid/>
+              <w:spacing w:after="0" w:line="340" w:lineRule="exact"/>
+              <w:rPr>
+                <w:rFonts w:eastAsia="楷体"/>
+                <w:b/>
+                <w:kern w:val="2"/>
+                <w:sz w:val="26"/>
+                <w:szCs w:val="26"/>
+                <w:lang w:eastAsia="zh-TW"/>
+              </w:rPr>
+            </w:pPr>
+            <w:r>
+              <w:rPr>
+                <w:rFonts w:eastAsia="楷体"/>
+                <w:b/>
+                <w:kern w:val="2"/>
+                <w:sz w:val="26"/>
+                <w:szCs w:val="26"/>
+                <w:lang w:eastAsia="zh-TW"/>
+              </w:rPr>
+              <w:t>青年高中團契</w:t>
             </w:r>
           </w:p>
         </w:tc>
@@ -12728,8 +13503,8 @@
           </w:tcPr>
           <w:p>
             <w:pPr>
-              <w:spacing w:line="340" w:lineRule="exact"/>
-              <w:jc w:val="distribute"/>
+              <w:spacing w:after="0" w:line="340" w:lineRule="exact"/>
+              <w:jc w:val="center"/>
               <w:rPr>
                 <w:rFonts w:eastAsia="楷体"/>
                 <w:sz w:val="30"/>
@@ -12739,21 +13514,46 @@
             </w:pPr>
             <w:r>
               <w:rPr>
-                <w:rFonts w:ascii="楷体" w:eastAsia="楷体" w:hAnsi="楷体" w:cs="楷体" w:hint="eastAsia"/>
-                <w:sz w:val="30"/>
-                <w:szCs w:val="30"/>
+                <w:rFonts w:eastAsia="楷体"/>
+                <w:sz w:val="26"/>
+                <w:szCs w:val="26"/>
                 <w:lang w:eastAsia="zh-TW"/>
               </w:rPr>
               <w:t>週五</w:t>
             </w:r>
             <w:r>
               <w:rPr>
-                <w:rFonts w:eastAsia="PMingLiU" w:hint="eastAsia"/>
-                <w:sz w:val="30"/>
-                <w:szCs w:val="30"/>
-                <w:lang w:eastAsia="zh-TW"/>
-              </w:rPr>
-              <w:t>19:30</w:t>
+                <w:rFonts w:eastAsia="楷体"/>
+                <w:sz w:val="26"/>
+                <w:szCs w:val="26"/>
+              </w:rPr>
+              <w:t>1</w:t>
+            </w:r>
+            <w:r>
+              <w:rPr>
+                <w:rFonts w:eastAsia="楷体"/>
+                <w:sz w:val="26"/>
+                <w:szCs w:val="26"/>
+                <w:lang w:eastAsia="zh-TW"/>
+              </w:rPr>
+              <w:t>9:</w:t>
+            </w:r>
+            <w:r>
+              <w:rPr>
+                <w:rFonts w:eastAsia="楷体"/>
+                <w:sz w:val="26"/>
+                <w:szCs w:val="26"/>
+              </w:rPr>
+              <w:t>3</w:t>
+            </w:r>
+            <w:r>
+              <w:rPr>
+                <w:rFonts w:eastAsia="楷体"/>
+                <w:sz w:val="26"/>
+                <w:szCs w:val="26"/>
+                <w:lang w:eastAsia="zh-TW"/>
+              </w:rPr>
+              <w:t>0</w:t>
             </w:r>
           </w:p>
         </w:tc>
@@ -12778,26 +13578,20 @@
               <w:widowControl/>
               <w:adjustRightInd/>
               <w:spacing w:line="340" w:lineRule="exact"/>
-              <w:ind w:rightChars="-26" w:right="-62"/>
-              <w:jc w:val="center"/>
-              <w:rPr>
-                <w:rFonts w:eastAsia="楷体"/>
-                <w:color w:val="auto"/>
-                <w:spacing w:val="-17"/>
-                <w:sz w:val="30"/>
-                <w:szCs w:val="30"/>
-                <w:lang w:val="zh-TW" w:eastAsia="zh-TW"/>
-              </w:rPr>
-            </w:pPr>
-            <w:r>
-              <w:rPr>
-                <w:rFonts w:eastAsia="PMingLiU" w:hint="eastAsia"/>
-                <w:color w:val="auto"/>
-                <w:sz w:val="30"/>
-                <w:szCs w:val="30"/>
-                <w:lang w:eastAsia="zh-TW"/>
-              </w:rPr>
-              <w:t>Browns Bay</w:t>
+              <w:jc w:val="center"/>
+              <w:rPr>
+                <w:rFonts w:eastAsia="楷体"/>
+                <w:sz w:val="26"/>
+                <w:szCs w:val="26"/>
+              </w:rPr>
+            </w:pPr>
+            <w:r>
+              <w:rPr>
+                <w:rFonts w:eastAsia="楷体"/>
+                <w:sz w:val="26"/>
+                <w:szCs w:val="26"/>
+              </w:rPr>
+              <w:t>Mairangi Bay School</w:t>
             </w:r>
           </w:p>
         </w:tc>
@@ -12818,62 +13612,71 @@
           </w:tcPr>
           <w:p>
             <w:pPr>
-              <w:spacing w:line="340" w:lineRule="exact"/>
-              <w:jc w:val="both"/>
+              <w:spacing w:after="0" w:line="340" w:lineRule="exact"/>
+              <w:jc w:val="center"/>
+              <w:rPr>
+                <w:rFonts w:eastAsia="楷体"/>
+                <w:sz w:val="26"/>
+                <w:szCs w:val="26"/>
+                <w:lang w:eastAsia="zh-TW"/>
+              </w:rPr>
+            </w:pPr>
+            <w:r>
+              <w:rPr>
+                <w:rFonts w:eastAsia="楷体"/>
+                <w:sz w:val="26"/>
+                <w:szCs w:val="26"/>
+                <w:lang w:eastAsia="zh-TW"/>
+              </w:rPr>
+              <w:t>鍾學謙</w:t>
+            </w:r>
+            <w:r>
+              <w:rPr>
+                <w:rFonts w:eastAsia="楷体" w:hint="eastAsia"/>
+                <w:sz w:val="26"/>
+                <w:szCs w:val="26"/>
+                <w:lang w:eastAsia="zh-CN"/>
+              </w:rPr>
+              <w:t xml:space="preserve"> </w:t>
+            </w:r>
+            <w:r>
+              <w:rPr>
+                <w:rFonts w:eastAsia="楷体"/>
+                <w:sz w:val="26"/>
+                <w:szCs w:val="26"/>
+                <w:lang w:eastAsia="zh-TW"/>
+              </w:rPr>
+              <w:t>02040929133</w:t>
+            </w:r>
+          </w:p>
+          <w:p>
+            <w:pPr>
+              <w:spacing w:after="0" w:line="340" w:lineRule="exact"/>
+              <w:jc w:val="center"/>
               <w:rPr>
                 <w:rFonts w:eastAsia="楷体"/>
                 <w:sz w:val="30"/>
                 <w:szCs w:val="30"/>
-                <w:lang w:eastAsia="zh-TW"/>
-              </w:rPr>
-            </w:pPr>
-            <w:r>
-              <w:rPr>
-                <w:rFonts w:ascii="楷体" w:eastAsia="楷体" w:hAnsi="楷体" w:cs="楷体" w:hint="eastAsia"/>
-                <w:sz w:val="30"/>
-                <w:szCs w:val="30"/>
-                <w:lang w:eastAsia="zh-TW"/>
-              </w:rPr>
-              <w:t>謝定康</w:t>
-            </w:r>
-            <w:r>
-              <w:rPr>
-                <w:rFonts w:eastAsia="楷体" w:hint="eastAsia"/>
-                <w:sz w:val="30"/>
-                <w:szCs w:val="30"/>
-                <w:lang w:eastAsia="zh-TW"/>
-              </w:rPr>
-              <w:t>0211881023</w:t>
-            </w:r>
-          </w:p>
-          <w:p>
-            <w:pPr>
-              <w:spacing w:line="340" w:lineRule="exact"/>
-              <w:jc w:val="both"/>
-              <w:rPr>
-                <w:rFonts w:eastAsia="楷体"/>
-                <w:sz w:val="30"/>
-                <w:szCs w:val="30"/>
-                <w:lang w:eastAsia="zh-CN"/>
-              </w:rPr>
-            </w:pPr>
-            <w:r>
-              <w:rPr>
-                <w:rFonts w:eastAsia="楷体" w:hint="eastAsia"/>
-                <w:sz w:val="30"/>
-                <w:szCs w:val="30"/>
-                <w:lang w:eastAsia="zh-TW"/>
-              </w:rPr>
-              <w:t>陳聆燕</w:t>
-            </w:r>
-            <w:r>
-              <w:rPr>
-                <w:rFonts w:eastAsia="楷体" w:hint="eastAsia"/>
-                <w:sz w:val="30"/>
-                <w:szCs w:val="30"/>
-                <w:lang w:eastAsia="zh-TW"/>
-              </w:rPr>
-              <w:t>0223009631</w:t>
+                <w:lang w:eastAsia="zh-CN"/>
+              </w:rPr>
+            </w:pPr>
+            <w:r>
+              <w:rPr>
+                <w:rFonts w:eastAsia="楷体"/>
+                <w:sz w:val="26"/>
+                <w:szCs w:val="26"/>
+                <w:lang w:eastAsia="zh-TW"/>
+              </w:rPr>
+              <w:t>龔恩璐</w:t>
+            </w:r>
+            <w:r>
+              <w:rPr>
+                <w:rFonts w:eastAsia="楷体"/>
+                <w:sz w:val="26"/>
+                <w:szCs w:val="26"/>
+                <w:lang w:eastAsia="zh-TW"/>
+              </w:rPr>
+              <w:t xml:space="preserve"> 0211147610</w:t>
             </w:r>
           </w:p>
         </w:tc>
@@ -12900,25 +13703,35 @@
           </w:tcPr>
           <w:p>
             <w:pPr>
-              <w:spacing w:line="340" w:lineRule="exact"/>
-              <w:jc w:val="center"/>
-              <w:rPr>
-                <w:rFonts w:eastAsia="楷体"/>
-                <w:b/>
-                <w:sz w:val="30"/>
-                <w:szCs w:val="30"/>
-                <w:lang w:eastAsia="zh-TW"/>
-              </w:rPr>
-            </w:pPr>
-            <w:r>
-              <w:rPr>
-                <w:rFonts w:eastAsia="楷体" w:hint="eastAsia"/>
-                <w:b/>
-                <w:sz w:val="30"/>
-                <w:szCs w:val="30"/>
-                <w:lang w:eastAsia="zh-TW"/>
-              </w:rPr>
-              <w:t>但以理團契</w:t>
+              <w:pStyle w:val="a4"/>
+              <w:pBdr>
+                <w:bottom w:val="none" w:sz="0" w:space="0" w:color="auto"/>
+              </w:pBdr>
+              <w:tabs>
+                <w:tab w:val="clear" w:pos="4153"/>
+                <w:tab w:val="clear" w:pos="8306"/>
+              </w:tabs>
+              <w:snapToGrid/>
+              <w:spacing w:after="0" w:line="340" w:lineRule="exact"/>
+              <w:rPr>
+                <w:rFonts w:eastAsia="楷体"/>
+                <w:b/>
+                <w:kern w:val="2"/>
+                <w:sz w:val="26"/>
+                <w:szCs w:val="26"/>
+                <w:lang w:eastAsia="zh-TW"/>
+              </w:rPr>
+            </w:pPr>
+            <w:r>
+              <w:rPr>
+                <w:rFonts w:eastAsia="楷体"/>
+                <w:b/>
+                <w:kern w:val="2"/>
+                <w:sz w:val="26"/>
+                <w:szCs w:val="26"/>
+                <w:lang w:eastAsia="zh-TW"/>
+              </w:rPr>
+              <w:t>智慧小組</w:t>
             </w:r>
           </w:p>
         </w:tc>
@@ -12938,8 +13751,8 @@
           </w:tcPr>
           <w:p>
             <w:pPr>
-              <w:spacing w:line="340" w:lineRule="exact"/>
-              <w:jc w:val="distribute"/>
+              <w:spacing w:after="0" w:line="340" w:lineRule="exact"/>
+              <w:jc w:val="center"/>
               <w:rPr>
                 <w:rFonts w:eastAsia="楷体"/>
                 <w:sz w:val="30"/>
@@ -12949,44 +13762,43 @@
             </w:pPr>
             <w:r>
               <w:rPr>
-                <w:rFonts w:eastAsia="楷体" w:hint="eastAsia"/>
-                <w:sz w:val="30"/>
-                <w:szCs w:val="30"/>
-                <w:lang w:eastAsia="zh-TW"/>
-              </w:rPr>
-              <w:t>週六</w:t>
-            </w:r>
-            <w:r>
-              <w:rPr>
-                <w:rFonts w:eastAsia="楷体"/>
-                <w:sz w:val="30"/>
-                <w:szCs w:val="30"/>
-              </w:rPr>
-              <w:t>19</w:t>
-            </w:r>
-            <w:r>
-              <w:rPr>
-                <w:rFonts w:eastAsia="楷体"/>
-                <w:sz w:val="30"/>
-                <w:szCs w:val="30"/>
-                <w:lang w:eastAsia="zh-TW"/>
-              </w:rPr>
-              <w:t>:</w:t>
-            </w:r>
-            <w:r>
-              <w:rPr>
-                <w:rFonts w:eastAsia="楷体"/>
-                <w:sz w:val="30"/>
-                <w:szCs w:val="30"/>
-                <w:lang w:eastAsia="zh-CN"/>
-              </w:rPr>
-              <w:t>0</w:t>
-            </w:r>
-            <w:r>
-              <w:rPr>
-                <w:rFonts w:eastAsia="楷体"/>
-                <w:sz w:val="30"/>
-                <w:szCs w:val="30"/>
+                <w:rFonts w:eastAsia="楷体"/>
+                <w:sz w:val="26"/>
+                <w:szCs w:val="26"/>
+                <w:lang w:eastAsia="zh-TW"/>
+              </w:rPr>
+              <w:t>週五</w:t>
+            </w:r>
+            <w:r>
+              <w:rPr>
+                <w:rFonts w:eastAsia="楷体"/>
+                <w:sz w:val="26"/>
+                <w:szCs w:val="26"/>
+              </w:rPr>
+              <w:t>1</w:t>
+            </w:r>
+            <w:r>
+              <w:rPr>
+                <w:rFonts w:eastAsia="楷体"/>
+                <w:sz w:val="26"/>
+                <w:szCs w:val="26"/>
+                <w:lang w:eastAsia="zh-TW"/>
+              </w:rPr>
+              <w:t>9:</w:t>
+            </w:r>
+            <w:r>
+              <w:rPr>
+                <w:rFonts w:eastAsia="楷体"/>
+                <w:sz w:val="26"/>
+                <w:szCs w:val="26"/>
+              </w:rPr>
+              <w:t>3</w:t>
+            </w:r>
+            <w:r>
+              <w:rPr>
+                <w:rFonts w:eastAsia="楷体"/>
+                <w:sz w:val="26"/>
+                <w:szCs w:val="26"/>
                 <w:lang w:eastAsia="zh-TW"/>
               </w:rPr>
               <w:t>0</w:t>
@@ -13010,23 +13822,24 @@
           </w:tcPr>
           <w:p>
             <w:pPr>
+              <w:pStyle w:val="Default"/>
+              <w:widowControl/>
+              <w:adjustRightInd/>
               <w:spacing w:line="340" w:lineRule="exact"/>
               <w:jc w:val="center"/>
               <w:rPr>
                 <w:rFonts w:eastAsia="楷体"/>
-                <w:sz w:val="30"/>
-                <w:szCs w:val="30"/>
-                <w:lang w:eastAsia="zh-TW"/>
-              </w:rPr>
-            </w:pPr>
-            <w:r>
-              <w:rPr>
-                <w:rFonts w:eastAsia="楷体" w:hint="eastAsia"/>
-                <w:sz w:val="30"/>
-                <w:szCs w:val="30"/>
-                <w:lang w:eastAsia="zh-TW"/>
-              </w:rPr>
-              <w:t>梅西大學學生活動中心</w:t>
+                <w:sz w:val="26"/>
+                <w:szCs w:val="26"/>
+              </w:rPr>
+            </w:pPr>
+            <w:r>
+              <w:rPr>
+                <w:rFonts w:eastAsia="楷体"/>
+                <w:sz w:val="26"/>
+                <w:szCs w:val="26"/>
+              </w:rPr>
+              <w:t>Mairangi Bay School</w:t>
             </w:r>
           </w:p>
         </w:tc>
@@ -13047,8 +13860,8 @@
           </w:tcPr>
           <w:p>
             <w:pPr>
-              <w:spacing w:line="340" w:lineRule="exact"/>
-              <w:jc w:val="distribute"/>
+              <w:spacing w:after="0" w:line="340" w:lineRule="exact"/>
+              <w:jc w:val="center"/>
               <w:rPr>
                 <w:rFonts w:eastAsia="楷体"/>
                 <w:sz w:val="30"/>
@@ -13058,69 +13871,30 @@
             </w:pPr>
             <w:r>
               <w:rPr>
-                <w:rFonts w:eastAsia="楷体" w:hint="eastAsia"/>
-                <w:sz w:val="30"/>
-                <w:szCs w:val="30"/>
-                <w:lang w:eastAsia="zh-CN"/>
-              </w:rPr>
-              <w:t>胡世樺</w:t>
-            </w:r>
-            <w:r>
-              <w:rPr>
-                <w:rFonts w:eastAsia="楷体" w:hint="eastAsia"/>
-                <w:sz w:val="30"/>
-                <w:szCs w:val="30"/>
-                <w:lang w:eastAsia="zh-CN"/>
-              </w:rPr>
-              <w:t>0212288065</w:t>
-            </w:r>
-          </w:p>
-          <w:p>
-            <w:pPr>
-              <w:spacing w:line="340" w:lineRule="exact"/>
-              <w:jc w:val="distribute"/>
-              <w:rPr>
-                <w:rFonts w:eastAsia="楷体"/>
-                <w:sz w:val="30"/>
-                <w:szCs w:val="30"/>
-                <w:lang w:eastAsia="zh-CN"/>
-              </w:rPr>
-            </w:pPr>
-            <w:r>
-              <w:rPr>
-                <w:rFonts w:eastAsia="楷体" w:hint="eastAsia"/>
-                <w:sz w:val="30"/>
-                <w:szCs w:val="30"/>
-                <w:lang w:eastAsia="zh-CN"/>
-              </w:rPr>
-              <w:t>劉</w:t>
-            </w:r>
-            <w:r>
-              <w:rPr>
-                <w:rFonts w:eastAsia="楷体" w:hint="eastAsia"/>
-                <w:sz w:val="30"/>
-                <w:szCs w:val="30"/>
-                <w:lang w:eastAsia="zh-CN"/>
-              </w:rPr>
-              <w:t xml:space="preserve">  </w:t>
-            </w:r>
-            <w:r>
-              <w:rPr>
-                <w:rFonts w:eastAsia="楷体" w:hint="eastAsia"/>
-                <w:sz w:val="30"/>
-                <w:szCs w:val="30"/>
-                <w:lang w:eastAsia="zh-CN"/>
-              </w:rPr>
-              <w:t>楠</w:t>
-            </w:r>
-            <w:r>
-              <w:rPr>
-                <w:rFonts w:eastAsia="楷体" w:hint="eastAsia"/>
-                <w:sz w:val="30"/>
-                <w:szCs w:val="30"/>
-                <w:lang w:eastAsia="zh-CN"/>
-              </w:rPr>
-              <w:t>0212525575</w:t>
+                <w:rFonts w:eastAsia="楷体"/>
+                <w:sz w:val="26"/>
+                <w:szCs w:val="26"/>
+                <w:lang w:val="zh-TW" w:eastAsia="zh-TW"/>
+              </w:rPr>
+              <w:t>郭心瑜</w:t>
+            </w:r>
+            <w:r>
+              <w:rPr>
+                <w:rFonts w:eastAsia="楷体" w:hint="eastAsia"/>
+                <w:sz w:val="26"/>
+                <w:szCs w:val="26"/>
+                <w:lang w:val="zh-TW" w:eastAsia="zh-CN"/>
+              </w:rPr>
+              <w:t xml:space="preserve"> </w:t>
+            </w:r>
+            <w:r>
+              <w:rPr>
+                <w:rFonts w:eastAsia="楷体" w:hint="eastAsia"/>
+                <w:sz w:val="26"/>
+                <w:szCs w:val="26"/>
+                <w:lang w:val="zh-TW" w:eastAsia="zh-CN"/>
+              </w:rPr>
+              <w:t>0211781983</w:t>
             </w:r>
           </w:p>
         </w:tc>
@@ -13147,51 +13921,35 @@
           </w:tcPr>
           <w:p>
             <w:pPr>
-              <w:spacing w:line="340" w:lineRule="exact"/>
-              <w:jc w:val="center"/>
-              <w:rPr>
-                <w:rFonts w:eastAsia="楷体"/>
-                <w:b/>
-                <w:spacing w:val="-11"/>
-                <w:sz w:val="30"/>
-                <w:szCs w:val="30"/>
-                <w:lang w:eastAsia="zh-TW"/>
-              </w:rPr>
-            </w:pPr>
-            <w:r>
-              <w:rPr>
-                <w:rFonts w:eastAsia="楷体"/>
-                <w:b/>
-                <w:spacing w:val="-11"/>
-                <w:sz w:val="30"/>
-                <w:szCs w:val="30"/>
-                <w:lang w:eastAsia="zh-TW"/>
-              </w:rPr>
-              <w:t>Young Couple</w:t>
-            </w:r>
-          </w:p>
-          <w:p>
-            <w:pPr>
-              <w:spacing w:line="340" w:lineRule="exact"/>
-              <w:jc w:val="center"/>
-              <w:rPr>
-                <w:rFonts w:eastAsia="楷体"/>
-                <w:b/>
-                <w:spacing w:val="-11"/>
-                <w:sz w:val="30"/>
-                <w:szCs w:val="30"/>
-              </w:rPr>
-            </w:pPr>
-            <w:r>
-              <w:rPr>
-                <w:rFonts w:eastAsia="楷体" w:hint="eastAsia"/>
-                <w:b/>
-                <w:spacing w:val="-11"/>
-                <w:sz w:val="30"/>
-                <w:szCs w:val="30"/>
-                <w:lang w:eastAsia="zh-TW"/>
-              </w:rPr>
-              <w:t>團契</w:t>
+              <w:pStyle w:val="a4"/>
+              <w:pBdr>
+                <w:bottom w:val="none" w:sz="0" w:space="0" w:color="auto"/>
+              </w:pBdr>
+              <w:tabs>
+                <w:tab w:val="clear" w:pos="4153"/>
+                <w:tab w:val="clear" w:pos="8306"/>
+              </w:tabs>
+              <w:snapToGrid/>
+              <w:spacing w:after="0" w:line="340" w:lineRule="exact"/>
+              <w:rPr>
+                <w:rFonts w:eastAsia="楷体"/>
+                <w:b/>
+                <w:kern w:val="2"/>
+                <w:sz w:val="26"/>
+                <w:szCs w:val="26"/>
+                <w:lang w:eastAsia="zh-TW"/>
+              </w:rPr>
+            </w:pPr>
+            <w:r>
+              <w:rPr>
+                <w:rFonts w:eastAsia="楷体"/>
+                <w:b/>
+                <w:kern w:val="2"/>
+                <w:sz w:val="26"/>
+                <w:szCs w:val="26"/>
+                <w:lang w:eastAsia="zh-TW"/>
+              </w:rPr>
+              <w:t>恩典小組</w:t>
             </w:r>
           </w:p>
         </w:tc>
@@ -13211,61 +13969,56 @@
           </w:tcPr>
           <w:p>
             <w:pPr>
-              <w:spacing w:line="340" w:lineRule="exact"/>
-              <w:jc w:val="distribute"/>
+              <w:spacing w:after="0" w:line="340" w:lineRule="exact"/>
+              <w:jc w:val="center"/>
               <w:rPr>
                 <w:rFonts w:eastAsia="楷体"/>
                 <w:sz w:val="30"/>
                 <w:szCs w:val="30"/>
-                <w:lang w:eastAsia="zh-TW"/>
-              </w:rPr>
-            </w:pPr>
-            <w:r>
-              <w:rPr>
-                <w:rFonts w:eastAsia="楷体" w:hint="eastAsia"/>
-                <w:sz w:val="30"/>
-                <w:szCs w:val="30"/>
-                <w:lang w:eastAsia="zh-TW"/>
-              </w:rPr>
-              <w:t>每月</w:t>
-            </w:r>
-            <w:r>
-              <w:rPr>
-                <w:rFonts w:eastAsia="楷体" w:hint="eastAsia"/>
-                <w:sz w:val="30"/>
-                <w:szCs w:val="30"/>
-                <w:lang w:eastAsia="zh-CN"/>
-              </w:rPr>
-              <w:t>隔</w:t>
-            </w:r>
-            <w:r>
-              <w:rPr>
-                <w:rFonts w:eastAsia="楷体" w:hint="eastAsia"/>
-                <w:sz w:val="30"/>
-                <w:szCs w:val="30"/>
-                <w:lang w:eastAsia="zh-TW"/>
-              </w:rPr>
-              <w:t>週</w:t>
-            </w:r>
-          </w:p>
-          <w:p>
-            <w:pPr>
-              <w:spacing w:line="340" w:lineRule="exact"/>
-              <w:jc w:val="distribute"/>
-              <w:rPr>
-                <w:rFonts w:eastAsia="楷体"/>
-                <w:sz w:val="30"/>
-                <w:szCs w:val="30"/>
-              </w:rPr>
-            </w:pPr>
-            <w:r>
-              <w:rPr>
-                <w:rFonts w:eastAsia="楷体" w:hint="eastAsia"/>
-                <w:sz w:val="30"/>
-                <w:szCs w:val="30"/>
-                <w:lang w:eastAsia="zh-TW"/>
-              </w:rPr>
-              <w:t>一次</w:t>
+              </w:rPr>
+            </w:pPr>
+            <w:r>
+              <w:rPr>
+                <w:rFonts w:eastAsia="楷体"/>
+                <w:sz w:val="26"/>
+                <w:szCs w:val="26"/>
+                <w:lang w:eastAsia="zh-TW"/>
+              </w:rPr>
+              <w:t>週五</w:t>
+            </w:r>
+            <w:r>
+              <w:rPr>
+                <w:rFonts w:eastAsia="楷体"/>
+                <w:sz w:val="26"/>
+                <w:szCs w:val="26"/>
+              </w:rPr>
+              <w:t>1</w:t>
+            </w:r>
+            <w:r>
+              <w:rPr>
+                <w:rFonts w:eastAsia="楷体"/>
+                <w:sz w:val="26"/>
+                <w:szCs w:val="26"/>
+                <w:lang w:eastAsia="zh-TW"/>
+              </w:rPr>
+              <w:t>9:</w:t>
+            </w:r>
+            <w:r>
+              <w:rPr>
+                <w:rFonts w:eastAsia="楷体"/>
+                <w:sz w:val="26"/>
+                <w:szCs w:val="26"/>
+              </w:rPr>
+              <w:t>3</w:t>
+            </w:r>
+            <w:r>
+              <w:rPr>
+                <w:rFonts w:eastAsia="楷体"/>
+                <w:sz w:val="26"/>
+                <w:szCs w:val="26"/>
+                <w:lang w:eastAsia="zh-TW"/>
+              </w:rPr>
+              <w:t>0</w:t>
             </w:r>
           </w:p>
         </w:tc>
@@ -13286,41 +14039,32 @@
           </w:tcPr>
           <w:p>
             <w:pPr>
+              <w:pStyle w:val="Default"/>
+              <w:widowControl/>
+              <w:adjustRightInd/>
               <w:spacing w:line="340" w:lineRule="exact"/>
               <w:jc w:val="center"/>
               <w:rPr>
                 <w:rFonts w:eastAsia="楷体"/>
-                <w:sz w:val="30"/>
-                <w:szCs w:val="30"/>
-                <w:lang w:eastAsia="zh-CN"/>
-              </w:rPr>
-            </w:pPr>
-            <w:r>
-              <w:rPr>
-                <w:rFonts w:eastAsia="楷体" w:hint="eastAsia"/>
-                <w:sz w:val="30"/>
-                <w:szCs w:val="30"/>
-                <w:lang w:eastAsia="zh-CN"/>
-              </w:rPr>
-              <w:t>42E Tawa</w:t>
-            </w:r>
-            <w:r>
-              <w:rPr>
-                <w:rFonts w:eastAsia="楷体"/>
-                <w:sz w:val="30"/>
-                <w:szCs w:val="30"/>
-                <w:lang w:eastAsia="zh-CN"/>
-              </w:rPr>
-              <w:t xml:space="preserve"> </w:t>
-            </w:r>
-            <w:r>
-              <w:rPr>
-                <w:rFonts w:eastAsia="楷体" w:hint="eastAsia"/>
-                <w:sz w:val="30"/>
-                <w:szCs w:val="30"/>
-                <w:lang w:eastAsia="zh-CN"/>
-              </w:rPr>
-              <w:t>Drive</w:t>
+                <w:sz w:val="26"/>
+                <w:szCs w:val="26"/>
+              </w:rPr>
+            </w:pPr>
+            <w:r>
+              <w:rPr>
+                <w:rFonts w:eastAsia="楷体"/>
+                <w:sz w:val="26"/>
+                <w:szCs w:val="26"/>
+              </w:rPr>
+              <w:t>教會物業</w:t>
+            </w:r>
+            <w:r>
+              <w:rPr>
+                <w:rFonts w:eastAsia="楷体"/>
+                <w:sz w:val="26"/>
+                <w:szCs w:val="26"/>
+              </w:rPr>
+              <w:t xml:space="preserve"> Unit 1</w:t>
             </w:r>
           </w:p>
           <w:p>
@@ -13333,18 +14077,17 @@
               <w:jc w:val="center"/>
               <w:rPr>
                 <w:rFonts w:eastAsia="楷体"/>
-                <w:color w:val="auto"/>
-                <w:sz w:val="30"/>
-                <w:szCs w:val="30"/>
-              </w:rPr>
-            </w:pPr>
-            <w:r>
-              <w:rPr>
-                <w:rFonts w:eastAsia="楷体" w:hint="eastAsia"/>
-                <w:sz w:val="30"/>
-                <w:szCs w:val="30"/>
-              </w:rPr>
-              <w:t>Albany</w:t>
+                <w:sz w:val="26"/>
+                <w:szCs w:val="26"/>
+              </w:rPr>
+            </w:pPr>
+            <w:r>
+              <w:rPr>
+                <w:rFonts w:eastAsia="楷体"/>
+                <w:sz w:val="26"/>
+                <w:szCs w:val="26"/>
+              </w:rPr>
+              <w:t>26 Porana Rd, Wairau Valley</w:t>
             </w:r>
           </w:p>
         </w:tc>
@@ -13365,8 +14108,64 @@
           </w:tcPr>
           <w:p>
             <w:pPr>
-              <w:spacing w:line="340" w:lineRule="exact"/>
-              <w:jc w:val="distribute"/>
+              <w:spacing w:after="0" w:line="340" w:lineRule="exact"/>
+              <w:jc w:val="center"/>
+              <w:rPr>
+                <w:rFonts w:eastAsia="楷体"/>
+                <w:spacing w:val="-11"/>
+                <w:sz w:val="26"/>
+                <w:szCs w:val="26"/>
+                <w:shd w:val="clear" w:color="auto" w:fill="FFFFFF"/>
+                <w:lang w:eastAsia="zh-TW"/>
+              </w:rPr>
+            </w:pPr>
+            <w:r>
+              <w:rPr>
+                <w:rFonts w:eastAsia="楷体"/>
+                <w:spacing w:val="-11"/>
+                <w:sz w:val="26"/>
+                <w:szCs w:val="26"/>
+                <w:shd w:val="clear" w:color="auto" w:fill="FFFFFF"/>
+                <w:lang w:eastAsia="zh-TW"/>
+              </w:rPr>
+              <w:t>徐秋生</w:t>
+            </w:r>
+            <w:r>
+              <w:rPr>
+                <w:rFonts w:eastAsia="楷体"/>
+                <w:spacing w:val="-11"/>
+                <w:sz w:val="26"/>
+                <w:szCs w:val="26"/>
+                <w:shd w:val="clear" w:color="auto" w:fill="FFFFFF"/>
+                <w:lang w:eastAsia="zh-CN"/>
+              </w:rPr>
+              <w:t xml:space="preserve"> </w:t>
+            </w:r>
+            <w:r>
+              <w:rPr>
+                <w:rFonts w:eastAsia="楷体" w:hint="eastAsia"/>
+                <w:spacing w:val="-11"/>
+                <w:sz w:val="26"/>
+                <w:szCs w:val="26"/>
+                <w:shd w:val="clear" w:color="auto" w:fill="FFFFFF"/>
+                <w:lang w:eastAsia="zh-CN"/>
+              </w:rPr>
+              <w:t xml:space="preserve"> </w:t>
+            </w:r>
+            <w:r>
+              <w:rPr>
+                <w:rFonts w:eastAsia="楷体"/>
+                <w:sz w:val="26"/>
+                <w:szCs w:val="26"/>
+                <w:lang w:eastAsia="zh-TW"/>
+              </w:rPr>
+              <w:t>094491178</w:t>
+            </w:r>
+          </w:p>
+          <w:p>
+            <w:pPr>
+              <w:spacing w:after="0" w:line="340" w:lineRule="exact"/>
+              <w:jc w:val="center"/>
               <w:rPr>
                 <w:rFonts w:eastAsia="楷体"/>
                 <w:sz w:val="30"/>
@@ -13375,47 +14174,855 @@
             </w:pPr>
             <w:r>
               <w:rPr>
-                <w:rFonts w:eastAsia="楷体" w:hint="eastAsia"/>
+                <w:rFonts w:eastAsia="楷体"/>
+                <w:sz w:val="26"/>
+                <w:szCs w:val="26"/>
+                <w:lang w:eastAsia="zh-TW"/>
+              </w:rPr>
+              <w:t>杜敬軍</w:t>
+            </w:r>
+            <w:r>
+              <w:rPr>
+                <w:rFonts w:eastAsia="楷体"/>
+                <w:sz w:val="26"/>
+                <w:szCs w:val="26"/>
+                <w:lang w:eastAsia="zh-TW"/>
+              </w:rPr>
+              <w:t xml:space="preserve"> </w:t>
+            </w:r>
+            <w:r>
+              <w:rPr>
+                <w:rFonts w:eastAsia="楷体"/>
+                <w:sz w:val="26"/>
+                <w:szCs w:val="26"/>
+                <w:lang w:eastAsia="zh-CN"/>
+              </w:rPr>
+              <w:t>0223537590</w:t>
+            </w:r>
+          </w:p>
+        </w:tc>
+      </w:tr>
+      <w:tr>
+        <w:trPr>
+          <w:trHeight w:val="517"/>
+          <w:jc w:val="center"/>
+        </w:trPr>
+        <w:tc>
+          <w:tcPr>
+            <w:tcW w:w="2480" w:type="dxa"/>
+            <w:gridSpan w:val="3"/>
+            <w:tcBorders>
+              <w:top w:val="single" w:sz="4" w:space="0" w:color="auto"/>
+              <w:left w:val="single" w:sz="4" w:space="0" w:color="auto"/>
+              <w:bottom w:val="single" w:sz="4" w:space="0" w:color="auto"/>
+              <w:right w:val="single" w:sz="4" w:space="0" w:color="auto"/>
+              <w:tl2br w:val="nil"/>
+              <w:tr2bl w:val="nil"/>
+            </w:tcBorders>
+            <w:shd w:val="clear" w:color="auto" w:fill="FFFFFF"/>
+            <w:vAlign w:val="center"/>
+          </w:tcPr>
+          <w:p>
+            <w:pPr>
+              <w:pStyle w:val="a4"/>
+              <w:pBdr>
+                <w:bottom w:val="none" w:sz="0" w:space="0" w:color="auto"/>
+              </w:pBdr>
+              <w:tabs>
+                <w:tab w:val="clear" w:pos="4153"/>
+                <w:tab w:val="clear" w:pos="8306"/>
+              </w:tabs>
+              <w:snapToGrid/>
+              <w:spacing w:after="0" w:line="340" w:lineRule="exact"/>
+              <w:rPr>
+                <w:rFonts w:eastAsia="楷体"/>
+                <w:b/>
+                <w:kern w:val="2"/>
+                <w:sz w:val="26"/>
+                <w:szCs w:val="26"/>
+                <w:lang w:eastAsia="zh-TW"/>
+              </w:rPr>
+            </w:pPr>
+            <w:r>
+              <w:rPr>
+                <w:rFonts w:eastAsia="楷体"/>
+                <w:b/>
+                <w:kern w:val="2"/>
+                <w:sz w:val="26"/>
+                <w:szCs w:val="26"/>
+                <w:lang w:eastAsia="zh-TW"/>
+              </w:rPr>
+              <w:t xml:space="preserve">Browns Bay </w:t>
+            </w:r>
+            <w:r>
+              <w:rPr>
+                <w:rFonts w:eastAsia="楷体"/>
+                <w:b/>
+                <w:kern w:val="2"/>
+                <w:sz w:val="26"/>
+                <w:szCs w:val="26"/>
+                <w:lang w:eastAsia="zh-TW"/>
+              </w:rPr>
+              <w:t>小組</w:t>
+            </w:r>
+          </w:p>
+        </w:tc>
+        <w:tc>
+          <w:tcPr>
+            <w:tcW w:w="1766" w:type="dxa"/>
+            <w:tcBorders>
+              <w:top w:val="single" w:sz="4" w:space="0" w:color="auto"/>
+              <w:left w:val="single" w:sz="4" w:space="0" w:color="auto"/>
+              <w:bottom w:val="single" w:sz="4" w:space="0" w:color="auto"/>
+              <w:right w:val="single" w:sz="4" w:space="0" w:color="auto"/>
+              <w:tl2br w:val="nil"/>
+              <w:tr2bl w:val="nil"/>
+            </w:tcBorders>
+            <w:shd w:val="clear" w:color="auto" w:fill="FFFFFF"/>
+            <w:vAlign w:val="center"/>
+          </w:tcPr>
+          <w:p>
+            <w:pPr>
+              <w:spacing w:after="0" w:line="340" w:lineRule="exact"/>
+              <w:jc w:val="center"/>
+              <w:rPr>
+                <w:rFonts w:eastAsia="楷体"/>
                 <w:sz w:val="30"/>
                 <w:szCs w:val="30"/>
                 <w:lang w:eastAsia="zh-TW"/>
               </w:rPr>
-              <w:t>黃建嘉</w:t>
-            </w:r>
-            <w:r>
-              <w:rPr>
-                <w:rFonts w:eastAsia="楷体" w:hint="eastAsia"/>
+            </w:pPr>
+            <w:r>
+              <w:rPr>
+                <w:rFonts w:eastAsia="楷体"/>
+                <w:sz w:val="26"/>
+                <w:szCs w:val="26"/>
+                <w:lang w:eastAsia="zh-TW"/>
+              </w:rPr>
+              <w:t>週五</w:t>
+            </w:r>
+            <w:r>
+              <w:rPr>
+                <w:rFonts w:eastAsia="楷体"/>
+                <w:sz w:val="26"/>
+                <w:szCs w:val="26"/>
+                <w:lang w:eastAsia="zh-TW"/>
+              </w:rPr>
+              <w:t>19:30</w:t>
+            </w:r>
+          </w:p>
+        </w:tc>
+        <w:tc>
+          <w:tcPr>
+            <w:tcW w:w="3779" w:type="dxa"/>
+            <w:gridSpan w:val="2"/>
+            <w:tcBorders>
+              <w:top w:val="single" w:sz="4" w:space="0" w:color="auto"/>
+              <w:left w:val="single" w:sz="4" w:space="0" w:color="auto"/>
+              <w:bottom w:val="single" w:sz="4" w:space="0" w:color="auto"/>
+              <w:right w:val="single" w:sz="4" w:space="0" w:color="auto"/>
+              <w:tl2br w:val="nil"/>
+              <w:tr2bl w:val="nil"/>
+            </w:tcBorders>
+            <w:shd w:val="clear" w:color="auto" w:fill="FFFFFF"/>
+            <w:vAlign w:val="center"/>
+          </w:tcPr>
+          <w:p>
+            <w:pPr>
+              <w:pStyle w:val="Default"/>
+              <w:widowControl/>
+              <w:adjustRightInd/>
+              <w:spacing w:line="340" w:lineRule="exact"/>
+              <w:jc w:val="center"/>
+              <w:rPr>
+                <w:rFonts w:eastAsia="楷体"/>
+                <w:sz w:val="26"/>
+                <w:szCs w:val="26"/>
+              </w:rPr>
+            </w:pPr>
+            <w:r>
+              <w:rPr>
+                <w:rFonts w:eastAsia="楷体"/>
+                <w:sz w:val="26"/>
+                <w:szCs w:val="26"/>
+              </w:rPr>
+              <w:t>Browns Bay</w:t>
+            </w:r>
+          </w:p>
+        </w:tc>
+        <w:tc>
+          <w:tcPr>
+            <w:tcW w:w="2849" w:type="dxa"/>
+            <w:gridSpan w:val="3"/>
+            <w:tcBorders>
+              <w:top w:val="single" w:sz="4" w:space="0" w:color="auto"/>
+              <w:left w:val="single" w:sz="4" w:space="0" w:color="auto"/>
+              <w:bottom w:val="single" w:sz="4" w:space="0" w:color="auto"/>
+              <w:right w:val="single" w:sz="4" w:space="0" w:color="auto"/>
+              <w:tl2br w:val="nil"/>
+              <w:tr2bl w:val="nil"/>
+            </w:tcBorders>
+            <w:shd w:val="clear" w:color="auto" w:fill="FFFFFF"/>
+            <w:vAlign w:val="center"/>
+          </w:tcPr>
+          <w:p>
+            <w:pPr>
+              <w:spacing w:after="0" w:line="340" w:lineRule="exact"/>
+              <w:jc w:val="center"/>
+              <w:rPr>
+                <w:rFonts w:eastAsia="楷体"/>
+                <w:sz w:val="26"/>
+                <w:szCs w:val="26"/>
+                <w:lang w:eastAsia="zh-TW"/>
+              </w:rPr>
+            </w:pPr>
+            <w:r>
+              <w:rPr>
+                <w:rFonts w:eastAsia="楷体"/>
+                <w:sz w:val="26"/>
+                <w:szCs w:val="26"/>
+                <w:lang w:eastAsia="zh-TW"/>
+              </w:rPr>
+              <w:t>謝定康</w:t>
+            </w:r>
+            <w:r>
+              <w:rPr>
+                <w:rFonts w:eastAsia="楷体" w:hint="eastAsia"/>
+                <w:sz w:val="26"/>
+                <w:szCs w:val="26"/>
+                <w:lang w:eastAsia="zh-CN"/>
+              </w:rPr>
+              <w:t xml:space="preserve"> </w:t>
+            </w:r>
+            <w:r>
+              <w:rPr>
+                <w:rFonts w:eastAsia="楷体"/>
+                <w:sz w:val="26"/>
+                <w:szCs w:val="26"/>
+                <w:lang w:eastAsia="zh-TW"/>
+              </w:rPr>
+              <w:t>0211881023</w:t>
+            </w:r>
+          </w:p>
+          <w:p>
+            <w:pPr>
+              <w:spacing w:after="0" w:line="340" w:lineRule="exact"/>
+              <w:jc w:val="center"/>
+              <w:rPr>
+                <w:rFonts w:eastAsia="楷体"/>
                 <w:sz w:val="30"/>
                 <w:szCs w:val="30"/>
                 <w:lang w:eastAsia="zh-TW"/>
               </w:rPr>
-              <w:t xml:space="preserve"> 0211606636</w:t>
-            </w:r>
-          </w:p>
-          <w:p>
-            <w:pPr>
-              <w:spacing w:line="340" w:lineRule="exact"/>
-              <w:jc w:val="distribute"/>
+            </w:pPr>
+            <w:r>
+              <w:rPr>
+                <w:rFonts w:eastAsia="楷体"/>
+                <w:sz w:val="26"/>
+                <w:szCs w:val="26"/>
+                <w:lang w:eastAsia="zh-TW"/>
+              </w:rPr>
+              <w:t>陳聆燕</w:t>
+            </w:r>
+            <w:r>
+              <w:rPr>
+                <w:rFonts w:eastAsia="楷体" w:hint="eastAsia"/>
+                <w:sz w:val="26"/>
+                <w:szCs w:val="26"/>
+                <w:lang w:eastAsia="zh-CN"/>
+              </w:rPr>
+              <w:t xml:space="preserve"> </w:t>
+            </w:r>
+            <w:r>
+              <w:rPr>
+                <w:rFonts w:eastAsia="楷体"/>
+                <w:sz w:val="26"/>
+                <w:szCs w:val="26"/>
+                <w:lang w:eastAsia="zh-TW"/>
+              </w:rPr>
+              <w:t>0223009631</w:t>
+            </w:r>
+          </w:p>
+        </w:tc>
+      </w:tr>
+      <w:tr>
+        <w:trPr>
+          <w:trHeight w:val="517"/>
+          <w:jc w:val="center"/>
+        </w:trPr>
+        <w:tc>
+          <w:tcPr>
+            <w:tcW w:w="2480" w:type="dxa"/>
+            <w:gridSpan w:val="3"/>
+            <w:tcBorders>
+              <w:top w:val="single" w:sz="4" w:space="0" w:color="auto"/>
+              <w:left w:val="single" w:sz="4" w:space="0" w:color="auto"/>
+              <w:bottom w:val="single" w:sz="4" w:space="0" w:color="auto"/>
+              <w:right w:val="single" w:sz="4" w:space="0" w:color="auto"/>
+              <w:tl2br w:val="nil"/>
+              <w:tr2bl w:val="nil"/>
+            </w:tcBorders>
+            <w:shd w:val="clear" w:color="auto" w:fill="FFFFFF"/>
+            <w:vAlign w:val="center"/>
+          </w:tcPr>
+          <w:p>
+            <w:pPr>
+              <w:pStyle w:val="a4"/>
+              <w:pBdr>
+                <w:bottom w:val="none" w:sz="0" w:space="0" w:color="auto"/>
+              </w:pBdr>
+              <w:tabs>
+                <w:tab w:val="clear" w:pos="4153"/>
+                <w:tab w:val="clear" w:pos="8306"/>
+              </w:tabs>
+              <w:snapToGrid/>
+              <w:spacing w:after="0" w:line="340" w:lineRule="exact"/>
+              <w:rPr>
+                <w:rFonts w:eastAsia="楷体"/>
+                <w:b/>
+                <w:kern w:val="2"/>
+                <w:sz w:val="26"/>
+                <w:szCs w:val="26"/>
+                <w:lang w:eastAsia="zh-TW"/>
+              </w:rPr>
+            </w:pPr>
+            <w:r>
+              <w:rPr>
+                <w:rFonts w:eastAsia="楷体"/>
+                <w:b/>
+                <w:kern w:val="2"/>
+                <w:sz w:val="26"/>
+                <w:szCs w:val="26"/>
+                <w:lang w:eastAsia="zh-TW"/>
+              </w:rPr>
+              <w:t>但以理團契</w:t>
+            </w:r>
+          </w:p>
+        </w:tc>
+        <w:tc>
+          <w:tcPr>
+            <w:tcW w:w="1766" w:type="dxa"/>
+            <w:tcBorders>
+              <w:top w:val="single" w:sz="4" w:space="0" w:color="auto"/>
+              <w:left w:val="single" w:sz="4" w:space="0" w:color="auto"/>
+              <w:bottom w:val="single" w:sz="4" w:space="0" w:color="auto"/>
+              <w:right w:val="single" w:sz="4" w:space="0" w:color="auto"/>
+              <w:tl2br w:val="nil"/>
+              <w:tr2bl w:val="nil"/>
+            </w:tcBorders>
+            <w:shd w:val="clear" w:color="auto" w:fill="FFFFFF"/>
+            <w:vAlign w:val="center"/>
+          </w:tcPr>
+          <w:p>
+            <w:pPr>
+              <w:spacing w:after="0" w:line="340" w:lineRule="exact"/>
+              <w:jc w:val="center"/>
               <w:rPr>
                 <w:rFonts w:eastAsia="楷体"/>
                 <w:sz w:val="30"/>
                 <w:szCs w:val="30"/>
-              </w:rPr>
-            </w:pPr>
-            <w:r>
-              <w:rPr>
-                <w:rFonts w:eastAsia="楷体" w:hint="eastAsia"/>
+                <w:lang w:eastAsia="zh-TW"/>
+              </w:rPr>
+            </w:pPr>
+            <w:r>
+              <w:rPr>
+                <w:rFonts w:eastAsia="楷体"/>
+                <w:sz w:val="26"/>
+                <w:szCs w:val="26"/>
+                <w:lang w:eastAsia="zh-TW"/>
+              </w:rPr>
+              <w:t>週六</w:t>
+            </w:r>
+            <w:r>
+              <w:rPr>
+                <w:rFonts w:eastAsia="楷体"/>
+                <w:sz w:val="26"/>
+                <w:szCs w:val="26"/>
+              </w:rPr>
+              <w:t>19</w:t>
+            </w:r>
+            <w:r>
+              <w:rPr>
+                <w:rFonts w:eastAsia="楷体"/>
+                <w:sz w:val="26"/>
+                <w:szCs w:val="26"/>
+                <w:lang w:eastAsia="zh-TW"/>
+              </w:rPr>
+              <w:t>:</w:t>
+            </w:r>
+            <w:r>
+              <w:rPr>
+                <w:rFonts w:eastAsia="楷体"/>
+                <w:sz w:val="26"/>
+                <w:szCs w:val="26"/>
+                <w:lang w:eastAsia="zh-CN"/>
+              </w:rPr>
+              <w:t>0</w:t>
+            </w:r>
+            <w:r>
+              <w:rPr>
+                <w:rFonts w:eastAsia="楷体"/>
+                <w:sz w:val="26"/>
+                <w:szCs w:val="26"/>
+                <w:lang w:eastAsia="zh-TW"/>
+              </w:rPr>
+              <w:t>0</w:t>
+            </w:r>
+          </w:p>
+        </w:tc>
+        <w:tc>
+          <w:tcPr>
+            <w:tcW w:w="3779" w:type="dxa"/>
+            <w:gridSpan w:val="2"/>
+            <w:tcBorders>
+              <w:top w:val="single" w:sz="4" w:space="0" w:color="auto"/>
+              <w:left w:val="single" w:sz="4" w:space="0" w:color="auto"/>
+              <w:bottom w:val="single" w:sz="4" w:space="0" w:color="auto"/>
+              <w:right w:val="single" w:sz="4" w:space="0" w:color="auto"/>
+              <w:tl2br w:val="nil"/>
+              <w:tr2bl w:val="nil"/>
+            </w:tcBorders>
+            <w:shd w:val="clear" w:color="auto" w:fill="FFFFFF"/>
+            <w:vAlign w:val="center"/>
+          </w:tcPr>
+          <w:p>
+            <w:pPr>
+              <w:pStyle w:val="Default"/>
+              <w:widowControl/>
+              <w:adjustRightInd/>
+              <w:spacing w:line="340" w:lineRule="exact"/>
+              <w:jc w:val="center"/>
+              <w:rPr>
+                <w:rFonts w:eastAsia="楷体"/>
+                <w:sz w:val="26"/>
+                <w:szCs w:val="26"/>
+              </w:rPr>
+            </w:pPr>
+            <w:r>
+              <w:rPr>
+                <w:rFonts w:eastAsia="楷体"/>
+                <w:sz w:val="26"/>
+                <w:szCs w:val="26"/>
+              </w:rPr>
+              <w:t>梅西大學學生活動中心</w:t>
+            </w:r>
+          </w:p>
+        </w:tc>
+        <w:tc>
+          <w:tcPr>
+            <w:tcW w:w="2849" w:type="dxa"/>
+            <w:gridSpan w:val="3"/>
+            <w:tcBorders>
+              <w:top w:val="single" w:sz="4" w:space="0" w:color="auto"/>
+              <w:left w:val="single" w:sz="4" w:space="0" w:color="auto"/>
+              <w:bottom w:val="single" w:sz="4" w:space="0" w:color="auto"/>
+              <w:right w:val="single" w:sz="4" w:space="0" w:color="auto"/>
+              <w:tl2br w:val="nil"/>
+              <w:tr2bl w:val="nil"/>
+            </w:tcBorders>
+            <w:shd w:val="clear" w:color="auto" w:fill="FFFFFF"/>
+            <w:vAlign w:val="center"/>
+          </w:tcPr>
+          <w:p>
+            <w:pPr>
+              <w:spacing w:after="0" w:line="340" w:lineRule="exact"/>
+              <w:jc w:val="center"/>
+              <w:rPr>
+                <w:rFonts w:eastAsia="楷体"/>
+                <w:sz w:val="26"/>
+                <w:szCs w:val="26"/>
+                <w:lang w:eastAsia="zh-CN"/>
+              </w:rPr>
+            </w:pPr>
+            <w:r>
+              <w:rPr>
+                <w:rFonts w:eastAsia="楷体"/>
+                <w:sz w:val="26"/>
+                <w:szCs w:val="26"/>
+                <w:lang w:eastAsia="zh-CN"/>
+              </w:rPr>
+              <w:t>胡世樺</w:t>
+            </w:r>
+            <w:r>
+              <w:rPr>
+                <w:rFonts w:eastAsia="楷体" w:hint="eastAsia"/>
+                <w:sz w:val="26"/>
+                <w:szCs w:val="26"/>
+                <w:lang w:eastAsia="zh-CN"/>
+              </w:rPr>
+              <w:t xml:space="preserve"> </w:t>
+            </w:r>
+            <w:r>
+              <w:rPr>
+                <w:rFonts w:eastAsia="楷体"/>
+                <w:sz w:val="26"/>
+                <w:szCs w:val="26"/>
+                <w:lang w:eastAsia="zh-CN"/>
+              </w:rPr>
+              <w:t>0212288065</w:t>
+            </w:r>
+          </w:p>
+          <w:p>
+            <w:pPr>
+              <w:spacing w:after="0" w:line="340" w:lineRule="exact"/>
+              <w:jc w:val="center"/>
+              <w:rPr>
+                <w:rFonts w:eastAsia="楷体"/>
                 <w:sz w:val="30"/>
                 <w:szCs w:val="30"/>
                 <w:lang w:eastAsia="zh-TW"/>
               </w:rPr>
-              <w:t>黃怡瑄</w:t>
-            </w:r>
-            <w:r>
-              <w:rPr>
-                <w:rFonts w:eastAsia="楷体" w:hint="eastAsia"/>
+            </w:pPr>
+            <w:proofErr w:type="gramStart"/>
+            <w:r>
+              <w:rPr>
+                <w:rFonts w:eastAsia="楷体"/>
+                <w:sz w:val="26"/>
+                <w:szCs w:val="26"/>
+                <w:lang w:eastAsia="zh-CN"/>
+              </w:rPr>
+              <w:t>劉</w:t>
+            </w:r>
+            <w:r>
+              <w:rPr>
+                <w:rFonts w:eastAsia="楷体"/>
+                <w:sz w:val="26"/>
+                <w:szCs w:val="26"/>
+                <w:lang w:eastAsia="zh-CN"/>
+              </w:rPr>
+              <w:t xml:space="preserve">  </w:t>
+            </w:r>
+            <w:r>
+              <w:rPr>
+                <w:rFonts w:eastAsia="楷体"/>
+                <w:sz w:val="26"/>
+                <w:szCs w:val="26"/>
+                <w:lang w:eastAsia="zh-CN"/>
+              </w:rPr>
+              <w:t>楠</w:t>
+            </w:r>
+            <w:proofErr w:type="gramEnd"/>
+            <w:r>
+              <w:rPr>
+                <w:rFonts w:eastAsia="楷体" w:hint="eastAsia"/>
+                <w:sz w:val="26"/>
+                <w:szCs w:val="26"/>
+                <w:lang w:eastAsia="zh-CN"/>
+              </w:rPr>
+              <w:t xml:space="preserve"> </w:t>
+            </w:r>
+            <w:r>
+              <w:rPr>
+                <w:rFonts w:eastAsia="楷体"/>
+                <w:sz w:val="26"/>
+                <w:szCs w:val="26"/>
+                <w:lang w:eastAsia="zh-CN"/>
+              </w:rPr>
+              <w:t>0212525575</w:t>
+            </w:r>
+          </w:p>
+        </w:tc>
+      </w:tr>
+      <w:tr>
+        <w:trPr>
+          <w:trHeight w:val="517"/>
+          <w:jc w:val="center"/>
+        </w:trPr>
+        <w:tc>
+          <w:tcPr>
+            <w:tcW w:w="2480" w:type="dxa"/>
+            <w:gridSpan w:val="3"/>
+            <w:tcBorders>
+              <w:top w:val="single" w:sz="4" w:space="0" w:color="auto"/>
+              <w:left w:val="single" w:sz="4" w:space="0" w:color="auto"/>
+              <w:bottom w:val="single" w:sz="4" w:space="0" w:color="auto"/>
+              <w:right w:val="single" w:sz="4" w:space="0" w:color="auto"/>
+              <w:tl2br w:val="nil"/>
+              <w:tr2bl w:val="nil"/>
+            </w:tcBorders>
+            <w:shd w:val="clear" w:color="auto" w:fill="FFFFFF"/>
+            <w:vAlign w:val="center"/>
+          </w:tcPr>
+          <w:p>
+            <w:pPr>
+              <w:pStyle w:val="a4"/>
+              <w:pBdr>
+                <w:bottom w:val="none" w:sz="0" w:space="0" w:color="auto"/>
+              </w:pBdr>
+              <w:tabs>
+                <w:tab w:val="clear" w:pos="4153"/>
+                <w:tab w:val="clear" w:pos="8306"/>
+              </w:tabs>
+              <w:snapToGrid/>
+              <w:spacing w:after="0" w:line="340" w:lineRule="exact"/>
+              <w:rPr>
+                <w:rFonts w:eastAsia="楷体"/>
+                <w:b/>
+                <w:kern w:val="2"/>
+                <w:sz w:val="26"/>
+                <w:szCs w:val="26"/>
+                <w:lang w:eastAsia="zh-TW"/>
+              </w:rPr>
+            </w:pPr>
+            <w:r>
+              <w:rPr>
+                <w:rFonts w:eastAsia="楷体"/>
+                <w:b/>
+                <w:kern w:val="2"/>
+                <w:sz w:val="26"/>
+                <w:szCs w:val="26"/>
+                <w:lang w:eastAsia="zh-TW"/>
+              </w:rPr>
+              <w:t>Young Couple</w:t>
+            </w:r>
+          </w:p>
+          <w:p>
+            <w:pPr>
+              <w:pStyle w:val="a4"/>
+              <w:pBdr>
+                <w:bottom w:val="none" w:sz="0" w:space="0" w:color="auto"/>
+              </w:pBdr>
+              <w:tabs>
+                <w:tab w:val="clear" w:pos="4153"/>
+                <w:tab w:val="clear" w:pos="8306"/>
+              </w:tabs>
+              <w:snapToGrid/>
+              <w:spacing w:after="0" w:line="340" w:lineRule="exact"/>
+              <w:rPr>
+                <w:rFonts w:eastAsia="楷体"/>
+                <w:b/>
+                <w:kern w:val="2"/>
+                <w:sz w:val="26"/>
+                <w:szCs w:val="26"/>
+                <w:lang w:eastAsia="zh-TW"/>
+              </w:rPr>
+            </w:pPr>
+            <w:r>
+              <w:rPr>
+                <w:rFonts w:eastAsia="楷体"/>
+                <w:b/>
+                <w:kern w:val="2"/>
+                <w:sz w:val="26"/>
+                <w:szCs w:val="26"/>
+                <w:lang w:eastAsia="zh-TW"/>
+              </w:rPr>
+              <w:t>團契</w:t>
+            </w:r>
+          </w:p>
+        </w:tc>
+        <w:tc>
+          <w:tcPr>
+            <w:tcW w:w="1766" w:type="dxa"/>
+            <w:tcBorders>
+              <w:top w:val="single" w:sz="4" w:space="0" w:color="auto"/>
+              <w:left w:val="single" w:sz="4" w:space="0" w:color="auto"/>
+              <w:bottom w:val="single" w:sz="4" w:space="0" w:color="auto"/>
+              <w:right w:val="single" w:sz="4" w:space="0" w:color="auto"/>
+              <w:tl2br w:val="nil"/>
+              <w:tr2bl w:val="nil"/>
+            </w:tcBorders>
+            <w:shd w:val="clear" w:color="auto" w:fill="FFFFFF"/>
+            <w:vAlign w:val="center"/>
+          </w:tcPr>
+          <w:p>
+            <w:pPr>
+              <w:spacing w:after="0" w:line="340" w:lineRule="exact"/>
+              <w:jc w:val="center"/>
+              <w:rPr>
+                <w:rFonts w:eastAsia="楷体"/>
+                <w:sz w:val="26"/>
+                <w:szCs w:val="26"/>
+                <w:lang w:eastAsia="zh-TW"/>
+              </w:rPr>
+            </w:pPr>
+            <w:r>
+              <w:rPr>
+                <w:rFonts w:eastAsia="楷体"/>
+                <w:sz w:val="26"/>
+                <w:szCs w:val="26"/>
+                <w:lang w:eastAsia="zh-TW"/>
+              </w:rPr>
+              <w:t>每月</w:t>
+            </w:r>
+            <w:r>
+              <w:rPr>
+                <w:rFonts w:eastAsia="楷体"/>
+                <w:sz w:val="26"/>
+                <w:szCs w:val="26"/>
+                <w:lang w:eastAsia="zh-CN"/>
+              </w:rPr>
+              <w:t>隔</w:t>
+            </w:r>
+            <w:r>
+              <w:rPr>
+                <w:rFonts w:eastAsia="楷体"/>
+                <w:sz w:val="26"/>
+                <w:szCs w:val="26"/>
+                <w:lang w:eastAsia="zh-TW"/>
+              </w:rPr>
+              <w:t>週</w:t>
+            </w:r>
+          </w:p>
+          <w:p>
+            <w:pPr>
+              <w:spacing w:after="0" w:line="340" w:lineRule="exact"/>
+              <w:jc w:val="center"/>
+              <w:rPr>
+                <w:rFonts w:eastAsia="楷体"/>
                 <w:sz w:val="30"/>
                 <w:szCs w:val="30"/>
+                <w:lang w:eastAsia="zh-TW"/>
+              </w:rPr>
+            </w:pPr>
+            <w:r>
+              <w:rPr>
+                <w:rFonts w:eastAsia="楷体"/>
+                <w:sz w:val="26"/>
+                <w:szCs w:val="26"/>
+                <w:lang w:eastAsia="zh-TW"/>
+              </w:rPr>
+              <w:t>一次</w:t>
+            </w:r>
+          </w:p>
+        </w:tc>
+        <w:tc>
+          <w:tcPr>
+            <w:tcW w:w="3779" w:type="dxa"/>
+            <w:gridSpan w:val="2"/>
+            <w:tcBorders>
+              <w:top w:val="single" w:sz="4" w:space="0" w:color="auto"/>
+              <w:left w:val="single" w:sz="4" w:space="0" w:color="auto"/>
+              <w:bottom w:val="single" w:sz="4" w:space="0" w:color="auto"/>
+              <w:right w:val="single" w:sz="4" w:space="0" w:color="auto"/>
+              <w:tl2br w:val="nil"/>
+              <w:tr2bl w:val="nil"/>
+            </w:tcBorders>
+            <w:shd w:val="clear" w:color="auto" w:fill="FFFFFF"/>
+            <w:vAlign w:val="center"/>
+          </w:tcPr>
+          <w:p>
+            <w:pPr>
+              <w:pStyle w:val="Default"/>
+              <w:widowControl/>
+              <w:adjustRightInd/>
+              <w:spacing w:line="340" w:lineRule="exact"/>
+              <w:jc w:val="center"/>
+              <w:rPr>
+                <w:rFonts w:eastAsia="楷体"/>
+                <w:sz w:val="26"/>
+                <w:szCs w:val="26"/>
+              </w:rPr>
+            </w:pPr>
+            <w:r>
+              <w:rPr>
+                <w:rFonts w:eastAsia="楷体"/>
+                <w:sz w:val="26"/>
+                <w:szCs w:val="26"/>
+              </w:rPr>
+              <w:t>42E Tawa Drive</w:t>
+            </w:r>
+          </w:p>
+          <w:p>
+            <w:pPr>
+              <w:pStyle w:val="Default"/>
+              <w:widowControl/>
+              <w:adjustRightInd/>
+              <w:spacing w:line="340" w:lineRule="exact"/>
+              <w:jc w:val="center"/>
+              <w:rPr>
+                <w:rFonts w:eastAsia="楷体"/>
+                <w:sz w:val="26"/>
+                <w:szCs w:val="26"/>
+              </w:rPr>
+            </w:pPr>
+            <w:r>
+              <w:rPr>
+                <w:rFonts w:eastAsia="楷体"/>
+                <w:sz w:val="26"/>
+                <w:szCs w:val="26"/>
+              </w:rPr>
+              <w:t>Albany</w:t>
+            </w:r>
+          </w:p>
+        </w:tc>
+        <w:tc>
+          <w:tcPr>
+            <w:tcW w:w="2849" w:type="dxa"/>
+            <w:gridSpan w:val="3"/>
+            <w:tcBorders>
+              <w:top w:val="single" w:sz="4" w:space="0" w:color="auto"/>
+              <w:left w:val="single" w:sz="4" w:space="0" w:color="auto"/>
+              <w:bottom w:val="single" w:sz="4" w:space="0" w:color="auto"/>
+              <w:right w:val="single" w:sz="4" w:space="0" w:color="auto"/>
+              <w:tl2br w:val="nil"/>
+              <w:tr2bl w:val="nil"/>
+            </w:tcBorders>
+            <w:shd w:val="clear" w:color="auto" w:fill="FFFFFF"/>
+            <w:vAlign w:val="center"/>
+          </w:tcPr>
+          <w:p>
+            <w:pPr>
+              <w:spacing w:after="0" w:line="340" w:lineRule="exact"/>
+              <w:jc w:val="center"/>
+              <w:rPr>
+                <w:rFonts w:eastAsia="楷体"/>
+                <w:sz w:val="26"/>
+                <w:szCs w:val="26"/>
+              </w:rPr>
+            </w:pPr>
+            <w:r>
+              <w:rPr>
+                <w:rFonts w:eastAsia="楷体"/>
+                <w:sz w:val="26"/>
+                <w:szCs w:val="26"/>
+                <w:lang w:eastAsia="zh-TW"/>
+              </w:rPr>
+              <w:t>黃建嘉</w:t>
+            </w:r>
+            <w:r>
+              <w:rPr>
+                <w:rFonts w:eastAsia="楷体"/>
+                <w:sz w:val="26"/>
+                <w:szCs w:val="26"/>
+                <w:lang w:eastAsia="zh-TW"/>
+              </w:rPr>
+              <w:t xml:space="preserve"> 0211606636</w:t>
+            </w:r>
+          </w:p>
+          <w:p>
+            <w:pPr>
+              <w:spacing w:after="0" w:line="340" w:lineRule="exact"/>
+              <w:jc w:val="center"/>
+              <w:rPr>
+                <w:rFonts w:eastAsia="楷体"/>
+                <w:sz w:val="30"/>
+                <w:szCs w:val="30"/>
+                <w:lang w:eastAsia="zh-TW"/>
+              </w:rPr>
+            </w:pPr>
+            <w:r>
+              <w:rPr>
+                <w:rFonts w:eastAsia="楷体"/>
+                <w:sz w:val="26"/>
+                <w:szCs w:val="26"/>
+                <w:lang w:eastAsia="zh-TW"/>
+              </w:rPr>
+              <w:t>黃怡瑄</w:t>
+            </w:r>
+            <w:r>
+              <w:rPr>
+                <w:rFonts w:eastAsia="楷体" w:hint="eastAsia"/>
+                <w:sz w:val="26"/>
+                <w:szCs w:val="26"/>
+                <w:lang w:eastAsia="zh-CN"/>
+              </w:rPr>
+              <w:t xml:space="preserve"> </w:t>
+            </w:r>
+            <w:r>
+              <w:rPr>
+                <w:rFonts w:eastAsia="楷体"/>
+                <w:sz w:val="26"/>
+                <w:szCs w:val="26"/>
                 <w:lang w:eastAsia="zh-TW"/>
               </w:rPr>
               <w:t>0275054039</w:t>
@@ -13771,7 +15378,7 @@
               <w:spacing w:after="0" w:line="240" w:lineRule="auto"/>
               <w:jc w:val="center"/>
               <w:rPr>
-                <w:rFonts w:eastAsia="楷体" w:hint="eastAsia"/>
+                <w:rFonts w:eastAsia="楷体"/>
                 <w:b/>
                 <w:bCs/>
                 <w:color w:val="000000"/>
@@ -13910,7 +15517,7 @@
                 <w:color w:val="000000"/>
                 <w:sz w:val="28"/>
                 <w:szCs w:val="28"/>
-                <w:lang w:eastAsia="zh-CN"/>
+                <w:lang w:eastAsia="zh-TW"/>
               </w:rPr>
             </w:pPr>
             <w:r>
@@ -13921,7 +15528,7 @@
                 <w:color w:val="000000"/>
                 <w:sz w:val="28"/>
                 <w:szCs w:val="28"/>
-                <w:lang w:eastAsia="zh-CN"/>
+                <w:lang w:eastAsia="zh-TW"/>
               </w:rPr>
               <w:t>證  道</w:t>
             </w:r>
@@ -14077,7 +15684,7 @@
                 <w:color w:val="000000"/>
                 <w:sz w:val="28"/>
                 <w:szCs w:val="28"/>
-                <w:lang w:eastAsia="zh-CN"/>
+                <w:lang w:eastAsia="zh-TW"/>
               </w:rPr>
             </w:pPr>
             <w:r>
@@ -14245,7 +15852,7 @@
                 <w:color w:val="000000"/>
                 <w:sz w:val="28"/>
                 <w:szCs w:val="28"/>
-                <w:lang w:eastAsia="zh-CN"/>
+                <w:lang w:eastAsia="zh-TW"/>
               </w:rPr>
             </w:pPr>
             <w:r>
@@ -14412,7 +16019,7 @@
                 <w:color w:val="000000"/>
                 <w:sz w:val="28"/>
                 <w:szCs w:val="28"/>
-                <w:lang w:eastAsia="zh-CN"/>
+                <w:lang w:eastAsia="zh-TW"/>
               </w:rPr>
             </w:pPr>
             <w:r>
@@ -14580,7 +16187,7 @@
                 <w:color w:val="000000"/>
                 <w:sz w:val="28"/>
                 <w:szCs w:val="28"/>
-                <w:lang w:eastAsia="zh-CN"/>
+                <w:lang w:eastAsia="zh-TW"/>
               </w:rPr>
             </w:pPr>
             <w:r>
@@ -14745,7 +16352,7 @@
                 <w:color w:val="000000"/>
                 <w:sz w:val="28"/>
                 <w:szCs w:val="28"/>
-                <w:lang w:eastAsia="zh-CN"/>
+                <w:lang w:eastAsia="zh-TW"/>
               </w:rPr>
             </w:pPr>
             <w:r>
@@ -14908,7 +16515,7 @@
                 <w:color w:val="000000"/>
                 <w:sz w:val="28"/>
                 <w:szCs w:val="28"/>
-                <w:lang w:eastAsia="zh-CN"/>
+                <w:lang w:eastAsia="zh-TW"/>
               </w:rPr>
             </w:pPr>
             <w:r>
@@ -15072,7 +16679,7 @@
                 <w:color w:val="000000"/>
                 <w:sz w:val="28"/>
                 <w:szCs w:val="28"/>
-                <w:lang w:eastAsia="zh-CN"/>
+                <w:lang w:eastAsia="zh-TW"/>
               </w:rPr>
             </w:pPr>
             <w:r>
@@ -15236,7 +16843,7 @@
                 <w:color w:val="000000"/>
                 <w:sz w:val="28"/>
                 <w:szCs w:val="28"/>
-                <w:lang w:eastAsia="zh-CN"/>
+                <w:lang w:eastAsia="zh-TW"/>
               </w:rPr>
             </w:pPr>
             <w:r>
@@ -15404,7 +17011,7 @@
                 <w:color w:val="000000"/>
                 <w:sz w:val="28"/>
                 <w:szCs w:val="28"/>
-                <w:lang w:eastAsia="zh-CN"/>
+                <w:lang w:eastAsia="zh-TW"/>
               </w:rPr>
             </w:pPr>
             <w:r>
@@ -15572,7 +17179,7 @@
                 <w:color w:val="000000"/>
                 <w:sz w:val="28"/>
                 <w:szCs w:val="28"/>
-                <w:lang w:eastAsia="zh-CN"/>
+                <w:lang w:eastAsia="zh-TW"/>
               </w:rPr>
             </w:pPr>
             <w:r>
@@ -15740,7 +17347,7 @@
                 <w:color w:val="000000"/>
                 <w:sz w:val="28"/>
                 <w:szCs w:val="28"/>
-                <w:lang w:eastAsia="zh-CN"/>
+                <w:lang w:eastAsia="zh-TW"/>
               </w:rPr>
             </w:pPr>
             <w:r>
@@ -15907,7 +17514,7 @@
                 <w:color w:val="000000"/>
                 <w:sz w:val="28"/>
                 <w:szCs w:val="28"/>
-                <w:lang w:eastAsia="zh-CN"/>
+                <w:lang w:eastAsia="zh-TW"/>
               </w:rPr>
             </w:pPr>
             <w:r>
@@ -16075,7 +17682,7 @@
                 <w:color w:val="000000"/>
                 <w:sz w:val="28"/>
                 <w:szCs w:val="28"/>
-                <w:lang w:eastAsia="zh-CN"/>
+                <w:lang w:eastAsia="zh-TW"/>
               </w:rPr>
             </w:pPr>
             <w:r>
@@ -16243,7 +17850,7 @@
                 <w:color w:val="000000"/>
                 <w:sz w:val="28"/>
                 <w:szCs w:val="28"/>
-                <w:lang w:eastAsia="zh-CN"/>
+                <w:lang w:eastAsia="zh-TW"/>
               </w:rPr>
             </w:pPr>
             <w:r>
@@ -16411,7 +18018,7 @@
                 <w:color w:val="000000"/>
                 <w:sz w:val="28"/>
                 <w:szCs w:val="28"/>
-                <w:lang w:eastAsia="zh-CN"/>
+                <w:lang w:eastAsia="zh-TW"/>
               </w:rPr>
             </w:pPr>
             <w:r>
@@ -16577,7 +18184,9 @@
                 <w:b/>
                 <w:bCs/>
                 <w:color w:val="000000"/>
-                <w:lang w:eastAsia="zh-CN"/>
+                <w:sz w:val="28"/>
+                <w:szCs w:val="28"/>
+                <w:lang w:eastAsia="zh-TW"/>
               </w:rPr>
             </w:pPr>
             <w:r>
@@ -16586,6 +18195,8 @@
                 <w:b/>
                 <w:bCs/>
                 <w:color w:val="000000"/>
+                <w:sz w:val="28"/>
+                <w:szCs w:val="28"/>
                 <w:lang w:eastAsia="zh-TW"/>
               </w:rPr>
               <w:t>主日午餐</w:t>
@@ -16600,7 +18211,9 @@
                 <w:b/>
                 <w:bCs/>
                 <w:color w:val="000000"/>
-                <w:lang w:eastAsia="zh-CN"/>
+                <w:sz w:val="28"/>
+                <w:szCs w:val="28"/>
+                <w:lang w:eastAsia="zh-TW"/>
               </w:rPr>
             </w:pPr>
             <w:r>
@@ -16609,6 +18222,8 @@
                 <w:b/>
                 <w:bCs/>
                 <w:color w:val="000000"/>
+                <w:sz w:val="28"/>
+                <w:szCs w:val="28"/>
                 <w:lang w:eastAsia="zh-TW"/>
               </w:rPr>
               <w:t>烹飪</w:t>
@@ -16674,7 +18289,6 @@
           <w:tcPr>
             <w:tcW w:w="1985" w:type="dxa"/>
             <w:gridSpan w:val="2"/>
-            <w:vMerge w:val="restart"/>
             <w:tcBorders>
               <w:top w:val="single" w:sz="4" w:space="0" w:color="auto"/>
               <w:left w:val="single" w:sz="4" w:space="0" w:color="auto"/>
@@ -16701,7 +18315,6 @@
         <w:tc>
           <w:tcPr>
             <w:tcW w:w="2268" w:type="dxa"/>
-            <w:vMerge w:val="restart"/>
             <w:tcBorders>
               <w:top w:val="single" w:sz="8" w:space="0" w:color="000000"/>
               <w:left w:val="single" w:sz="4" w:space="0" w:color="auto"/>
@@ -16760,7 +18373,9 @@
                 <w:b/>
                 <w:bCs/>
                 <w:color w:val="000000"/>
-                <w:lang w:eastAsia="zh-CN"/>
+                <w:sz w:val="28"/>
+                <w:szCs w:val="28"/>
+                <w:lang w:eastAsia="zh-TW"/>
               </w:rPr>
             </w:pPr>
             <w:r>
@@ -16769,6 +18384,8 @@
                 <w:b/>
                 <w:bCs/>
                 <w:color w:val="000000"/>
+                <w:sz w:val="28"/>
+                <w:szCs w:val="28"/>
                 <w:lang w:eastAsia="zh-TW"/>
               </w:rPr>
               <w:t>出餐</w:t>
@@ -16832,7 +18449,6 @@
           <w:tcPr>
             <w:tcW w:w="1985" w:type="dxa"/>
             <w:gridSpan w:val="2"/>
-            <w:vMerge/>
             <w:tcBorders>
               <w:left w:val="single" w:sz="4" w:space="0" w:color="auto"/>
               <w:right w:val="single" w:sz="4" w:space="0" w:color="auto"/>
@@ -16855,7 +18471,6 @@
         <w:tc>
           <w:tcPr>
             <w:tcW w:w="2268" w:type="dxa"/>
-            <w:vMerge/>
             <w:tcBorders>
               <w:left w:val="single" w:sz="4" w:space="0" w:color="auto"/>
               <w:right w:val="single" w:sz="8" w:space="0" w:color="000000"/>
@@ -16911,6 +18526,8 @@
                 <w:b/>
                 <w:bCs/>
                 <w:color w:val="000000"/>
+                <w:sz w:val="28"/>
+                <w:szCs w:val="28"/>
                 <w:lang w:eastAsia="zh-TW"/>
               </w:rPr>
             </w:pPr>
@@ -16920,6 +18537,8 @@
                 <w:b/>
                 <w:bCs/>
                 <w:color w:val="000000"/>
+                <w:sz w:val="28"/>
+                <w:szCs w:val="28"/>
                 <w:lang w:eastAsia="zh-TW"/>
               </w:rPr>
               <w:t>配餐</w:t>
@@ -16985,7 +18604,6 @@
           <w:tcPr>
             <w:tcW w:w="1985" w:type="dxa"/>
             <w:gridSpan w:val="2"/>
-            <w:vMerge/>
             <w:tcBorders>
               <w:left w:val="single" w:sz="4" w:space="0" w:color="auto"/>
               <w:bottom w:val="single" w:sz="4" w:space="0" w:color="auto"/>
@@ -17011,7 +18629,6 @@
         <w:tc>
           <w:tcPr>
             <w:tcW w:w="2268" w:type="dxa"/>
-            <w:vMerge/>
             <w:tcBorders>
               <w:left w:val="single" w:sz="4" w:space="0" w:color="auto"/>
               <w:bottom w:val="single" w:sz="8" w:space="0" w:color="000000"/>
@@ -17066,21 +18683,23 @@
               <w:jc w:val="center"/>
               <w:rPr>
                 <w:rFonts w:ascii="楷体" w:eastAsia="楷体" w:hAnsi="楷体"/>
-                <w:color w:val="000000"/>
-                <w:sz w:val="28"/>
-                <w:szCs w:val="28"/>
-                <w:lang w:eastAsia="zh-CN"/>
-              </w:rPr>
-            </w:pPr>
-            <w:r>
-              <w:rPr>
-                <w:rFonts w:ascii="楷体" w:eastAsia="楷体" w:hAnsi="楷体"/>
                 <w:b/>
                 <w:bCs/>
                 <w:color w:val="000000"/>
                 <w:sz w:val="28"/>
                 <w:szCs w:val="28"/>
-                <w:lang w:eastAsia="zh-CN"/>
+                <w:lang w:eastAsia="zh-TW"/>
+              </w:rPr>
+            </w:pPr>
+            <w:r>
+              <w:rPr>
+                <w:rFonts w:ascii="楷体" w:eastAsia="楷体" w:hAnsi="楷体"/>
+                <w:b/>
+                <w:bCs/>
+                <w:color w:val="000000"/>
+                <w:sz w:val="28"/>
+                <w:szCs w:val="28"/>
+                <w:lang w:eastAsia="zh-TW"/>
               </w:rPr>
               <w:t>聖餐</w:t>
             </w:r>
@@ -18171,6 +19790,7 @@
   <w:style w:type="character" w:default="1" w:styleId="a0">
     <w:name w:val="Default Paragraph Font"/>
     <w:uiPriority w:val="1"/>
+    <w:semiHidden/>
     <w:unhideWhenUsed/>
   </w:style>
   <w:style w:type="table" w:default="1" w:styleId="a1">
@@ -18992,10 +20612,6 @@
 </file>
 
 <file path=customXml/item1.xml><?xml version="1.0" encoding="utf-8"?>
-<b:Sources xmlns:b="http://schemas.openxmlformats.org/officeDocument/2006/bibliography" xmlns="http://schemas.openxmlformats.org/officeDocument/2006/bibliography" SelectedStyle="\APASixthEditionOfficeOnline.xsl" StyleName="APA" Version="6"/>
-</file>
-
-<file path=customXml/item2.xml><?xml version="1.0" encoding="utf-8"?>
 <s:customData xmlns="http://www.wps.cn/officeDocument/2013/wpsCustomData" xmlns:s="http://www.wps.cn/officeDocument/2013/wpsCustomData">
   <customSectProps/>
   <customShpExts>
@@ -19004,18 +20620,22 @@
 </s:customData>
 </file>
 
+<file path=customXml/item2.xml><?xml version="1.0" encoding="utf-8"?>
+<b:Sources xmlns:b="http://schemas.openxmlformats.org/officeDocument/2006/bibliography" xmlns="http://schemas.openxmlformats.org/officeDocument/2006/bibliography" SelectedStyle="\APASixthEditionOfficeOnline.xsl" StyleName="APA" Version="6"/>
+</file>
+
 <file path=customXml/itemProps1.xml><?xml version="1.0" encoding="utf-8"?>
+<ds:datastoreItem xmlns:ds="http://schemas.openxmlformats.org/officeDocument/2006/customXml" ds:itemID="{B1977F7D-205B-4081-913C-38D41E755F92}">
+  <ds:schemaRefs>
+    <ds:schemaRef ds:uri="http://www.wps.cn/officeDocument/2013/wpsCustomData"/>
+  </ds:schemaRefs>
+</ds:datastoreItem>
+</file>
+
+<file path=customXml/itemProps2.xml><?xml version="1.0" encoding="utf-8"?>
 <ds:datastoreItem xmlns:ds="http://schemas.openxmlformats.org/officeDocument/2006/customXml" ds:itemID="{8A679ECA-AAB0-4E81-AC64-39C2C05E66A6}">
   <ds:schemaRefs>
     <ds:schemaRef ds:uri="http://schemas.openxmlformats.org/officeDocument/2006/bibliography"/>
   </ds:schemaRefs>
 </ds:datastoreItem>
-</file>
-
-<file path=customXml/itemProps2.xml><?xml version="1.0" encoding="utf-8"?>
-<ds:datastoreItem xmlns:ds="http://schemas.openxmlformats.org/officeDocument/2006/customXml" ds:itemID="{B1977F7D-205B-4081-913C-38D41E755F92}">
-  <ds:schemaRefs>
-    <ds:schemaRef ds:uri="http://www.wps.cn/officeDocument/2013/wpsCustomData"/>
-  </ds:schemaRefs>
-</ds:datastoreItem>
 </file>